--- a/CV_Cyrille_April_4_2026.docx
+++ b/CV_Cyrille_April_4_2026.docx
@@ -178,7 +178,7 @@
                                 <w:rPr>
                                   <w:rStyle w:val="Hyperlink"/>
                                   <w:rFonts w:ascii="Times New Roman" w:hAnsi="Times New Roman" w:cs="Times New Roman"/>
-                                  <w:color w:val="auto"/>
+                                  <w:color w:val="C00000"/>
                                   <w:sz w:val="21"/>
                                   <w:szCs w:val="21"/>
                                   <w:u w:val="none"/>
@@ -256,7 +256,7 @@
                                 <w:rPr>
                                   <w:rStyle w:val="Hyperlink"/>
                                   <w:rFonts w:ascii="Times New Roman" w:hAnsi="Times New Roman" w:cs="Times New Roman"/>
-                                  <w:color w:val="auto"/>
+                                  <w:color w:val="C00000"/>
                                   <w:sz w:val="21"/>
                                   <w:szCs w:val="21"/>
                                   <w:u w:val="none"/>
@@ -394,17 +394,7 @@
                                 <w:sz w:val="21"/>
                                 <w:szCs w:val="21"/>
                               </w:rPr>
-                              <w:t>Fr</w:t>
-                            </w:r>
-                            <w:r>
-                              <w:rPr>
-                                <w:rFonts w:ascii="Times New Roman" w:hAnsi="Times New Roman" w:cs="Times New Roman"/>
-                                <w:i/>
-                                <w:iCs/>
-                                <w:sz w:val="21"/>
-                                <w:szCs w:val="21"/>
-                              </w:rPr>
-                              <w:t>ench Citizen</w:t>
+                              <w:t>French Citizen</w:t>
                             </w:r>
                           </w:p>
                         </w:txbxContent>
@@ -460,7 +450,7 @@
                                     <pic:cNvPicPr/>
                                   </pic:nvPicPr>
                                   <pic:blipFill>
-                                    <a:blip r:embed="rId7" cstate="print">
+                                    <a:blip r:embed="rId16" cstate="print">
                                       <a:extLst>
                                         <a:ext uri="{28A0092B-C50C-407E-A947-70E740481C1C}">
                                           <a14:useLocalDpi xmlns:a14="http://schemas.microsoft.com/office/drawing/2010/main" val="0"/>
@@ -496,12 +486,12 @@
                         </w:rPr>
                         <w:t xml:space="preserve"> </w:t>
                       </w:r>
-                      <w:hyperlink r:id="rId16" w:history="1">
+                      <w:hyperlink r:id="rId17" w:history="1">
                         <w:r>
                           <w:rPr>
                             <w:rStyle w:val="Hyperlink"/>
                             <w:rFonts w:ascii="Times New Roman" w:hAnsi="Times New Roman" w:cs="Times New Roman"/>
-                            <w:color w:val="auto"/>
+                            <w:color w:val="C00000"/>
                             <w:sz w:val="21"/>
                             <w:szCs w:val="21"/>
                             <w:u w:val="none"/>
@@ -540,10 +530,10 @@
                                     <pic:cNvPicPr/>
                                   </pic:nvPicPr>
                                   <pic:blipFill>
-                                    <a:blip r:embed="rId9">
+                                    <a:blip r:embed="rId18">
                                       <a:extLst>
                                         <a:ext uri="{96DAC541-7B7A-43D3-8B79-37D633B846F1}">
-                                          <asvg:svgBlip xmlns:asvg="http://schemas.microsoft.com/office/drawing/2016/SVG/main" r:embed="rId10"/>
+                                          <asvg:svgBlip xmlns:asvg="http://schemas.microsoft.com/office/drawing/2016/SVG/main" r:embed="rId19"/>
                                         </a:ext>
                                       </a:extLst>
                                     </a:blip>
@@ -574,12 +564,12 @@
                         </w:rPr>
                         <w:t xml:space="preserve"> </w:t>
                       </w:r>
-                      <w:hyperlink r:id="rId17" w:history="1">
+                      <w:hyperlink r:id="rId20" w:history="1">
                         <w:r>
                           <w:rPr>
                             <w:rStyle w:val="Hyperlink"/>
                             <w:rFonts w:ascii="Times New Roman" w:hAnsi="Times New Roman" w:cs="Times New Roman"/>
-                            <w:color w:val="auto"/>
+                            <w:color w:val="C00000"/>
                             <w:sz w:val="21"/>
                             <w:szCs w:val="21"/>
                             <w:u w:val="none"/>
@@ -618,10 +608,10 @@
                                     <pic:cNvPicPr/>
                                   </pic:nvPicPr>
                                   <pic:blipFill>
-                                    <a:blip r:embed="rId12">
+                                    <a:blip r:embed="rId21">
                                       <a:extLst>
                                         <a:ext uri="{96DAC541-7B7A-43D3-8B79-37D633B846F1}">
-                                          <asvg:svgBlip xmlns:asvg="http://schemas.microsoft.com/office/drawing/2016/SVG/main" r:embed="rId13"/>
+                                          <asvg:svgBlip xmlns:asvg="http://schemas.microsoft.com/office/drawing/2016/SVG/main" r:embed="rId22"/>
                                         </a:ext>
                                       </a:extLst>
                                     </a:blip>
@@ -675,10 +665,10 @@
                                     <pic:cNvPicPr/>
                                   </pic:nvPicPr>
                                   <pic:blipFill>
-                                    <a:blip r:embed="rId14">
+                                    <a:blip r:embed="rId23">
                                       <a:extLst>
                                         <a:ext uri="{96DAC541-7B7A-43D3-8B79-37D633B846F1}">
-                                          <asvg:svgBlip xmlns:asvg="http://schemas.microsoft.com/office/drawing/2016/SVG/main" r:embed="rId15"/>
+                                          <asvg:svgBlip xmlns:asvg="http://schemas.microsoft.com/office/drawing/2016/SVG/main" r:embed="rId24"/>
                                         </a:ext>
                                       </a:extLst>
                                     </a:blip>
@@ -717,17 +707,7 @@
                           <w:sz w:val="21"/>
                           <w:szCs w:val="21"/>
                         </w:rPr>
-                        <w:t>Fr</w:t>
-                      </w:r>
-                      <w:r>
-                        <w:rPr>
-                          <w:rFonts w:ascii="Times New Roman" w:hAnsi="Times New Roman" w:cs="Times New Roman"/>
-                          <w:i/>
-                          <w:iCs/>
-                          <w:sz w:val="21"/>
-                          <w:szCs w:val="21"/>
-                        </w:rPr>
-                        <w:t>ench Citizen</w:t>
+                        <w:t>French Citizen</w:t>
                       </w:r>
                     </w:p>
                   </w:txbxContent>
@@ -1202,10 +1182,10 @@
                     <pic:cNvPicPr/>
                   </pic:nvPicPr>
                   <pic:blipFill>
-                    <a:blip r:embed="rId18">
+                    <a:blip r:embed="rId25">
                       <a:extLst>
                         <a:ext uri="{96DAC541-7B7A-43D3-8B79-37D633B846F1}">
-                          <asvg:svgBlip xmlns:asvg="http://schemas.microsoft.com/office/drawing/2016/SVG/main" r:embed="rId19"/>
+                          <asvg:svgBlip xmlns:asvg="http://schemas.microsoft.com/office/drawing/2016/SVG/main" r:embed="rId26"/>
                         </a:ext>
                       </a:extLst>
                     </a:blip>
@@ -1310,10 +1290,10 @@
                     <pic:cNvPicPr/>
                   </pic:nvPicPr>
                   <pic:blipFill>
-                    <a:blip r:embed="rId20">
+                    <a:blip r:embed="rId27">
                       <a:extLst>
                         <a:ext uri="{96DAC541-7B7A-43D3-8B79-37D633B846F1}">
-                          <asvg:svgBlip xmlns:asvg="http://schemas.microsoft.com/office/drawing/2016/SVG/main" r:embed="rId21"/>
+                          <asvg:svgBlip xmlns:asvg="http://schemas.microsoft.com/office/drawing/2016/SVG/main" r:embed="rId28"/>
                         </a:ext>
                       </a:extLst>
                     </a:blip>
@@ -1609,7 +1589,7 @@
         </w:rPr>
         <w:t xml:space="preserve">Committee: </w:t>
       </w:r>
-      <w:hyperlink r:id="rId22" w:history="1">
+      <w:hyperlink r:id="rId29" w:history="1">
         <w:r>
           <w:rPr>
             <w:rStyle w:val="Hyperlink"/>
@@ -1641,7 +1621,7 @@
         </w:rPr>
         <w:t xml:space="preserve">, </w:t>
       </w:r>
-      <w:hyperlink r:id="rId23" w:history="1">
+      <w:hyperlink r:id="rId30" w:history="1">
         <w:r>
           <w:rPr>
             <w:rStyle w:val="Hyperlink"/>
@@ -1681,7 +1661,7 @@
         </w:rPr>
         <w:t xml:space="preserve"> </w:t>
       </w:r>
-      <w:hyperlink r:id="rId24" w:history="1">
+      <w:hyperlink r:id="rId31" w:history="1">
         <w:r>
           <w:rPr>
             <w:rStyle w:val="Hyperlink"/>
@@ -1737,7 +1717,7 @@
           <w:sz w:val="22"/>
           <w:szCs w:val="22"/>
         </w:rPr>
-        <w:pict w14:anchorId="251902AC">
+        <w:pict w14:anchorId="1D3AE1B5">
           <v:shapetype id="_x0000_t75" coordsize="21600,21600" o:spt="75" o:preferrelative="t" path="m@4@5l@4@11@9@11@9@5xe" filled="f" stroked="f">
             <v:stroke joinstyle="miter"/>
             <v:formulas>
@@ -1757,8 +1737,8 @@
             <v:path o:extrusionok="f" gradientshapeok="t" o:connecttype="rect"/>
             <o:lock v:ext="edit" aspectratio="t"/>
           </v:shapetype>
-          <v:shape id="_x0000_i1032" type="#_x0000_t75" alt="List with solid fill" style="width:8.3pt;height:9.25pt;visibility:visible;mso-wrap-style:square">
-            <v:imagedata r:id="rId25" o:title="List with solid fill"/>
+          <v:shape id="Picture 17" o:spid="_x0000_i1032" type="#_x0000_t75" alt="List with solid fill" style="width:7.75pt;height:8.5pt;visibility:visible;mso-wrap-style:square">
+            <v:imagedata r:id="rId32" o:title="List with solid fill"/>
             <o:lock v:ext="edit" rotation="t" cropping="t" verticies="t"/>
           </v:shape>
         </w:pict>
@@ -1780,9 +1760,9 @@
           <w:sz w:val="22"/>
           <w:szCs w:val="22"/>
         </w:rPr>
-        <w:pict w14:anchorId="18649B73">
-          <v:shape id="_x0000_i1031" type="#_x0000_t75" alt="Diploma roll with solid fill" style="width:9.25pt;height:8.3pt;visibility:visible;mso-wrap-style:square">
-            <v:imagedata r:id="rId26" o:title="Diploma roll with solid fill"/>
+        <w:pict w14:anchorId="62424CA7">
+          <v:shape id="_x0000_i1031" type="#_x0000_t75" alt="Diploma roll with solid fill" style="width:8.5pt;height:7.75pt;visibility:visible;mso-wrap-style:square">
+            <v:imagedata r:id="rId33" o:title="Diploma roll with solid fill"/>
             <o:lock v:ext="edit" rotation="t" cropping="t" verticies="t"/>
           </v:shape>
         </w:pict>
@@ -1955,7 +1935,7 @@
         </w:rPr>
         <w:t xml:space="preserve">: </w:t>
       </w:r>
-      <w:hyperlink r:id="rId27" w:history="1">
+      <w:hyperlink r:id="rId34" w:history="1">
         <w:r>
           <w:rPr>
             <w:rStyle w:val="Hyperlink"/>
@@ -1976,7 +1956,7 @@
         </w:rPr>
         <w:t xml:space="preserve"> and </w:t>
       </w:r>
-      <w:hyperlink r:id="rId28" w:history="1">
+      <w:hyperlink r:id="rId35" w:history="1">
         <w:r>
           <w:rPr>
             <w:rStyle w:val="Hyperlink"/>
@@ -2037,7 +2017,7 @@
                     </pic:cNvPicPr>
                   </pic:nvPicPr>
                   <pic:blipFill>
-                    <a:blip r:embed="rId20"/>
+                    <a:blip r:embed="rId27"/>
                     <a:stretch>
                       <a:fillRect/>
                     </a:stretch>
@@ -2090,7 +2070,7 @@
                     </pic:cNvPicPr>
                   </pic:nvPicPr>
                   <pic:blipFill>
-                    <a:blip r:embed="rId18"/>
+                    <a:blip r:embed="rId25"/>
                     <a:stretch>
                       <a:fillRect/>
                     </a:stretch>
@@ -2469,7 +2449,7 @@
                     </pic:cNvPicPr>
                   </pic:nvPicPr>
                   <pic:blipFill>
-                    <a:blip r:embed="rId20"/>
+                    <a:blip r:embed="rId27"/>
                     <a:stretch>
                       <a:fillRect/>
                     </a:stretch>
@@ -2522,7 +2502,7 @@
                     </pic:cNvPicPr>
                   </pic:nvPicPr>
                   <pic:blipFill>
-                    <a:blip r:embed="rId18"/>
+                    <a:blip r:embed="rId25"/>
                     <a:stretch>
                       <a:fillRect/>
                     </a:stretch>
@@ -2839,7 +2819,7 @@
                     </pic:cNvPicPr>
                   </pic:nvPicPr>
                   <pic:blipFill>
-                    <a:blip r:embed="rId20"/>
+                    <a:blip r:embed="rId27"/>
                     <a:stretch>
                       <a:fillRect/>
                     </a:stretch>
@@ -2893,7 +2873,7 @@
                     </pic:cNvPicPr>
                   </pic:nvPicPr>
                   <pic:blipFill>
-                    <a:blip r:embed="rId18"/>
+                    <a:blip r:embed="rId25"/>
                     <a:stretch>
                       <a:fillRect/>
                     </a:stretch>
@@ -3102,10 +3082,10 @@
                     <pic:cNvPicPr/>
                   </pic:nvPicPr>
                   <pic:blipFill>
-                    <a:blip r:embed="rId29">
+                    <a:blip r:embed="rId36">
                       <a:extLst>
                         <a:ext uri="{96DAC541-7B7A-43D3-8B79-37D633B846F1}">
-                          <asvg:svgBlip xmlns:asvg="http://schemas.microsoft.com/office/drawing/2016/SVG/main" r:embed="rId30"/>
+                          <asvg:svgBlip xmlns:asvg="http://schemas.microsoft.com/office/drawing/2016/SVG/main" r:embed="rId37"/>
                         </a:ext>
                       </a:extLst>
                     </a:blip>
@@ -3200,10 +3180,10 @@
                     <pic:cNvPicPr/>
                   </pic:nvPicPr>
                   <pic:blipFill>
-                    <a:blip r:embed="rId31">
+                    <a:blip r:embed="rId38">
                       <a:extLst>
                         <a:ext uri="{96DAC541-7B7A-43D3-8B79-37D633B846F1}">
-                          <asvg:svgBlip xmlns:asvg="http://schemas.microsoft.com/office/drawing/2016/SVG/main" r:embed="rId32"/>
+                          <asvg:svgBlip xmlns:asvg="http://schemas.microsoft.com/office/drawing/2016/SVG/main" r:embed="rId39"/>
                         </a:ext>
                       </a:extLst>
                     </a:blip>
@@ -3410,7 +3390,7 @@
                     </pic:cNvPicPr>
                   </pic:nvPicPr>
                   <pic:blipFill>
-                    <a:blip r:embed="rId29"/>
+                    <a:blip r:embed="rId36"/>
                     <a:stretch>
                       <a:fillRect/>
                     </a:stretch>
@@ -3523,7 +3503,7 @@
                     </pic:cNvPicPr>
                   </pic:nvPicPr>
                   <pic:blipFill>
-                    <a:blip r:embed="rId29"/>
+                    <a:blip r:embed="rId36"/>
                     <a:stretch>
                       <a:fillRect/>
                     </a:stretch>
@@ -3628,7 +3608,7 @@
                     </pic:cNvPicPr>
                   </pic:nvPicPr>
                   <pic:blipFill>
-                    <a:blip r:embed="rId29"/>
+                    <a:blip r:embed="rId36"/>
                     <a:stretch>
                       <a:fillRect/>
                     </a:stretch>
@@ -3741,7 +3721,7 @@
                     </pic:cNvPicPr>
                   </pic:nvPicPr>
                   <pic:blipFill>
-                    <a:blip r:embed="rId29"/>
+                    <a:blip r:embed="rId36"/>
                     <a:stretch>
                       <a:fillRect/>
                     </a:stretch>
@@ -3953,7 +3933,7 @@
                     </pic:cNvPicPr>
                   </pic:nvPicPr>
                   <pic:blipFill>
-                    <a:blip r:embed="rId29"/>
+                    <a:blip r:embed="rId36"/>
                     <a:stretch>
                       <a:fillRect/>
                     </a:stretch>
@@ -4110,7 +4090,7 @@
                     </pic:cNvPicPr>
                   </pic:nvPicPr>
                   <pic:blipFill>
-                    <a:blip r:embed="rId29"/>
+                    <a:blip r:embed="rId36"/>
                     <a:stretch>
                       <a:fillRect/>
                     </a:stretch>
@@ -4277,7 +4257,7 @@
                     </pic:cNvPicPr>
                   </pic:nvPicPr>
                   <pic:blipFill>
-                    <a:blip r:embed="rId29"/>
+                    <a:blip r:embed="rId36"/>
                     <a:stretch>
                       <a:fillRect/>
                     </a:stretch>
@@ -4382,7 +4362,7 @@
                     </pic:cNvPicPr>
                   </pic:nvPicPr>
                   <pic:blipFill>
-                    <a:blip r:embed="rId29"/>
+                    <a:blip r:embed="rId36"/>
                     <a:stretch>
                       <a:fillRect/>
                     </a:stretch>
@@ -4487,7 +4467,7 @@
                     </pic:cNvPicPr>
                   </pic:nvPicPr>
                   <pic:blipFill>
-                    <a:blip r:embed="rId29"/>
+                    <a:blip r:embed="rId36"/>
                     <a:stretch>
                       <a:fillRect/>
                     </a:stretch>
@@ -4590,9 +4570,9 @@
           <w:rFonts w:ascii="Times New Roman" w:hAnsi="Times New Roman" w:cs="Times New Roman"/>
           <w:noProof/>
         </w:rPr>
-        <w:pict w14:anchorId="0FD5F20F">
-          <v:shape id="Graphic 2" o:spid="_x0000_i1030" type="#_x0000_t75" alt="Open hand outline" style="width:9.25pt;height:9.25pt;visibility:visible;mso-wrap-style:square">
-            <v:imagedata r:id="rId33" o:title="Open hand outline"/>
+        <w:pict w14:anchorId="22361551">
+          <v:shape id="Graphic 2" o:spid="_x0000_i1030" type="#_x0000_t75" alt="Open hand outline" style="width:8.5pt;height:8.5pt;visibility:visible;mso-wrap-style:square">
+            <v:imagedata r:id="rId40" o:title="Open hand outline"/>
             <o:lock v:ext="edit" rotation="t" cropping="t" verticies="t"/>
           </v:shape>
         </w:pict>
@@ -4812,7 +4792,7 @@
                     </pic:cNvPicPr>
                   </pic:nvPicPr>
                   <pic:blipFill>
-                    <a:blip r:embed="rId31"/>
+                    <a:blip r:embed="rId38"/>
                     <a:stretch>
                       <a:fillRect/>
                     </a:stretch>
@@ -9274,10 +9254,10 @@
                     <pic:cNvPicPr/>
                   </pic:nvPicPr>
                   <pic:blipFill>
-                    <a:blip r:embed="rId34">
+                    <a:blip r:embed="rId41">
                       <a:extLst>
                         <a:ext uri="{96DAC541-7B7A-43D3-8B79-37D633B846F1}">
-                          <asvg:svgBlip xmlns:asvg="http://schemas.microsoft.com/office/drawing/2016/SVG/main" r:embed="rId35"/>
+                          <asvg:svgBlip xmlns:asvg="http://schemas.microsoft.com/office/drawing/2016/SVG/main" r:embed="rId42"/>
                         </a:ext>
                       </a:extLst>
                     </a:blip>
@@ -9372,10 +9352,10 @@
                     <pic:cNvPicPr/>
                   </pic:nvPicPr>
                   <pic:blipFill>
-                    <a:blip r:embed="rId36">
+                    <a:blip r:embed="rId43">
                       <a:extLst>
                         <a:ext uri="{96DAC541-7B7A-43D3-8B79-37D633B846F1}">
-                          <asvg:svgBlip xmlns:asvg="http://schemas.microsoft.com/office/drawing/2016/SVG/main" r:embed="rId37"/>
+                          <asvg:svgBlip xmlns:asvg="http://schemas.microsoft.com/office/drawing/2016/SVG/main" r:embed="rId44"/>
                         </a:ext>
                       </a:extLst>
                     </a:blip>
@@ -9480,10 +9460,10 @@
                     <pic:cNvPicPr/>
                   </pic:nvPicPr>
                   <pic:blipFill>
-                    <a:blip r:embed="rId38">
+                    <a:blip r:embed="rId45">
                       <a:extLst>
                         <a:ext uri="{96DAC541-7B7A-43D3-8B79-37D633B846F1}">
-                          <asvg:svgBlip xmlns:asvg="http://schemas.microsoft.com/office/drawing/2016/SVG/main" r:embed="rId39"/>
+                          <asvg:svgBlip xmlns:asvg="http://schemas.microsoft.com/office/drawing/2016/SVG/main" r:embed="rId46"/>
                         </a:ext>
                       </a:extLst>
                     </a:blip>
@@ -9578,10 +9558,10 @@
                     <pic:cNvPicPr/>
                   </pic:nvPicPr>
                   <pic:blipFill>
-                    <a:blip r:embed="rId40">
+                    <a:blip r:embed="rId47">
                       <a:extLst>
                         <a:ext uri="{96DAC541-7B7A-43D3-8B79-37D633B846F1}">
-                          <asvg:svgBlip xmlns:asvg="http://schemas.microsoft.com/office/drawing/2016/SVG/main" r:embed="rId41"/>
+                          <asvg:svgBlip xmlns:asvg="http://schemas.microsoft.com/office/drawing/2016/SVG/main" r:embed="rId48"/>
                         </a:ext>
                       </a:extLst>
                     </a:blip>
@@ -9857,9 +9837,9 @@
           <w:rFonts w:ascii="Times New Roman" w:hAnsi="Times New Roman" w:cs="Times New Roman"/>
           <w:noProof/>
         </w:rPr>
-        <w:pict w14:anchorId="6E22CA38">
-          <v:shape id="Graphic 8" o:spid="_x0000_i1029" type="#_x0000_t75" alt="Professor male outline" style="width:9.25pt;height:9.25pt;visibility:visible;mso-wrap-style:square">
-            <v:imagedata r:id="rId42" o:title="Professor male outline"/>
+        <w:pict w14:anchorId="2A9EE61E">
+          <v:shape id="Graphic 8" o:spid="_x0000_i1029" type="#_x0000_t75" alt="Professor male outline" style="width:8.5pt;height:8.5pt;visibility:visible;mso-wrap-style:square">
+            <v:imagedata r:id="rId49" o:title="Professor male outline"/>
             <o:lock v:ext="edit" rotation="t" cropping="t" verticies="t"/>
           </v:shape>
         </w:pict>
@@ -10080,7 +10060,7 @@
                     </pic:cNvPicPr>
                   </pic:nvPicPr>
                   <pic:blipFill>
-                    <a:blip r:embed="rId38"/>
+                    <a:blip r:embed="rId45"/>
                     <a:stretch>
                       <a:fillRect/>
                     </a:stretch>
@@ -10503,7 +10483,7 @@
                     </pic:cNvPicPr>
                   </pic:nvPicPr>
                   <pic:blipFill>
-                    <a:blip r:embed="rId38"/>
+                    <a:blip r:embed="rId45"/>
                     <a:stretch>
                       <a:fillRect/>
                     </a:stretch>
@@ -10821,7 +10801,7 @@
                     </pic:cNvPicPr>
                   </pic:nvPicPr>
                   <pic:blipFill>
-                    <a:blip r:embed="rId38"/>
+                    <a:blip r:embed="rId45"/>
                     <a:stretch>
                       <a:fillRect/>
                     </a:stretch>
@@ -10949,7 +10929,7 @@
         </w:rPr>
         <w:t xml:space="preserve"> </w:t>
       </w:r>
-      <w:hyperlink r:id="rId43" w:history="1">
+      <w:hyperlink r:id="rId50" w:history="1">
         <w:r>
           <w:rPr>
             <w:rStyle w:val="Hyperlink"/>
@@ -11342,9 +11322,9 @@
           <w:rFonts w:ascii="Times New Roman" w:hAnsi="Times New Roman" w:cs="Times New Roman"/>
           <w:noProof/>
         </w:rPr>
-        <w:pict w14:anchorId="0556DB2D">
-          <v:shape id="Picture 16" o:spid="_x0000_i1028" type="#_x0000_t75" alt="Earth globe: Asia and Australia with solid fill" style="width:8.3pt;height:8.3pt;visibility:visible;mso-wrap-style:square">
-            <v:imagedata r:id="rId44" o:title=" Asia and Australia with solid fill"/>
+        <w:pict w14:anchorId="132BD7AA">
+          <v:shape id="Picture 16" o:spid="_x0000_i1028" type="#_x0000_t75" alt="Earth globe: Asia and Australia with solid fill" style="width:7.75pt;height:7.75pt;visibility:visible;mso-wrap-style:square">
+            <v:imagedata r:id="rId51" o:title=" Asia and Australia with solid fill"/>
             <o:lock v:ext="edit" rotation="t" cropping="t" verticies="t"/>
           </v:shape>
         </w:pict>
@@ -11372,7 +11352,7 @@
                     </pic:cNvPicPr>
                   </pic:nvPicPr>
                   <pic:blipFill>
-                    <a:blip r:embed="rId38"/>
+                    <a:blip r:embed="rId45"/>
                     <a:stretch>
                       <a:fillRect/>
                     </a:stretch>
@@ -11843,7 +11823,7 @@
                     </pic:cNvPicPr>
                   </pic:nvPicPr>
                   <pic:blipFill>
-                    <a:blip r:embed="rId34"/>
+                    <a:blip r:embed="rId41"/>
                     <a:stretch>
                       <a:fillRect/>
                     </a:stretch>
@@ -11868,9 +11848,9 @@
           <w:rFonts w:ascii="Times New Roman" w:hAnsi="Times New Roman" w:cs="Times New Roman"/>
           <w:noProof/>
         </w:rPr>
-        <w:pict w14:anchorId="4A3005D3">
-          <v:shape id="Picture 15" o:spid="_x0000_i1027" type="#_x0000_t75" alt="Earth globe: Asia and Australia with solid fill" style="width:8.3pt;height:8.3pt;visibility:visible;mso-wrap-style:square">
-            <v:imagedata r:id="rId44" o:title=" Asia and Australia with solid fill"/>
+        <w:pict w14:anchorId="2BD6C810">
+          <v:shape id="Picture 15" o:spid="_x0000_i1027" type="#_x0000_t75" alt="Earth globe: Asia and Australia with solid fill" style="width:7.75pt;height:7.75pt;visibility:visible;mso-wrap-style:square">
+            <v:imagedata r:id="rId51" o:title=" Asia and Australia with solid fill"/>
             <o:lock v:ext="edit" rotation="t" cropping="t" verticies="t"/>
           </v:shape>
         </w:pict>
@@ -11898,7 +11878,7 @@
                     </pic:cNvPicPr>
                   </pic:nvPicPr>
                   <pic:blipFill>
-                    <a:blip r:embed="rId38"/>
+                    <a:blip r:embed="rId45"/>
                     <a:stretch>
                       <a:fillRect/>
                     </a:stretch>
@@ -12048,7 +12028,7 @@
         <w:tab/>
         <w:t xml:space="preserve">Desrochers, Chris A. Easthope, Caroline Paquette. </w:t>
       </w:r>
-      <w:hyperlink r:id="rId45" w:history="1">
+      <w:hyperlink r:id="rId52" w:history="1">
         <w:r>
           <w:rPr>
             <w:rStyle w:val="Hyperlink"/>
@@ -12193,9 +12173,9 @@
           <w:rFonts w:ascii="Times New Roman" w:hAnsi="Times New Roman" w:cs="Times New Roman"/>
           <w:noProof/>
         </w:rPr>
-        <w:pict w14:anchorId="0A23E539">
-          <v:shape id="Graphic 7" o:spid="_x0000_i1026" type="#_x0000_t75" alt="Earth globe: Asia and Australia with solid fill" style="width:9.25pt;height:9.25pt;visibility:visible;mso-wrap-style:square">
-            <v:imagedata r:id="rId46" o:title=" Asia and Australia with solid fill"/>
+        <w:pict w14:anchorId="39C7ADE6">
+          <v:shape id="Graphic 7" o:spid="_x0000_i1026" type="#_x0000_t75" alt="Earth globe: Asia and Australia with solid fill" style="width:8.5pt;height:8.5pt;visibility:visible;mso-wrap-style:square">
+            <v:imagedata r:id="rId53" o:title=" Asia and Australia with solid fill"/>
             <o:lock v:ext="edit" rotation="t" cropping="t" verticies="t"/>
           </v:shape>
         </w:pict>
@@ -12223,7 +12203,7 @@
                     </pic:cNvPicPr>
                   </pic:nvPicPr>
                   <pic:blipFill>
-                    <a:blip r:embed="rId38"/>
+                    <a:blip r:embed="rId45"/>
                     <a:stretch>
                       <a:fillRect/>
                     </a:stretch>
@@ -12364,7 +12344,7 @@
         <w:tab/>
         <w:t xml:space="preserve">Lajeunesse, Frederike Parent-L’Ecuyer, Caroline Paquette. </w:t>
       </w:r>
-      <w:hyperlink r:id="rId47" w:history="1">
+      <w:hyperlink r:id="rId54" w:history="1">
         <w:r>
           <w:rPr>
             <w:rStyle w:val="Hyperlink"/>
@@ -12671,7 +12651,7 @@
                     </pic:cNvPicPr>
                   </pic:nvPicPr>
                   <pic:blipFill>
-                    <a:blip r:embed="rId48" cstate="print">
+                    <a:blip r:embed="rId55" cstate="print">
                       <a:extLst>
                         <a:ext uri="{28A0092B-C50C-407E-A947-70E740481C1C}">
                           <a14:useLocalDpi xmlns:a14="http://schemas.microsoft.com/office/drawing/2010/main" val="0"/>
@@ -12725,7 +12705,7 @@
                     </pic:cNvPicPr>
                   </pic:nvPicPr>
                   <pic:blipFill>
-                    <a:blip r:embed="rId38"/>
+                    <a:blip r:embed="rId45"/>
                     <a:stretch>
                       <a:fillRect/>
                     </a:stretch>
@@ -13012,7 +12992,7 @@
                     </pic:cNvPicPr>
                   </pic:nvPicPr>
                   <pic:blipFill>
-                    <a:blip r:embed="rId48" cstate="print">
+                    <a:blip r:embed="rId55" cstate="print">
                       <a:extLst>
                         <a:ext uri="{28A0092B-C50C-407E-A947-70E740481C1C}">
                           <a14:useLocalDpi xmlns:a14="http://schemas.microsoft.com/office/drawing/2010/main" val="0"/>
@@ -13066,7 +13046,7 @@
                     </pic:cNvPicPr>
                   </pic:nvPicPr>
                   <pic:blipFill>
-                    <a:blip r:embed="rId38"/>
+                    <a:blip r:embed="rId45"/>
                     <a:stretch>
                       <a:fillRect/>
                     </a:stretch>
@@ -13514,7 +13494,7 @@
                     </pic:cNvPicPr>
                   </pic:nvPicPr>
                   <pic:blipFill>
-                    <a:blip r:embed="rId38"/>
+                    <a:blip r:embed="rId45"/>
                     <a:stretch>
                       <a:fillRect/>
                     </a:stretch>
@@ -13868,7 +13848,7 @@
                     </pic:cNvPicPr>
                   </pic:nvPicPr>
                   <pic:blipFill>
-                    <a:blip r:embed="rId34"/>
+                    <a:blip r:embed="rId41"/>
                     <a:stretch>
                       <a:fillRect/>
                     </a:stretch>
@@ -13911,7 +13891,7 @@
                     </pic:cNvPicPr>
                   </pic:nvPicPr>
                   <pic:blipFill>
-                    <a:blip r:embed="rId48" cstate="print">
+                    <a:blip r:embed="rId55" cstate="print">
                       <a:extLst>
                         <a:ext uri="{28A0092B-C50C-407E-A947-70E740481C1C}">
                           <a14:useLocalDpi xmlns:a14="http://schemas.microsoft.com/office/drawing/2010/main" val="0"/>
@@ -13965,7 +13945,7 @@
                     </pic:cNvPicPr>
                   </pic:nvPicPr>
                   <pic:blipFill>
-                    <a:blip r:embed="rId38"/>
+                    <a:blip r:embed="rId45"/>
                     <a:stretch>
                       <a:fillRect/>
                     </a:stretch>
@@ -14262,7 +14242,7 @@
                     </pic:cNvPicPr>
                   </pic:nvPicPr>
                   <pic:blipFill>
-                    <a:blip r:embed="rId48" cstate="print">
+                    <a:blip r:embed="rId55" cstate="print">
                       <a:extLst>
                         <a:ext uri="{28A0092B-C50C-407E-A947-70E740481C1C}">
                           <a14:useLocalDpi xmlns:a14="http://schemas.microsoft.com/office/drawing/2010/main" val="0"/>
@@ -14316,7 +14296,7 @@
                     </pic:cNvPicPr>
                   </pic:nvPicPr>
                   <pic:blipFill>
-                    <a:blip r:embed="rId38"/>
+                    <a:blip r:embed="rId45"/>
                     <a:stretch>
                       <a:fillRect/>
                     </a:stretch>
@@ -14591,7 +14571,7 @@
                     </pic:cNvPicPr>
                   </pic:nvPicPr>
                   <pic:blipFill>
-                    <a:blip r:embed="rId48" cstate="print">
+                    <a:blip r:embed="rId55" cstate="print">
                       <a:extLst>
                         <a:ext uri="{28A0092B-C50C-407E-A947-70E740481C1C}">
                           <a14:useLocalDpi xmlns:a14="http://schemas.microsoft.com/office/drawing/2010/main" val="0"/>
@@ -14645,7 +14625,7 @@
                     </pic:cNvPicPr>
                   </pic:nvPicPr>
                   <pic:blipFill>
-                    <a:blip r:embed="rId38"/>
+                    <a:blip r:embed="rId45"/>
                     <a:stretch>
                       <a:fillRect/>
                     </a:stretch>
@@ -14954,7 +14934,7 @@
                     </pic:cNvPicPr>
                   </pic:nvPicPr>
                   <pic:blipFill>
-                    <a:blip r:embed="rId38"/>
+                    <a:blip r:embed="rId45"/>
                     <a:stretch>
                       <a:fillRect/>
                     </a:stretch>
@@ -15317,7 +15297,7 @@
                     </pic:cNvPicPr>
                   </pic:nvPicPr>
                   <pic:blipFill>
-                    <a:blip r:embed="rId38"/>
+                    <a:blip r:embed="rId45"/>
                     <a:stretch>
                       <a:fillRect/>
                     </a:stretch>
@@ -15657,7 +15637,7 @@
                     </pic:cNvPicPr>
                   </pic:nvPicPr>
                   <pic:blipFill>
-                    <a:blip r:embed="rId38"/>
+                    <a:blip r:embed="rId45"/>
                     <a:stretch>
                       <a:fillRect/>
                     </a:stretch>
@@ -15992,7 +15972,7 @@
                     </pic:cNvPicPr>
                   </pic:nvPicPr>
                   <pic:blipFill>
-                    <a:blip r:embed="rId38"/>
+                    <a:blip r:embed="rId45"/>
                     <a:stretch>
                       <a:fillRect/>
                     </a:stretch>
@@ -16334,7 +16314,7 @@
                     </pic:cNvPicPr>
                   </pic:nvPicPr>
                   <pic:blipFill>
-                    <a:blip r:embed="rId48" cstate="print">
+                    <a:blip r:embed="rId55" cstate="print">
                       <a:extLst>
                         <a:ext uri="{28A0092B-C50C-407E-A947-70E740481C1C}">
                           <a14:useLocalDpi xmlns:a14="http://schemas.microsoft.com/office/drawing/2010/main" val="0"/>
@@ -16388,7 +16368,7 @@
                     </pic:cNvPicPr>
                   </pic:nvPicPr>
                   <pic:blipFill>
-                    <a:blip r:embed="rId38"/>
+                    <a:blip r:embed="rId45"/>
                     <a:stretch>
                       <a:fillRect/>
                     </a:stretch>
@@ -16670,7 +16650,7 @@
                     </pic:cNvPicPr>
                   </pic:nvPicPr>
                   <pic:blipFill>
-                    <a:blip r:embed="rId48" cstate="print">
+                    <a:blip r:embed="rId55" cstate="print">
                       <a:extLst>
                         <a:ext uri="{28A0092B-C50C-407E-A947-70E740481C1C}">
                           <a14:useLocalDpi xmlns:a14="http://schemas.microsoft.com/office/drawing/2010/main" val="0"/>
@@ -16724,7 +16704,7 @@
                     </pic:cNvPicPr>
                   </pic:nvPicPr>
                   <pic:blipFill>
-                    <a:blip r:embed="rId38"/>
+                    <a:blip r:embed="rId45"/>
                     <a:stretch>
                       <a:fillRect/>
                     </a:stretch>
@@ -17139,7 +17119,7 @@
         </w:rPr>
         <w:t xml:space="preserve"> </w:t>
       </w:r>
-      <w:hyperlink r:id="rId49" w:history="1">
+      <w:hyperlink r:id="rId56" w:history="1">
         <w:r>
           <w:rPr>
             <w:rStyle w:val="Hyperlink"/>
@@ -17287,9 +17267,9 @@
           <w:b/>
           <w:noProof/>
         </w:rPr>
-        <w:pict w14:anchorId="2C892D2D">
-          <v:shape id="Graphic 1" o:spid="_x0000_i1025" type="#_x0000_t75" alt="Diploma roll with solid fill" style="width:9.25pt;height:8.3pt;visibility:visible;mso-wrap-style:square">
-            <v:imagedata r:id="rId50" o:title="Diploma roll with solid fill" cropbottom="-4096f"/>
+        <w:pict w14:anchorId="489CC1F2">
+          <v:shape id="Graphic 1" o:spid="_x0000_i1025" type="#_x0000_t75" alt="Diploma roll with solid fill" style="width:8.5pt;height:7.75pt;visibility:visible;mso-wrap-style:square">
+            <v:imagedata r:id="rId57" o:title="Diploma roll with solid fill" cropbottom="-4096f"/>
             <o:lock v:ext="edit" rotation="t" cropping="t" verticies="t"/>
           </v:shape>
         </w:pict>
@@ -17352,7 +17332,7 @@
         </w:rPr>
         <w:t xml:space="preserve"> </w:t>
       </w:r>
-      <w:hyperlink r:id="rId51" w:history="1">
+      <w:hyperlink r:id="rId58" w:history="1">
         <w:r>
           <w:rPr>
             <w:rStyle w:val="Hyperlink"/>
@@ -17865,7 +17845,7 @@
         </w:rPr>
         <w:t xml:space="preserve">(2023) </w:t>
       </w:r>
-      <w:hyperlink r:id="rId52" w:history="1">
+      <w:hyperlink r:id="rId59" w:history="1">
         <w:r>
           <w:rPr>
             <w:rStyle w:val="Hyperlink"/>
@@ -18055,7 +18035,7 @@
         </w:rPr>
         <w:t xml:space="preserve">(2023) </w:t>
       </w:r>
-      <w:hyperlink r:id="rId53" w:history="1">
+      <w:hyperlink r:id="rId60" w:history="1">
         <w:r>
           <w:rPr>
             <w:rStyle w:val="Hyperlink"/>
@@ -18220,6 +18200,7 @@
           <w:rFonts w:ascii="Times New Roman" w:hAnsi="Times New Roman" w:cs="Times New Roman"/>
           <w:sz w:val="22"/>
           <w:szCs w:val="22"/>
+          <w:lang w:val="fr-CA"/>
         </w:rPr>
       </w:pPr>
       <w:r>
@@ -18284,7 +18265,7 @@
         </w:rPr>
         <w:t xml:space="preserve">) </w:t>
       </w:r>
-      <w:hyperlink r:id="rId54" w:history="1">
+      <w:hyperlink r:id="rId61" w:history="1">
         <w:r>
           <w:rPr>
             <w:rStyle w:val="Hyperlink"/>
@@ -18411,6 +18392,14 @@
           <w:szCs w:val="22"/>
         </w:rPr>
         <w:tab/>
+      </w:r>
+      <w:r>
+        <w:rPr>
+          <w:rFonts w:ascii="Times New Roman" w:hAnsi="Times New Roman" w:cs="Times New Roman"/>
+          <w:sz w:val="22"/>
+          <w:szCs w:val="22"/>
+          <w:lang w:val="fr-CA"/>
+        </w:rPr>
         <w:t xml:space="preserve">semester </w:t>
       </w:r>
       <w:r>
@@ -18418,6 +18407,7 @@
           <w:rFonts w:ascii="Times New Roman" w:hAnsi="Times New Roman" w:cs="Times New Roman"/>
           <w:sz w:val="22"/>
           <w:szCs w:val="22"/>
+          <w:lang w:val="fr-CA"/>
         </w:rPr>
         <w:t xml:space="preserve">project, Paris &amp; </w:t>
       </w:r>
@@ -18426,6 +18416,7 @@
           <w:rFonts w:ascii="Times New Roman" w:hAnsi="Times New Roman" w:cs="Times New Roman"/>
           <w:sz w:val="22"/>
           <w:szCs w:val="22"/>
+          <w:lang w:val="fr-CA"/>
         </w:rPr>
         <w:t>Vitznau</w:t>
       </w:r>
@@ -18434,6 +18425,7 @@
           <w:rFonts w:ascii="Times New Roman" w:hAnsi="Times New Roman" w:cs="Times New Roman"/>
           <w:sz w:val="22"/>
           <w:szCs w:val="22"/>
+          <w:lang w:val="fr-CA"/>
         </w:rPr>
         <w:t>, FR &amp; CH</w:t>
       </w:r>
@@ -18457,16 +18449,18 @@
           <w:rFonts w:ascii="Times New Roman" w:hAnsi="Times New Roman" w:cs="Times New Roman"/>
           <w:sz w:val="22"/>
           <w:szCs w:val="22"/>
-        </w:rPr>
-        <w:tab/>
-      </w:r>
-      <w:r>
-        <w:rPr>
-          <w:rFonts w:ascii="Times New Roman" w:hAnsi="Times New Roman" w:cs="Times New Roman"/>
-          <w:i/>
-          <w:iCs/>
-          <w:sz w:val="22"/>
-          <w:szCs w:val="22"/>
+          <w:lang w:val="fr-CA"/>
+        </w:rPr>
+        <w:tab/>
+      </w:r>
+      <w:r>
+        <w:rPr>
+          <w:rFonts w:ascii="Times New Roman" w:hAnsi="Times New Roman" w:cs="Times New Roman"/>
+          <w:i/>
+          <w:iCs/>
+          <w:sz w:val="22"/>
+          <w:szCs w:val="22"/>
+          <w:lang w:val="fr-CA"/>
         </w:rPr>
         <w:t>R.0</w:t>
       </w:r>
@@ -18477,6 +18471,7 @@
           <w:iCs/>
           <w:sz w:val="22"/>
           <w:szCs w:val="22"/>
+          <w:lang w:val="fr-CA"/>
         </w:rPr>
         <w:t>2</w:t>
       </w:r>
@@ -18487,6 +18482,7 @@
           <w:iCs/>
           <w:sz w:val="22"/>
           <w:szCs w:val="22"/>
+          <w:lang w:val="fr-CA"/>
         </w:rPr>
         <w:tab/>
       </w:r>
@@ -18497,6 +18493,7 @@
           <w:bCs/>
           <w:sz w:val="22"/>
           <w:szCs w:val="22"/>
+          <w:lang w:val="fr-CA"/>
         </w:rPr>
         <w:t xml:space="preserve">Cyrille E. Mvomo. </w:t>
       </w:r>
@@ -18925,7 +18922,7 @@
         </w:rPr>
         <w:tab/>
       </w:r>
-      <w:hyperlink r:id="rId55" w:history="1">
+      <w:hyperlink r:id="rId62" w:history="1">
         <w:r>
           <w:rPr>
             <w:rStyle w:val="Hyperlink"/>
@@ -19049,7 +19046,7 @@
         </w:rPr>
         <w:tab/>
       </w:r>
-      <w:hyperlink r:id="rId56" w:history="1">
+      <w:hyperlink r:id="rId63" w:history="1">
         <w:r>
           <w:rPr>
             <w:rStyle w:val="Hyperlink"/>
@@ -19194,7 +19191,7 @@
         </w:rPr>
         <w:tab/>
       </w:r>
-      <w:hyperlink r:id="rId57" w:history="1">
+      <w:hyperlink r:id="rId64" w:history="1">
         <w:r>
           <w:rPr>
             <w:rStyle w:val="Hyperlink"/>
@@ -23825,8 +23822,8 @@
       </w:pPr>
     </w:p>
     <w:sectPr>
-      <w:footerReference w:type="even" r:id="rId58"/>
-      <w:footerReference w:type="default" r:id="rId59"/>
+      <w:footerReference w:type="even" r:id="rId65"/>
+      <w:footerReference w:type="default" r:id="rId66"/>
       <w:pgSz w:w="12240" w:h="15840"/>
       <w:pgMar w:top="1134" w:right="1134" w:bottom="1134" w:left="1134" w:header="709" w:footer="709" w:gutter="0"/>
       <w:cols w:space="708"/>

--- a/CV_Cyrille_April_4_2026.docx
+++ b/CV_Cyrille_April_4_2026.docx
@@ -1717,7 +1717,7 @@
           <w:sz w:val="22"/>
           <w:szCs w:val="22"/>
         </w:rPr>
-        <w:pict w14:anchorId="1D3AE1B5">
+        <w:pict w14:anchorId="3A55CF95">
           <v:shapetype id="_x0000_t75" coordsize="21600,21600" o:spt="75" o:preferrelative="t" path="m@4@5l@4@11@9@11@9@5xe" filled="f" stroked="f">
             <v:stroke joinstyle="miter"/>
             <v:formulas>
@@ -1760,7 +1760,7 @@
           <w:sz w:val="22"/>
           <w:szCs w:val="22"/>
         </w:rPr>
-        <w:pict w14:anchorId="62424CA7">
+        <w:pict w14:anchorId="3D739822">
           <v:shape id="_x0000_i1031" type="#_x0000_t75" alt="Diploma roll with solid fill" style="width:8.5pt;height:7.75pt;visibility:visible;mso-wrap-style:square">
             <v:imagedata r:id="rId33" o:title="Diploma roll with solid fill"/>
             <o:lock v:ext="edit" rotation="t" cropping="t" verticies="t"/>
@@ -4570,7 +4570,7 @@
           <w:rFonts w:ascii="Times New Roman" w:hAnsi="Times New Roman" w:cs="Times New Roman"/>
           <w:noProof/>
         </w:rPr>
-        <w:pict w14:anchorId="22361551">
+        <w:pict w14:anchorId="1356B40C">
           <v:shape id="Graphic 2" o:spid="_x0000_i1030" type="#_x0000_t75" alt="Open hand outline" style="width:8.5pt;height:8.5pt;visibility:visible;mso-wrap-style:square">
             <v:imagedata r:id="rId40" o:title="Open hand outline"/>
             <o:lock v:ext="edit" rotation="t" cropping="t" verticies="t"/>
@@ -9837,7 +9837,7 @@
           <w:rFonts w:ascii="Times New Roman" w:hAnsi="Times New Roman" w:cs="Times New Roman"/>
           <w:noProof/>
         </w:rPr>
-        <w:pict w14:anchorId="2A9EE61E">
+        <w:pict w14:anchorId="79EB2EDC">
           <v:shape id="Graphic 8" o:spid="_x0000_i1029" type="#_x0000_t75" alt="Professor male outline" style="width:8.5pt;height:8.5pt;visibility:visible;mso-wrap-style:square">
             <v:imagedata r:id="rId49" o:title="Professor male outline"/>
             <o:lock v:ext="edit" rotation="t" cropping="t" verticies="t"/>
@@ -11322,7 +11322,7 @@
           <w:rFonts w:ascii="Times New Roman" w:hAnsi="Times New Roman" w:cs="Times New Roman"/>
           <w:noProof/>
         </w:rPr>
-        <w:pict w14:anchorId="132BD7AA">
+        <w:pict w14:anchorId="580089C1">
           <v:shape id="Picture 16" o:spid="_x0000_i1028" type="#_x0000_t75" alt="Earth globe: Asia and Australia with solid fill" style="width:7.75pt;height:7.75pt;visibility:visible;mso-wrap-style:square">
             <v:imagedata r:id="rId51" o:title=" Asia and Australia with solid fill"/>
             <o:lock v:ext="edit" rotation="t" cropping="t" verticies="t"/>
@@ -11848,7 +11848,7 @@
           <w:rFonts w:ascii="Times New Roman" w:hAnsi="Times New Roman" w:cs="Times New Roman"/>
           <w:noProof/>
         </w:rPr>
-        <w:pict w14:anchorId="2BD6C810">
+        <w:pict w14:anchorId="4ED46925">
           <v:shape id="Picture 15" o:spid="_x0000_i1027" type="#_x0000_t75" alt="Earth globe: Asia and Australia with solid fill" style="width:7.75pt;height:7.75pt;visibility:visible;mso-wrap-style:square">
             <v:imagedata r:id="rId51" o:title=" Asia and Australia with solid fill"/>
             <o:lock v:ext="edit" rotation="t" cropping="t" verticies="t"/>
@@ -12173,7 +12173,7 @@
           <w:rFonts w:ascii="Times New Roman" w:hAnsi="Times New Roman" w:cs="Times New Roman"/>
           <w:noProof/>
         </w:rPr>
-        <w:pict w14:anchorId="39C7ADE6">
+        <w:pict w14:anchorId="077DA5C8">
           <v:shape id="Graphic 7" o:spid="_x0000_i1026" type="#_x0000_t75" alt="Earth globe: Asia and Australia with solid fill" style="width:8.5pt;height:8.5pt;visibility:visible;mso-wrap-style:square">
             <v:imagedata r:id="rId53" o:title=" Asia and Australia with solid fill"/>
             <o:lock v:ext="edit" rotation="t" cropping="t" verticies="t"/>
@@ -17267,7 +17267,7 @@
           <w:b/>
           <w:noProof/>
         </w:rPr>
-        <w:pict w14:anchorId="489CC1F2">
+        <w:pict w14:anchorId="488B0574">
           <v:shape id="Graphic 1" o:spid="_x0000_i1025" type="#_x0000_t75" alt="Diploma roll with solid fill" style="width:8.5pt;height:7.75pt;visibility:visible;mso-wrap-style:square">
             <v:imagedata r:id="rId57" o:title="Diploma roll with solid fill" cropbottom="-4096f"/>
             <o:lock v:ext="edit" rotation="t" cropping="t" verticies="t"/>

--- a/CV_Cyrille_April_4_2026.docx
+++ b/CV_Cyrille_April_4_2026.docx
@@ -83,9 +83,9 @@
         <mc:AlternateContent>
           <mc:Choice Requires="wps">
             <w:drawing>
-              <wp:inline distT="0" distB="0" distL="0" distR="0" wp14:anchorId="3A9E67D0" wp14:editId="70E7240B">
-                <wp:extent cx="5158800" cy="216000"/>
-                <wp:effectExtent l="0" t="0" r="0" b="0"/>
+              <wp:inline distT="0" distB="0" distL="0" distR="0" wp14:anchorId="3A9E67D0" wp14:editId="2D420A19">
+                <wp:extent cx="5152644" cy="282742"/>
+                <wp:effectExtent l="0" t="0" r="3810" b="0"/>
                 <wp:docPr id="618270617" name="Text Box 17"/>
                 <wp:cNvGraphicFramePr/>
                 <a:graphic xmlns:a="http://schemas.openxmlformats.org/drawingml/2006/main">
@@ -95,7 +95,7 @@
                       <wps:spPr>
                         <a:xfrm>
                           <a:off x="0" y="0"/>
-                          <a:ext cx="5158800" cy="216000"/>
+                          <a:ext cx="5152644" cy="282742"/>
                         </a:xfrm>
                         <a:prstGeom prst="rect">
                           <a:avLst/>
@@ -122,10 +122,10 @@
                                 <w:szCs w:val="21"/>
                               </w:rPr>
                               <w:drawing>
-                                <wp:inline distT="0" distB="0" distL="0" distR="0" wp14:anchorId="48230CFB" wp14:editId="03B5DFC4">
-                                  <wp:extent cx="136513" cy="129600"/>
-                                  <wp:effectExtent l="0" t="0" r="3810" b="0"/>
-                                  <wp:docPr id="2040495285" name="Picture 19"/>
+                                <wp:inline distT="0" distB="0" distL="0" distR="0" wp14:anchorId="1D8DD56D" wp14:editId="477E21E3">
+                                  <wp:extent cx="136800" cy="136800"/>
+                                  <wp:effectExtent l="0" t="0" r="3175" b="3175"/>
+                                  <wp:docPr id="745114081" name="Graphic 20" descr="Smart Phone with solid fill"/>
                                   <wp:cNvGraphicFramePr>
                                     <a:graphicFrameLocks xmlns:a="http://schemas.openxmlformats.org/drawingml/2006/main" noChangeAspect="1"/>
                                   </wp:cNvGraphicFramePr>
@@ -133,14 +133,14 @@
                                     <a:graphicData uri="http://schemas.openxmlformats.org/drawingml/2006/picture">
                                       <pic:pic xmlns:pic="http://schemas.openxmlformats.org/drawingml/2006/picture">
                                         <pic:nvPicPr>
-                                          <pic:cNvPr id="665358465" name="Picture 665358465"/>
+                                          <pic:cNvPr id="745114081" name="Graphic 20" descr="Smart Phone with solid fill"/>
                                           <pic:cNvPicPr/>
                                         </pic:nvPicPr>
                                         <pic:blipFill>
-                                          <a:blip r:embed="rId7" cstate="print">
+                                          <a:blip r:embed="rId7">
                                             <a:extLst>
-                                              <a:ext uri="{28A0092B-C50C-407E-A947-70E740481C1C}">
-                                                <a14:useLocalDpi xmlns:a14="http://schemas.microsoft.com/office/drawing/2010/main" val="0"/>
+                                              <a:ext uri="{96DAC541-7B7A-43D3-8B79-37D633B846F1}">
+                                                <asvg:svgBlip xmlns:asvg="http://schemas.microsoft.com/office/drawing/2016/SVG/main" r:embed="rId8"/>
                                               </a:ext>
                                             </a:extLst>
                                           </a:blip>
@@ -151,7 +151,7 @@
                                         <pic:spPr>
                                           <a:xfrm>
                                             <a:off x="0" y="0"/>
-                                            <a:ext cx="136513" cy="129600"/>
+                                            <a:ext cx="136800" cy="136800"/>
                                           </a:xfrm>
                                           <a:prstGeom prst="rect">
                                             <a:avLst/>
@@ -166,33 +166,21 @@
                             <w:r>
                               <w:rPr>
                                 <w:rFonts w:ascii="Times New Roman" w:hAnsi="Times New Roman" w:cs="Times New Roman"/>
-                                <w:b/>
-                                <w:bCs/>
                                 <w:sz w:val="21"/>
                                 <w:szCs w:val="21"/>
                               </w:rPr>
-                              <w:t xml:space="preserve"> </w:t>
+                              <w:t>+1 (438) 470 9643</w:t>
                             </w:r>
-                            <w:hyperlink r:id="rId8" w:history="1">
-                              <w:r>
-                                <w:rPr>
-                                  <w:rStyle w:val="Hyperlink"/>
-                                  <w:rFonts w:ascii="Times New Roman" w:hAnsi="Times New Roman" w:cs="Times New Roman"/>
-                                  <w:color w:val="C00000"/>
-                                  <w:sz w:val="21"/>
-                                  <w:szCs w:val="21"/>
-                                  <w:u w:val="none"/>
-                                </w:rPr>
-                                <w:t>cyrillemvomo.github.io</w:t>
-                              </w:r>
-                            </w:hyperlink>
                             <w:r>
                               <w:rPr>
                                 <w:rFonts w:ascii="Times New Roman" w:hAnsi="Times New Roman" w:cs="Times New Roman"/>
                                 <w:sz w:val="21"/>
                                 <w:szCs w:val="21"/>
                               </w:rPr>
-                              <w:t xml:space="preserve"> | </w:t>
+                              <w:t xml:space="preserve"> </w:t>
+                            </w:r>
+                            <w:r>
+                              <w:t xml:space="preserve">| </w:t>
                             </w:r>
                             <w:r>
                               <w:rPr>
@@ -202,10 +190,10 @@
                                 <w:szCs w:val="21"/>
                               </w:rPr>
                               <w:drawing>
-                                <wp:inline distT="0" distB="0" distL="0" distR="0" wp14:anchorId="735608DD" wp14:editId="469EFBFF">
+                                <wp:inline distT="0" distB="0" distL="0" distR="0" wp14:anchorId="08784631" wp14:editId="09297456">
                                   <wp:extent cx="136800" cy="136800"/>
                                   <wp:effectExtent l="0" t="0" r="3175" b="3175"/>
-                                  <wp:docPr id="745114081" name="Graphic 20" descr="Email with solid fill"/>
+                                  <wp:docPr id="1866684723" name="Graphic 20" descr="Email with solid fill"/>
                                   <wp:cNvGraphicFramePr>
                                     <a:graphicFrameLocks xmlns:a="http://schemas.openxmlformats.org/drawingml/2006/main" noChangeAspect="1"/>
                                   </wp:cNvGraphicFramePr>
@@ -261,7 +249,29 @@
                                   <w:szCs w:val="21"/>
                                   <w:u w:val="none"/>
                                 </w:rPr>
-                                <w:t>cyrille.mvomo@mail.mcgill.ca</w:t>
+                                <w:t>cyrille.mvomo@mail.mcg</w:t>
+                              </w:r>
+                              <w:r>
+                                <w:rPr>
+                                  <w:rStyle w:val="Hyperlink"/>
+                                  <w:rFonts w:ascii="Times New Roman" w:hAnsi="Times New Roman" w:cs="Times New Roman"/>
+                                  <w:color w:val="C00000"/>
+                                  <w:sz w:val="21"/>
+                                  <w:szCs w:val="21"/>
+                                  <w:u w:val="none"/>
+                                </w:rPr>
+                                <w:t>i</w:t>
+                              </w:r>
+                              <w:r>
+                                <w:rPr>
+                                  <w:rStyle w:val="Hyperlink"/>
+                                  <w:rFonts w:ascii="Times New Roman" w:hAnsi="Times New Roman" w:cs="Times New Roman"/>
+                                  <w:color w:val="C00000"/>
+                                  <w:sz w:val="21"/>
+                                  <w:szCs w:val="21"/>
+                                  <w:u w:val="none"/>
+                                </w:rPr>
+                                <w:t>ll.ca</w:t>
                               </w:r>
                             </w:hyperlink>
                             <w:r>
@@ -280,8 +290,8 @@
                                 <w:szCs w:val="21"/>
                               </w:rPr>
                               <w:drawing>
-                                <wp:inline distT="0" distB="0" distL="0" distR="0" wp14:anchorId="5C364D43" wp14:editId="2A3EE533">
-                                  <wp:extent cx="136800" cy="136800"/>
+                                <wp:inline distT="0" distB="0" distL="0" distR="0" wp14:anchorId="5C364D43" wp14:editId="31B9FA3E">
+                                  <wp:extent cx="109184" cy="136525"/>
                                   <wp:effectExtent l="0" t="0" r="0" b="3175"/>
                                   <wp:docPr id="330346073" name="Graphic 20" descr="Marker with solid fill"/>
                                   <wp:cNvGraphicFramePr>
@@ -294,7 +304,7 @@
                                           <pic:cNvPr id="1003050335" name="Graphic 20" descr="Marker with solid fill"/>
                                           <pic:cNvPicPr/>
                                         </pic:nvPicPr>
-                                        <pic:blipFill>
+                                        <pic:blipFill rotWithShape="1">
                                           <a:blip r:embed="rId12">
                                             <a:extLst>
                                               <a:ext uri="{96DAC541-7B7A-43D3-8B79-37D633B846F1}">
@@ -302,18 +312,27 @@
                                               </a:ext>
                                             </a:extLst>
                                           </a:blip>
+                                          <a:srcRect l="20027" b="-1"/>
                                           <a:stretch>
                                             <a:fillRect/>
                                           </a:stretch>
                                         </pic:blipFill>
-                                        <pic:spPr>
+                                        <pic:spPr bwMode="auto">
                                           <a:xfrm>
                                             <a:off x="0" y="0"/>
-                                            <a:ext cx="136800" cy="136800"/>
+                                            <a:ext cx="109404" cy="136800"/>
                                           </a:xfrm>
                                           <a:prstGeom prst="rect">
                                             <a:avLst/>
                                           </a:prstGeom>
+                                          <a:ln>
+                                            <a:noFill/>
+                                          </a:ln>
+                                          <a:extLst>
+                                            <a:ext uri="{53640926-AAD7-44D8-BBD7-CCE9431645EC}">
+                                              <a14:shadowObscured xmlns:a14="http://schemas.microsoft.com/office/drawing/2010/main"/>
+                                            </a:ext>
+                                          </a:extLst>
                                         </pic:spPr>
                                       </pic:pic>
                                     </a:graphicData>
@@ -327,7 +346,15 @@
                                 <w:sz w:val="21"/>
                                 <w:szCs w:val="21"/>
                               </w:rPr>
-                              <w:t xml:space="preserve">Canada | </w:t>
+                              <w:t>Montreal, Canada</w:t>
+                            </w:r>
+                            <w:r>
+                              <w:rPr>
+                                <w:rFonts w:ascii="Times New Roman" w:hAnsi="Times New Roman" w:cs="Times New Roman"/>
+                                <w:sz w:val="21"/>
+                                <w:szCs w:val="21"/>
+                              </w:rPr>
+                              <w:t xml:space="preserve"> | </w:t>
                             </w:r>
                             <w:r>
                               <w:rPr>
@@ -394,7 +421,7 @@
                                 <w:sz w:val="21"/>
                                 <w:szCs w:val="21"/>
                               </w:rPr>
-                              <w:t>French Citizen</w:t>
+                              <w:t>from France</w:t>
                             </w:r>
                           </w:p>
                         </w:txbxContent>
@@ -417,7 +444,7 @@
                 <v:stroke joinstyle="miter"/>
                 <v:path gradientshapeok="t" o:connecttype="rect"/>
               </v:shapetype>
-              <v:shape id="Text Box 17" o:spid="_x0000_s1026" type="#_x0000_t202" style="width:406.2pt;height:17pt;visibility:visible;mso-wrap-style:square;mso-left-percent:-10001;mso-top-percent:-10001;mso-position-horizontal:absolute;mso-position-horizontal-relative:char;mso-position-vertical:absolute;mso-position-vertical-relative:line;mso-left-percent:-10001;mso-top-percent:-10001;v-text-anchor:middle" o:gfxdata="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" filled="f" stroked="f" strokeweight=".5pt">
+              <v:shape id="Text Box 17" o:spid="_x0000_s1026" type="#_x0000_t202" style="width:405.7pt;height:22.25pt;visibility:visible;mso-wrap-style:square;mso-left-percent:-10001;mso-top-percent:-10001;mso-position-horizontal:absolute;mso-position-horizontal-relative:char;mso-position-vertical:absolute;mso-position-vertical-relative:line;mso-left-percent:-10001;mso-top-percent:-10001;v-text-anchor:middle" o:gfxdata="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" filled="f" stroked="f" strokeweight=".5pt">
                 <v:textbox inset="0,0,0,0">
                   <w:txbxContent>
                     <w:p>
@@ -435,10 +462,10 @@
                           <w:szCs w:val="21"/>
                         </w:rPr>
                         <w:drawing>
-                          <wp:inline distT="0" distB="0" distL="0" distR="0" wp14:anchorId="48230CFB" wp14:editId="03B5DFC4">
-                            <wp:extent cx="136513" cy="129600"/>
-                            <wp:effectExtent l="0" t="0" r="3810" b="0"/>
-                            <wp:docPr id="2040495285" name="Picture 19"/>
+                          <wp:inline distT="0" distB="0" distL="0" distR="0" wp14:anchorId="1D8DD56D" wp14:editId="477E21E3">
+                            <wp:extent cx="136800" cy="136800"/>
+                            <wp:effectExtent l="0" t="0" r="3175" b="3175"/>
+                            <wp:docPr id="745114081" name="Graphic 20" descr="Smart Phone with solid fill"/>
                             <wp:cNvGraphicFramePr>
                               <a:graphicFrameLocks xmlns:a="http://schemas.openxmlformats.org/drawingml/2006/main" noChangeAspect="1"/>
                             </wp:cNvGraphicFramePr>
@@ -446,14 +473,14 @@
                               <a:graphicData uri="http://schemas.openxmlformats.org/drawingml/2006/picture">
                                 <pic:pic xmlns:pic="http://schemas.openxmlformats.org/drawingml/2006/picture">
                                   <pic:nvPicPr>
-                                    <pic:cNvPr id="665358465" name="Picture 665358465"/>
+                                    <pic:cNvPr id="745114081" name="Graphic 20" descr="Smart Phone with solid fill"/>
                                     <pic:cNvPicPr/>
                                   </pic:nvPicPr>
                                   <pic:blipFill>
-                                    <a:blip r:embed="rId16" cstate="print">
+                                    <a:blip r:embed="rId7">
                                       <a:extLst>
-                                        <a:ext uri="{28A0092B-C50C-407E-A947-70E740481C1C}">
-                                          <a14:useLocalDpi xmlns:a14="http://schemas.microsoft.com/office/drawing/2010/main" val="0"/>
+                                        <a:ext uri="{96DAC541-7B7A-43D3-8B79-37D633B846F1}">
+                                          <asvg:svgBlip xmlns:asvg="http://schemas.microsoft.com/office/drawing/2016/SVG/main" r:embed="rId8"/>
                                         </a:ext>
                                       </a:extLst>
                                     </a:blip>
@@ -464,7 +491,7 @@
                                   <pic:spPr>
                                     <a:xfrm>
                                       <a:off x="0" y="0"/>
-                                      <a:ext cx="136513" cy="129600"/>
+                                      <a:ext cx="136800" cy="136800"/>
                                     </a:xfrm>
                                     <a:prstGeom prst="rect">
                                       <a:avLst/>
@@ -479,33 +506,21 @@
                       <w:r>
                         <w:rPr>
                           <w:rFonts w:ascii="Times New Roman" w:hAnsi="Times New Roman" w:cs="Times New Roman"/>
-                          <w:b/>
-                          <w:bCs/>
                           <w:sz w:val="21"/>
                           <w:szCs w:val="21"/>
                         </w:rPr>
-                        <w:t xml:space="preserve"> </w:t>
+                        <w:t>+1 (438) 470 9643</w:t>
                       </w:r>
-                      <w:hyperlink r:id="rId17" w:history="1">
-                        <w:r>
-                          <w:rPr>
-                            <w:rStyle w:val="Hyperlink"/>
-                            <w:rFonts w:ascii="Times New Roman" w:hAnsi="Times New Roman" w:cs="Times New Roman"/>
-                            <w:color w:val="C00000"/>
-                            <w:sz w:val="21"/>
-                            <w:szCs w:val="21"/>
-                            <w:u w:val="none"/>
-                          </w:rPr>
-                          <w:t>cyrillemvomo.github.io</w:t>
-                        </w:r>
-                      </w:hyperlink>
                       <w:r>
                         <w:rPr>
                           <w:rFonts w:ascii="Times New Roman" w:hAnsi="Times New Roman" w:cs="Times New Roman"/>
                           <w:sz w:val="21"/>
                           <w:szCs w:val="21"/>
                         </w:rPr>
-                        <w:t xml:space="preserve"> | </w:t>
+                        <w:t xml:space="preserve"> </w:t>
+                      </w:r>
+                      <w:r>
+                        <w:t xml:space="preserve">| </w:t>
                       </w:r>
                       <w:r>
                         <w:rPr>
@@ -515,10 +530,10 @@
                           <w:szCs w:val="21"/>
                         </w:rPr>
                         <w:drawing>
-                          <wp:inline distT="0" distB="0" distL="0" distR="0" wp14:anchorId="735608DD" wp14:editId="469EFBFF">
+                          <wp:inline distT="0" distB="0" distL="0" distR="0" wp14:anchorId="08784631" wp14:editId="09297456">
                             <wp:extent cx="136800" cy="136800"/>
                             <wp:effectExtent l="0" t="0" r="3175" b="3175"/>
-                            <wp:docPr id="745114081" name="Graphic 20" descr="Email with solid fill"/>
+                            <wp:docPr id="1866684723" name="Graphic 20" descr="Email with solid fill"/>
                             <wp:cNvGraphicFramePr>
                               <a:graphicFrameLocks xmlns:a="http://schemas.openxmlformats.org/drawingml/2006/main" noChangeAspect="1"/>
                             </wp:cNvGraphicFramePr>
@@ -530,10 +545,10 @@
                                     <pic:cNvPicPr/>
                                   </pic:nvPicPr>
                                   <pic:blipFill>
-                                    <a:blip r:embed="rId18">
+                                    <a:blip r:embed="rId9">
                                       <a:extLst>
                                         <a:ext uri="{96DAC541-7B7A-43D3-8B79-37D633B846F1}">
-                                          <asvg:svgBlip xmlns:asvg="http://schemas.microsoft.com/office/drawing/2016/SVG/main" r:embed="rId19"/>
+                                          <asvg:svgBlip xmlns:asvg="http://schemas.microsoft.com/office/drawing/2016/SVG/main" r:embed="rId10"/>
                                         </a:ext>
                                       </a:extLst>
                                     </a:blip>
@@ -564,7 +579,7 @@
                         </w:rPr>
                         <w:t xml:space="preserve"> </w:t>
                       </w:r>
-                      <w:hyperlink r:id="rId20" w:history="1">
+                      <w:hyperlink r:id="rId16" w:history="1">
                         <w:r>
                           <w:rPr>
                             <w:rStyle w:val="Hyperlink"/>
@@ -574,7 +589,29 @@
                             <w:szCs w:val="21"/>
                             <w:u w:val="none"/>
                           </w:rPr>
-                          <w:t>cyrille.mvomo@mail.mcgill.ca</w:t>
+                          <w:t>cyrille.mvomo@mail.mcg</w:t>
+                        </w:r>
+                        <w:r>
+                          <w:rPr>
+                            <w:rStyle w:val="Hyperlink"/>
+                            <w:rFonts w:ascii="Times New Roman" w:hAnsi="Times New Roman" w:cs="Times New Roman"/>
+                            <w:color w:val="C00000"/>
+                            <w:sz w:val="21"/>
+                            <w:szCs w:val="21"/>
+                            <w:u w:val="none"/>
+                          </w:rPr>
+                          <w:t>i</w:t>
+                        </w:r>
+                        <w:r>
+                          <w:rPr>
+                            <w:rStyle w:val="Hyperlink"/>
+                            <w:rFonts w:ascii="Times New Roman" w:hAnsi="Times New Roman" w:cs="Times New Roman"/>
+                            <w:color w:val="C00000"/>
+                            <w:sz w:val="21"/>
+                            <w:szCs w:val="21"/>
+                            <w:u w:val="none"/>
+                          </w:rPr>
+                          <w:t>ll.ca</w:t>
                         </w:r>
                       </w:hyperlink>
                       <w:r>
@@ -593,8 +630,8 @@
                           <w:szCs w:val="21"/>
                         </w:rPr>
                         <w:drawing>
-                          <wp:inline distT="0" distB="0" distL="0" distR="0" wp14:anchorId="5C364D43" wp14:editId="2A3EE533">
-                            <wp:extent cx="136800" cy="136800"/>
+                          <wp:inline distT="0" distB="0" distL="0" distR="0" wp14:anchorId="5C364D43" wp14:editId="31B9FA3E">
+                            <wp:extent cx="109184" cy="136525"/>
                             <wp:effectExtent l="0" t="0" r="0" b="3175"/>
                             <wp:docPr id="330346073" name="Graphic 20" descr="Marker with solid fill"/>
                             <wp:cNvGraphicFramePr>
@@ -607,26 +644,35 @@
                                     <pic:cNvPr id="1003050335" name="Graphic 20" descr="Marker with solid fill"/>
                                     <pic:cNvPicPr/>
                                   </pic:nvPicPr>
-                                  <pic:blipFill>
-                                    <a:blip r:embed="rId21">
+                                  <pic:blipFill rotWithShape="1">
+                                    <a:blip r:embed="rId12">
                                       <a:extLst>
                                         <a:ext uri="{96DAC541-7B7A-43D3-8B79-37D633B846F1}">
-                                          <asvg:svgBlip xmlns:asvg="http://schemas.microsoft.com/office/drawing/2016/SVG/main" r:embed="rId22"/>
+                                          <asvg:svgBlip xmlns:asvg="http://schemas.microsoft.com/office/drawing/2016/SVG/main" r:embed="rId13"/>
                                         </a:ext>
                                       </a:extLst>
                                     </a:blip>
+                                    <a:srcRect l="20027" b="-1"/>
                                     <a:stretch>
                                       <a:fillRect/>
                                     </a:stretch>
                                   </pic:blipFill>
-                                  <pic:spPr>
+                                  <pic:spPr bwMode="auto">
                                     <a:xfrm>
                                       <a:off x="0" y="0"/>
-                                      <a:ext cx="136800" cy="136800"/>
+                                      <a:ext cx="109404" cy="136800"/>
                                     </a:xfrm>
                                     <a:prstGeom prst="rect">
                                       <a:avLst/>
                                     </a:prstGeom>
+                                    <a:ln>
+                                      <a:noFill/>
+                                    </a:ln>
+                                    <a:extLst>
+                                      <a:ext uri="{53640926-AAD7-44D8-BBD7-CCE9431645EC}">
+                                        <a14:shadowObscured xmlns:a14="http://schemas.microsoft.com/office/drawing/2010/main"/>
+                                      </a:ext>
+                                    </a:extLst>
                                   </pic:spPr>
                                 </pic:pic>
                               </a:graphicData>
@@ -640,7 +686,15 @@
                           <w:sz w:val="21"/>
                           <w:szCs w:val="21"/>
                         </w:rPr>
-                        <w:t xml:space="preserve">Canada | </w:t>
+                        <w:t>Montreal, Canada</w:t>
+                      </w:r>
+                      <w:r>
+                        <w:rPr>
+                          <w:rFonts w:ascii="Times New Roman" w:hAnsi="Times New Roman" w:cs="Times New Roman"/>
+                          <w:sz w:val="21"/>
+                          <w:szCs w:val="21"/>
+                        </w:rPr>
+                        <w:t xml:space="preserve"> | </w:t>
                       </w:r>
                       <w:r>
                         <w:rPr>
@@ -665,10 +719,10 @@
                                     <pic:cNvPicPr/>
                                   </pic:nvPicPr>
                                   <pic:blipFill>
-                                    <a:blip r:embed="rId23">
+                                    <a:blip r:embed="rId14">
                                       <a:extLst>
                                         <a:ext uri="{96DAC541-7B7A-43D3-8B79-37D633B846F1}">
-                                          <asvg:svgBlip xmlns:asvg="http://schemas.microsoft.com/office/drawing/2016/SVG/main" r:embed="rId24"/>
+                                          <asvg:svgBlip xmlns:asvg="http://schemas.microsoft.com/office/drawing/2016/SVG/main" r:embed="rId15"/>
                                         </a:ext>
                                       </a:extLst>
                                     </a:blip>
@@ -707,7 +761,7 @@
                           <w:sz w:val="21"/>
                           <w:szCs w:val="21"/>
                         </w:rPr>
-                        <w:t>French Citizen</w:t>
+                        <w:t>from France</w:t>
                       </w:r>
                     </w:p>
                   </w:txbxContent>
@@ -1013,40 +1067,186 @@
           <w:sz w:val="21"/>
           <w:szCs w:val="21"/>
         </w:rPr>
-        <w:t>wearable systems that generate interpretable insights to inform personalized clinical decision in geriatric populations with mobility impairments</w:t>
-      </w:r>
-      <w:r>
-        <w:rPr>
-          <w:rFonts w:ascii="Times New Roman" w:hAnsi="Times New Roman" w:cs="Times New Roman"/>
+        <w:t xml:space="preserve">wearable systems that generate </w:t>
+      </w:r>
+      <w:r>
+        <w:rPr>
+          <w:rFonts w:ascii="Times New Roman" w:hAnsi="Times New Roman" w:cs="Times New Roman"/>
+          <w:b/>
+          <w:bCs/>
           <w:sz w:val="21"/>
           <w:szCs w:val="21"/>
         </w:rPr>
-        <w:t xml:space="preserve"> and, on the other hand, develop innovative </w:t>
-      </w:r>
-      <w:r>
-        <w:rPr>
-          <w:rFonts w:ascii="Times New Roman" w:hAnsi="Times New Roman" w:cs="Times New Roman"/>
+        <w:t>clinical</w:t>
+      </w:r>
+      <w:r>
+        <w:rPr>
+          <w:rFonts w:ascii="Times New Roman" w:hAnsi="Times New Roman" w:cs="Times New Roman"/>
+          <w:b/>
+          <w:bCs/>
           <w:sz w:val="21"/>
           <w:szCs w:val="21"/>
         </w:rPr>
-        <w:t>neuro-</w:t>
-      </w:r>
-      <w:r>
-        <w:rPr>
-          <w:rFonts w:ascii="Times New Roman" w:hAnsi="Times New Roman" w:cs="Times New Roman"/>
+        <w:t>ly</w:t>
+      </w:r>
+      <w:r>
+        <w:rPr>
+          <w:rFonts w:ascii="Times New Roman" w:hAnsi="Times New Roman" w:cs="Times New Roman"/>
+          <w:b/>
+          <w:bCs/>
           <w:sz w:val="21"/>
           <w:szCs w:val="21"/>
         </w:rPr>
-        <w:t>educational approaches</w:t>
-      </w:r>
-      <w:r>
-        <w:rPr>
-          <w:rFonts w:ascii="Times New Roman" w:hAnsi="Times New Roman" w:cs="Times New Roman"/>
+        <w:t xml:space="preserve"> </w:t>
+      </w:r>
+      <w:r>
+        <w:rPr>
+          <w:rFonts w:ascii="Times New Roman" w:hAnsi="Times New Roman" w:cs="Times New Roman"/>
+          <w:b/>
+          <w:bCs/>
           <w:sz w:val="21"/>
           <w:szCs w:val="21"/>
         </w:rPr>
+        <w:t xml:space="preserve">interpretable insights to inform personalized </w:t>
+      </w:r>
+      <w:r>
+        <w:rPr>
+          <w:rFonts w:ascii="Times New Roman" w:hAnsi="Times New Roman" w:cs="Times New Roman"/>
+          <w:b/>
+          <w:bCs/>
+          <w:sz w:val="21"/>
+          <w:szCs w:val="21"/>
+        </w:rPr>
+        <w:t>care</w:t>
+      </w:r>
+      <w:r>
+        <w:rPr>
+          <w:rFonts w:ascii="Times New Roman" w:hAnsi="Times New Roman" w:cs="Times New Roman"/>
+          <w:b/>
+          <w:bCs/>
+          <w:sz w:val="21"/>
+          <w:szCs w:val="21"/>
+        </w:rPr>
+        <w:t xml:space="preserve"> in geriatric populations with mobility impairments</w:t>
+      </w:r>
+      <w:r>
+        <w:rPr>
+          <w:rFonts w:ascii="Times New Roman" w:hAnsi="Times New Roman" w:cs="Times New Roman"/>
+          <w:sz w:val="21"/>
+          <w:szCs w:val="21"/>
+        </w:rPr>
+        <w:t xml:space="preserve"> and, on the other hand, develop innovative </w:t>
+      </w:r>
+      <w:r>
+        <w:rPr>
+          <w:rFonts w:ascii="Times New Roman" w:hAnsi="Times New Roman" w:cs="Times New Roman"/>
+          <w:sz w:val="21"/>
+          <w:szCs w:val="21"/>
+        </w:rPr>
+        <w:t>neuro-</w:t>
+      </w:r>
+      <w:r>
+        <w:rPr>
+          <w:rFonts w:ascii="Times New Roman" w:hAnsi="Times New Roman" w:cs="Times New Roman"/>
+          <w:sz w:val="21"/>
+          <w:szCs w:val="21"/>
+        </w:rPr>
+        <w:t>educational approaches</w:t>
+      </w:r>
+      <w:r>
+        <w:rPr>
+          <w:rFonts w:ascii="Times New Roman" w:hAnsi="Times New Roman" w:cs="Times New Roman"/>
+          <w:sz w:val="21"/>
+          <w:szCs w:val="21"/>
+        </w:rPr>
         <w:t xml:space="preserve"> that empower learners with complex needs.</w:t>
       </w:r>
+    </w:p>
+    <w:p>
+      <w:pPr>
+        <w:tabs>
+          <w:tab w:val="left" w:pos="1843"/>
+          <w:tab w:val="left" w:pos="2268"/>
+          <w:tab w:val="right" w:pos="9356"/>
+        </w:tabs>
+        <w:spacing w:before="80" w:after="0" w:line="240" w:lineRule="auto"/>
+        <w:ind w:left="1843"/>
+        <w:jc w:val="right"/>
+        <w:rPr>
+          <w:rFonts w:ascii="Times New Roman" w:hAnsi="Times New Roman" w:cs="Times New Roman"/>
+          <w:sz w:val="21"/>
+          <w:szCs w:val="21"/>
+        </w:rPr>
+      </w:pPr>
+      <w:r>
+        <w:rPr>
+          <w:rFonts w:ascii="Times New Roman" w:hAnsi="Times New Roman" w:cs="Times New Roman"/>
+          <w:sz w:val="21"/>
+          <w:szCs w:val="21"/>
+        </w:rPr>
+        <w:tab/>
+      </w:r>
+      <w:r>
+        <w:rPr>
+          <w:rFonts w:ascii="Times New Roman" w:hAnsi="Times New Roman" w:cs="Times New Roman"/>
+          <w:sz w:val="21"/>
+          <w:szCs w:val="21"/>
+        </w:rPr>
+        <w:tab/>
+      </w:r>
+      <w:r>
+        <w:rPr>
+          <w:rFonts w:ascii="Times New Roman" w:hAnsi="Times New Roman" w:cs="Times New Roman"/>
+          <w:sz w:val="21"/>
+          <w:szCs w:val="21"/>
+        </w:rPr>
+        <w:t xml:space="preserve">To </w:t>
+      </w:r>
+      <w:r>
+        <w:rPr>
+          <w:rFonts w:ascii="Times New Roman" w:hAnsi="Times New Roman" w:cs="Times New Roman"/>
+          <w:sz w:val="21"/>
+          <w:szCs w:val="21"/>
+        </w:rPr>
+        <w:t xml:space="preserve">further </w:t>
+      </w:r>
+      <w:r>
+        <w:rPr>
+          <w:rFonts w:ascii="Times New Roman" w:hAnsi="Times New Roman" w:cs="Times New Roman"/>
+          <w:sz w:val="21"/>
+          <w:szCs w:val="21"/>
+        </w:rPr>
+        <w:t xml:space="preserve">discover Cyrille’s </w:t>
+      </w:r>
+      <w:r>
+        <w:rPr>
+          <w:rFonts w:ascii="Times New Roman" w:hAnsi="Times New Roman" w:cs="Times New Roman"/>
+          <w:sz w:val="21"/>
+          <w:szCs w:val="21"/>
+        </w:rPr>
+        <w:t>vision</w:t>
+      </w:r>
+      <w:r>
+        <w:rPr>
+          <w:rFonts w:ascii="Times New Roman" w:hAnsi="Times New Roman" w:cs="Times New Roman"/>
+          <w:sz w:val="21"/>
+          <w:szCs w:val="21"/>
+        </w:rPr>
+        <w:t xml:space="preserve">, visit: </w:t>
+      </w:r>
+      <w:hyperlink r:id="rId17" w:history="1">
+        <w:r>
+          <w:rPr>
+            <w:rStyle w:val="Hyperlink"/>
+            <w:rFonts w:ascii="Times New Roman" w:hAnsi="Times New Roman" w:cs="Times New Roman"/>
+            <w:color w:val="C00000"/>
+            <w:sz w:val="21"/>
+            <w:szCs w:val="21"/>
+            <w:u w:val="none"/>
+          </w:rPr>
+          <w:t>https://cyrillemvomo.github.io/</w:t>
+        </w:r>
+      </w:hyperlink>
     </w:p>
     <w:p>
       <w:pPr>
@@ -1182,10 +1382,10 @@
                     <pic:cNvPicPr/>
                   </pic:nvPicPr>
                   <pic:blipFill>
-                    <a:blip r:embed="rId25">
+                    <a:blip r:embed="rId18">
                       <a:extLst>
                         <a:ext uri="{96DAC541-7B7A-43D3-8B79-37D633B846F1}">
-                          <asvg:svgBlip xmlns:asvg="http://schemas.microsoft.com/office/drawing/2016/SVG/main" r:embed="rId26"/>
+                          <asvg:svgBlip xmlns:asvg="http://schemas.microsoft.com/office/drawing/2016/SVG/main" r:embed="rId19"/>
                         </a:ext>
                       </a:extLst>
                     </a:blip>
@@ -1290,10 +1490,10 @@
                     <pic:cNvPicPr/>
                   </pic:nvPicPr>
                   <pic:blipFill>
-                    <a:blip r:embed="rId27">
+                    <a:blip r:embed="rId20">
                       <a:extLst>
                         <a:ext uri="{96DAC541-7B7A-43D3-8B79-37D633B846F1}">
-                          <asvg:svgBlip xmlns:asvg="http://schemas.microsoft.com/office/drawing/2016/SVG/main" r:embed="rId28"/>
+                          <asvg:svgBlip xmlns:asvg="http://schemas.microsoft.com/office/drawing/2016/SVG/main" r:embed="rId21"/>
                         </a:ext>
                       </a:extLst>
                     </a:blip>
@@ -1589,7 +1789,7 @@
         </w:rPr>
         <w:t xml:space="preserve">Committee: </w:t>
       </w:r>
-      <w:hyperlink r:id="rId29" w:history="1">
+      <w:hyperlink r:id="rId22" w:history="1">
         <w:r>
           <w:rPr>
             <w:rStyle w:val="Hyperlink"/>
@@ -1621,7 +1821,7 @@
         </w:rPr>
         <w:t xml:space="preserve">, </w:t>
       </w:r>
-      <w:hyperlink r:id="rId30" w:history="1">
+      <w:hyperlink r:id="rId23" w:history="1">
         <w:r>
           <w:rPr>
             <w:rStyle w:val="Hyperlink"/>
@@ -1661,7 +1861,7 @@
         </w:rPr>
         <w:t xml:space="preserve"> </w:t>
       </w:r>
-      <w:hyperlink r:id="rId31" w:history="1">
+      <w:hyperlink r:id="rId24" w:history="1">
         <w:r>
           <w:rPr>
             <w:rStyle w:val="Hyperlink"/>
@@ -1717,7 +1917,7 @@
           <w:sz w:val="22"/>
           <w:szCs w:val="22"/>
         </w:rPr>
-        <w:pict w14:anchorId="3A55CF95">
+        <w:pict w14:anchorId="41D374F6">
           <v:shapetype id="_x0000_t75" coordsize="21600,21600" o:spt="75" o:preferrelative="t" path="m@4@5l@4@11@9@11@9@5xe" filled="f" stroked="f">
             <v:stroke joinstyle="miter"/>
             <v:formulas>
@@ -1737,8 +1937,8 @@
             <v:path o:extrusionok="f" gradientshapeok="t" o:connecttype="rect"/>
             <o:lock v:ext="edit" aspectratio="t"/>
           </v:shapetype>
-          <v:shape id="Picture 17" o:spid="_x0000_i1032" type="#_x0000_t75" alt="List with solid fill" style="width:7.75pt;height:8.5pt;visibility:visible;mso-wrap-style:square">
-            <v:imagedata r:id="rId32" o:title="List with solid fill"/>
+          <v:shape id="Picture 17" o:spid="_x0000_i1032" type="#_x0000_t75" alt="List with solid fill" style="width:7.85pt;height:7.85pt;visibility:visible;mso-wrap-style:square">
+            <v:imagedata r:id="rId25" o:title="List with solid fill"/>
             <o:lock v:ext="edit" rotation="t" cropping="t" verticies="t"/>
           </v:shape>
         </w:pict>
@@ -1760,9 +1960,9 @@
           <w:sz w:val="22"/>
           <w:szCs w:val="22"/>
         </w:rPr>
-        <w:pict w14:anchorId="3D739822">
-          <v:shape id="_x0000_i1031" type="#_x0000_t75" alt="Diploma roll with solid fill" style="width:8.5pt;height:7.75pt;visibility:visible;mso-wrap-style:square">
-            <v:imagedata r:id="rId33" o:title="Diploma roll with solid fill"/>
+        <w:pict w14:anchorId="637A86AF">
+          <v:shape id="_x0000_i1031" type="#_x0000_t75" alt="Diploma roll with solid fill" style="width:9.15pt;height:7.85pt;visibility:visible;mso-wrap-style:square">
+            <v:imagedata r:id="rId26" o:title="Diploma roll with solid fill"/>
             <o:lock v:ext="edit" rotation="t" cropping="t" verticies="t"/>
           </v:shape>
         </w:pict>
@@ -1935,7 +2135,7 @@
         </w:rPr>
         <w:t xml:space="preserve">: </w:t>
       </w:r>
-      <w:hyperlink r:id="rId34" w:history="1">
+      <w:hyperlink r:id="rId27" w:history="1">
         <w:r>
           <w:rPr>
             <w:rStyle w:val="Hyperlink"/>
@@ -1956,7 +2156,7 @@
         </w:rPr>
         <w:t xml:space="preserve"> and </w:t>
       </w:r>
-      <w:hyperlink r:id="rId35" w:history="1">
+      <w:hyperlink r:id="rId28" w:history="1">
         <w:r>
           <w:rPr>
             <w:rStyle w:val="Hyperlink"/>
@@ -2017,7 +2217,7 @@
                     </pic:cNvPicPr>
                   </pic:nvPicPr>
                   <pic:blipFill>
-                    <a:blip r:embed="rId27"/>
+                    <a:blip r:embed="rId20"/>
                     <a:stretch>
                       <a:fillRect/>
                     </a:stretch>
@@ -2070,7 +2270,7 @@
                     </pic:cNvPicPr>
                   </pic:nvPicPr>
                   <pic:blipFill>
-                    <a:blip r:embed="rId25"/>
+                    <a:blip r:embed="rId18"/>
                     <a:stretch>
                       <a:fillRect/>
                     </a:stretch>
@@ -2449,7 +2649,7 @@
                     </pic:cNvPicPr>
                   </pic:nvPicPr>
                   <pic:blipFill>
-                    <a:blip r:embed="rId27"/>
+                    <a:blip r:embed="rId20"/>
                     <a:stretch>
                       <a:fillRect/>
                     </a:stretch>
@@ -2502,7 +2702,7 @@
                     </pic:cNvPicPr>
                   </pic:nvPicPr>
                   <pic:blipFill>
-                    <a:blip r:embed="rId25"/>
+                    <a:blip r:embed="rId18"/>
                     <a:stretch>
                       <a:fillRect/>
                     </a:stretch>
@@ -2819,7 +3019,7 @@
                     </pic:cNvPicPr>
                   </pic:nvPicPr>
                   <pic:blipFill>
-                    <a:blip r:embed="rId27"/>
+                    <a:blip r:embed="rId20"/>
                     <a:stretch>
                       <a:fillRect/>
                     </a:stretch>
@@ -2873,7 +3073,7 @@
                     </pic:cNvPicPr>
                   </pic:nvPicPr>
                   <pic:blipFill>
-                    <a:blip r:embed="rId25"/>
+                    <a:blip r:embed="rId18"/>
                     <a:stretch>
                       <a:fillRect/>
                     </a:stretch>
@@ -3082,10 +3282,10 @@
                     <pic:cNvPicPr/>
                   </pic:nvPicPr>
                   <pic:blipFill>
-                    <a:blip r:embed="rId36">
+                    <a:blip r:embed="rId29">
                       <a:extLst>
                         <a:ext uri="{96DAC541-7B7A-43D3-8B79-37D633B846F1}">
-                          <asvg:svgBlip xmlns:asvg="http://schemas.microsoft.com/office/drawing/2016/SVG/main" r:embed="rId37"/>
+                          <asvg:svgBlip xmlns:asvg="http://schemas.microsoft.com/office/drawing/2016/SVG/main" r:embed="rId30"/>
                         </a:ext>
                       </a:extLst>
                     </a:blip>
@@ -3180,10 +3380,10 @@
                     <pic:cNvPicPr/>
                   </pic:nvPicPr>
                   <pic:blipFill>
-                    <a:blip r:embed="rId38">
+                    <a:blip r:embed="rId31">
                       <a:extLst>
                         <a:ext uri="{96DAC541-7B7A-43D3-8B79-37D633B846F1}">
-                          <asvg:svgBlip xmlns:asvg="http://schemas.microsoft.com/office/drawing/2016/SVG/main" r:embed="rId39"/>
+                          <asvg:svgBlip xmlns:asvg="http://schemas.microsoft.com/office/drawing/2016/SVG/main" r:embed="rId32"/>
                         </a:ext>
                       </a:extLst>
                     </a:blip>
@@ -3390,7 +3590,7 @@
                     </pic:cNvPicPr>
                   </pic:nvPicPr>
                   <pic:blipFill>
-                    <a:blip r:embed="rId36"/>
+                    <a:blip r:embed="rId29"/>
                     <a:stretch>
                       <a:fillRect/>
                     </a:stretch>
@@ -3503,7 +3703,7 @@
                     </pic:cNvPicPr>
                   </pic:nvPicPr>
                   <pic:blipFill>
-                    <a:blip r:embed="rId36"/>
+                    <a:blip r:embed="rId29"/>
                     <a:stretch>
                       <a:fillRect/>
                     </a:stretch>
@@ -3608,7 +3808,7 @@
                     </pic:cNvPicPr>
                   </pic:nvPicPr>
                   <pic:blipFill>
-                    <a:blip r:embed="rId36"/>
+                    <a:blip r:embed="rId29"/>
                     <a:stretch>
                       <a:fillRect/>
                     </a:stretch>
@@ -3721,7 +3921,7 @@
                     </pic:cNvPicPr>
                   </pic:nvPicPr>
                   <pic:blipFill>
-                    <a:blip r:embed="rId36"/>
+                    <a:blip r:embed="rId29"/>
                     <a:stretch>
                       <a:fillRect/>
                     </a:stretch>
@@ -3933,7 +4133,7 @@
                     </pic:cNvPicPr>
                   </pic:nvPicPr>
                   <pic:blipFill>
-                    <a:blip r:embed="rId36"/>
+                    <a:blip r:embed="rId29"/>
                     <a:stretch>
                       <a:fillRect/>
                     </a:stretch>
@@ -4090,7 +4290,7 @@
                     </pic:cNvPicPr>
                   </pic:nvPicPr>
                   <pic:blipFill>
-                    <a:blip r:embed="rId36"/>
+                    <a:blip r:embed="rId29"/>
                     <a:stretch>
                       <a:fillRect/>
                     </a:stretch>
@@ -4257,7 +4457,7 @@
                     </pic:cNvPicPr>
                   </pic:nvPicPr>
                   <pic:blipFill>
-                    <a:blip r:embed="rId36"/>
+                    <a:blip r:embed="rId29"/>
                     <a:stretch>
                       <a:fillRect/>
                     </a:stretch>
@@ -4362,7 +4562,7 @@
                     </pic:cNvPicPr>
                   </pic:nvPicPr>
                   <pic:blipFill>
-                    <a:blip r:embed="rId36"/>
+                    <a:blip r:embed="rId29"/>
                     <a:stretch>
                       <a:fillRect/>
                     </a:stretch>
@@ -4467,7 +4667,7 @@
                     </pic:cNvPicPr>
                   </pic:nvPicPr>
                   <pic:blipFill>
-                    <a:blip r:embed="rId36"/>
+                    <a:blip r:embed="rId29"/>
                     <a:stretch>
                       <a:fillRect/>
                     </a:stretch>
@@ -4570,9 +4770,9 @@
           <w:rFonts w:ascii="Times New Roman" w:hAnsi="Times New Roman" w:cs="Times New Roman"/>
           <w:noProof/>
         </w:rPr>
-        <w:pict w14:anchorId="1356B40C">
-          <v:shape id="Graphic 2" o:spid="_x0000_i1030" type="#_x0000_t75" alt="Open hand outline" style="width:8.5pt;height:8.5pt;visibility:visible;mso-wrap-style:square">
-            <v:imagedata r:id="rId40" o:title="Open hand outline"/>
+        <w:pict w14:anchorId="292A35A5">
+          <v:shape id="Graphic 2" o:spid="_x0000_i1030" type="#_x0000_t75" alt="Open hand outline" style="width:9.15pt;height:9.15pt;visibility:visible;mso-wrap-style:square">
+            <v:imagedata r:id="rId33" o:title="Open hand outline"/>
             <o:lock v:ext="edit" rotation="t" cropping="t" verticies="t"/>
           </v:shape>
         </w:pict>
@@ -4792,7 +4992,7 @@
                     </pic:cNvPicPr>
                   </pic:nvPicPr>
                   <pic:blipFill>
-                    <a:blip r:embed="rId38"/>
+                    <a:blip r:embed="rId31"/>
                     <a:stretch>
                       <a:fillRect/>
                     </a:stretch>
@@ -9254,10 +9454,10 @@
                     <pic:cNvPicPr/>
                   </pic:nvPicPr>
                   <pic:blipFill>
-                    <a:blip r:embed="rId41">
+                    <a:blip r:embed="rId34">
                       <a:extLst>
                         <a:ext uri="{96DAC541-7B7A-43D3-8B79-37D633B846F1}">
-                          <asvg:svgBlip xmlns:asvg="http://schemas.microsoft.com/office/drawing/2016/SVG/main" r:embed="rId42"/>
+                          <asvg:svgBlip xmlns:asvg="http://schemas.microsoft.com/office/drawing/2016/SVG/main" r:embed="rId35"/>
                         </a:ext>
                       </a:extLst>
                     </a:blip>
@@ -9352,10 +9552,10 @@
                     <pic:cNvPicPr/>
                   </pic:nvPicPr>
                   <pic:blipFill>
-                    <a:blip r:embed="rId43">
+                    <a:blip r:embed="rId36">
                       <a:extLst>
                         <a:ext uri="{96DAC541-7B7A-43D3-8B79-37D633B846F1}">
-                          <asvg:svgBlip xmlns:asvg="http://schemas.microsoft.com/office/drawing/2016/SVG/main" r:embed="rId44"/>
+                          <asvg:svgBlip xmlns:asvg="http://schemas.microsoft.com/office/drawing/2016/SVG/main" r:embed="rId37"/>
                         </a:ext>
                       </a:extLst>
                     </a:blip>
@@ -9460,10 +9660,10 @@
                     <pic:cNvPicPr/>
                   </pic:nvPicPr>
                   <pic:blipFill>
-                    <a:blip r:embed="rId45">
+                    <a:blip r:embed="rId38">
                       <a:extLst>
                         <a:ext uri="{96DAC541-7B7A-43D3-8B79-37D633B846F1}">
-                          <asvg:svgBlip xmlns:asvg="http://schemas.microsoft.com/office/drawing/2016/SVG/main" r:embed="rId46"/>
+                          <asvg:svgBlip xmlns:asvg="http://schemas.microsoft.com/office/drawing/2016/SVG/main" r:embed="rId39"/>
                         </a:ext>
                       </a:extLst>
                     </a:blip>
@@ -9558,10 +9758,10 @@
                     <pic:cNvPicPr/>
                   </pic:nvPicPr>
                   <pic:blipFill>
-                    <a:blip r:embed="rId47">
+                    <a:blip r:embed="rId40">
                       <a:extLst>
                         <a:ext uri="{96DAC541-7B7A-43D3-8B79-37D633B846F1}">
-                          <asvg:svgBlip xmlns:asvg="http://schemas.microsoft.com/office/drawing/2016/SVG/main" r:embed="rId48"/>
+                          <asvg:svgBlip xmlns:asvg="http://schemas.microsoft.com/office/drawing/2016/SVG/main" r:embed="rId41"/>
                         </a:ext>
                       </a:extLst>
                     </a:blip>
@@ -9837,9 +10037,9 @@
           <w:rFonts w:ascii="Times New Roman" w:hAnsi="Times New Roman" w:cs="Times New Roman"/>
           <w:noProof/>
         </w:rPr>
-        <w:pict w14:anchorId="79EB2EDC">
-          <v:shape id="Graphic 8" o:spid="_x0000_i1029" type="#_x0000_t75" alt="Professor male outline" style="width:8.5pt;height:8.5pt;visibility:visible;mso-wrap-style:square">
-            <v:imagedata r:id="rId49" o:title="Professor male outline"/>
+        <w:pict w14:anchorId="08DA50F6">
+          <v:shape id="Graphic 8" o:spid="_x0000_i1029" type="#_x0000_t75" alt="Professor male outline" style="width:9.15pt;height:9.15pt;visibility:visible;mso-wrap-style:square">
+            <v:imagedata r:id="rId42" o:title="Professor male outline"/>
             <o:lock v:ext="edit" rotation="t" cropping="t" verticies="t"/>
           </v:shape>
         </w:pict>
@@ -10060,7 +10260,7 @@
                     </pic:cNvPicPr>
                   </pic:nvPicPr>
                   <pic:blipFill>
-                    <a:blip r:embed="rId45"/>
+                    <a:blip r:embed="rId38"/>
                     <a:stretch>
                       <a:fillRect/>
                     </a:stretch>
@@ -10483,7 +10683,7 @@
                     </pic:cNvPicPr>
                   </pic:nvPicPr>
                   <pic:blipFill>
-                    <a:blip r:embed="rId45"/>
+                    <a:blip r:embed="rId38"/>
                     <a:stretch>
                       <a:fillRect/>
                     </a:stretch>
@@ -10801,7 +11001,7 @@
                     </pic:cNvPicPr>
                   </pic:nvPicPr>
                   <pic:blipFill>
-                    <a:blip r:embed="rId45"/>
+                    <a:blip r:embed="rId38"/>
                     <a:stretch>
                       <a:fillRect/>
                     </a:stretch>
@@ -10929,7 +11129,7 @@
         </w:rPr>
         <w:t xml:space="preserve"> </w:t>
       </w:r>
-      <w:hyperlink r:id="rId50" w:history="1">
+      <w:hyperlink r:id="rId43" w:history="1">
         <w:r>
           <w:rPr>
             <w:rStyle w:val="Hyperlink"/>
@@ -11322,9 +11522,9 @@
           <w:rFonts w:ascii="Times New Roman" w:hAnsi="Times New Roman" w:cs="Times New Roman"/>
           <w:noProof/>
         </w:rPr>
-        <w:pict w14:anchorId="580089C1">
-          <v:shape id="Picture 16" o:spid="_x0000_i1028" type="#_x0000_t75" alt="Earth globe: Asia and Australia with solid fill" style="width:7.75pt;height:7.75pt;visibility:visible;mso-wrap-style:square">
-            <v:imagedata r:id="rId51" o:title=" Asia and Australia with solid fill"/>
+        <w:pict w14:anchorId="4AFE4196">
+          <v:shape id="Picture 16" o:spid="_x0000_i1028" type="#_x0000_t75" alt="Earth globe: Asia and Australia with solid fill" style="width:7.85pt;height:7.85pt;visibility:visible;mso-wrap-style:square">
+            <v:imagedata r:id="rId44" o:title=" Asia and Australia with solid fill"/>
             <o:lock v:ext="edit" rotation="t" cropping="t" verticies="t"/>
           </v:shape>
         </w:pict>
@@ -11352,7 +11552,7 @@
                     </pic:cNvPicPr>
                   </pic:nvPicPr>
                   <pic:blipFill>
-                    <a:blip r:embed="rId45"/>
+                    <a:blip r:embed="rId38"/>
                     <a:stretch>
                       <a:fillRect/>
                     </a:stretch>
@@ -11823,7 +12023,7 @@
                     </pic:cNvPicPr>
                   </pic:nvPicPr>
                   <pic:blipFill>
-                    <a:blip r:embed="rId41"/>
+                    <a:blip r:embed="rId34"/>
                     <a:stretch>
                       <a:fillRect/>
                     </a:stretch>
@@ -11848,9 +12048,9 @@
           <w:rFonts w:ascii="Times New Roman" w:hAnsi="Times New Roman" w:cs="Times New Roman"/>
           <w:noProof/>
         </w:rPr>
-        <w:pict w14:anchorId="4ED46925">
-          <v:shape id="Picture 15" o:spid="_x0000_i1027" type="#_x0000_t75" alt="Earth globe: Asia and Australia with solid fill" style="width:7.75pt;height:7.75pt;visibility:visible;mso-wrap-style:square">
-            <v:imagedata r:id="rId51" o:title=" Asia and Australia with solid fill"/>
+        <w:pict w14:anchorId="5D2BB91A">
+          <v:shape id="Picture 15" o:spid="_x0000_i1027" type="#_x0000_t75" alt="Earth globe: Asia and Australia with solid fill" style="width:7.85pt;height:7.85pt;visibility:visible;mso-wrap-style:square">
+            <v:imagedata r:id="rId44" o:title=" Asia and Australia with solid fill"/>
             <o:lock v:ext="edit" rotation="t" cropping="t" verticies="t"/>
           </v:shape>
         </w:pict>
@@ -11878,7 +12078,7 @@
                     </pic:cNvPicPr>
                   </pic:nvPicPr>
                   <pic:blipFill>
-                    <a:blip r:embed="rId45"/>
+                    <a:blip r:embed="rId38"/>
                     <a:stretch>
                       <a:fillRect/>
                     </a:stretch>
@@ -12028,7 +12228,7 @@
         <w:tab/>
         <w:t xml:space="preserve">Desrochers, Chris A. Easthope, Caroline Paquette. </w:t>
       </w:r>
-      <w:hyperlink r:id="rId52" w:history="1">
+      <w:hyperlink r:id="rId45" w:history="1">
         <w:r>
           <w:rPr>
             <w:rStyle w:val="Hyperlink"/>
@@ -12173,9 +12373,9 @@
           <w:rFonts w:ascii="Times New Roman" w:hAnsi="Times New Roman" w:cs="Times New Roman"/>
           <w:noProof/>
         </w:rPr>
-        <w:pict w14:anchorId="077DA5C8">
-          <v:shape id="Graphic 7" o:spid="_x0000_i1026" type="#_x0000_t75" alt="Earth globe: Asia and Australia with solid fill" style="width:8.5pt;height:8.5pt;visibility:visible;mso-wrap-style:square">
-            <v:imagedata r:id="rId53" o:title=" Asia and Australia with solid fill"/>
+        <w:pict w14:anchorId="0082A6BD">
+          <v:shape id="Graphic 7" o:spid="_x0000_i1026" type="#_x0000_t75" alt="Earth globe: Asia and Australia with solid fill" style="width:9.15pt;height:9.15pt;visibility:visible;mso-wrap-style:square">
+            <v:imagedata r:id="rId46" o:title=" Asia and Australia with solid fill"/>
             <o:lock v:ext="edit" rotation="t" cropping="t" verticies="t"/>
           </v:shape>
         </w:pict>
@@ -12203,7 +12403,7 @@
                     </pic:cNvPicPr>
                   </pic:nvPicPr>
                   <pic:blipFill>
-                    <a:blip r:embed="rId45"/>
+                    <a:blip r:embed="rId38"/>
                     <a:stretch>
                       <a:fillRect/>
                     </a:stretch>
@@ -12344,7 +12544,7 @@
         <w:tab/>
         <w:t xml:space="preserve">Lajeunesse, Frederike Parent-L’Ecuyer, Caroline Paquette. </w:t>
       </w:r>
-      <w:hyperlink r:id="rId54" w:history="1">
+      <w:hyperlink r:id="rId47" w:history="1">
         <w:r>
           <w:rPr>
             <w:rStyle w:val="Hyperlink"/>
@@ -12651,7 +12851,7 @@
                     </pic:cNvPicPr>
                   </pic:nvPicPr>
                   <pic:blipFill>
-                    <a:blip r:embed="rId55" cstate="print">
+                    <a:blip r:embed="rId48" cstate="print">
                       <a:extLst>
                         <a:ext uri="{28A0092B-C50C-407E-A947-70E740481C1C}">
                           <a14:useLocalDpi xmlns:a14="http://schemas.microsoft.com/office/drawing/2010/main" val="0"/>
@@ -12705,7 +12905,7 @@
                     </pic:cNvPicPr>
                   </pic:nvPicPr>
                   <pic:blipFill>
-                    <a:blip r:embed="rId45"/>
+                    <a:blip r:embed="rId38"/>
                     <a:stretch>
                       <a:fillRect/>
                     </a:stretch>
@@ -12992,7 +13192,7 @@
                     </pic:cNvPicPr>
                   </pic:nvPicPr>
                   <pic:blipFill>
-                    <a:blip r:embed="rId55" cstate="print">
+                    <a:blip r:embed="rId48" cstate="print">
                       <a:extLst>
                         <a:ext uri="{28A0092B-C50C-407E-A947-70E740481C1C}">
                           <a14:useLocalDpi xmlns:a14="http://schemas.microsoft.com/office/drawing/2010/main" val="0"/>
@@ -13046,7 +13246,7 @@
                     </pic:cNvPicPr>
                   </pic:nvPicPr>
                   <pic:blipFill>
-                    <a:blip r:embed="rId45"/>
+                    <a:blip r:embed="rId38"/>
                     <a:stretch>
                       <a:fillRect/>
                     </a:stretch>
@@ -13494,7 +13694,7 @@
                     </pic:cNvPicPr>
                   </pic:nvPicPr>
                   <pic:blipFill>
-                    <a:blip r:embed="rId45"/>
+                    <a:blip r:embed="rId38"/>
                     <a:stretch>
                       <a:fillRect/>
                     </a:stretch>
@@ -13848,7 +14048,7 @@
                     </pic:cNvPicPr>
                   </pic:nvPicPr>
                   <pic:blipFill>
-                    <a:blip r:embed="rId41"/>
+                    <a:blip r:embed="rId34"/>
                     <a:stretch>
                       <a:fillRect/>
                     </a:stretch>
@@ -13891,7 +14091,7 @@
                     </pic:cNvPicPr>
                   </pic:nvPicPr>
                   <pic:blipFill>
-                    <a:blip r:embed="rId55" cstate="print">
+                    <a:blip r:embed="rId48" cstate="print">
                       <a:extLst>
                         <a:ext uri="{28A0092B-C50C-407E-A947-70E740481C1C}">
                           <a14:useLocalDpi xmlns:a14="http://schemas.microsoft.com/office/drawing/2010/main" val="0"/>
@@ -13945,7 +14145,7 @@
                     </pic:cNvPicPr>
                   </pic:nvPicPr>
                   <pic:blipFill>
-                    <a:blip r:embed="rId45"/>
+                    <a:blip r:embed="rId38"/>
                     <a:stretch>
                       <a:fillRect/>
                     </a:stretch>
@@ -14242,7 +14442,7 @@
                     </pic:cNvPicPr>
                   </pic:nvPicPr>
                   <pic:blipFill>
-                    <a:blip r:embed="rId55" cstate="print">
+                    <a:blip r:embed="rId48" cstate="print">
                       <a:extLst>
                         <a:ext uri="{28A0092B-C50C-407E-A947-70E740481C1C}">
                           <a14:useLocalDpi xmlns:a14="http://schemas.microsoft.com/office/drawing/2010/main" val="0"/>
@@ -14296,7 +14496,7 @@
                     </pic:cNvPicPr>
                   </pic:nvPicPr>
                   <pic:blipFill>
-                    <a:blip r:embed="rId45"/>
+                    <a:blip r:embed="rId38"/>
                     <a:stretch>
                       <a:fillRect/>
                     </a:stretch>
@@ -14571,7 +14771,7 @@
                     </pic:cNvPicPr>
                   </pic:nvPicPr>
                   <pic:blipFill>
-                    <a:blip r:embed="rId55" cstate="print">
+                    <a:blip r:embed="rId48" cstate="print">
                       <a:extLst>
                         <a:ext uri="{28A0092B-C50C-407E-A947-70E740481C1C}">
                           <a14:useLocalDpi xmlns:a14="http://schemas.microsoft.com/office/drawing/2010/main" val="0"/>
@@ -14625,7 +14825,7 @@
                     </pic:cNvPicPr>
                   </pic:nvPicPr>
                   <pic:blipFill>
-                    <a:blip r:embed="rId45"/>
+                    <a:blip r:embed="rId38"/>
                     <a:stretch>
                       <a:fillRect/>
                     </a:stretch>
@@ -14934,7 +15134,7 @@
                     </pic:cNvPicPr>
                   </pic:nvPicPr>
                   <pic:blipFill>
-                    <a:blip r:embed="rId45"/>
+                    <a:blip r:embed="rId38"/>
                     <a:stretch>
                       <a:fillRect/>
                     </a:stretch>
@@ -15297,7 +15497,7 @@
                     </pic:cNvPicPr>
                   </pic:nvPicPr>
                   <pic:blipFill>
-                    <a:blip r:embed="rId45"/>
+                    <a:blip r:embed="rId38"/>
                     <a:stretch>
                       <a:fillRect/>
                     </a:stretch>
@@ -15637,7 +15837,7 @@
                     </pic:cNvPicPr>
                   </pic:nvPicPr>
                   <pic:blipFill>
-                    <a:blip r:embed="rId45"/>
+                    <a:blip r:embed="rId38"/>
                     <a:stretch>
                       <a:fillRect/>
                     </a:stretch>
@@ -15972,7 +16172,7 @@
                     </pic:cNvPicPr>
                   </pic:nvPicPr>
                   <pic:blipFill>
-                    <a:blip r:embed="rId45"/>
+                    <a:blip r:embed="rId38"/>
                     <a:stretch>
                       <a:fillRect/>
                     </a:stretch>
@@ -16314,7 +16514,7 @@
                     </pic:cNvPicPr>
                   </pic:nvPicPr>
                   <pic:blipFill>
-                    <a:blip r:embed="rId55" cstate="print">
+                    <a:blip r:embed="rId48" cstate="print">
                       <a:extLst>
                         <a:ext uri="{28A0092B-C50C-407E-A947-70E740481C1C}">
                           <a14:useLocalDpi xmlns:a14="http://schemas.microsoft.com/office/drawing/2010/main" val="0"/>
@@ -16368,7 +16568,7 @@
                     </pic:cNvPicPr>
                   </pic:nvPicPr>
                   <pic:blipFill>
-                    <a:blip r:embed="rId45"/>
+                    <a:blip r:embed="rId38"/>
                     <a:stretch>
                       <a:fillRect/>
                     </a:stretch>
@@ -16650,7 +16850,7 @@
                     </pic:cNvPicPr>
                   </pic:nvPicPr>
                   <pic:blipFill>
-                    <a:blip r:embed="rId55" cstate="print">
+                    <a:blip r:embed="rId48" cstate="print">
                       <a:extLst>
                         <a:ext uri="{28A0092B-C50C-407E-A947-70E740481C1C}">
                           <a14:useLocalDpi xmlns:a14="http://schemas.microsoft.com/office/drawing/2010/main" val="0"/>
@@ -16704,7 +16904,7 @@
                     </pic:cNvPicPr>
                   </pic:nvPicPr>
                   <pic:blipFill>
-                    <a:blip r:embed="rId45"/>
+                    <a:blip r:embed="rId38"/>
                     <a:stretch>
                       <a:fillRect/>
                     </a:stretch>
@@ -17119,7 +17319,7 @@
         </w:rPr>
         <w:t xml:space="preserve"> </w:t>
       </w:r>
-      <w:hyperlink r:id="rId56" w:history="1">
+      <w:hyperlink r:id="rId49" w:history="1">
         <w:r>
           <w:rPr>
             <w:rStyle w:val="Hyperlink"/>
@@ -17267,9 +17467,9 @@
           <w:b/>
           <w:noProof/>
         </w:rPr>
-        <w:pict w14:anchorId="488B0574">
-          <v:shape id="Graphic 1" o:spid="_x0000_i1025" type="#_x0000_t75" alt="Diploma roll with solid fill" style="width:8.5pt;height:7.75pt;visibility:visible;mso-wrap-style:square">
-            <v:imagedata r:id="rId57" o:title="Diploma roll with solid fill" cropbottom="-4096f"/>
+        <w:pict w14:anchorId="596ED80D">
+          <v:shape id="Graphic 1" o:spid="_x0000_i1025" type="#_x0000_t75" alt="Diploma roll with solid fill" style="width:7.85pt;height:7.85pt;visibility:visible;mso-wrap-style:square">
+            <v:imagedata r:id="rId50" o:title="Diploma roll with solid fill" cropbottom="-4096f"/>
             <o:lock v:ext="edit" rotation="t" cropping="t" verticies="t"/>
           </v:shape>
         </w:pict>
@@ -17332,7 +17532,7 @@
         </w:rPr>
         <w:t xml:space="preserve"> </w:t>
       </w:r>
-      <w:hyperlink r:id="rId58" w:history="1">
+      <w:hyperlink r:id="rId51" w:history="1">
         <w:r>
           <w:rPr>
             <w:rStyle w:val="Hyperlink"/>
@@ -17845,7 +18045,7 @@
         </w:rPr>
         <w:t xml:space="preserve">(2023) </w:t>
       </w:r>
-      <w:hyperlink r:id="rId59" w:history="1">
+      <w:hyperlink r:id="rId52" w:history="1">
         <w:r>
           <w:rPr>
             <w:rStyle w:val="Hyperlink"/>
@@ -18035,7 +18235,7 @@
         </w:rPr>
         <w:t xml:space="preserve">(2023) </w:t>
       </w:r>
-      <w:hyperlink r:id="rId60" w:history="1">
+      <w:hyperlink r:id="rId53" w:history="1">
         <w:r>
           <w:rPr>
             <w:rStyle w:val="Hyperlink"/>
@@ -18265,7 +18465,7 @@
         </w:rPr>
         <w:t xml:space="preserve">) </w:t>
       </w:r>
-      <w:hyperlink r:id="rId61" w:history="1">
+      <w:hyperlink r:id="rId54" w:history="1">
         <w:r>
           <w:rPr>
             <w:rStyle w:val="Hyperlink"/>
@@ -18922,7 +19122,7 @@
         </w:rPr>
         <w:tab/>
       </w:r>
-      <w:hyperlink r:id="rId62" w:history="1">
+      <w:hyperlink r:id="rId55" w:history="1">
         <w:r>
           <w:rPr>
             <w:rStyle w:val="Hyperlink"/>
@@ -19046,7 +19246,7 @@
         </w:rPr>
         <w:tab/>
       </w:r>
-      <w:hyperlink r:id="rId63" w:history="1">
+      <w:hyperlink r:id="rId56" w:history="1">
         <w:r>
           <w:rPr>
             <w:rStyle w:val="Hyperlink"/>
@@ -19191,7 +19391,7 @@
         </w:rPr>
         <w:tab/>
       </w:r>
-      <w:hyperlink r:id="rId64" w:history="1">
+      <w:hyperlink r:id="rId57" w:history="1">
         <w:r>
           <w:rPr>
             <w:rStyle w:val="Hyperlink"/>
@@ -23822,8 +24022,8 @@
       </w:pPr>
     </w:p>
     <w:sectPr>
-      <w:footerReference w:type="even" r:id="rId65"/>
-      <w:footerReference w:type="default" r:id="rId66"/>
+      <w:footerReference w:type="even" r:id="rId58"/>
+      <w:footerReference w:type="default" r:id="rId59"/>
       <w:pgSz w:w="12240" w:h="15840"/>
       <w:pgMar w:top="1134" w:right="1134" w:bottom="1134" w:left="1134" w:header="709" w:footer="709" w:gutter="0"/>
       <w:cols w:space="708"/>

--- a/CV_Cyrille_April_4_2026.docx
+++ b/CV_Cyrille_April_4_2026.docx
@@ -113,13 +113,17 @@
                                 <w:bottom w:val="single" w:sz="4" w:space="0" w:color="auto"/>
                               </w:pBdr>
                               <w:spacing w:after="0"/>
+                              <w:rPr>
+                                <w:sz w:val="19"/>
+                                <w:szCs w:val="19"/>
+                              </w:rPr>
                             </w:pPr>
                             <w:r>
                               <w:rPr>
                                 <w:rFonts w:ascii="Times New Roman" w:hAnsi="Times New Roman" w:cs="Times New Roman"/>
                                 <w:noProof/>
-                                <w:sz w:val="21"/>
-                                <w:szCs w:val="21"/>
+                                <w:sz w:val="19"/>
+                                <w:szCs w:val="19"/>
                               </w:rPr>
                               <w:drawing>
                                 <wp:inline distT="0" distB="0" distL="0" distR="0" wp14:anchorId="1D8DD56D" wp14:editId="477E21E3">
@@ -166,28 +170,32 @@
                             <w:r>
                               <w:rPr>
                                 <w:rFonts w:ascii="Times New Roman" w:hAnsi="Times New Roman" w:cs="Times New Roman"/>
-                                <w:sz w:val="21"/>
-                                <w:szCs w:val="21"/>
+                                <w:sz w:val="19"/>
+                                <w:szCs w:val="19"/>
                               </w:rPr>
                               <w:t>+1 (438) 470 9643</w:t>
                             </w:r>
                             <w:r>
                               <w:rPr>
                                 <w:rFonts w:ascii="Times New Roman" w:hAnsi="Times New Roman" w:cs="Times New Roman"/>
-                                <w:sz w:val="21"/>
-                                <w:szCs w:val="21"/>
+                                <w:sz w:val="19"/>
+                                <w:szCs w:val="19"/>
                               </w:rPr>
                               <w:t xml:space="preserve"> </w:t>
                             </w:r>
                             <w:r>
+                              <w:rPr>
+                                <w:sz w:val="19"/>
+                                <w:szCs w:val="19"/>
+                              </w:rPr>
                               <w:t xml:space="preserve">| </w:t>
                             </w:r>
                             <w:r>
                               <w:rPr>
                                 <w:rFonts w:ascii="Times New Roman" w:hAnsi="Times New Roman" w:cs="Times New Roman"/>
                                 <w:noProof/>
-                                <w:sz w:val="21"/>
-                                <w:szCs w:val="21"/>
+                                <w:sz w:val="19"/>
+                                <w:szCs w:val="19"/>
                               </w:rPr>
                               <w:drawing>
                                 <wp:inline distT="0" distB="0" distL="0" distR="0" wp14:anchorId="08784631" wp14:editId="09297456">
@@ -234,8 +242,8 @@
                             <w:r>
                               <w:rPr>
                                 <w:rFonts w:ascii="Times New Roman" w:hAnsi="Times New Roman" w:cs="Times New Roman"/>
-                                <w:sz w:val="21"/>
-                                <w:szCs w:val="21"/>
+                                <w:sz w:val="19"/>
+                                <w:szCs w:val="19"/>
                               </w:rPr>
                               <w:t xml:space="preserve"> </w:t>
                             </w:r>
@@ -245,40 +253,18 @@
                                   <w:rStyle w:val="Hyperlink"/>
                                   <w:rFonts w:ascii="Times New Roman" w:hAnsi="Times New Roman" w:cs="Times New Roman"/>
                                   <w:color w:val="C00000"/>
-                                  <w:sz w:val="21"/>
-                                  <w:szCs w:val="21"/>
+                                  <w:sz w:val="19"/>
+                                  <w:szCs w:val="19"/>
                                   <w:u w:val="none"/>
                                 </w:rPr>
-                                <w:t>cyrille.mvomo@mail.mcg</w:t>
-                              </w:r>
-                              <w:r>
-                                <w:rPr>
-                                  <w:rStyle w:val="Hyperlink"/>
-                                  <w:rFonts w:ascii="Times New Roman" w:hAnsi="Times New Roman" w:cs="Times New Roman"/>
-                                  <w:color w:val="C00000"/>
-                                  <w:sz w:val="21"/>
-                                  <w:szCs w:val="21"/>
-                                  <w:u w:val="none"/>
-                                </w:rPr>
-                                <w:t>i</w:t>
-                              </w:r>
-                              <w:r>
-                                <w:rPr>
-                                  <w:rStyle w:val="Hyperlink"/>
-                                  <w:rFonts w:ascii="Times New Roman" w:hAnsi="Times New Roman" w:cs="Times New Roman"/>
-                                  <w:color w:val="C00000"/>
-                                  <w:sz w:val="21"/>
-                                  <w:szCs w:val="21"/>
-                                  <w:u w:val="none"/>
-                                </w:rPr>
-                                <w:t>ll.ca</w:t>
+                                <w:t>cyrille.mvomo@mail.mcgill.ca</w:t>
                               </w:r>
                             </w:hyperlink>
                             <w:r>
                               <w:rPr>
                                 <w:rFonts w:ascii="Times New Roman" w:hAnsi="Times New Roman" w:cs="Times New Roman"/>
-                                <w:sz w:val="21"/>
-                                <w:szCs w:val="21"/>
+                                <w:sz w:val="19"/>
+                                <w:szCs w:val="19"/>
                               </w:rPr>
                               <w:t xml:space="preserve"> |</w:t>
                             </w:r>
@@ -286,8 +272,8 @@
                               <w:rPr>
                                 <w:rFonts w:ascii="Times New Roman" w:hAnsi="Times New Roman" w:cs="Times New Roman"/>
                                 <w:noProof/>
-                                <w:sz w:val="21"/>
-                                <w:szCs w:val="21"/>
+                                <w:sz w:val="19"/>
+                                <w:szCs w:val="19"/>
                               </w:rPr>
                               <w:drawing>
                                 <wp:inline distT="0" distB="0" distL="0" distR="0" wp14:anchorId="5C364D43" wp14:editId="31B9FA3E">
@@ -343,16 +329,16 @@
                             <w:r>
                               <w:rPr>
                                 <w:rFonts w:ascii="Times New Roman" w:hAnsi="Times New Roman" w:cs="Times New Roman"/>
-                                <w:sz w:val="21"/>
-                                <w:szCs w:val="21"/>
+                                <w:sz w:val="19"/>
+                                <w:szCs w:val="19"/>
                               </w:rPr>
                               <w:t>Montreal, Canada</w:t>
                             </w:r>
                             <w:r>
                               <w:rPr>
                                 <w:rFonts w:ascii="Times New Roman" w:hAnsi="Times New Roman" w:cs="Times New Roman"/>
-                                <w:sz w:val="21"/>
-                                <w:szCs w:val="21"/>
+                                <w:sz w:val="19"/>
+                                <w:szCs w:val="19"/>
                               </w:rPr>
                               <w:t xml:space="preserve"> | </w:t>
                             </w:r>
@@ -360,8 +346,8 @@
                               <w:rPr>
                                 <w:rFonts w:ascii="Times New Roman" w:hAnsi="Times New Roman" w:cs="Times New Roman"/>
                                 <w:noProof/>
-                                <w:sz w:val="21"/>
-                                <w:szCs w:val="21"/>
+                                <w:sz w:val="19"/>
+                                <w:szCs w:val="19"/>
                               </w:rPr>
                               <w:drawing>
                                 <wp:inline distT="0" distB="0" distL="0" distR="0" wp14:anchorId="49EB918B" wp14:editId="6D3B6E4A">
@@ -408,8 +394,8 @@
                             <w:r>
                               <w:rPr>
                                 <w:rFonts w:ascii="Times New Roman" w:hAnsi="Times New Roman" w:cs="Times New Roman"/>
-                                <w:sz w:val="21"/>
-                                <w:szCs w:val="21"/>
+                                <w:sz w:val="19"/>
+                                <w:szCs w:val="19"/>
                               </w:rPr>
                               <w:t xml:space="preserve"> </w:t>
                             </w:r>
@@ -418,10 +404,20 @@
                                 <w:rFonts w:ascii="Times New Roman" w:hAnsi="Times New Roman" w:cs="Times New Roman"/>
                                 <w:i/>
                                 <w:iCs/>
-                                <w:sz w:val="21"/>
-                                <w:szCs w:val="21"/>
+                                <w:sz w:val="19"/>
+                                <w:szCs w:val="19"/>
                               </w:rPr>
-                              <w:t>from France</w:t>
+                              <w:t>Citizen of</w:t>
+                            </w:r>
+                            <w:r>
+                              <w:rPr>
+                                <w:rFonts w:ascii="Times New Roman" w:hAnsi="Times New Roman" w:cs="Times New Roman"/>
+                                <w:i/>
+                                <w:iCs/>
+                                <w:sz w:val="19"/>
+                                <w:szCs w:val="19"/>
+                              </w:rPr>
+                              <w:t xml:space="preserve"> France</w:t>
                             </w:r>
                           </w:p>
                         </w:txbxContent>
@@ -453,13 +449,17 @@
                           <w:bottom w:val="single" w:sz="4" w:space="0" w:color="auto"/>
                         </w:pBdr>
                         <w:spacing w:after="0"/>
+                        <w:rPr>
+                          <w:sz w:val="19"/>
+                          <w:szCs w:val="19"/>
+                        </w:rPr>
                       </w:pPr>
                       <w:r>
                         <w:rPr>
                           <w:rFonts w:ascii="Times New Roman" w:hAnsi="Times New Roman" w:cs="Times New Roman"/>
                           <w:noProof/>
-                          <w:sz w:val="21"/>
-                          <w:szCs w:val="21"/>
+                          <w:sz w:val="19"/>
+                          <w:szCs w:val="19"/>
                         </w:rPr>
                         <w:drawing>
                           <wp:inline distT="0" distB="0" distL="0" distR="0" wp14:anchorId="1D8DD56D" wp14:editId="477E21E3">
@@ -506,28 +506,32 @@
                       <w:r>
                         <w:rPr>
                           <w:rFonts w:ascii="Times New Roman" w:hAnsi="Times New Roman" w:cs="Times New Roman"/>
-                          <w:sz w:val="21"/>
-                          <w:szCs w:val="21"/>
+                          <w:sz w:val="19"/>
+                          <w:szCs w:val="19"/>
                         </w:rPr>
                         <w:t>+1 (438) 470 9643</w:t>
                       </w:r>
                       <w:r>
                         <w:rPr>
                           <w:rFonts w:ascii="Times New Roman" w:hAnsi="Times New Roman" w:cs="Times New Roman"/>
-                          <w:sz w:val="21"/>
-                          <w:szCs w:val="21"/>
+                          <w:sz w:val="19"/>
+                          <w:szCs w:val="19"/>
                         </w:rPr>
                         <w:t xml:space="preserve"> </w:t>
                       </w:r>
                       <w:r>
+                        <w:rPr>
+                          <w:sz w:val="19"/>
+                          <w:szCs w:val="19"/>
+                        </w:rPr>
                         <w:t xml:space="preserve">| </w:t>
                       </w:r>
                       <w:r>
                         <w:rPr>
                           <w:rFonts w:ascii="Times New Roman" w:hAnsi="Times New Roman" w:cs="Times New Roman"/>
                           <w:noProof/>
-                          <w:sz w:val="21"/>
-                          <w:szCs w:val="21"/>
+                          <w:sz w:val="19"/>
+                          <w:szCs w:val="19"/>
                         </w:rPr>
                         <w:drawing>
                           <wp:inline distT="0" distB="0" distL="0" distR="0" wp14:anchorId="08784631" wp14:editId="09297456">
@@ -574,8 +578,8 @@
                       <w:r>
                         <w:rPr>
                           <w:rFonts w:ascii="Times New Roman" w:hAnsi="Times New Roman" w:cs="Times New Roman"/>
-                          <w:sz w:val="21"/>
-                          <w:szCs w:val="21"/>
+                          <w:sz w:val="19"/>
+                          <w:szCs w:val="19"/>
                         </w:rPr>
                         <w:t xml:space="preserve"> </w:t>
                       </w:r>
@@ -585,40 +589,18 @@
                             <w:rStyle w:val="Hyperlink"/>
                             <w:rFonts w:ascii="Times New Roman" w:hAnsi="Times New Roman" w:cs="Times New Roman"/>
                             <w:color w:val="C00000"/>
-                            <w:sz w:val="21"/>
-                            <w:szCs w:val="21"/>
+                            <w:sz w:val="19"/>
+                            <w:szCs w:val="19"/>
                             <w:u w:val="none"/>
                           </w:rPr>
-                          <w:t>cyrille.mvomo@mail.mcg</w:t>
-                        </w:r>
-                        <w:r>
-                          <w:rPr>
-                            <w:rStyle w:val="Hyperlink"/>
-                            <w:rFonts w:ascii="Times New Roman" w:hAnsi="Times New Roman" w:cs="Times New Roman"/>
-                            <w:color w:val="C00000"/>
-                            <w:sz w:val="21"/>
-                            <w:szCs w:val="21"/>
-                            <w:u w:val="none"/>
-                          </w:rPr>
-                          <w:t>i</w:t>
-                        </w:r>
-                        <w:r>
-                          <w:rPr>
-                            <w:rStyle w:val="Hyperlink"/>
-                            <w:rFonts w:ascii="Times New Roman" w:hAnsi="Times New Roman" w:cs="Times New Roman"/>
-                            <w:color w:val="C00000"/>
-                            <w:sz w:val="21"/>
-                            <w:szCs w:val="21"/>
-                            <w:u w:val="none"/>
-                          </w:rPr>
-                          <w:t>ll.ca</w:t>
+                          <w:t>cyrille.mvomo@mail.mcgill.ca</w:t>
                         </w:r>
                       </w:hyperlink>
                       <w:r>
                         <w:rPr>
                           <w:rFonts w:ascii="Times New Roman" w:hAnsi="Times New Roman" w:cs="Times New Roman"/>
-                          <w:sz w:val="21"/>
-                          <w:szCs w:val="21"/>
+                          <w:sz w:val="19"/>
+                          <w:szCs w:val="19"/>
                         </w:rPr>
                         <w:t xml:space="preserve"> |</w:t>
                       </w:r>
@@ -626,8 +608,8 @@
                         <w:rPr>
                           <w:rFonts w:ascii="Times New Roman" w:hAnsi="Times New Roman" w:cs="Times New Roman"/>
                           <w:noProof/>
-                          <w:sz w:val="21"/>
-                          <w:szCs w:val="21"/>
+                          <w:sz w:val="19"/>
+                          <w:szCs w:val="19"/>
                         </w:rPr>
                         <w:drawing>
                           <wp:inline distT="0" distB="0" distL="0" distR="0" wp14:anchorId="5C364D43" wp14:editId="31B9FA3E">
@@ -683,16 +665,16 @@
                       <w:r>
                         <w:rPr>
                           <w:rFonts w:ascii="Times New Roman" w:hAnsi="Times New Roman" w:cs="Times New Roman"/>
-                          <w:sz w:val="21"/>
-                          <w:szCs w:val="21"/>
+                          <w:sz w:val="19"/>
+                          <w:szCs w:val="19"/>
                         </w:rPr>
                         <w:t>Montreal, Canada</w:t>
                       </w:r>
                       <w:r>
                         <w:rPr>
                           <w:rFonts w:ascii="Times New Roman" w:hAnsi="Times New Roman" w:cs="Times New Roman"/>
-                          <w:sz w:val="21"/>
-                          <w:szCs w:val="21"/>
+                          <w:sz w:val="19"/>
+                          <w:szCs w:val="19"/>
                         </w:rPr>
                         <w:t xml:space="preserve"> | </w:t>
                       </w:r>
@@ -700,8 +682,8 @@
                         <w:rPr>
                           <w:rFonts w:ascii="Times New Roman" w:hAnsi="Times New Roman" w:cs="Times New Roman"/>
                           <w:noProof/>
-                          <w:sz w:val="21"/>
-                          <w:szCs w:val="21"/>
+                          <w:sz w:val="19"/>
+                          <w:szCs w:val="19"/>
                         </w:rPr>
                         <w:drawing>
                           <wp:inline distT="0" distB="0" distL="0" distR="0" wp14:anchorId="49EB918B" wp14:editId="6D3B6E4A">
@@ -748,8 +730,8 @@
                       <w:r>
                         <w:rPr>
                           <w:rFonts w:ascii="Times New Roman" w:hAnsi="Times New Roman" w:cs="Times New Roman"/>
-                          <w:sz w:val="21"/>
-                          <w:szCs w:val="21"/>
+                          <w:sz w:val="19"/>
+                          <w:szCs w:val="19"/>
                         </w:rPr>
                         <w:t xml:space="preserve"> </w:t>
                       </w:r>
@@ -758,10 +740,20 @@
                           <w:rFonts w:ascii="Times New Roman" w:hAnsi="Times New Roman" w:cs="Times New Roman"/>
                           <w:i/>
                           <w:iCs/>
-                          <w:sz w:val="21"/>
-                          <w:szCs w:val="21"/>
+                          <w:sz w:val="19"/>
+                          <w:szCs w:val="19"/>
                         </w:rPr>
-                        <w:t>from France</w:t>
+                        <w:t>Citizen of</w:t>
+                      </w:r>
+                      <w:r>
+                        <w:rPr>
+                          <w:rFonts w:ascii="Times New Roman" w:hAnsi="Times New Roman" w:cs="Times New Roman"/>
+                          <w:i/>
+                          <w:iCs/>
+                          <w:sz w:val="19"/>
+                          <w:szCs w:val="19"/>
+                        </w:rPr>
+                        <w:t xml:space="preserve"> France</w:t>
                       </w:r>
                     </w:p>
                   </w:txbxContent>
@@ -784,8 +776,8 @@
         <w:jc w:val="both"/>
         <w:rPr>
           <w:rFonts w:ascii="Times New Roman" w:hAnsi="Times New Roman" w:cs="Times New Roman"/>
-          <w:sz w:val="21"/>
-          <w:szCs w:val="21"/>
+          <w:sz w:val="28"/>
+          <w:szCs w:val="28"/>
         </w:rPr>
       </w:pPr>
       <w:r>
@@ -793,6 +785,8 @@
           <w:rFonts w:ascii="Times New Roman" w:hAnsi="Times New Roman" w:cs="Times New Roman"/>
           <w:b/>
           <w:bCs/>
+          <w:sz w:val="28"/>
+          <w:szCs w:val="28"/>
         </w:rPr>
         <w:t>Summary</w:t>
       </w:r>
@@ -939,7 +933,27 @@
           <w:sz w:val="21"/>
           <w:szCs w:val="21"/>
         </w:rPr>
-        <w:t>employs data mining techniques to advance the explainability of digital mobility biomarkers in Parkinson’s disease</w:t>
+        <w:t xml:space="preserve">employs data mining techniques to advance the </w:t>
+      </w:r>
+      <w:r>
+        <w:rPr>
+          <w:rFonts w:ascii="Times New Roman" w:hAnsi="Times New Roman" w:cs="Times New Roman"/>
+          <w:b/>
+          <w:bCs/>
+          <w:sz w:val="21"/>
+          <w:szCs w:val="21"/>
+        </w:rPr>
+        <w:t>clinical interpretability</w:t>
+      </w:r>
+      <w:r>
+        <w:rPr>
+          <w:rFonts w:ascii="Times New Roman" w:hAnsi="Times New Roman" w:cs="Times New Roman"/>
+          <w:b/>
+          <w:bCs/>
+          <w:sz w:val="21"/>
+          <w:szCs w:val="21"/>
+        </w:rPr>
+        <w:t xml:space="preserve"> of digital mobility biomarkers in Parkinson’s disease</w:t>
       </w:r>
       <w:r>
         <w:rPr>
@@ -1259,13 +1273,15 @@
           <w:rFonts w:ascii="Times New Roman" w:hAnsi="Times New Roman" w:cs="Times New Roman"/>
           <w:b/>
           <w:bCs/>
+          <w:sz w:val="28"/>
+          <w:szCs w:val="28"/>
         </w:rPr>
       </w:pPr>
       <w:r>
         <w:rPr>
           <w:rFonts w:ascii="Times New Roman" w:hAnsi="Times New Roman" w:cs="Times New Roman"/>
-          <w:sz w:val="21"/>
-          <w:szCs w:val="21"/>
+          <w:sz w:val="28"/>
+          <w:szCs w:val="28"/>
         </w:rPr>
         <w:tab/>
       </w:r>
@@ -1274,6 +1290,8 @@
           <w:rFonts w:ascii="Times New Roman" w:hAnsi="Times New Roman" w:cs="Times New Roman"/>
           <w:b/>
           <w:bCs/>
+          <w:sz w:val="28"/>
+          <w:szCs w:val="28"/>
         </w:rPr>
         <w:t>Education</w:t>
       </w:r>
@@ -1682,7 +1700,7 @@
           <w:sz w:val="21"/>
           <w:szCs w:val="21"/>
         </w:rPr>
-        <w:t>8</w:t>
+        <w:t>7</w:t>
       </w:r>
       <w:r>
         <w:rPr>
@@ -1917,7 +1935,7 @@
           <w:sz w:val="22"/>
           <w:szCs w:val="22"/>
         </w:rPr>
-        <w:pict w14:anchorId="41D374F6">
+        <w:pict w14:anchorId="46DF3C7C">
           <v:shapetype id="_x0000_t75" coordsize="21600,21600" o:spt="75" o:preferrelative="t" path="m@4@5l@4@11@9@11@9@5xe" filled="f" stroked="f">
             <v:stroke joinstyle="miter"/>
             <v:formulas>
@@ -1937,7 +1955,7 @@
             <v:path o:extrusionok="f" gradientshapeok="t" o:connecttype="rect"/>
             <o:lock v:ext="edit" aspectratio="t"/>
           </v:shapetype>
-          <v:shape id="Picture 17" o:spid="_x0000_i1032" type="#_x0000_t75" alt="List with solid fill" style="width:7.85pt;height:7.85pt;visibility:visible;mso-wrap-style:square">
+          <v:shape id="Picture 17" o:spid="_x0000_i1031" type="#_x0000_t75" alt="List with solid fill" style="width:7.85pt;height:7.85pt;visibility:visible;mso-wrap-style:square">
             <v:imagedata r:id="rId25" o:title="List with solid fill"/>
             <o:lock v:ext="edit" rotation="t" cropping="t" verticies="t"/>
           </v:shape>
@@ -1952,20 +1970,6 @@
           <w:szCs w:val="21"/>
         </w:rPr>
         <w:t xml:space="preserve"> </w:t>
-      </w:r>
-      <w:r>
-        <w:rPr>
-          <w:rFonts w:ascii="Times New Roman" w:hAnsi="Times New Roman" w:cs="Times New Roman"/>
-          <w:noProof/>
-          <w:sz w:val="22"/>
-          <w:szCs w:val="22"/>
-        </w:rPr>
-        <w:pict w14:anchorId="637A86AF">
-          <v:shape id="_x0000_i1031" type="#_x0000_t75" alt="Diploma roll with solid fill" style="width:9.15pt;height:7.85pt;visibility:visible;mso-wrap-style:square">
-            <v:imagedata r:id="rId26" o:title="Diploma roll with solid fill"/>
-            <o:lock v:ext="edit" rotation="t" cropping="t" verticies="t"/>
-          </v:shape>
-        </w:pict>
       </w:r>
       <w:r>
         <w:rPr>
@@ -2078,15 +2082,15 @@
           <w:sz w:val="22"/>
           <w:szCs w:val="22"/>
         </w:rPr>
-        <w:t>Visiting Student in Bioengineering – Assistive Robotics</w:t>
-      </w:r>
-      <w:r>
-        <w:rPr>
-          <w:rFonts w:ascii="Times New Roman" w:hAnsi="Times New Roman" w:cs="Times New Roman"/>
-          <w:sz w:val="22"/>
-          <w:szCs w:val="22"/>
-        </w:rPr>
-        <w:t xml:space="preserve"> (project R.05 below)</w:t>
+        <w:t xml:space="preserve">Visiting Student in Bioengineering </w:t>
+      </w:r>
+      <w:r>
+        <w:rPr>
+          <w:rFonts w:ascii="Times New Roman" w:hAnsi="Times New Roman" w:cs="Times New Roman"/>
+          <w:sz w:val="22"/>
+          <w:szCs w:val="22"/>
+        </w:rPr>
+        <w:t>(project R.05 below)</w:t>
       </w:r>
     </w:p>
     <w:p>
@@ -2135,7 +2139,7 @@
         </w:rPr>
         <w:t xml:space="preserve">: </w:t>
       </w:r>
-      <w:hyperlink r:id="rId27" w:history="1">
+      <w:hyperlink r:id="rId26" w:history="1">
         <w:r>
           <w:rPr>
             <w:rStyle w:val="Hyperlink"/>
@@ -2156,7 +2160,7 @@
         </w:rPr>
         <w:t xml:space="preserve"> and </w:t>
       </w:r>
-      <w:hyperlink r:id="rId28" w:history="1">
+      <w:hyperlink r:id="rId27" w:history="1">
         <w:r>
           <w:rPr>
             <w:rStyle w:val="Hyperlink"/>
@@ -2470,7 +2474,15 @@
           <w:sz w:val="22"/>
           <w:szCs w:val="22"/>
         </w:rPr>
-        <w:t xml:space="preserve">in </w:t>
+        <w:t>in</w:t>
+      </w:r>
+      <w:r>
+        <w:rPr>
+          <w:rFonts w:ascii="Times New Roman" w:hAnsi="Times New Roman" w:cs="Times New Roman"/>
+          <w:sz w:val="22"/>
+          <w:szCs w:val="22"/>
+        </w:rPr>
+        <w:t xml:space="preserve"> </w:t>
       </w:r>
       <w:r>
         <w:rPr>
@@ -2510,15 +2522,31 @@
           <w:sz w:val="22"/>
           <w:szCs w:val="22"/>
         </w:rPr>
-        <w:t xml:space="preserve">– Informatics </w:t>
-      </w:r>
-      <w:r>
-        <w:rPr>
-          <w:rFonts w:ascii="Times New Roman" w:hAnsi="Times New Roman" w:cs="Times New Roman"/>
-          <w:sz w:val="22"/>
-          <w:szCs w:val="22"/>
-        </w:rPr>
-        <w:t>(project R.03/R.04 below)</w:t>
+        <w:t>–</w:t>
+      </w:r>
+      <w:r>
+        <w:rPr>
+          <w:rFonts w:ascii="Times New Roman" w:hAnsi="Times New Roman" w:cs="Times New Roman"/>
+          <w:sz w:val="22"/>
+          <w:szCs w:val="22"/>
+        </w:rPr>
+        <w:t xml:space="preserve"> </w:t>
+      </w:r>
+      <w:r>
+        <w:rPr>
+          <w:rFonts w:ascii="Times New Roman" w:hAnsi="Times New Roman" w:cs="Times New Roman"/>
+          <w:sz w:val="22"/>
+          <w:szCs w:val="22"/>
+        </w:rPr>
+        <w:t>Informatics</w:t>
+      </w:r>
+      <w:r>
+        <w:rPr>
+          <w:rFonts w:ascii="Times New Roman" w:hAnsi="Times New Roman" w:cs="Times New Roman"/>
+          <w:sz w:val="22"/>
+          <w:szCs w:val="22"/>
+        </w:rPr>
+        <w:t xml:space="preserve"> (project R.03/R.04 below)</w:t>
       </w:r>
     </w:p>
     <w:p>
@@ -3153,6 +3181,7 @@
           <w:szCs w:val="28"/>
           <w:lang w:val="fr-CA"/>
         </w:rPr>
+        <w:lastRenderedPageBreak/>
         <w:tab/>
       </w:r>
       <w:r>
@@ -3204,7 +3233,6 @@
           <w:szCs w:val="28"/>
           <w:lang w:val="fr-CA"/>
         </w:rPr>
-        <w:lastRenderedPageBreak/>
         <w:tab/>
       </w:r>
       <w:r>
@@ -3282,10 +3310,10 @@
                     <pic:cNvPicPr/>
                   </pic:nvPicPr>
                   <pic:blipFill>
-                    <a:blip r:embed="rId29">
+                    <a:blip r:embed="rId28">
                       <a:extLst>
                         <a:ext uri="{96DAC541-7B7A-43D3-8B79-37D633B846F1}">
-                          <asvg:svgBlip xmlns:asvg="http://schemas.microsoft.com/office/drawing/2016/SVG/main" r:embed="rId30"/>
+                          <asvg:svgBlip xmlns:asvg="http://schemas.microsoft.com/office/drawing/2016/SVG/main" r:embed="rId29"/>
                         </a:ext>
                       </a:extLst>
                     </a:blip>
@@ -3380,10 +3408,10 @@
                     <pic:cNvPicPr/>
                   </pic:nvPicPr>
                   <pic:blipFill>
-                    <a:blip r:embed="rId31">
+                    <a:blip r:embed="rId30">
                       <a:extLst>
                         <a:ext uri="{96DAC541-7B7A-43D3-8B79-37D633B846F1}">
-                          <asvg:svgBlip xmlns:asvg="http://schemas.microsoft.com/office/drawing/2016/SVG/main" r:embed="rId32"/>
+                          <asvg:svgBlip xmlns:asvg="http://schemas.microsoft.com/office/drawing/2016/SVG/main" r:embed="rId31"/>
                         </a:ext>
                       </a:extLst>
                     </a:blip>
@@ -3590,7 +3618,7 @@
                     </pic:cNvPicPr>
                   </pic:nvPicPr>
                   <pic:blipFill>
-                    <a:blip r:embed="rId29"/>
+                    <a:blip r:embed="rId28"/>
                     <a:stretch>
                       <a:fillRect/>
                     </a:stretch>
@@ -3703,7 +3731,7 @@
                     </pic:cNvPicPr>
                   </pic:nvPicPr>
                   <pic:blipFill>
-                    <a:blip r:embed="rId29"/>
+                    <a:blip r:embed="rId28"/>
                     <a:stretch>
                       <a:fillRect/>
                     </a:stretch>
@@ -3808,7 +3836,7 @@
                     </pic:cNvPicPr>
                   </pic:nvPicPr>
                   <pic:blipFill>
-                    <a:blip r:embed="rId29"/>
+                    <a:blip r:embed="rId28"/>
                     <a:stretch>
                       <a:fillRect/>
                     </a:stretch>
@@ -3921,7 +3949,7 @@
                     </pic:cNvPicPr>
                   </pic:nvPicPr>
                   <pic:blipFill>
-                    <a:blip r:embed="rId29"/>
+                    <a:blip r:embed="rId28"/>
                     <a:stretch>
                       <a:fillRect/>
                     </a:stretch>
@@ -4133,7 +4161,7 @@
                     </pic:cNvPicPr>
                   </pic:nvPicPr>
                   <pic:blipFill>
-                    <a:blip r:embed="rId29"/>
+                    <a:blip r:embed="rId28"/>
                     <a:stretch>
                       <a:fillRect/>
                     </a:stretch>
@@ -4290,7 +4318,7 @@
                     </pic:cNvPicPr>
                   </pic:nvPicPr>
                   <pic:blipFill>
-                    <a:blip r:embed="rId29"/>
+                    <a:blip r:embed="rId28"/>
                     <a:stretch>
                       <a:fillRect/>
                     </a:stretch>
@@ -4457,7 +4485,7 @@
                     </pic:cNvPicPr>
                   </pic:nvPicPr>
                   <pic:blipFill>
-                    <a:blip r:embed="rId29"/>
+                    <a:blip r:embed="rId28"/>
                     <a:stretch>
                       <a:fillRect/>
                     </a:stretch>
@@ -4562,7 +4590,7 @@
                     </pic:cNvPicPr>
                   </pic:nvPicPr>
                   <pic:blipFill>
-                    <a:blip r:embed="rId29"/>
+                    <a:blip r:embed="rId28"/>
                     <a:stretch>
                       <a:fillRect/>
                     </a:stretch>
@@ -4667,7 +4695,7 @@
                     </pic:cNvPicPr>
                   </pic:nvPicPr>
                   <pic:blipFill>
-                    <a:blip r:embed="rId29"/>
+                    <a:blip r:embed="rId28"/>
                     <a:stretch>
                       <a:fillRect/>
                     </a:stretch>
@@ -4770,9 +4798,9 @@
           <w:rFonts w:ascii="Times New Roman" w:hAnsi="Times New Roman" w:cs="Times New Roman"/>
           <w:noProof/>
         </w:rPr>
-        <w:pict w14:anchorId="292A35A5">
-          <v:shape id="Graphic 2" o:spid="_x0000_i1030" type="#_x0000_t75" alt="Open hand outline" style="width:9.15pt;height:9.15pt;visibility:visible;mso-wrap-style:square">
-            <v:imagedata r:id="rId33" o:title="Open hand outline"/>
+        <w:pict w14:anchorId="386184EB">
+          <v:shape id="Graphic 2" o:spid="_x0000_i1030" type="#_x0000_t75" alt="Open hand outline" style="width:8.8pt;height:8.8pt;visibility:visible;mso-wrap-style:square">
+            <v:imagedata r:id="rId32" o:title="Open hand outline"/>
             <o:lock v:ext="edit" rotation="t" cropping="t" verticies="t"/>
           </v:shape>
         </w:pict>
@@ -4992,7 +5020,7 @@
                     </pic:cNvPicPr>
                   </pic:nvPicPr>
                   <pic:blipFill>
-                    <a:blip r:embed="rId31"/>
+                    <a:blip r:embed="rId30"/>
                     <a:stretch>
                       <a:fillRect/>
                     </a:stretch>
@@ -6091,6 +6119,7 @@
           <w:sz w:val="22"/>
           <w:szCs w:val="22"/>
         </w:rPr>
+        <w:lastRenderedPageBreak/>
         <w:tab/>
       </w:r>
       <w:r>
@@ -6160,7 +6189,6 @@
           <w:sz w:val="22"/>
           <w:szCs w:val="22"/>
         </w:rPr>
-        <w:lastRenderedPageBreak/>
         <w:tab/>
       </w:r>
       <w:r>
@@ -8244,6 +8272,7 @@
           <w:sz w:val="22"/>
           <w:szCs w:val="22"/>
         </w:rPr>
+        <w:lastRenderedPageBreak/>
         <w:tab/>
       </w:r>
       <w:r>
@@ -8297,7 +8326,6 @@
           <w:sz w:val="22"/>
           <w:szCs w:val="22"/>
         </w:rPr>
-        <w:lastRenderedPageBreak/>
         <w:tab/>
       </w:r>
       <w:r>
@@ -9454,10 +9482,10 @@
                     <pic:cNvPicPr/>
                   </pic:nvPicPr>
                   <pic:blipFill>
-                    <a:blip r:embed="rId34">
+                    <a:blip r:embed="rId33">
                       <a:extLst>
                         <a:ext uri="{96DAC541-7B7A-43D3-8B79-37D633B846F1}">
-                          <asvg:svgBlip xmlns:asvg="http://schemas.microsoft.com/office/drawing/2016/SVG/main" r:embed="rId35"/>
+                          <asvg:svgBlip xmlns:asvg="http://schemas.microsoft.com/office/drawing/2016/SVG/main" r:embed="rId34"/>
                         </a:ext>
                       </a:extLst>
                     </a:blip>
@@ -9552,10 +9580,10 @@
                     <pic:cNvPicPr/>
                   </pic:nvPicPr>
                   <pic:blipFill>
-                    <a:blip r:embed="rId36">
+                    <a:blip r:embed="rId35">
                       <a:extLst>
                         <a:ext uri="{96DAC541-7B7A-43D3-8B79-37D633B846F1}">
-                          <asvg:svgBlip xmlns:asvg="http://schemas.microsoft.com/office/drawing/2016/SVG/main" r:embed="rId37"/>
+                          <asvg:svgBlip xmlns:asvg="http://schemas.microsoft.com/office/drawing/2016/SVG/main" r:embed="rId36"/>
                         </a:ext>
                       </a:extLst>
                     </a:blip>
@@ -9660,10 +9688,10 @@
                     <pic:cNvPicPr/>
                   </pic:nvPicPr>
                   <pic:blipFill>
-                    <a:blip r:embed="rId38">
+                    <a:blip r:embed="rId37">
                       <a:extLst>
                         <a:ext uri="{96DAC541-7B7A-43D3-8B79-37D633B846F1}">
-                          <asvg:svgBlip xmlns:asvg="http://schemas.microsoft.com/office/drawing/2016/SVG/main" r:embed="rId39"/>
+                          <asvg:svgBlip xmlns:asvg="http://schemas.microsoft.com/office/drawing/2016/SVG/main" r:embed="rId38"/>
                         </a:ext>
                       </a:extLst>
                     </a:blip>
@@ -9758,10 +9786,10 @@
                     <pic:cNvPicPr/>
                   </pic:nvPicPr>
                   <pic:blipFill>
-                    <a:blip r:embed="rId40">
+                    <a:blip r:embed="rId39">
                       <a:extLst>
                         <a:ext uri="{96DAC541-7B7A-43D3-8B79-37D633B846F1}">
-                          <asvg:svgBlip xmlns:asvg="http://schemas.microsoft.com/office/drawing/2016/SVG/main" r:embed="rId41"/>
+                          <asvg:svgBlip xmlns:asvg="http://schemas.microsoft.com/office/drawing/2016/SVG/main" r:embed="rId40"/>
                         </a:ext>
                       </a:extLst>
                     </a:blip>
@@ -10037,9 +10065,9 @@
           <w:rFonts w:ascii="Times New Roman" w:hAnsi="Times New Roman" w:cs="Times New Roman"/>
           <w:noProof/>
         </w:rPr>
-        <w:pict w14:anchorId="08DA50F6">
-          <v:shape id="Graphic 8" o:spid="_x0000_i1029" type="#_x0000_t75" alt="Professor male outline" style="width:9.15pt;height:9.15pt;visibility:visible;mso-wrap-style:square">
-            <v:imagedata r:id="rId42" o:title="Professor male outline"/>
+        <w:pict w14:anchorId="3E43D327">
+          <v:shape id="Graphic 8" o:spid="_x0000_i1029" type="#_x0000_t75" alt="Professor male outline" style="width:8.8pt;height:8.8pt;visibility:visible;mso-wrap-style:square">
+            <v:imagedata r:id="rId41" o:title="Professor male outline"/>
             <o:lock v:ext="edit" rotation="t" cropping="t" verticies="t"/>
           </v:shape>
         </w:pict>
@@ -10260,7 +10288,7 @@
                     </pic:cNvPicPr>
                   </pic:nvPicPr>
                   <pic:blipFill>
-                    <a:blip r:embed="rId38"/>
+                    <a:blip r:embed="rId37"/>
                     <a:stretch>
                       <a:fillRect/>
                     </a:stretch>
@@ -10683,7 +10711,7 @@
                     </pic:cNvPicPr>
                   </pic:nvPicPr>
                   <pic:blipFill>
-                    <a:blip r:embed="rId38"/>
+                    <a:blip r:embed="rId37"/>
                     <a:stretch>
                       <a:fillRect/>
                     </a:stretch>
@@ -10976,6 +11004,7 @@
           <w:sz w:val="22"/>
           <w:szCs w:val="22"/>
         </w:rPr>
+        <w:lastRenderedPageBreak/>
         <w:tab/>
       </w:r>
       <w:r>
@@ -11001,7 +11030,7 @@
                     </pic:cNvPicPr>
                   </pic:nvPicPr>
                   <pic:blipFill>
-                    <a:blip r:embed="rId38"/>
+                    <a:blip r:embed="rId37"/>
                     <a:stretch>
                       <a:fillRect/>
                     </a:stretch>
@@ -11129,7 +11158,7 @@
         </w:rPr>
         <w:t xml:space="preserve"> </w:t>
       </w:r>
-      <w:hyperlink r:id="rId43" w:history="1">
+      <w:hyperlink r:id="rId42" w:history="1">
         <w:r>
           <w:rPr>
             <w:rStyle w:val="Hyperlink"/>
@@ -11383,7 +11412,6 @@
           <w:sz w:val="22"/>
           <w:szCs w:val="22"/>
         </w:rPr>
-        <w:lastRenderedPageBreak/>
         <mc:AlternateContent>
           <mc:Choice Requires="wps">
             <w:drawing>
@@ -11522,9 +11550,9 @@
           <w:rFonts w:ascii="Times New Roman" w:hAnsi="Times New Roman" w:cs="Times New Roman"/>
           <w:noProof/>
         </w:rPr>
-        <w:pict w14:anchorId="4AFE4196">
+        <w:pict w14:anchorId="682B4B52">
           <v:shape id="Picture 16" o:spid="_x0000_i1028" type="#_x0000_t75" alt="Earth globe: Asia and Australia with solid fill" style="width:7.85pt;height:7.85pt;visibility:visible;mso-wrap-style:square">
-            <v:imagedata r:id="rId44" o:title=" Asia and Australia with solid fill"/>
+            <v:imagedata r:id="rId43" o:title=" Asia and Australia with solid fill"/>
             <o:lock v:ext="edit" rotation="t" cropping="t" verticies="t"/>
           </v:shape>
         </w:pict>
@@ -11552,7 +11580,7 @@
                     </pic:cNvPicPr>
                   </pic:nvPicPr>
                   <pic:blipFill>
-                    <a:blip r:embed="rId38"/>
+                    <a:blip r:embed="rId37"/>
                     <a:stretch>
                       <a:fillRect/>
                     </a:stretch>
@@ -12023,7 +12051,7 @@
                     </pic:cNvPicPr>
                   </pic:nvPicPr>
                   <pic:blipFill>
-                    <a:blip r:embed="rId34"/>
+                    <a:blip r:embed="rId33"/>
                     <a:stretch>
                       <a:fillRect/>
                     </a:stretch>
@@ -12048,9 +12076,9 @@
           <w:rFonts w:ascii="Times New Roman" w:hAnsi="Times New Roman" w:cs="Times New Roman"/>
           <w:noProof/>
         </w:rPr>
-        <w:pict w14:anchorId="5D2BB91A">
+        <w:pict w14:anchorId="7F568529">
           <v:shape id="Picture 15" o:spid="_x0000_i1027" type="#_x0000_t75" alt="Earth globe: Asia and Australia with solid fill" style="width:7.85pt;height:7.85pt;visibility:visible;mso-wrap-style:square">
-            <v:imagedata r:id="rId44" o:title=" Asia and Australia with solid fill"/>
+            <v:imagedata r:id="rId43" o:title=" Asia and Australia with solid fill"/>
             <o:lock v:ext="edit" rotation="t" cropping="t" verticies="t"/>
           </v:shape>
         </w:pict>
@@ -12078,7 +12106,7 @@
                     </pic:cNvPicPr>
                   </pic:nvPicPr>
                   <pic:blipFill>
-                    <a:blip r:embed="rId38"/>
+                    <a:blip r:embed="rId37"/>
                     <a:stretch>
                       <a:fillRect/>
                     </a:stretch>
@@ -12228,7 +12256,7 @@
         <w:tab/>
         <w:t xml:space="preserve">Desrochers, Chris A. Easthope, Caroline Paquette. </w:t>
       </w:r>
-      <w:hyperlink r:id="rId45" w:history="1">
+      <w:hyperlink r:id="rId44" w:history="1">
         <w:r>
           <w:rPr>
             <w:rStyle w:val="Hyperlink"/>
@@ -12373,9 +12401,9 @@
           <w:rFonts w:ascii="Times New Roman" w:hAnsi="Times New Roman" w:cs="Times New Roman"/>
           <w:noProof/>
         </w:rPr>
-        <w:pict w14:anchorId="0082A6BD">
-          <v:shape id="Graphic 7" o:spid="_x0000_i1026" type="#_x0000_t75" alt="Earth globe: Asia and Australia with solid fill" style="width:9.15pt;height:9.15pt;visibility:visible;mso-wrap-style:square">
-            <v:imagedata r:id="rId46" o:title=" Asia and Australia with solid fill"/>
+        <w:pict w14:anchorId="5181E1E2">
+          <v:shape id="Graphic 7" o:spid="_x0000_i1026" type="#_x0000_t75" alt="Earth globe: Asia and Australia with solid fill" style="width:8.8pt;height:8.8pt;visibility:visible;mso-wrap-style:square">
+            <v:imagedata r:id="rId45" o:title=" Asia and Australia with solid fill"/>
             <o:lock v:ext="edit" rotation="t" cropping="t" verticies="t"/>
           </v:shape>
         </w:pict>
@@ -12403,7 +12431,7 @@
                     </pic:cNvPicPr>
                   </pic:nvPicPr>
                   <pic:blipFill>
-                    <a:blip r:embed="rId38"/>
+                    <a:blip r:embed="rId37"/>
                     <a:stretch>
                       <a:fillRect/>
                     </a:stretch>
@@ -12544,7 +12572,7 @@
         <w:tab/>
         <w:t xml:space="preserve">Lajeunesse, Frederike Parent-L’Ecuyer, Caroline Paquette. </w:t>
       </w:r>
-      <w:hyperlink r:id="rId47" w:history="1">
+      <w:hyperlink r:id="rId46" w:history="1">
         <w:r>
           <w:rPr>
             <w:rStyle w:val="Hyperlink"/>
@@ -12851,7 +12879,7 @@
                     </pic:cNvPicPr>
                   </pic:nvPicPr>
                   <pic:blipFill>
-                    <a:blip r:embed="rId48" cstate="print">
+                    <a:blip r:embed="rId47" cstate="print">
                       <a:extLst>
                         <a:ext uri="{28A0092B-C50C-407E-A947-70E740481C1C}">
                           <a14:useLocalDpi xmlns:a14="http://schemas.microsoft.com/office/drawing/2010/main" val="0"/>
@@ -12905,7 +12933,7 @@
                     </pic:cNvPicPr>
                   </pic:nvPicPr>
                   <pic:blipFill>
-                    <a:blip r:embed="rId38"/>
+                    <a:blip r:embed="rId37"/>
                     <a:stretch>
                       <a:fillRect/>
                     </a:stretch>
@@ -13192,7 +13220,7 @@
                     </pic:cNvPicPr>
                   </pic:nvPicPr>
                   <pic:blipFill>
-                    <a:blip r:embed="rId48" cstate="print">
+                    <a:blip r:embed="rId47" cstate="print">
                       <a:extLst>
                         <a:ext uri="{28A0092B-C50C-407E-A947-70E740481C1C}">
                           <a14:useLocalDpi xmlns:a14="http://schemas.microsoft.com/office/drawing/2010/main" val="0"/>
@@ -13246,7 +13274,7 @@
                     </pic:cNvPicPr>
                   </pic:nvPicPr>
                   <pic:blipFill>
-                    <a:blip r:embed="rId38"/>
+                    <a:blip r:embed="rId37"/>
                     <a:stretch>
                       <a:fillRect/>
                     </a:stretch>
@@ -13694,7 +13722,7 @@
                     </pic:cNvPicPr>
                   </pic:nvPicPr>
                   <pic:blipFill>
-                    <a:blip r:embed="rId38"/>
+                    <a:blip r:embed="rId37"/>
                     <a:stretch>
                       <a:fillRect/>
                     </a:stretch>
@@ -14048,7 +14076,7 @@
                     </pic:cNvPicPr>
                   </pic:nvPicPr>
                   <pic:blipFill>
-                    <a:blip r:embed="rId34"/>
+                    <a:blip r:embed="rId33"/>
                     <a:stretch>
                       <a:fillRect/>
                     </a:stretch>
@@ -14091,7 +14119,7 @@
                     </pic:cNvPicPr>
                   </pic:nvPicPr>
                   <pic:blipFill>
-                    <a:blip r:embed="rId48" cstate="print">
+                    <a:blip r:embed="rId47" cstate="print">
                       <a:extLst>
                         <a:ext uri="{28A0092B-C50C-407E-A947-70E740481C1C}">
                           <a14:useLocalDpi xmlns:a14="http://schemas.microsoft.com/office/drawing/2010/main" val="0"/>
@@ -14145,7 +14173,7 @@
                     </pic:cNvPicPr>
                   </pic:nvPicPr>
                   <pic:blipFill>
-                    <a:blip r:embed="rId38"/>
+                    <a:blip r:embed="rId37"/>
                     <a:stretch>
                       <a:fillRect/>
                     </a:stretch>
@@ -14442,7 +14470,7 @@
                     </pic:cNvPicPr>
                   </pic:nvPicPr>
                   <pic:blipFill>
-                    <a:blip r:embed="rId48" cstate="print">
+                    <a:blip r:embed="rId47" cstate="print">
                       <a:extLst>
                         <a:ext uri="{28A0092B-C50C-407E-A947-70E740481C1C}">
                           <a14:useLocalDpi xmlns:a14="http://schemas.microsoft.com/office/drawing/2010/main" val="0"/>
@@ -14496,7 +14524,7 @@
                     </pic:cNvPicPr>
                   </pic:nvPicPr>
                   <pic:blipFill>
-                    <a:blip r:embed="rId38"/>
+                    <a:blip r:embed="rId37"/>
                     <a:stretch>
                       <a:fillRect/>
                     </a:stretch>
@@ -14771,7 +14799,7 @@
                     </pic:cNvPicPr>
                   </pic:nvPicPr>
                   <pic:blipFill>
-                    <a:blip r:embed="rId48" cstate="print">
+                    <a:blip r:embed="rId47" cstate="print">
                       <a:extLst>
                         <a:ext uri="{28A0092B-C50C-407E-A947-70E740481C1C}">
                           <a14:useLocalDpi xmlns:a14="http://schemas.microsoft.com/office/drawing/2010/main" val="0"/>
@@ -14825,7 +14853,7 @@
                     </pic:cNvPicPr>
                   </pic:nvPicPr>
                   <pic:blipFill>
-                    <a:blip r:embed="rId38"/>
+                    <a:blip r:embed="rId37"/>
                     <a:stretch>
                       <a:fillRect/>
                     </a:stretch>
@@ -14966,6 +14994,7 @@
           <w:sz w:val="22"/>
           <w:szCs w:val="22"/>
         </w:rPr>
+        <w:lastRenderedPageBreak/>
         <w:tab/>
       </w:r>
       <w:r>
@@ -15134,7 +15163,7 @@
                     </pic:cNvPicPr>
                   </pic:nvPicPr>
                   <pic:blipFill>
-                    <a:blip r:embed="rId38"/>
+                    <a:blip r:embed="rId37"/>
                     <a:stretch>
                       <a:fillRect/>
                     </a:stretch>
@@ -15275,7 +15304,6 @@
           <w:sz w:val="22"/>
           <w:szCs w:val="22"/>
         </w:rPr>
-        <w:lastRenderedPageBreak/>
         <w:tab/>
       </w:r>
       <w:r>
@@ -15497,7 +15525,7 @@
                     </pic:cNvPicPr>
                   </pic:nvPicPr>
                   <pic:blipFill>
-                    <a:blip r:embed="rId38"/>
+                    <a:blip r:embed="rId37"/>
                     <a:stretch>
                       <a:fillRect/>
                     </a:stretch>
@@ -15837,7 +15865,7 @@
                     </pic:cNvPicPr>
                   </pic:nvPicPr>
                   <pic:blipFill>
-                    <a:blip r:embed="rId38"/>
+                    <a:blip r:embed="rId37"/>
                     <a:stretch>
                       <a:fillRect/>
                     </a:stretch>
@@ -16172,7 +16200,7 @@
                     </pic:cNvPicPr>
                   </pic:nvPicPr>
                   <pic:blipFill>
-                    <a:blip r:embed="rId38"/>
+                    <a:blip r:embed="rId37"/>
                     <a:stretch>
                       <a:fillRect/>
                     </a:stretch>
@@ -16514,7 +16542,7 @@
                     </pic:cNvPicPr>
                   </pic:nvPicPr>
                   <pic:blipFill>
-                    <a:blip r:embed="rId48" cstate="print">
+                    <a:blip r:embed="rId47" cstate="print">
                       <a:extLst>
                         <a:ext uri="{28A0092B-C50C-407E-A947-70E740481C1C}">
                           <a14:useLocalDpi xmlns:a14="http://schemas.microsoft.com/office/drawing/2010/main" val="0"/>
@@ -16568,7 +16596,7 @@
                     </pic:cNvPicPr>
                   </pic:nvPicPr>
                   <pic:blipFill>
-                    <a:blip r:embed="rId38"/>
+                    <a:blip r:embed="rId37"/>
                     <a:stretch>
                       <a:fillRect/>
                     </a:stretch>
@@ -16850,7 +16878,7 @@
                     </pic:cNvPicPr>
                   </pic:nvPicPr>
                   <pic:blipFill>
-                    <a:blip r:embed="rId48" cstate="print">
+                    <a:blip r:embed="rId47" cstate="print">
                       <a:extLst>
                         <a:ext uri="{28A0092B-C50C-407E-A947-70E740481C1C}">
                           <a14:useLocalDpi xmlns:a14="http://schemas.microsoft.com/office/drawing/2010/main" val="0"/>
@@ -16904,7 +16932,7 @@
                     </pic:cNvPicPr>
                   </pic:nvPicPr>
                   <pic:blipFill>
-                    <a:blip r:embed="rId38"/>
+                    <a:blip r:embed="rId37"/>
                     <a:stretch>
                       <a:fillRect/>
                     </a:stretch>
@@ -17319,7 +17347,7 @@
         </w:rPr>
         <w:t xml:space="preserve"> </w:t>
       </w:r>
-      <w:hyperlink r:id="rId49" w:history="1">
+      <w:hyperlink r:id="rId48" w:history="1">
         <w:r>
           <w:rPr>
             <w:rStyle w:val="Hyperlink"/>
@@ -17467,9 +17495,9 @@
           <w:b/>
           <w:noProof/>
         </w:rPr>
-        <w:pict w14:anchorId="596ED80D">
+        <w:pict w14:anchorId="02EF8D9F">
           <v:shape id="Graphic 1" o:spid="_x0000_i1025" type="#_x0000_t75" alt="Diploma roll with solid fill" style="width:7.85pt;height:7.85pt;visibility:visible;mso-wrap-style:square">
-            <v:imagedata r:id="rId50" o:title="Diploma roll with solid fill" cropbottom="-4096f"/>
+            <v:imagedata r:id="rId49" o:title="Diploma roll with solid fill" cropbottom="-4096f"/>
             <o:lock v:ext="edit" rotation="t" cropping="t" verticies="t"/>
           </v:shape>
         </w:pict>
@@ -17532,7 +17560,7 @@
         </w:rPr>
         <w:t xml:space="preserve"> </w:t>
       </w:r>
-      <w:hyperlink r:id="rId51" w:history="1">
+      <w:hyperlink r:id="rId50" w:history="1">
         <w:r>
           <w:rPr>
             <w:rStyle w:val="Hyperlink"/>
@@ -18045,7 +18073,7 @@
         </w:rPr>
         <w:t xml:space="preserve">(2023) </w:t>
       </w:r>
-      <w:hyperlink r:id="rId52" w:history="1">
+      <w:hyperlink r:id="rId51" w:history="1">
         <w:r>
           <w:rPr>
             <w:rStyle w:val="Hyperlink"/>
@@ -18235,7 +18263,7 @@
         </w:rPr>
         <w:t xml:space="preserve">(2023) </w:t>
       </w:r>
-      <w:hyperlink r:id="rId53" w:history="1">
+      <w:hyperlink r:id="rId52" w:history="1">
         <w:r>
           <w:rPr>
             <w:rStyle w:val="Hyperlink"/>
@@ -18409,6 +18437,7 @@
           <w:sz w:val="22"/>
           <w:szCs w:val="22"/>
         </w:rPr>
+        <w:lastRenderedPageBreak/>
         <w:tab/>
       </w:r>
       <w:r>
@@ -18465,7 +18494,7 @@
         </w:rPr>
         <w:t xml:space="preserve">) </w:t>
       </w:r>
-      <w:hyperlink r:id="rId54" w:history="1">
+      <w:hyperlink r:id="rId53" w:history="1">
         <w:r>
           <w:rPr>
             <w:rStyle w:val="Hyperlink"/>
@@ -18789,7 +18818,6 @@
           <w:sz w:val="22"/>
           <w:szCs w:val="22"/>
         </w:rPr>
-        <w:lastRenderedPageBreak/>
         <w:tab/>
       </w:r>
       <w:r>
@@ -19122,7 +19150,7 @@
         </w:rPr>
         <w:tab/>
       </w:r>
-      <w:hyperlink r:id="rId55" w:history="1">
+      <w:hyperlink r:id="rId54" w:history="1">
         <w:r>
           <w:rPr>
             <w:rStyle w:val="Hyperlink"/>
@@ -19246,7 +19274,7 @@
         </w:rPr>
         <w:tab/>
       </w:r>
-      <w:hyperlink r:id="rId56" w:history="1">
+      <w:hyperlink r:id="rId55" w:history="1">
         <w:r>
           <w:rPr>
             <w:rStyle w:val="Hyperlink"/>
@@ -19391,7 +19419,7 @@
         </w:rPr>
         <w:tab/>
       </w:r>
-      <w:hyperlink r:id="rId57" w:history="1">
+      <w:hyperlink r:id="rId56" w:history="1">
         <w:r>
           <w:rPr>
             <w:rStyle w:val="Hyperlink"/>
@@ -21152,6 +21180,7 @@
           <w:sz w:val="22"/>
           <w:szCs w:val="22"/>
         </w:rPr>
+        <w:lastRenderedPageBreak/>
         <w:tab/>
       </w:r>
       <w:r>
@@ -21586,7 +21615,6 @@
           <w:sz w:val="22"/>
           <w:szCs w:val="22"/>
         </w:rPr>
-        <w:lastRenderedPageBreak/>
         <w:tab/>
       </w:r>
       <w:r>
@@ -23610,6 +23638,7 @@
           <w:sz w:val="28"/>
           <w:szCs w:val="28"/>
         </w:rPr>
+        <w:lastRenderedPageBreak/>
         <w:tab/>
       </w:r>
       <w:r>
@@ -24022,8 +24051,8 @@
       </w:pPr>
     </w:p>
     <w:sectPr>
-      <w:footerReference w:type="even" r:id="rId58"/>
-      <w:footerReference w:type="default" r:id="rId59"/>
+      <w:footerReference w:type="even" r:id="rId57"/>
+      <w:footerReference w:type="default" r:id="rId58"/>
       <w:pgSz w:w="12240" w:h="15840"/>
       <w:pgMar w:top="1134" w:right="1134" w:bottom="1134" w:left="1134" w:header="709" w:footer="709" w:gutter="0"/>
       <w:cols w:space="708"/>

--- a/CV_Cyrille_April_4_2026.docx
+++ b/CV_Cyrille_April_4_2026.docx
@@ -1734,7 +1734,7 @@
           <w:sz w:val="21"/>
           <w:szCs w:val="21"/>
         </w:rPr>
-        <w:t>Neurosciences</w:t>
+        <w:t xml:space="preserve">Biomechanics </w:t>
       </w:r>
       <w:r>
         <w:rPr>
@@ -1742,7 +1742,7 @@
           <w:sz w:val="21"/>
           <w:szCs w:val="21"/>
         </w:rPr>
-        <w:t xml:space="preserve"> &amp; Biomechanics</w:t>
+        <w:t xml:space="preserve">&amp; </w:t>
       </w:r>
       <w:r>
         <w:rPr>
@@ -1750,7 +1750,23 @@
           <w:sz w:val="21"/>
           <w:szCs w:val="21"/>
         </w:rPr>
-        <w:t xml:space="preserve"> (</w:t>
+        <w:t>Neurosciences</w:t>
+      </w:r>
+      <w:r>
+        <w:rPr>
+          <w:rFonts w:ascii="Times New Roman" w:hAnsi="Times New Roman" w:cs="Times New Roman"/>
+          <w:sz w:val="21"/>
+          <w:szCs w:val="21"/>
+        </w:rPr>
+        <w:t xml:space="preserve"> </w:t>
+      </w:r>
+      <w:r>
+        <w:rPr>
+          <w:rFonts w:ascii="Times New Roman" w:hAnsi="Times New Roman" w:cs="Times New Roman"/>
+          <w:sz w:val="21"/>
+          <w:szCs w:val="21"/>
+        </w:rPr>
+        <w:t>(</w:t>
       </w:r>
       <w:r>
         <w:rPr>
@@ -1779,6 +1795,8 @@
         <w:spacing w:after="0" w:line="240" w:lineRule="auto"/>
         <w:rPr>
           <w:rFonts w:ascii="Times New Roman" w:hAnsi="Times New Roman" w:cs="Times New Roman"/>
+          <w:i/>
+          <w:iCs/>
           <w:sz w:val="21"/>
           <w:szCs w:val="21"/>
         </w:rPr>
@@ -1931,55 +1949,76 @@
       <w:r>
         <w:rPr>
           <w:rFonts w:ascii="Times New Roman" w:hAnsi="Times New Roman" w:cs="Times New Roman"/>
+          <w:i/>
+          <w:iCs/>
           <w:noProof/>
-          <w:sz w:val="22"/>
-          <w:szCs w:val="22"/>
-        </w:rPr>
-        <w:pict w14:anchorId="46DF3C7C">
-          <v:shapetype id="_x0000_t75" coordsize="21600,21600" o:spt="75" o:preferrelative="t" path="m@4@5l@4@11@9@11@9@5xe" filled="f" stroked="f">
-            <v:stroke joinstyle="miter"/>
-            <v:formulas>
-              <v:f eqn="if lineDrawn pixelLineWidth 0"/>
-              <v:f eqn="sum @0 1 0"/>
-              <v:f eqn="sum 0 0 @1"/>
-              <v:f eqn="prod @2 1 2"/>
-              <v:f eqn="prod @3 21600 pixelWidth"/>
-              <v:f eqn="prod @3 21600 pixelHeight"/>
-              <v:f eqn="sum @0 0 1"/>
-              <v:f eqn="prod @6 1 2"/>
-              <v:f eqn="prod @7 21600 pixelWidth"/>
-              <v:f eqn="sum @8 21600 0"/>
-              <v:f eqn="prod @7 21600 pixelHeight"/>
-              <v:f eqn="sum @10 21600 0"/>
-            </v:formulas>
-            <v:path o:extrusionok="f" gradientshapeok="t" o:connecttype="rect"/>
-            <o:lock v:ext="edit" aspectratio="t"/>
-          </v:shapetype>
-          <v:shape id="Picture 17" o:spid="_x0000_i1031" type="#_x0000_t75" alt="List with solid fill" style="width:7.85pt;height:7.85pt;visibility:visible;mso-wrap-style:square">
-            <v:imagedata r:id="rId25" o:title="List with solid fill"/>
-            <o:lock v:ext="edit" rotation="t" cropping="t" verticies="t"/>
-          </v:shape>
-        </w:pict>
-      </w:r>
-      <w:r>
-        <w:rPr>
-          <w:rFonts w:ascii="Times New Roman" w:hAnsi="Times New Roman" w:cs="Times New Roman"/>
-          <w:i/>
-          <w:iCs/>
           <w:sz w:val="21"/>
           <w:szCs w:val="21"/>
         </w:rPr>
-        <w:t xml:space="preserve"> </w:t>
-      </w:r>
-      <w:r>
-        <w:rPr>
-          <w:rFonts w:ascii="Times New Roman" w:hAnsi="Times New Roman" w:cs="Times New Roman"/>
-          <w:i/>
-          <w:iCs/>
-          <w:sz w:val="22"/>
-          <w:szCs w:val="22"/>
-        </w:rPr>
-        <w:tab/>
+        <w:drawing>
+          <wp:inline distT="0" distB="0" distL="0" distR="0" wp14:anchorId="193DCED0" wp14:editId="48F15A5A">
+            <wp:extent cx="108000" cy="108000"/>
+            <wp:effectExtent l="0" t="0" r="6350" b="6350"/>
+            <wp:docPr id="1195055233" name="Graphic 2" descr="List with solid fill">
+              <a:hlinkClick xmlns:a="http://schemas.openxmlformats.org/drawingml/2006/main" r:id="rId25"/>
+            </wp:docPr>
+            <wp:cNvGraphicFramePr>
+              <a:graphicFrameLocks xmlns:a="http://schemas.openxmlformats.org/drawingml/2006/main" noChangeAspect="1"/>
+            </wp:cNvGraphicFramePr>
+            <a:graphic xmlns:a="http://schemas.openxmlformats.org/drawingml/2006/main">
+              <a:graphicData uri="http://schemas.openxmlformats.org/drawingml/2006/picture">
+                <pic:pic xmlns:pic="http://schemas.openxmlformats.org/drawingml/2006/picture">
+                  <pic:nvPicPr>
+                    <pic:cNvPr id="1195055233" name="Graphic 2" descr="List with solid fill">
+                      <a:hlinkClick r:id="rId25"/>
+                    </pic:cNvPr>
+                    <pic:cNvPicPr/>
+                  </pic:nvPicPr>
+                  <pic:blipFill>
+                    <a:blip r:embed="rId26">
+                      <a:extLst>
+                        <a:ext uri="{96DAC541-7B7A-43D3-8B79-37D633B846F1}">
+                          <asvg:svgBlip xmlns:asvg="http://schemas.microsoft.com/office/drawing/2016/SVG/main" r:embed="rId27"/>
+                        </a:ext>
+                      </a:extLst>
+                    </a:blip>
+                    <a:stretch>
+                      <a:fillRect/>
+                    </a:stretch>
+                  </pic:blipFill>
+                  <pic:spPr>
+                    <a:xfrm>
+                      <a:off x="0" y="0"/>
+                      <a:ext cx="108000" cy="108000"/>
+                    </a:xfrm>
+                    <a:prstGeom prst="rect">
+                      <a:avLst/>
+                    </a:prstGeom>
+                  </pic:spPr>
+                </pic:pic>
+              </a:graphicData>
+            </a:graphic>
+          </wp:inline>
+        </w:drawing>
+      </w:r>
+      <w:r>
+        <w:rPr>
+          <w:rFonts w:ascii="Times New Roman" w:hAnsi="Times New Roman" w:cs="Times New Roman"/>
+          <w:i/>
+          <w:iCs/>
+          <w:sz w:val="21"/>
+          <w:szCs w:val="21"/>
+        </w:rPr>
+        <w:tab/>
+      </w:r>
+      <w:r>
+        <w:rPr>
+          <w:rFonts w:ascii="Times New Roman" w:hAnsi="Times New Roman" w:cs="Times New Roman"/>
+          <w:i/>
+          <w:iCs/>
+          <w:sz w:val="22"/>
+          <w:szCs w:val="22"/>
+        </w:rPr>
         <w:t>cGPA: 4.0/4.0</w:t>
       </w:r>
       <w:r>
@@ -2038,7 +2077,17 @@
           <w:sz w:val="22"/>
           <w:szCs w:val="22"/>
         </w:rPr>
-        <w:t>Swiss Federal Institute of Technology in Lausanne (EPFL)</w:t>
+        <w:t>Swiss Fed</w:t>
+      </w:r>
+      <w:r>
+        <w:rPr>
+          <w:rFonts w:ascii="Times New Roman" w:hAnsi="Times New Roman" w:cs="Times New Roman"/>
+          <w:b/>
+          <w:bCs/>
+          <w:sz w:val="22"/>
+          <w:szCs w:val="22"/>
+        </w:rPr>
+        <w:t>eral Institute of Technology in Lausanne (EPFL)</w:t>
       </w:r>
     </w:p>
     <w:p>
@@ -2139,7 +2188,7 @@
         </w:rPr>
         <w:t xml:space="preserve">: </w:t>
       </w:r>
-      <w:hyperlink r:id="rId26" w:history="1">
+      <w:hyperlink r:id="rId28" w:history="1">
         <w:r>
           <w:rPr>
             <w:rStyle w:val="Hyperlink"/>
@@ -2160,7 +2209,7 @@
         </w:rPr>
         <w:t xml:space="preserve"> and </w:t>
       </w:r>
-      <w:hyperlink r:id="rId27" w:history="1">
+      <w:hyperlink r:id="rId29" w:history="1">
         <w:r>
           <w:rPr>
             <w:rStyle w:val="Hyperlink"/>
@@ -2474,7 +2523,31 @@
           <w:sz w:val="22"/>
           <w:szCs w:val="22"/>
         </w:rPr>
-        <w:t>in</w:t>
+        <w:t xml:space="preserve">in </w:t>
+      </w:r>
+      <w:r>
+        <w:rPr>
+          <w:rFonts w:ascii="Times New Roman" w:hAnsi="Times New Roman" w:cs="Times New Roman"/>
+          <w:sz w:val="22"/>
+          <w:szCs w:val="22"/>
+        </w:rPr>
+        <w:t xml:space="preserve">Informatics </w:t>
+      </w:r>
+      <w:r>
+        <w:rPr>
+          <w:rFonts w:ascii="Times New Roman" w:hAnsi="Times New Roman" w:cs="Times New Roman"/>
+          <w:sz w:val="22"/>
+          <w:szCs w:val="22"/>
+        </w:rPr>
+        <w:t xml:space="preserve">– </w:t>
+      </w:r>
+      <w:r>
+        <w:rPr>
+          <w:rFonts w:ascii="Times New Roman" w:hAnsi="Times New Roman" w:cs="Times New Roman"/>
+          <w:sz w:val="22"/>
+          <w:szCs w:val="22"/>
+        </w:rPr>
+        <w:t>Digital</w:t>
       </w:r>
       <w:r>
         <w:rPr>
@@ -2490,55 +2563,7 @@
           <w:sz w:val="22"/>
           <w:szCs w:val="22"/>
         </w:rPr>
-        <w:t>Digital</w:t>
-      </w:r>
-      <w:r>
-        <w:rPr>
-          <w:rFonts w:ascii="Times New Roman" w:hAnsi="Times New Roman" w:cs="Times New Roman"/>
-          <w:sz w:val="22"/>
-          <w:szCs w:val="22"/>
-        </w:rPr>
-        <w:t xml:space="preserve"> </w:t>
-      </w:r>
-      <w:r>
-        <w:rPr>
-          <w:rFonts w:ascii="Times New Roman" w:hAnsi="Times New Roman" w:cs="Times New Roman"/>
-          <w:sz w:val="22"/>
-          <w:szCs w:val="22"/>
-        </w:rPr>
         <w:t>Sciences</w:t>
-      </w:r>
-      <w:r>
-        <w:rPr>
-          <w:rFonts w:ascii="Times New Roman" w:hAnsi="Times New Roman" w:cs="Times New Roman"/>
-          <w:sz w:val="22"/>
-          <w:szCs w:val="22"/>
-        </w:rPr>
-        <w:t xml:space="preserve"> </w:t>
-      </w:r>
-      <w:r>
-        <w:rPr>
-          <w:rFonts w:ascii="Times New Roman" w:hAnsi="Times New Roman" w:cs="Times New Roman"/>
-          <w:sz w:val="22"/>
-          <w:szCs w:val="22"/>
-        </w:rPr>
-        <w:t>–</w:t>
-      </w:r>
-      <w:r>
-        <w:rPr>
-          <w:rFonts w:ascii="Times New Roman" w:hAnsi="Times New Roman" w:cs="Times New Roman"/>
-          <w:sz w:val="22"/>
-          <w:szCs w:val="22"/>
-        </w:rPr>
-        <w:t xml:space="preserve"> </w:t>
-      </w:r>
-      <w:r>
-        <w:rPr>
-          <w:rFonts w:ascii="Times New Roman" w:hAnsi="Times New Roman" w:cs="Times New Roman"/>
-          <w:sz w:val="22"/>
-          <w:szCs w:val="22"/>
-        </w:rPr>
-        <w:t>Informatics</w:t>
       </w:r>
       <w:r>
         <w:rPr>
@@ -3310,10 +3335,10 @@
                     <pic:cNvPicPr/>
                   </pic:nvPicPr>
                   <pic:blipFill>
-                    <a:blip r:embed="rId28">
+                    <a:blip r:embed="rId30">
                       <a:extLst>
                         <a:ext uri="{96DAC541-7B7A-43D3-8B79-37D633B846F1}">
-                          <asvg:svgBlip xmlns:asvg="http://schemas.microsoft.com/office/drawing/2016/SVG/main" r:embed="rId29"/>
+                          <asvg:svgBlip xmlns:asvg="http://schemas.microsoft.com/office/drawing/2016/SVG/main" r:embed="rId31"/>
                         </a:ext>
                       </a:extLst>
                     </a:blip>
@@ -3408,10 +3433,10 @@
                     <pic:cNvPicPr/>
                   </pic:nvPicPr>
                   <pic:blipFill>
-                    <a:blip r:embed="rId30">
+                    <a:blip r:embed="rId32">
                       <a:extLst>
                         <a:ext uri="{96DAC541-7B7A-43D3-8B79-37D633B846F1}">
-                          <asvg:svgBlip xmlns:asvg="http://schemas.microsoft.com/office/drawing/2016/SVG/main" r:embed="rId31"/>
+                          <asvg:svgBlip xmlns:asvg="http://schemas.microsoft.com/office/drawing/2016/SVG/main" r:embed="rId33"/>
                         </a:ext>
                       </a:extLst>
                     </a:blip>
@@ -3618,7 +3643,7 @@
                     </pic:cNvPicPr>
                   </pic:nvPicPr>
                   <pic:blipFill>
-                    <a:blip r:embed="rId28"/>
+                    <a:blip r:embed="rId30"/>
                     <a:stretch>
                       <a:fillRect/>
                     </a:stretch>
@@ -3731,7 +3756,7 @@
                     </pic:cNvPicPr>
                   </pic:nvPicPr>
                   <pic:blipFill>
-                    <a:blip r:embed="rId28"/>
+                    <a:blip r:embed="rId30"/>
                     <a:stretch>
                       <a:fillRect/>
                     </a:stretch>
@@ -3836,7 +3861,7 @@
                     </pic:cNvPicPr>
                   </pic:nvPicPr>
                   <pic:blipFill>
-                    <a:blip r:embed="rId28"/>
+                    <a:blip r:embed="rId30"/>
                     <a:stretch>
                       <a:fillRect/>
                     </a:stretch>
@@ -3949,7 +3974,7 @@
                     </pic:cNvPicPr>
                   </pic:nvPicPr>
                   <pic:blipFill>
-                    <a:blip r:embed="rId28"/>
+                    <a:blip r:embed="rId30"/>
                     <a:stretch>
                       <a:fillRect/>
                     </a:stretch>
@@ -4161,7 +4186,7 @@
                     </pic:cNvPicPr>
                   </pic:nvPicPr>
                   <pic:blipFill>
-                    <a:blip r:embed="rId28"/>
+                    <a:blip r:embed="rId30"/>
                     <a:stretch>
                       <a:fillRect/>
                     </a:stretch>
@@ -4318,7 +4343,7 @@
                     </pic:cNvPicPr>
                   </pic:nvPicPr>
                   <pic:blipFill>
-                    <a:blip r:embed="rId28"/>
+                    <a:blip r:embed="rId30"/>
                     <a:stretch>
                       <a:fillRect/>
                     </a:stretch>
@@ -4485,7 +4510,7 @@
                     </pic:cNvPicPr>
                   </pic:nvPicPr>
                   <pic:blipFill>
-                    <a:blip r:embed="rId28"/>
+                    <a:blip r:embed="rId30"/>
                     <a:stretch>
                       <a:fillRect/>
                     </a:stretch>
@@ -4590,7 +4615,7 @@
                     </pic:cNvPicPr>
                   </pic:nvPicPr>
                   <pic:blipFill>
-                    <a:blip r:embed="rId28"/>
+                    <a:blip r:embed="rId30"/>
                     <a:stretch>
                       <a:fillRect/>
                     </a:stretch>
@@ -4695,7 +4720,7 @@
                     </pic:cNvPicPr>
                   </pic:nvPicPr>
                   <pic:blipFill>
-                    <a:blip r:embed="rId28"/>
+                    <a:blip r:embed="rId30"/>
                     <a:stretch>
                       <a:fillRect/>
                     </a:stretch>
@@ -4798,9 +4823,28 @@
           <w:rFonts w:ascii="Times New Roman" w:hAnsi="Times New Roman" w:cs="Times New Roman"/>
           <w:noProof/>
         </w:rPr>
-        <w:pict w14:anchorId="386184EB">
-          <v:shape id="Graphic 2" o:spid="_x0000_i1030" type="#_x0000_t75" alt="Open hand outline" style="width:8.8pt;height:8.8pt;visibility:visible;mso-wrap-style:square">
-            <v:imagedata r:id="rId32" o:title="Open hand outline"/>
+        <w:pict w14:anchorId="6679A04D">
+          <v:shapetype id="_x0000_t75" coordsize="21600,21600" o:spt="75" o:preferrelative="t" path="m@4@5l@4@11@9@11@9@5xe" filled="f" stroked="f">
+            <v:stroke joinstyle="miter"/>
+            <v:formulas>
+              <v:f eqn="if lineDrawn pixelLineWidth 0"/>
+              <v:f eqn="sum @0 1 0"/>
+              <v:f eqn="sum 0 0 @1"/>
+              <v:f eqn="prod @2 1 2"/>
+              <v:f eqn="prod @3 21600 pixelWidth"/>
+              <v:f eqn="prod @3 21600 pixelHeight"/>
+              <v:f eqn="sum @0 0 1"/>
+              <v:f eqn="prod @6 1 2"/>
+              <v:f eqn="prod @7 21600 pixelWidth"/>
+              <v:f eqn="sum @8 21600 0"/>
+              <v:f eqn="prod @7 21600 pixelHeight"/>
+              <v:f eqn="sum @10 21600 0"/>
+            </v:formulas>
+            <v:path o:extrusionok="f" gradientshapeok="t" o:connecttype="rect"/>
+            <o:lock v:ext="edit" aspectratio="t"/>
+          </v:shapetype>
+          <v:shape id="_x0000_i1030" type="#_x0000_t75" alt="Open hand outline" style="width:9.2pt;height:9.2pt;visibility:visible;mso-wrap-style:square">
+            <v:imagedata r:id="rId34" o:title="Open hand outline"/>
             <o:lock v:ext="edit" rotation="t" cropping="t" verticies="t"/>
           </v:shape>
         </w:pict>
@@ -5020,7 +5064,7 @@
                     </pic:cNvPicPr>
                   </pic:nvPicPr>
                   <pic:blipFill>
-                    <a:blip r:embed="rId30"/>
+                    <a:blip r:embed="rId32"/>
                     <a:stretch>
                       <a:fillRect/>
                     </a:stretch>
@@ -9482,104 +9526,6 @@
                     <pic:cNvPicPr/>
                   </pic:nvPicPr>
                   <pic:blipFill>
-                    <a:blip r:embed="rId33">
-                      <a:extLst>
-                        <a:ext uri="{96DAC541-7B7A-43D3-8B79-37D633B846F1}">
-                          <asvg:svgBlip xmlns:asvg="http://schemas.microsoft.com/office/drawing/2016/SVG/main" r:embed="rId34"/>
-                        </a:ext>
-                      </a:extLst>
-                    </a:blip>
-                    <a:stretch>
-                      <a:fillRect/>
-                    </a:stretch>
-                  </pic:blipFill>
-                  <pic:spPr>
-                    <a:xfrm>
-                      <a:off x="0" y="0"/>
-                      <a:ext cx="108000" cy="108000"/>
-                    </a:xfrm>
-                    <a:prstGeom prst="rect">
-                      <a:avLst/>
-                    </a:prstGeom>
-                  </pic:spPr>
-                </pic:pic>
-              </a:graphicData>
-            </a:graphic>
-          </wp:inline>
-        </w:drawing>
-      </w:r>
-      <w:r>
-        <w:rPr>
-          <w:rFonts w:ascii="Times New Roman" w:hAnsi="Times New Roman" w:cs="Times New Roman"/>
-          <w:b/>
-          <w:bCs/>
-          <w:sz w:val="22"/>
-          <w:szCs w:val="22"/>
-        </w:rPr>
-        <w:tab/>
-      </w:r>
-      <w:r>
-        <w:rPr>
-          <w:rFonts w:ascii="Times New Roman" w:hAnsi="Times New Roman" w:cs="Times New Roman"/>
-          <w:i/>
-          <w:iCs/>
-          <w:sz w:val="22"/>
-          <w:szCs w:val="22"/>
-        </w:rPr>
-        <w:t>Travel Award</w:t>
-      </w:r>
-    </w:p>
-    <w:p>
-      <w:pPr>
-        <w:tabs>
-          <w:tab w:val="right" w:pos="1701"/>
-          <w:tab w:val="left" w:pos="1843"/>
-          <w:tab w:val="right" w:pos="9356"/>
-        </w:tabs>
-        <w:spacing w:after="0" w:line="240" w:lineRule="auto"/>
-        <w:rPr>
-          <w:rFonts w:ascii="Times New Roman" w:hAnsi="Times New Roman" w:cs="Times New Roman"/>
-          <w:i/>
-          <w:iCs/>
-          <w:sz w:val="22"/>
-          <w:szCs w:val="22"/>
-        </w:rPr>
-      </w:pPr>
-      <w:r>
-        <w:rPr>
-          <w:rFonts w:ascii="Times New Roman" w:hAnsi="Times New Roman" w:cs="Times New Roman"/>
-          <w:i/>
-          <w:iCs/>
-          <w:sz w:val="22"/>
-          <w:szCs w:val="22"/>
-        </w:rPr>
-        <w:tab/>
-      </w:r>
-      <w:r>
-        <w:rPr>
-          <w:rFonts w:ascii="Times New Roman" w:hAnsi="Times New Roman" w:cs="Times New Roman"/>
-          <w:b/>
-          <w:bCs/>
-          <w:noProof/>
-          <w:sz w:val="22"/>
-          <w:szCs w:val="22"/>
-        </w:rPr>
-        <w:drawing>
-          <wp:inline distT="0" distB="0" distL="0" distR="0" wp14:anchorId="78712401" wp14:editId="75E3736C">
-            <wp:extent cx="108000" cy="108000"/>
-            <wp:effectExtent l="0" t="0" r="6350" b="6350"/>
-            <wp:docPr id="1266478739" name="Graphic 7" descr="Earth globe: Asia and Australia with solid fill"/>
-            <wp:cNvGraphicFramePr>
-              <a:graphicFrameLocks xmlns:a="http://schemas.openxmlformats.org/drawingml/2006/main" noChangeAspect="1"/>
-            </wp:cNvGraphicFramePr>
-            <a:graphic xmlns:a="http://schemas.openxmlformats.org/drawingml/2006/main">
-              <a:graphicData uri="http://schemas.openxmlformats.org/drawingml/2006/picture">
-                <pic:pic xmlns:pic="http://schemas.openxmlformats.org/drawingml/2006/picture">
-                  <pic:nvPicPr>
-                    <pic:cNvPr id="1266478739" name="Graphic 1266478739" descr="Earth globe: Asia and Australia with solid fill"/>
-                    <pic:cNvPicPr/>
-                  </pic:nvPicPr>
-                  <pic:blipFill>
                     <a:blip r:embed="rId35">
                       <a:extLst>
                         <a:ext uri="{96DAC541-7B7A-43D3-8B79-37D633B846F1}">
@@ -9624,17 +9570,7 @@
           <w:sz w:val="22"/>
           <w:szCs w:val="22"/>
         </w:rPr>
-        <w:t xml:space="preserve">International </w:t>
-      </w:r>
-      <w:r>
-        <w:rPr>
-          <w:rFonts w:ascii="Times New Roman" w:hAnsi="Times New Roman" w:cs="Times New Roman"/>
-          <w:i/>
-          <w:iCs/>
-          <w:sz w:val="22"/>
-          <w:szCs w:val="22"/>
-        </w:rPr>
-        <w:t>Conference</w:t>
+        <w:t>Travel Award</w:t>
       </w:r>
     </w:p>
     <w:p>
@@ -9673,10 +9609,10 @@
           <w:szCs w:val="22"/>
         </w:rPr>
         <w:drawing>
-          <wp:inline distT="0" distB="0" distL="0" distR="0" wp14:anchorId="4394CE01" wp14:editId="1F68DD9B">
+          <wp:inline distT="0" distB="0" distL="0" distR="0" wp14:anchorId="78712401" wp14:editId="75E3736C">
             <wp:extent cx="108000" cy="108000"/>
             <wp:effectExtent l="0" t="0" r="6350" b="6350"/>
-            <wp:docPr id="1652620428" name="Graphic 8" descr="Professor male outline"/>
+            <wp:docPr id="1266478739" name="Graphic 7" descr="Earth globe: Asia and Australia with solid fill"/>
             <wp:cNvGraphicFramePr>
               <a:graphicFrameLocks xmlns:a="http://schemas.openxmlformats.org/drawingml/2006/main" noChangeAspect="1"/>
             </wp:cNvGraphicFramePr>
@@ -9684,7 +9620,7 @@
               <a:graphicData uri="http://schemas.openxmlformats.org/drawingml/2006/picture">
                 <pic:pic xmlns:pic="http://schemas.openxmlformats.org/drawingml/2006/picture">
                   <pic:nvPicPr>
-                    <pic:cNvPr id="1652620428" name="Graphic 1652620428" descr="Professor male outline"/>
+                    <pic:cNvPr id="1266478739" name="Graphic 1266478739" descr="Earth globe: Asia and Australia with solid fill"/>
                     <pic:cNvPicPr/>
                   </pic:nvPicPr>
                   <pic:blipFill>
@@ -9732,6 +9668,114 @@
           <w:sz w:val="22"/>
           <w:szCs w:val="22"/>
         </w:rPr>
+        <w:t xml:space="preserve">International </w:t>
+      </w:r>
+      <w:r>
+        <w:rPr>
+          <w:rFonts w:ascii="Times New Roman" w:hAnsi="Times New Roman" w:cs="Times New Roman"/>
+          <w:i/>
+          <w:iCs/>
+          <w:sz w:val="22"/>
+          <w:szCs w:val="22"/>
+        </w:rPr>
+        <w:t>Conference</w:t>
+      </w:r>
+    </w:p>
+    <w:p>
+      <w:pPr>
+        <w:tabs>
+          <w:tab w:val="right" w:pos="1701"/>
+          <w:tab w:val="left" w:pos="1843"/>
+          <w:tab w:val="right" w:pos="9356"/>
+        </w:tabs>
+        <w:spacing w:after="0" w:line="240" w:lineRule="auto"/>
+        <w:rPr>
+          <w:rFonts w:ascii="Times New Roman" w:hAnsi="Times New Roman" w:cs="Times New Roman"/>
+          <w:i/>
+          <w:iCs/>
+          <w:sz w:val="22"/>
+          <w:szCs w:val="22"/>
+        </w:rPr>
+      </w:pPr>
+      <w:r>
+        <w:rPr>
+          <w:rFonts w:ascii="Times New Roman" w:hAnsi="Times New Roman" w:cs="Times New Roman"/>
+          <w:i/>
+          <w:iCs/>
+          <w:sz w:val="22"/>
+          <w:szCs w:val="22"/>
+        </w:rPr>
+        <w:tab/>
+      </w:r>
+      <w:r>
+        <w:rPr>
+          <w:rFonts w:ascii="Times New Roman" w:hAnsi="Times New Roman" w:cs="Times New Roman"/>
+          <w:b/>
+          <w:bCs/>
+          <w:noProof/>
+          <w:sz w:val="22"/>
+          <w:szCs w:val="22"/>
+        </w:rPr>
+        <w:drawing>
+          <wp:inline distT="0" distB="0" distL="0" distR="0" wp14:anchorId="4394CE01" wp14:editId="1F68DD9B">
+            <wp:extent cx="108000" cy="108000"/>
+            <wp:effectExtent l="0" t="0" r="6350" b="6350"/>
+            <wp:docPr id="1652620428" name="Graphic 8" descr="Professor male outline"/>
+            <wp:cNvGraphicFramePr>
+              <a:graphicFrameLocks xmlns:a="http://schemas.openxmlformats.org/drawingml/2006/main" noChangeAspect="1"/>
+            </wp:cNvGraphicFramePr>
+            <a:graphic xmlns:a="http://schemas.openxmlformats.org/drawingml/2006/main">
+              <a:graphicData uri="http://schemas.openxmlformats.org/drawingml/2006/picture">
+                <pic:pic xmlns:pic="http://schemas.openxmlformats.org/drawingml/2006/picture">
+                  <pic:nvPicPr>
+                    <pic:cNvPr id="1652620428" name="Graphic 1652620428" descr="Professor male outline"/>
+                    <pic:cNvPicPr/>
+                  </pic:nvPicPr>
+                  <pic:blipFill>
+                    <a:blip r:embed="rId39">
+                      <a:extLst>
+                        <a:ext uri="{96DAC541-7B7A-43D3-8B79-37D633B846F1}">
+                          <asvg:svgBlip xmlns:asvg="http://schemas.microsoft.com/office/drawing/2016/SVG/main" r:embed="rId40"/>
+                        </a:ext>
+                      </a:extLst>
+                    </a:blip>
+                    <a:stretch>
+                      <a:fillRect/>
+                    </a:stretch>
+                  </pic:blipFill>
+                  <pic:spPr>
+                    <a:xfrm>
+                      <a:off x="0" y="0"/>
+                      <a:ext cx="108000" cy="108000"/>
+                    </a:xfrm>
+                    <a:prstGeom prst="rect">
+                      <a:avLst/>
+                    </a:prstGeom>
+                  </pic:spPr>
+                </pic:pic>
+              </a:graphicData>
+            </a:graphic>
+          </wp:inline>
+        </w:drawing>
+      </w:r>
+      <w:r>
+        <w:rPr>
+          <w:rFonts w:ascii="Times New Roman" w:hAnsi="Times New Roman" w:cs="Times New Roman"/>
+          <w:b/>
+          <w:bCs/>
+          <w:sz w:val="22"/>
+          <w:szCs w:val="22"/>
+        </w:rPr>
+        <w:tab/>
+      </w:r>
+      <w:r>
+        <w:rPr>
+          <w:rFonts w:ascii="Times New Roman" w:hAnsi="Times New Roman" w:cs="Times New Roman"/>
+          <w:i/>
+          <w:iCs/>
+          <w:sz w:val="22"/>
+          <w:szCs w:val="22"/>
+        </w:rPr>
         <w:t>Peer-reviewed</w:t>
       </w:r>
     </w:p>
@@ -9786,10 +9830,10 @@
                     <pic:cNvPicPr/>
                   </pic:nvPicPr>
                   <pic:blipFill>
-                    <a:blip r:embed="rId39">
+                    <a:blip r:embed="rId41">
                       <a:extLst>
                         <a:ext uri="{96DAC541-7B7A-43D3-8B79-37D633B846F1}">
-                          <asvg:svgBlip xmlns:asvg="http://schemas.microsoft.com/office/drawing/2016/SVG/main" r:embed="rId40"/>
+                          <asvg:svgBlip xmlns:asvg="http://schemas.microsoft.com/office/drawing/2016/SVG/main" r:embed="rId42"/>
                         </a:ext>
                       </a:extLst>
                     </a:blip>
@@ -10065,9 +10109,9 @@
           <w:rFonts w:ascii="Times New Roman" w:hAnsi="Times New Roman" w:cs="Times New Roman"/>
           <w:noProof/>
         </w:rPr>
-        <w:pict w14:anchorId="3E43D327">
-          <v:shape id="Graphic 8" o:spid="_x0000_i1029" type="#_x0000_t75" alt="Professor male outline" style="width:8.8pt;height:8.8pt;visibility:visible;mso-wrap-style:square">
-            <v:imagedata r:id="rId41" o:title="Professor male outline"/>
+        <w:pict w14:anchorId="07228AD9">
+          <v:shape id="Graphic 8" o:spid="_x0000_i1029" type="#_x0000_t75" alt="Professor male outline" style="width:9.2pt;height:9.2pt;visibility:visible;mso-wrap-style:square">
+            <v:imagedata r:id="rId43" o:title="Professor male outline"/>
             <o:lock v:ext="edit" rotation="t" cropping="t" verticies="t"/>
           </v:shape>
         </w:pict>
@@ -10288,7 +10332,7 @@
                     </pic:cNvPicPr>
                   </pic:nvPicPr>
                   <pic:blipFill>
-                    <a:blip r:embed="rId37"/>
+                    <a:blip r:embed="rId39"/>
                     <a:stretch>
                       <a:fillRect/>
                     </a:stretch>
@@ -10711,7 +10755,7 @@
                     </pic:cNvPicPr>
                   </pic:nvPicPr>
                   <pic:blipFill>
-                    <a:blip r:embed="rId37"/>
+                    <a:blip r:embed="rId39"/>
                     <a:stretch>
                       <a:fillRect/>
                     </a:stretch>
@@ -11030,7 +11074,7 @@
                     </pic:cNvPicPr>
                   </pic:nvPicPr>
                   <pic:blipFill>
-                    <a:blip r:embed="rId37"/>
+                    <a:blip r:embed="rId39"/>
                     <a:stretch>
                       <a:fillRect/>
                     </a:stretch>
@@ -11158,7 +11202,7 @@
         </w:rPr>
         <w:t xml:space="preserve"> </w:t>
       </w:r>
-      <w:hyperlink r:id="rId42" w:history="1">
+      <w:hyperlink r:id="rId44" w:history="1">
         <w:r>
           <w:rPr>
             <w:rStyle w:val="Hyperlink"/>
@@ -11550,9 +11594,9 @@
           <w:rFonts w:ascii="Times New Roman" w:hAnsi="Times New Roman" w:cs="Times New Roman"/>
           <w:noProof/>
         </w:rPr>
-        <w:pict w14:anchorId="682B4B52">
-          <v:shape id="Picture 16" o:spid="_x0000_i1028" type="#_x0000_t75" alt="Earth globe: Asia and Australia with solid fill" style="width:7.85pt;height:7.85pt;visibility:visible;mso-wrap-style:square">
-            <v:imagedata r:id="rId43" o:title=" Asia and Australia with solid fill"/>
+        <w:pict w14:anchorId="509F4C03">
+          <v:shape id="Picture 16" o:spid="_x0000_i1028" type="#_x0000_t75" alt="Earth globe: Asia and Australia with solid fill" style="width:7.65pt;height:7.65pt;visibility:visible;mso-wrap-style:square">
+            <v:imagedata r:id="rId45" o:title=" Asia and Australia with solid fill"/>
             <o:lock v:ext="edit" rotation="t" cropping="t" verticies="t"/>
           </v:shape>
         </w:pict>
@@ -11580,7 +11624,7 @@
                     </pic:cNvPicPr>
                   </pic:nvPicPr>
                   <pic:blipFill>
-                    <a:blip r:embed="rId37"/>
+                    <a:blip r:embed="rId39"/>
                     <a:stretch>
                       <a:fillRect/>
                     </a:stretch>
@@ -12051,7 +12095,7 @@
                     </pic:cNvPicPr>
                   </pic:nvPicPr>
                   <pic:blipFill>
-                    <a:blip r:embed="rId33"/>
+                    <a:blip r:embed="rId35"/>
                     <a:stretch>
                       <a:fillRect/>
                     </a:stretch>
@@ -12076,9 +12120,9 @@
           <w:rFonts w:ascii="Times New Roman" w:hAnsi="Times New Roman" w:cs="Times New Roman"/>
           <w:noProof/>
         </w:rPr>
-        <w:pict w14:anchorId="7F568529">
-          <v:shape id="Picture 15" o:spid="_x0000_i1027" type="#_x0000_t75" alt="Earth globe: Asia and Australia with solid fill" style="width:7.85pt;height:7.85pt;visibility:visible;mso-wrap-style:square">
-            <v:imagedata r:id="rId43" o:title=" Asia and Australia with solid fill"/>
+        <w:pict w14:anchorId="0D2D6269">
+          <v:shape id="Picture 15" o:spid="_x0000_i1027" type="#_x0000_t75" alt="Earth globe: Asia and Australia with solid fill" style="width:7.65pt;height:7.65pt;visibility:visible;mso-wrap-style:square">
+            <v:imagedata r:id="rId45" o:title=" Asia and Australia with solid fill"/>
             <o:lock v:ext="edit" rotation="t" cropping="t" verticies="t"/>
           </v:shape>
         </w:pict>
@@ -12106,7 +12150,7 @@
                     </pic:cNvPicPr>
                   </pic:nvPicPr>
                   <pic:blipFill>
-                    <a:blip r:embed="rId37"/>
+                    <a:blip r:embed="rId39"/>
                     <a:stretch>
                       <a:fillRect/>
                     </a:stretch>
@@ -12256,7 +12300,7 @@
         <w:tab/>
         <w:t xml:space="preserve">Desrochers, Chris A. Easthope, Caroline Paquette. </w:t>
       </w:r>
-      <w:hyperlink r:id="rId44" w:history="1">
+      <w:hyperlink r:id="rId46" w:history="1">
         <w:r>
           <w:rPr>
             <w:rStyle w:val="Hyperlink"/>
@@ -12401,9 +12445,9 @@
           <w:rFonts w:ascii="Times New Roman" w:hAnsi="Times New Roman" w:cs="Times New Roman"/>
           <w:noProof/>
         </w:rPr>
-        <w:pict w14:anchorId="5181E1E2">
-          <v:shape id="Graphic 7" o:spid="_x0000_i1026" type="#_x0000_t75" alt="Earth globe: Asia and Australia with solid fill" style="width:8.8pt;height:8.8pt;visibility:visible;mso-wrap-style:square">
-            <v:imagedata r:id="rId45" o:title=" Asia and Australia with solid fill"/>
+        <w:pict w14:anchorId="2BCAB59E">
+          <v:shape id="Graphic 7" o:spid="_x0000_i1026" type="#_x0000_t75" alt="Earth globe: Asia and Australia with solid fill" style="width:9.2pt;height:9.2pt;visibility:visible;mso-wrap-style:square">
+            <v:imagedata r:id="rId47" o:title=" Asia and Australia with solid fill"/>
             <o:lock v:ext="edit" rotation="t" cropping="t" verticies="t"/>
           </v:shape>
         </w:pict>
@@ -12431,7 +12475,7 @@
                     </pic:cNvPicPr>
                   </pic:nvPicPr>
                   <pic:blipFill>
-                    <a:blip r:embed="rId37"/>
+                    <a:blip r:embed="rId39"/>
                     <a:stretch>
                       <a:fillRect/>
                     </a:stretch>
@@ -12572,7 +12616,7 @@
         <w:tab/>
         <w:t xml:space="preserve">Lajeunesse, Frederike Parent-L’Ecuyer, Caroline Paquette. </w:t>
       </w:r>
-      <w:hyperlink r:id="rId46" w:history="1">
+      <w:hyperlink r:id="rId48" w:history="1">
         <w:r>
           <w:rPr>
             <w:rStyle w:val="Hyperlink"/>
@@ -12879,7 +12923,7 @@
                     </pic:cNvPicPr>
                   </pic:nvPicPr>
                   <pic:blipFill>
-                    <a:blip r:embed="rId47" cstate="print">
+                    <a:blip r:embed="rId49" cstate="print">
                       <a:extLst>
                         <a:ext uri="{28A0092B-C50C-407E-A947-70E740481C1C}">
                           <a14:useLocalDpi xmlns:a14="http://schemas.microsoft.com/office/drawing/2010/main" val="0"/>
@@ -12933,7 +12977,7 @@
                     </pic:cNvPicPr>
                   </pic:nvPicPr>
                   <pic:blipFill>
-                    <a:blip r:embed="rId37"/>
+                    <a:blip r:embed="rId39"/>
                     <a:stretch>
                       <a:fillRect/>
                     </a:stretch>
@@ -13220,7 +13264,7 @@
                     </pic:cNvPicPr>
                   </pic:nvPicPr>
                   <pic:blipFill>
-                    <a:blip r:embed="rId47" cstate="print">
+                    <a:blip r:embed="rId49" cstate="print">
                       <a:extLst>
                         <a:ext uri="{28A0092B-C50C-407E-A947-70E740481C1C}">
                           <a14:useLocalDpi xmlns:a14="http://schemas.microsoft.com/office/drawing/2010/main" val="0"/>
@@ -13274,7 +13318,7 @@
                     </pic:cNvPicPr>
                   </pic:nvPicPr>
                   <pic:blipFill>
-                    <a:blip r:embed="rId37"/>
+                    <a:blip r:embed="rId39"/>
                     <a:stretch>
                       <a:fillRect/>
                     </a:stretch>
@@ -13722,7 +13766,7 @@
                     </pic:cNvPicPr>
                   </pic:nvPicPr>
                   <pic:blipFill>
-                    <a:blip r:embed="rId37"/>
+                    <a:blip r:embed="rId39"/>
                     <a:stretch>
                       <a:fillRect/>
                     </a:stretch>
@@ -14076,7 +14120,7 @@
                     </pic:cNvPicPr>
                   </pic:nvPicPr>
                   <pic:blipFill>
-                    <a:blip r:embed="rId33"/>
+                    <a:blip r:embed="rId35"/>
                     <a:stretch>
                       <a:fillRect/>
                     </a:stretch>
@@ -14119,7 +14163,7 @@
                     </pic:cNvPicPr>
                   </pic:nvPicPr>
                   <pic:blipFill>
-                    <a:blip r:embed="rId47" cstate="print">
+                    <a:blip r:embed="rId49" cstate="print">
                       <a:extLst>
                         <a:ext uri="{28A0092B-C50C-407E-A947-70E740481C1C}">
                           <a14:useLocalDpi xmlns:a14="http://schemas.microsoft.com/office/drawing/2010/main" val="0"/>
@@ -14173,7 +14217,7 @@
                     </pic:cNvPicPr>
                   </pic:nvPicPr>
                   <pic:blipFill>
-                    <a:blip r:embed="rId37"/>
+                    <a:blip r:embed="rId39"/>
                     <a:stretch>
                       <a:fillRect/>
                     </a:stretch>
@@ -14470,7 +14514,7 @@
                     </pic:cNvPicPr>
                   </pic:nvPicPr>
                   <pic:blipFill>
-                    <a:blip r:embed="rId47" cstate="print">
+                    <a:blip r:embed="rId49" cstate="print">
                       <a:extLst>
                         <a:ext uri="{28A0092B-C50C-407E-A947-70E740481C1C}">
                           <a14:useLocalDpi xmlns:a14="http://schemas.microsoft.com/office/drawing/2010/main" val="0"/>
@@ -14524,7 +14568,7 @@
                     </pic:cNvPicPr>
                   </pic:nvPicPr>
                   <pic:blipFill>
-                    <a:blip r:embed="rId37"/>
+                    <a:blip r:embed="rId39"/>
                     <a:stretch>
                       <a:fillRect/>
                     </a:stretch>
@@ -14799,7 +14843,7 @@
                     </pic:cNvPicPr>
                   </pic:nvPicPr>
                   <pic:blipFill>
-                    <a:blip r:embed="rId47" cstate="print">
+                    <a:blip r:embed="rId49" cstate="print">
                       <a:extLst>
                         <a:ext uri="{28A0092B-C50C-407E-A947-70E740481C1C}">
                           <a14:useLocalDpi xmlns:a14="http://schemas.microsoft.com/office/drawing/2010/main" val="0"/>
@@ -14853,7 +14897,7 @@
                     </pic:cNvPicPr>
                   </pic:nvPicPr>
                   <pic:blipFill>
-                    <a:blip r:embed="rId37"/>
+                    <a:blip r:embed="rId39"/>
                     <a:stretch>
                       <a:fillRect/>
                     </a:stretch>
@@ -15163,7 +15207,7 @@
                     </pic:cNvPicPr>
                   </pic:nvPicPr>
                   <pic:blipFill>
-                    <a:blip r:embed="rId37"/>
+                    <a:blip r:embed="rId39"/>
                     <a:stretch>
                       <a:fillRect/>
                     </a:stretch>
@@ -15525,7 +15569,7 @@
                     </pic:cNvPicPr>
                   </pic:nvPicPr>
                   <pic:blipFill>
-                    <a:blip r:embed="rId37"/>
+                    <a:blip r:embed="rId39"/>
                     <a:stretch>
                       <a:fillRect/>
                     </a:stretch>
@@ -15865,7 +15909,7 @@
                     </pic:cNvPicPr>
                   </pic:nvPicPr>
                   <pic:blipFill>
-                    <a:blip r:embed="rId37"/>
+                    <a:blip r:embed="rId39"/>
                     <a:stretch>
                       <a:fillRect/>
                     </a:stretch>
@@ -16200,7 +16244,7 @@
                     </pic:cNvPicPr>
                   </pic:nvPicPr>
                   <pic:blipFill>
-                    <a:blip r:embed="rId37"/>
+                    <a:blip r:embed="rId39"/>
                     <a:stretch>
                       <a:fillRect/>
                     </a:stretch>
@@ -16542,7 +16586,7 @@
                     </pic:cNvPicPr>
                   </pic:nvPicPr>
                   <pic:blipFill>
-                    <a:blip r:embed="rId47" cstate="print">
+                    <a:blip r:embed="rId49" cstate="print">
                       <a:extLst>
                         <a:ext uri="{28A0092B-C50C-407E-A947-70E740481C1C}">
                           <a14:useLocalDpi xmlns:a14="http://schemas.microsoft.com/office/drawing/2010/main" val="0"/>
@@ -16596,7 +16640,7 @@
                     </pic:cNvPicPr>
                   </pic:nvPicPr>
                   <pic:blipFill>
-                    <a:blip r:embed="rId37"/>
+                    <a:blip r:embed="rId39"/>
                     <a:stretch>
                       <a:fillRect/>
                     </a:stretch>
@@ -16878,7 +16922,7 @@
                     </pic:cNvPicPr>
                   </pic:nvPicPr>
                   <pic:blipFill>
-                    <a:blip r:embed="rId47" cstate="print">
+                    <a:blip r:embed="rId49" cstate="print">
                       <a:extLst>
                         <a:ext uri="{28A0092B-C50C-407E-A947-70E740481C1C}">
                           <a14:useLocalDpi xmlns:a14="http://schemas.microsoft.com/office/drawing/2010/main" val="0"/>
@@ -16932,7 +16976,7 @@
                     </pic:cNvPicPr>
                   </pic:nvPicPr>
                   <pic:blipFill>
-                    <a:blip r:embed="rId37"/>
+                    <a:blip r:embed="rId39"/>
                     <a:stretch>
                       <a:fillRect/>
                     </a:stretch>
@@ -17347,219 +17391,6 @@
         </w:rPr>
         <w:t xml:space="preserve"> </w:t>
       </w:r>
-      <w:hyperlink r:id="rId48" w:history="1">
-        <w:r>
-          <w:rPr>
-            <w:rStyle w:val="Hyperlink"/>
-            <w:rFonts w:ascii="Times New Roman" w:hAnsi="Times New Roman" w:cs="Times New Roman"/>
-            <w:color w:val="auto"/>
-            <w:sz w:val="22"/>
-            <w:szCs w:val="22"/>
-            <w:bdr w:val="single" w:sz="4" w:space="0" w:color="60CAF3" w:themeColor="accent4" w:themeTint="99"/>
-          </w:rPr>
-          <w:t>What if walking could help track the progression of Parkinson's disease?</w:t>
-        </w:r>
-      </w:hyperlink>
-      <w:r>
-        <w:rPr>
-          <w:rFonts w:ascii="Times New Roman" w:hAnsi="Times New Roman" w:cs="Times New Roman"/>
-          <w:i/>
-          <w:iCs/>
-          <w:sz w:val="22"/>
-          <w:szCs w:val="22"/>
-        </w:rPr>
-        <w:t xml:space="preserve"> </w:t>
-      </w:r>
-      <w:r>
-        <w:rPr>
-          <w:rFonts w:ascii="Times New Roman" w:hAnsi="Times New Roman" w:cs="Times New Roman"/>
-          <w:i/>
-          <w:iCs/>
-          <w:sz w:val="22"/>
-          <w:szCs w:val="22"/>
-        </w:rPr>
-        <w:tab/>
-      </w:r>
-      <w:r>
-        <w:rPr>
-          <w:rFonts w:ascii="Times New Roman" w:hAnsi="Times New Roman" w:cs="Times New Roman"/>
-          <w:i/>
-          <w:iCs/>
-          <w:sz w:val="22"/>
-          <w:szCs w:val="22"/>
-        </w:rPr>
-        <w:tab/>
-      </w:r>
-      <w:r>
-        <w:rPr>
-          <w:rFonts w:ascii="Times New Roman" w:hAnsi="Times New Roman" w:cs="Times New Roman"/>
-          <w:i/>
-          <w:iCs/>
-          <w:sz w:val="22"/>
-          <w:szCs w:val="22"/>
-        </w:rPr>
-        <w:t xml:space="preserve">TED-like talk at NeuroLingo, Montreal, CA </w:t>
-      </w:r>
-      <w:r>
-        <w:rPr>
-          <w:rFonts w:ascii="Times New Roman" w:hAnsi="Times New Roman" w:cs="Times New Roman"/>
-          <w:i/>
-          <w:iCs/>
-          <w:sz w:val="22"/>
-          <w:szCs w:val="22"/>
-        </w:rPr>
-        <w:t>(</w:t>
-      </w:r>
-      <w:r>
-        <w:rPr>
-          <w:rFonts w:ascii="Times New Roman" w:hAnsi="Times New Roman" w:cs="Times New Roman"/>
-          <w:i/>
-          <w:iCs/>
-          <w:sz w:val="22"/>
-          <w:szCs w:val="22"/>
-        </w:rPr>
-        <w:t xml:space="preserve">Fall </w:t>
-      </w:r>
-      <w:r>
-        <w:rPr>
-          <w:rFonts w:ascii="Times New Roman" w:hAnsi="Times New Roman" w:cs="Times New Roman"/>
-          <w:i/>
-          <w:iCs/>
-          <w:sz w:val="22"/>
-          <w:szCs w:val="22"/>
-        </w:rPr>
-        <w:t>202</w:t>
-      </w:r>
-      <w:r>
-        <w:rPr>
-          <w:rFonts w:ascii="Times New Roman" w:hAnsi="Times New Roman" w:cs="Times New Roman"/>
-          <w:i/>
-          <w:iCs/>
-          <w:sz w:val="22"/>
-          <w:szCs w:val="22"/>
-        </w:rPr>
-        <w:t>4</w:t>
-      </w:r>
-      <w:r>
-        <w:rPr>
-          <w:rFonts w:ascii="Times New Roman" w:hAnsi="Times New Roman" w:cs="Times New Roman"/>
-          <w:i/>
-          <w:iCs/>
-          <w:sz w:val="22"/>
-          <w:szCs w:val="22"/>
-        </w:rPr>
-        <w:t>)</w:t>
-      </w:r>
-      <w:r>
-        <w:rPr>
-          <w:rFonts w:ascii="Times New Roman" w:hAnsi="Times New Roman" w:cs="Times New Roman"/>
-          <w:i/>
-          <w:iCs/>
-          <w:sz w:val="22"/>
-          <w:szCs w:val="22"/>
-        </w:rPr>
-        <w:t xml:space="preserve"> – Knowledge Translation</w:t>
-      </w:r>
-    </w:p>
-    <w:p>
-      <w:pPr>
-        <w:tabs>
-          <w:tab w:val="right" w:pos="1701"/>
-          <w:tab w:val="left" w:pos="1843"/>
-          <w:tab w:val="right" w:pos="9356"/>
-        </w:tabs>
-        <w:spacing w:before="80" w:after="0" w:line="240" w:lineRule="auto"/>
-        <w:jc w:val="both"/>
-        <w:rPr>
-          <w:rFonts w:ascii="Times New Roman" w:hAnsi="Times New Roman" w:cs="Times New Roman"/>
-          <w:i/>
-          <w:iCs/>
-          <w:color w:val="C00000"/>
-          <w:sz w:val="22"/>
-          <w:szCs w:val="22"/>
-        </w:rPr>
-      </w:pPr>
-      <w:r>
-        <w:rPr>
-          <w:rFonts w:ascii="Times New Roman" w:hAnsi="Times New Roman" w:cs="Times New Roman"/>
-          <w:i/>
-          <w:iCs/>
-          <w:sz w:val="22"/>
-          <w:szCs w:val="22"/>
-        </w:rPr>
-        <w:tab/>
-      </w:r>
-      <w:r>
-        <w:rPr>
-          <w:rFonts w:ascii="Times New Roman" w:hAnsi="Times New Roman" w:cs="Times New Roman"/>
-          <w:b/>
-          <w:noProof/>
-        </w:rPr>
-        <w:pict w14:anchorId="02EF8D9F">
-          <v:shape id="Graphic 1" o:spid="_x0000_i1025" type="#_x0000_t75" alt="Diploma roll with solid fill" style="width:7.85pt;height:7.85pt;visibility:visible;mso-wrap-style:square">
-            <v:imagedata r:id="rId49" o:title="Diploma roll with solid fill" cropbottom="-4096f"/>
-            <o:lock v:ext="edit" rotation="t" cropping="t" verticies="t"/>
-          </v:shape>
-        </w:pict>
-      </w:r>
-      <w:r>
-        <w:rPr>
-          <w:rFonts w:ascii="Times New Roman" w:hAnsi="Times New Roman" w:cs="Times New Roman"/>
-          <w:i/>
-          <w:iCs/>
-          <w:sz w:val="22"/>
-          <w:szCs w:val="22"/>
-        </w:rPr>
-        <w:t xml:space="preserve"> </w:t>
-      </w:r>
-      <w:r>
-        <w:rPr>
-          <w:rFonts w:ascii="Times New Roman" w:hAnsi="Times New Roman" w:cs="Times New Roman"/>
-          <w:i/>
-          <w:iCs/>
-          <w:sz w:val="22"/>
-          <w:szCs w:val="22"/>
-        </w:rPr>
-        <w:t>T.0</w:t>
-      </w:r>
-      <w:r>
-        <w:rPr>
-          <w:rFonts w:ascii="Times New Roman" w:hAnsi="Times New Roman" w:cs="Times New Roman"/>
-          <w:i/>
-          <w:iCs/>
-          <w:sz w:val="22"/>
-          <w:szCs w:val="22"/>
-        </w:rPr>
-        <w:t>1</w:t>
-      </w:r>
-      <w:r>
-        <w:rPr>
-          <w:rFonts w:ascii="Times New Roman" w:hAnsi="Times New Roman" w:cs="Times New Roman"/>
-          <w:i/>
-          <w:iCs/>
-          <w:sz w:val="22"/>
-          <w:szCs w:val="22"/>
-        </w:rPr>
-        <w:tab/>
-      </w:r>
-      <w:r>
-        <w:rPr>
-          <w:rFonts w:ascii="Times New Roman" w:hAnsi="Times New Roman" w:cs="Times New Roman"/>
-          <w:b/>
-          <w:bCs/>
-          <w:sz w:val="22"/>
-          <w:szCs w:val="22"/>
-        </w:rPr>
-        <w:t>Cyrille E. Mvomo.</w:t>
-      </w:r>
-      <w:r>
-        <w:rPr>
-          <w:rFonts w:ascii="Times New Roman" w:hAnsi="Times New Roman" w:cs="Times New Roman"/>
-          <w:sz w:val="22"/>
-          <w:szCs w:val="22"/>
-        </w:rPr>
-        <w:t xml:space="preserve"> </w:t>
-      </w:r>
       <w:hyperlink r:id="rId50" w:history="1">
         <w:r>
           <w:rPr>
@@ -17611,6 +17442,218 @@
           <w:sz w:val="22"/>
           <w:szCs w:val="22"/>
         </w:rPr>
+        <w:t xml:space="preserve">TED-like talk at NeuroLingo, Montreal, CA </w:t>
+      </w:r>
+      <w:r>
+        <w:rPr>
+          <w:rFonts w:ascii="Times New Roman" w:hAnsi="Times New Roman" w:cs="Times New Roman"/>
+          <w:i/>
+          <w:iCs/>
+          <w:sz w:val="22"/>
+          <w:szCs w:val="22"/>
+        </w:rPr>
+        <w:t>(</w:t>
+      </w:r>
+      <w:r>
+        <w:rPr>
+          <w:rFonts w:ascii="Times New Roman" w:hAnsi="Times New Roman" w:cs="Times New Roman"/>
+          <w:i/>
+          <w:iCs/>
+          <w:sz w:val="22"/>
+          <w:szCs w:val="22"/>
+        </w:rPr>
+        <w:t xml:space="preserve">Fall </w:t>
+      </w:r>
+      <w:r>
+        <w:rPr>
+          <w:rFonts w:ascii="Times New Roman" w:hAnsi="Times New Roman" w:cs="Times New Roman"/>
+          <w:i/>
+          <w:iCs/>
+          <w:sz w:val="22"/>
+          <w:szCs w:val="22"/>
+        </w:rPr>
+        <w:t>202</w:t>
+      </w:r>
+      <w:r>
+        <w:rPr>
+          <w:rFonts w:ascii="Times New Roman" w:hAnsi="Times New Roman" w:cs="Times New Roman"/>
+          <w:i/>
+          <w:iCs/>
+          <w:sz w:val="22"/>
+          <w:szCs w:val="22"/>
+        </w:rPr>
+        <w:t>4</w:t>
+      </w:r>
+      <w:r>
+        <w:rPr>
+          <w:rFonts w:ascii="Times New Roman" w:hAnsi="Times New Roman" w:cs="Times New Roman"/>
+          <w:i/>
+          <w:iCs/>
+          <w:sz w:val="22"/>
+          <w:szCs w:val="22"/>
+        </w:rPr>
+        <w:t>)</w:t>
+      </w:r>
+      <w:r>
+        <w:rPr>
+          <w:rFonts w:ascii="Times New Roman" w:hAnsi="Times New Roman" w:cs="Times New Roman"/>
+          <w:i/>
+          <w:iCs/>
+          <w:sz w:val="22"/>
+          <w:szCs w:val="22"/>
+        </w:rPr>
+        <w:t xml:space="preserve"> – Knowledge Translation</w:t>
+      </w:r>
+    </w:p>
+    <w:p>
+      <w:pPr>
+        <w:tabs>
+          <w:tab w:val="right" w:pos="1701"/>
+          <w:tab w:val="left" w:pos="1843"/>
+          <w:tab w:val="right" w:pos="9356"/>
+        </w:tabs>
+        <w:spacing w:before="80" w:after="0" w:line="240" w:lineRule="auto"/>
+        <w:jc w:val="both"/>
+        <w:rPr>
+          <w:rFonts w:ascii="Times New Roman" w:hAnsi="Times New Roman" w:cs="Times New Roman"/>
+          <w:i/>
+          <w:iCs/>
+          <w:color w:val="C00000"/>
+          <w:sz w:val="22"/>
+          <w:szCs w:val="22"/>
+        </w:rPr>
+      </w:pPr>
+      <w:r>
+        <w:rPr>
+          <w:rFonts w:ascii="Times New Roman" w:hAnsi="Times New Roman" w:cs="Times New Roman"/>
+          <w:i/>
+          <w:iCs/>
+          <w:sz w:val="22"/>
+          <w:szCs w:val="22"/>
+        </w:rPr>
+        <w:tab/>
+      </w:r>
+      <w:r>
+        <w:rPr>
+          <w:rFonts w:ascii="Times New Roman" w:hAnsi="Times New Roman" w:cs="Times New Roman"/>
+          <w:b/>
+          <w:noProof/>
+        </w:rPr>
+        <w:pict w14:anchorId="3B1E391E">
+          <v:shape id="Graphic 2" o:spid="_x0000_i1025" type="#_x0000_t75" alt="List with solid fill" style="width:8.45pt;height:9.2pt;visibility:visible" o:gfxdata="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" o:bullet="t">
+            <v:imagedata r:id="rId51" o:title="" cropright="-4096f"/>
+          </v:shape>
+        </w:pict>
+      </w:r>
+      <w:r>
+        <w:rPr>
+          <w:rFonts w:ascii="Times New Roman" w:hAnsi="Times New Roman" w:cs="Times New Roman"/>
+          <w:i/>
+          <w:iCs/>
+          <w:sz w:val="22"/>
+          <w:szCs w:val="22"/>
+        </w:rPr>
+        <w:t xml:space="preserve"> </w:t>
+      </w:r>
+      <w:r>
+        <w:rPr>
+          <w:rFonts w:ascii="Times New Roman" w:hAnsi="Times New Roman" w:cs="Times New Roman"/>
+          <w:i/>
+          <w:iCs/>
+          <w:sz w:val="22"/>
+          <w:szCs w:val="22"/>
+        </w:rPr>
+        <w:t>T.0</w:t>
+      </w:r>
+      <w:r>
+        <w:rPr>
+          <w:rFonts w:ascii="Times New Roman" w:hAnsi="Times New Roman" w:cs="Times New Roman"/>
+          <w:i/>
+          <w:iCs/>
+          <w:sz w:val="22"/>
+          <w:szCs w:val="22"/>
+        </w:rPr>
+        <w:t>1</w:t>
+      </w:r>
+      <w:r>
+        <w:rPr>
+          <w:rFonts w:ascii="Times New Roman" w:hAnsi="Times New Roman" w:cs="Times New Roman"/>
+          <w:i/>
+          <w:iCs/>
+          <w:sz w:val="22"/>
+          <w:szCs w:val="22"/>
+        </w:rPr>
+        <w:tab/>
+      </w:r>
+      <w:r>
+        <w:rPr>
+          <w:rFonts w:ascii="Times New Roman" w:hAnsi="Times New Roman" w:cs="Times New Roman"/>
+          <w:b/>
+          <w:bCs/>
+          <w:sz w:val="22"/>
+          <w:szCs w:val="22"/>
+        </w:rPr>
+        <w:t>Cyrille E. Mvomo.</w:t>
+      </w:r>
+      <w:r>
+        <w:rPr>
+          <w:rFonts w:ascii="Times New Roman" w:hAnsi="Times New Roman" w:cs="Times New Roman"/>
+          <w:sz w:val="22"/>
+          <w:szCs w:val="22"/>
+        </w:rPr>
+        <w:t xml:space="preserve"> </w:t>
+      </w:r>
+      <w:hyperlink r:id="rId52" w:history="1">
+        <w:r>
+          <w:rPr>
+            <w:rStyle w:val="Hyperlink"/>
+            <w:rFonts w:ascii="Times New Roman" w:hAnsi="Times New Roman" w:cs="Times New Roman"/>
+            <w:color w:val="auto"/>
+            <w:sz w:val="22"/>
+            <w:szCs w:val="22"/>
+            <w:bdr w:val="single" w:sz="4" w:space="0" w:color="60CAF3" w:themeColor="accent4" w:themeTint="99"/>
+          </w:rPr>
+          <w:t>What if walking could help track the progression of Parkinson's disease?</w:t>
+        </w:r>
+      </w:hyperlink>
+      <w:r>
+        <w:rPr>
+          <w:rFonts w:ascii="Times New Roman" w:hAnsi="Times New Roman" w:cs="Times New Roman"/>
+          <w:i/>
+          <w:iCs/>
+          <w:sz w:val="22"/>
+          <w:szCs w:val="22"/>
+        </w:rPr>
+        <w:t xml:space="preserve"> </w:t>
+      </w:r>
+      <w:r>
+        <w:rPr>
+          <w:rFonts w:ascii="Times New Roman" w:hAnsi="Times New Roman" w:cs="Times New Roman"/>
+          <w:i/>
+          <w:iCs/>
+          <w:sz w:val="22"/>
+          <w:szCs w:val="22"/>
+        </w:rPr>
+        <w:tab/>
+      </w:r>
+      <w:r>
+        <w:rPr>
+          <w:rFonts w:ascii="Times New Roman" w:hAnsi="Times New Roman" w:cs="Times New Roman"/>
+          <w:i/>
+          <w:iCs/>
+          <w:sz w:val="22"/>
+          <w:szCs w:val="22"/>
+        </w:rPr>
+        <w:tab/>
+      </w:r>
+      <w:r>
+        <w:rPr>
+          <w:rFonts w:ascii="Times New Roman" w:hAnsi="Times New Roman" w:cs="Times New Roman"/>
+          <w:i/>
+          <w:iCs/>
+          <w:sz w:val="22"/>
+          <w:szCs w:val="22"/>
+        </w:rPr>
         <w:t>3-minutes thesis</w:t>
       </w:r>
       <w:r>
@@ -18073,7 +18116,7 @@
         </w:rPr>
         <w:t xml:space="preserve">(2023) </w:t>
       </w:r>
-      <w:hyperlink r:id="rId51" w:history="1">
+      <w:hyperlink r:id="rId53" w:history="1">
         <w:r>
           <w:rPr>
             <w:rStyle w:val="Hyperlink"/>
@@ -18263,7 +18306,7 @@
         </w:rPr>
         <w:t xml:space="preserve">(2023) </w:t>
       </w:r>
-      <w:hyperlink r:id="rId52" w:history="1">
+      <w:hyperlink r:id="rId54" w:history="1">
         <w:r>
           <w:rPr>
             <w:rStyle w:val="Hyperlink"/>
@@ -18494,7 +18537,7 @@
         </w:rPr>
         <w:t xml:space="preserve">) </w:t>
       </w:r>
-      <w:hyperlink r:id="rId53" w:history="1">
+      <w:hyperlink r:id="rId55" w:history="1">
         <w:r>
           <w:rPr>
             <w:rStyle w:val="Hyperlink"/>
@@ -19150,7 +19193,7 @@
         </w:rPr>
         <w:tab/>
       </w:r>
-      <w:hyperlink r:id="rId54" w:history="1">
+      <w:hyperlink r:id="rId56" w:history="1">
         <w:r>
           <w:rPr>
             <w:rStyle w:val="Hyperlink"/>
@@ -19274,7 +19317,7 @@
         </w:rPr>
         <w:tab/>
       </w:r>
-      <w:hyperlink r:id="rId55" w:history="1">
+      <w:hyperlink r:id="rId57" w:history="1">
         <w:r>
           <w:rPr>
             <w:rStyle w:val="Hyperlink"/>
@@ -19419,7 +19462,7 @@
         </w:rPr>
         <w:tab/>
       </w:r>
-      <w:hyperlink r:id="rId56" w:history="1">
+      <w:hyperlink r:id="rId58" w:history="1">
         <w:r>
           <w:rPr>
             <w:rStyle w:val="Hyperlink"/>
@@ -24051,8 +24094,8 @@
       </w:pPr>
     </w:p>
     <w:sectPr>
-      <w:footerReference w:type="even" r:id="rId57"/>
-      <w:footerReference w:type="default" r:id="rId58"/>
+      <w:footerReference w:type="even" r:id="rId59"/>
+      <w:footerReference w:type="default" r:id="rId60"/>
       <w:pgSz w:w="12240" w:h="15840"/>
       <w:pgMar w:top="1134" w:right="1134" w:bottom="1134" w:left="1134" w:header="709" w:footer="709" w:gutter="0"/>
       <w:cols w:space="708"/>
@@ -24769,7 +24812,7 @@
   <w:style w:type="paragraph" w:default="1" w:styleId="Normal">
     <w:name w:val="Normal"/>
     <w:qFormat/>
-    <w:rsid w:val="00C8423D"/>
+    <w:rsid w:val="00342C89"/>
     <w:rPr>
       <w:lang w:val="en-US"/>
     </w:rPr>
@@ -24976,7 +25019,6 @@
   <w:style w:type="character" w:default="1" w:styleId="DefaultParagraphFont">
     <w:name w:val="Default Paragraph Font"/>
     <w:uiPriority w:val="1"/>
-    <w:semiHidden/>
     <w:unhideWhenUsed/>
   </w:style>
   <w:style w:type="table" w:default="1" w:styleId="TableNormal">

--- a/CV_Cyrille_April_4_2026.docx
+++ b/CV_Cyrille_April_4_2026.docx
@@ -1956,7 +1956,7 @@
           <w:szCs w:val="21"/>
         </w:rPr>
         <w:drawing>
-          <wp:inline distT="0" distB="0" distL="0" distR="0" wp14:anchorId="193DCED0" wp14:editId="48F15A5A">
+          <wp:inline distT="0" distB="0" distL="0" distR="0" wp14:anchorId="193DCED0" wp14:editId="1FAB7B2B">
             <wp:extent cx="108000" cy="108000"/>
             <wp:effectExtent l="0" t="0" r="6350" b="6350"/>
             <wp:docPr id="1195055233" name="Graphic 2" descr="List with solid fill">
@@ -2233,8 +2233,10 @@
         <w:spacing w:after="0" w:line="240" w:lineRule="auto"/>
         <w:rPr>
           <w:rFonts w:ascii="Times New Roman" w:hAnsi="Times New Roman" w:cs="Times New Roman"/>
-          <w:sz w:val="22"/>
-          <w:szCs w:val="22"/>
+          <w:b/>
+          <w:bCs/>
+          <w:sz w:val="21"/>
+          <w:szCs w:val="21"/>
         </w:rPr>
       </w:pPr>
       <w:r>
@@ -2250,27 +2252,35 @@
       <w:r>
         <w:rPr>
           <w:rFonts w:ascii="Times New Roman" w:hAnsi="Times New Roman" w:cs="Times New Roman"/>
+          <w:i/>
+          <w:iCs/>
           <w:noProof/>
+          <w:sz w:val="21"/>
+          <w:szCs w:val="21"/>
         </w:rPr>
         <w:drawing>
-          <wp:inline distT="0" distB="0" distL="0" distR="0" wp14:anchorId="4B6FCE3E" wp14:editId="1B47F6FE">
-            <wp:extent cx="107950" cy="109149"/>
-            <wp:effectExtent l="0" t="0" r="6350" b="5715"/>
-            <wp:docPr id="536695427" name="Graphic 2" descr="List with solid fill"/>
+          <wp:inline distT="0" distB="0" distL="0" distR="0" wp14:anchorId="6BDE4AF5" wp14:editId="7631A6A7">
+            <wp:extent cx="108000" cy="108000"/>
+            <wp:effectExtent l="0" t="0" r="6350" b="6350"/>
+            <wp:docPr id="1561644019" name="Graphic 2" descr="List with solid fill"/>
             <wp:cNvGraphicFramePr>
-              <a:graphicFrameLocks xmlns:a="http://schemas.openxmlformats.org/drawingml/2006/main"/>
+              <a:graphicFrameLocks xmlns:a="http://schemas.openxmlformats.org/drawingml/2006/main" noChangeAspect="1"/>
             </wp:cNvGraphicFramePr>
             <a:graphic xmlns:a="http://schemas.openxmlformats.org/drawingml/2006/main">
               <a:graphicData uri="http://schemas.openxmlformats.org/drawingml/2006/picture">
                 <pic:pic xmlns:pic="http://schemas.openxmlformats.org/drawingml/2006/picture">
                   <pic:nvPicPr>
-                    <pic:cNvPr id="1551819358" name="Graphic 2" descr="List with solid fill"/>
-                    <pic:cNvPicPr>
-                      <a:picLocks/>
-                    </pic:cNvPicPr>
+                    <pic:cNvPr id="1561644019" name="Graphic 2" descr="List with solid fill"/>
+                    <pic:cNvPicPr/>
                   </pic:nvPicPr>
                   <pic:blipFill>
-                    <a:blip r:embed="rId20"/>
+                    <a:blip r:embed="rId26">
+                      <a:extLst>
+                        <a:ext uri="{96DAC541-7B7A-43D3-8B79-37D633B846F1}">
+                          <asvg:svgBlip xmlns:asvg="http://schemas.microsoft.com/office/drawing/2016/SVG/main" r:embed="rId27"/>
+                        </a:ext>
+                      </a:extLst>
+                    </a:blip>
                     <a:stretch>
                       <a:fillRect/>
                     </a:stretch>
@@ -2278,7 +2288,7 @@
                   <pic:spPr>
                     <a:xfrm>
                       <a:off x="0" y="0"/>
-                      <a:ext cx="107950" cy="108585"/>
+                      <a:ext cx="108000" cy="108000"/>
                     </a:xfrm>
                     <a:prstGeom prst="rect">
                       <a:avLst/>
@@ -2303,27 +2313,39 @@
       <w:r>
         <w:rPr>
           <w:rFonts w:ascii="Times New Roman" w:hAnsi="Times New Roman" w:cs="Times New Roman"/>
+          <w:b/>
+          <w:bCs/>
           <w:noProof/>
+          <w:sz w:val="21"/>
+          <w:szCs w:val="21"/>
         </w:rPr>
         <w:drawing>
-          <wp:inline distT="0" distB="0" distL="0" distR="0" wp14:anchorId="32DB3947" wp14:editId="1F312BD1">
-            <wp:extent cx="109749" cy="107315"/>
-            <wp:effectExtent l="0" t="0" r="5080" b="0"/>
-            <wp:docPr id="2054856161" name="Graphic 1" descr="Diploma roll with solid fill"/>
+          <wp:inline distT="0" distB="0" distL="0" distR="0" wp14:anchorId="5F6B2606" wp14:editId="7E0A8F8A">
+            <wp:extent cx="108000" cy="108000"/>
+            <wp:effectExtent l="0" t="0" r="6350" b="6350"/>
+            <wp:docPr id="1710957919" name="Graphic 1" descr="Diploma roll with solid fill">
+              <a:hlinkClick xmlns:a="http://schemas.openxmlformats.org/drawingml/2006/main" r:id="rId30"/>
+            </wp:docPr>
             <wp:cNvGraphicFramePr>
-              <a:graphicFrameLocks xmlns:a="http://schemas.openxmlformats.org/drawingml/2006/main"/>
+              <a:graphicFrameLocks xmlns:a="http://schemas.openxmlformats.org/drawingml/2006/main" noChangeAspect="1"/>
             </wp:cNvGraphicFramePr>
             <a:graphic xmlns:a="http://schemas.openxmlformats.org/drawingml/2006/main">
               <a:graphicData uri="http://schemas.openxmlformats.org/drawingml/2006/picture">
                 <pic:pic xmlns:pic="http://schemas.openxmlformats.org/drawingml/2006/picture">
                   <pic:nvPicPr>
-                    <pic:cNvPr id="161459671" name="Graphic 1" descr="Diploma roll with solid fill"/>
-                    <pic:cNvPicPr>
-                      <a:picLocks/>
-                    </pic:cNvPicPr>
+                    <pic:cNvPr id="1710957919" name="Graphic 1" descr="Diploma roll with solid fill">
+                      <a:hlinkClick r:id="rId30"/>
+                    </pic:cNvPr>
+                    <pic:cNvPicPr/>
                   </pic:nvPicPr>
                   <pic:blipFill>
-                    <a:blip r:embed="rId18"/>
+                    <a:blip r:embed="rId31">
+                      <a:extLst>
+                        <a:ext uri="{96DAC541-7B7A-43D3-8B79-37D633B846F1}">
+                          <asvg:svgBlip xmlns:asvg="http://schemas.microsoft.com/office/drawing/2016/SVG/main" r:embed="rId32"/>
+                        </a:ext>
+                      </a:extLst>
+                    </a:blip>
                     <a:stretch>
                       <a:fillRect/>
                     </a:stretch>
@@ -2331,7 +2353,7 @@
                   <pic:spPr>
                     <a:xfrm>
                       <a:off x="0" y="0"/>
-                      <a:ext cx="109220" cy="107315"/>
+                      <a:ext cx="108000" cy="108000"/>
                     </a:xfrm>
                     <a:prstGeom prst="rect">
                       <a:avLst/>
@@ -2346,10 +2368,10 @@
       <w:r>
         <w:rPr>
           <w:rFonts w:ascii="Times New Roman" w:hAnsi="Times New Roman" w:cs="Times New Roman"/>
-          <w:i/>
-          <w:iCs/>
-          <w:sz w:val="22"/>
-          <w:szCs w:val="22"/>
+          <w:b/>
+          <w:bCs/>
+          <w:sz w:val="21"/>
+          <w:szCs w:val="21"/>
         </w:rPr>
         <w:tab/>
       </w:r>
@@ -2738,7 +2760,7 @@
           <w:noProof/>
         </w:rPr>
         <w:drawing>
-          <wp:inline distT="0" distB="0" distL="0" distR="0" wp14:anchorId="3FCC5A28" wp14:editId="1DAB837B">
+          <wp:inline distT="0" distB="0" distL="0" distR="0" wp14:anchorId="3FCC5A28" wp14:editId="26A9E46B">
             <wp:extent cx="109749" cy="107315"/>
             <wp:effectExtent l="0" t="0" r="5080" b="0"/>
             <wp:docPr id="820901350" name="Graphic 1" descr="Diploma roll with solid fill"/>
@@ -3335,10 +3357,10 @@
                     <pic:cNvPicPr/>
                   </pic:nvPicPr>
                   <pic:blipFill>
-                    <a:blip r:embed="rId30">
+                    <a:blip r:embed="rId33">
                       <a:extLst>
                         <a:ext uri="{96DAC541-7B7A-43D3-8B79-37D633B846F1}">
-                          <asvg:svgBlip xmlns:asvg="http://schemas.microsoft.com/office/drawing/2016/SVG/main" r:embed="rId31"/>
+                          <asvg:svgBlip xmlns:asvg="http://schemas.microsoft.com/office/drawing/2016/SVG/main" r:embed="rId34"/>
                         </a:ext>
                       </a:extLst>
                     </a:blip>
@@ -3433,10 +3455,10 @@
                     <pic:cNvPicPr/>
                   </pic:nvPicPr>
                   <pic:blipFill>
-                    <a:blip r:embed="rId32">
+                    <a:blip r:embed="rId35">
                       <a:extLst>
                         <a:ext uri="{96DAC541-7B7A-43D3-8B79-37D633B846F1}">
-                          <asvg:svgBlip xmlns:asvg="http://schemas.microsoft.com/office/drawing/2016/SVG/main" r:embed="rId33"/>
+                          <asvg:svgBlip xmlns:asvg="http://schemas.microsoft.com/office/drawing/2016/SVG/main" r:embed="rId36"/>
                         </a:ext>
                       </a:extLst>
                     </a:blip>
@@ -3643,7 +3665,7 @@
                     </pic:cNvPicPr>
                   </pic:nvPicPr>
                   <pic:blipFill>
-                    <a:blip r:embed="rId30"/>
+                    <a:blip r:embed="rId33"/>
                     <a:stretch>
                       <a:fillRect/>
                     </a:stretch>
@@ -3756,7 +3778,7 @@
                     </pic:cNvPicPr>
                   </pic:nvPicPr>
                   <pic:blipFill>
-                    <a:blip r:embed="rId30"/>
+                    <a:blip r:embed="rId33"/>
                     <a:stretch>
                       <a:fillRect/>
                     </a:stretch>
@@ -3861,7 +3883,7 @@
                     </pic:cNvPicPr>
                   </pic:nvPicPr>
                   <pic:blipFill>
-                    <a:blip r:embed="rId30"/>
+                    <a:blip r:embed="rId33"/>
                     <a:stretch>
                       <a:fillRect/>
                     </a:stretch>
@@ -3974,7 +3996,7 @@
                     </pic:cNvPicPr>
                   </pic:nvPicPr>
                   <pic:blipFill>
-                    <a:blip r:embed="rId30"/>
+                    <a:blip r:embed="rId33"/>
                     <a:stretch>
                       <a:fillRect/>
                     </a:stretch>
@@ -4186,7 +4208,7 @@
                     </pic:cNvPicPr>
                   </pic:nvPicPr>
                   <pic:blipFill>
-                    <a:blip r:embed="rId30"/>
+                    <a:blip r:embed="rId33"/>
                     <a:stretch>
                       <a:fillRect/>
                     </a:stretch>
@@ -4343,7 +4365,7 @@
                     </pic:cNvPicPr>
                   </pic:nvPicPr>
                   <pic:blipFill>
-                    <a:blip r:embed="rId30"/>
+                    <a:blip r:embed="rId33"/>
                     <a:stretch>
                       <a:fillRect/>
                     </a:stretch>
@@ -4510,7 +4532,7 @@
                     </pic:cNvPicPr>
                   </pic:nvPicPr>
                   <pic:blipFill>
-                    <a:blip r:embed="rId30"/>
+                    <a:blip r:embed="rId33"/>
                     <a:stretch>
                       <a:fillRect/>
                     </a:stretch>
@@ -4615,7 +4637,7 @@
                     </pic:cNvPicPr>
                   </pic:nvPicPr>
                   <pic:blipFill>
-                    <a:blip r:embed="rId30"/>
+                    <a:blip r:embed="rId33"/>
                     <a:stretch>
                       <a:fillRect/>
                     </a:stretch>
@@ -4720,7 +4742,7 @@
                     </pic:cNvPicPr>
                   </pic:nvPicPr>
                   <pic:blipFill>
-                    <a:blip r:embed="rId30"/>
+                    <a:blip r:embed="rId33"/>
                     <a:stretch>
                       <a:fillRect/>
                     </a:stretch>
@@ -4823,7 +4845,7 @@
           <w:rFonts w:ascii="Times New Roman" w:hAnsi="Times New Roman" w:cs="Times New Roman"/>
           <w:noProof/>
         </w:rPr>
-        <w:pict w14:anchorId="6679A04D">
+        <w:pict w14:anchorId="2C025310">
           <v:shapetype id="_x0000_t75" coordsize="21600,21600" o:spt="75" o:preferrelative="t" path="m@4@5l@4@11@9@11@9@5xe" filled="f" stroked="f">
             <v:stroke joinstyle="miter"/>
             <v:formulas>
@@ -4844,7 +4866,7 @@
             <o:lock v:ext="edit" aspectratio="t"/>
           </v:shapetype>
           <v:shape id="_x0000_i1030" type="#_x0000_t75" alt="Open hand outline" style="width:9.2pt;height:9.2pt;visibility:visible;mso-wrap-style:square">
-            <v:imagedata r:id="rId34" o:title="Open hand outline"/>
+            <v:imagedata r:id="rId37" o:title="Open hand outline"/>
             <o:lock v:ext="edit" rotation="t" cropping="t" verticies="t"/>
           </v:shape>
         </w:pict>
@@ -5064,7 +5086,7 @@
                     </pic:cNvPicPr>
                   </pic:nvPicPr>
                   <pic:blipFill>
-                    <a:blip r:embed="rId32"/>
+                    <a:blip r:embed="rId35"/>
                     <a:stretch>
                       <a:fillRect/>
                     </a:stretch>
@@ -9526,10 +9548,10 @@
                     <pic:cNvPicPr/>
                   </pic:nvPicPr>
                   <pic:blipFill>
-                    <a:blip r:embed="rId35">
+                    <a:blip r:embed="rId38">
                       <a:extLst>
                         <a:ext uri="{96DAC541-7B7A-43D3-8B79-37D633B846F1}">
-                          <asvg:svgBlip xmlns:asvg="http://schemas.microsoft.com/office/drawing/2016/SVG/main" r:embed="rId36"/>
+                          <asvg:svgBlip xmlns:asvg="http://schemas.microsoft.com/office/drawing/2016/SVG/main" r:embed="rId39"/>
                         </a:ext>
                       </a:extLst>
                     </a:blip>
@@ -9624,10 +9646,10 @@
                     <pic:cNvPicPr/>
                   </pic:nvPicPr>
                   <pic:blipFill>
-                    <a:blip r:embed="rId37">
+                    <a:blip r:embed="rId40">
                       <a:extLst>
                         <a:ext uri="{96DAC541-7B7A-43D3-8B79-37D633B846F1}">
-                          <asvg:svgBlip xmlns:asvg="http://schemas.microsoft.com/office/drawing/2016/SVG/main" r:embed="rId38"/>
+                          <asvg:svgBlip xmlns:asvg="http://schemas.microsoft.com/office/drawing/2016/SVG/main" r:embed="rId41"/>
                         </a:ext>
                       </a:extLst>
                     </a:blip>
@@ -9732,10 +9754,10 @@
                     <pic:cNvPicPr/>
                   </pic:nvPicPr>
                   <pic:blipFill>
-                    <a:blip r:embed="rId39">
+                    <a:blip r:embed="rId42">
                       <a:extLst>
                         <a:ext uri="{96DAC541-7B7A-43D3-8B79-37D633B846F1}">
-                          <asvg:svgBlip xmlns:asvg="http://schemas.microsoft.com/office/drawing/2016/SVG/main" r:embed="rId40"/>
+                          <asvg:svgBlip xmlns:asvg="http://schemas.microsoft.com/office/drawing/2016/SVG/main" r:embed="rId43"/>
                         </a:ext>
                       </a:extLst>
                     </a:blip>
@@ -9830,10 +9852,10 @@
                     <pic:cNvPicPr/>
                   </pic:nvPicPr>
                   <pic:blipFill>
-                    <a:blip r:embed="rId41">
+                    <a:blip r:embed="rId44">
                       <a:extLst>
                         <a:ext uri="{96DAC541-7B7A-43D3-8B79-37D633B846F1}">
-                          <asvg:svgBlip xmlns:asvg="http://schemas.microsoft.com/office/drawing/2016/SVG/main" r:embed="rId42"/>
+                          <asvg:svgBlip xmlns:asvg="http://schemas.microsoft.com/office/drawing/2016/SVG/main" r:embed="rId45"/>
                         </a:ext>
                       </a:extLst>
                     </a:blip>
@@ -10109,9 +10131,9 @@
           <w:rFonts w:ascii="Times New Roman" w:hAnsi="Times New Roman" w:cs="Times New Roman"/>
           <w:noProof/>
         </w:rPr>
-        <w:pict w14:anchorId="07228AD9">
+        <w:pict w14:anchorId="51BCFCF0">
           <v:shape id="Graphic 8" o:spid="_x0000_i1029" type="#_x0000_t75" alt="Professor male outline" style="width:9.2pt;height:9.2pt;visibility:visible;mso-wrap-style:square">
-            <v:imagedata r:id="rId43" o:title="Professor male outline"/>
+            <v:imagedata r:id="rId46" o:title="Professor male outline"/>
             <o:lock v:ext="edit" rotation="t" cropping="t" verticies="t"/>
           </v:shape>
         </w:pict>
@@ -10332,7 +10354,7 @@
                     </pic:cNvPicPr>
                   </pic:nvPicPr>
                   <pic:blipFill>
-                    <a:blip r:embed="rId39"/>
+                    <a:blip r:embed="rId42"/>
                     <a:stretch>
                       <a:fillRect/>
                     </a:stretch>
@@ -10755,7 +10777,7 @@
                     </pic:cNvPicPr>
                   </pic:nvPicPr>
                   <pic:blipFill>
-                    <a:blip r:embed="rId39"/>
+                    <a:blip r:embed="rId42"/>
                     <a:stretch>
                       <a:fillRect/>
                     </a:stretch>
@@ -11074,7 +11096,7 @@
                     </pic:cNvPicPr>
                   </pic:nvPicPr>
                   <pic:blipFill>
-                    <a:blip r:embed="rId39"/>
+                    <a:blip r:embed="rId42"/>
                     <a:stretch>
                       <a:fillRect/>
                     </a:stretch>
@@ -11202,7 +11224,7 @@
         </w:rPr>
         <w:t xml:space="preserve"> </w:t>
       </w:r>
-      <w:hyperlink r:id="rId44" w:history="1">
+      <w:hyperlink r:id="rId47" w:history="1">
         <w:r>
           <w:rPr>
             <w:rStyle w:val="Hyperlink"/>
@@ -11594,9 +11616,9 @@
           <w:rFonts w:ascii="Times New Roman" w:hAnsi="Times New Roman" w:cs="Times New Roman"/>
           <w:noProof/>
         </w:rPr>
-        <w:pict w14:anchorId="509F4C03">
-          <v:shape id="Picture 16" o:spid="_x0000_i1028" type="#_x0000_t75" alt="Earth globe: Asia and Australia with solid fill" style="width:7.65pt;height:7.65pt;visibility:visible;mso-wrap-style:square">
-            <v:imagedata r:id="rId45" o:title=" Asia and Australia with solid fill"/>
+        <w:pict w14:anchorId="434B12EE">
+          <v:shape id="Picture 16" o:spid="_x0000_i1028" type="#_x0000_t75" alt="Earth globe: Asia and Australia with solid fill" style="width:8.2pt;height:8.2pt;visibility:visible;mso-wrap-style:square">
+            <v:imagedata r:id="rId48" o:title=" Asia and Australia with solid fill"/>
             <o:lock v:ext="edit" rotation="t" cropping="t" verticies="t"/>
           </v:shape>
         </w:pict>
@@ -11624,7 +11646,7 @@
                     </pic:cNvPicPr>
                   </pic:nvPicPr>
                   <pic:blipFill>
-                    <a:blip r:embed="rId39"/>
+                    <a:blip r:embed="rId42"/>
                     <a:stretch>
                       <a:fillRect/>
                     </a:stretch>
@@ -12095,7 +12117,7 @@
                     </pic:cNvPicPr>
                   </pic:nvPicPr>
                   <pic:blipFill>
-                    <a:blip r:embed="rId35"/>
+                    <a:blip r:embed="rId38"/>
                     <a:stretch>
                       <a:fillRect/>
                     </a:stretch>
@@ -12120,9 +12142,9 @@
           <w:rFonts w:ascii="Times New Roman" w:hAnsi="Times New Roman" w:cs="Times New Roman"/>
           <w:noProof/>
         </w:rPr>
-        <w:pict w14:anchorId="0D2D6269">
-          <v:shape id="Picture 15" o:spid="_x0000_i1027" type="#_x0000_t75" alt="Earth globe: Asia and Australia with solid fill" style="width:7.65pt;height:7.65pt;visibility:visible;mso-wrap-style:square">
-            <v:imagedata r:id="rId45" o:title=" Asia and Australia with solid fill"/>
+        <w:pict w14:anchorId="621B3974">
+          <v:shape id="Picture 15" o:spid="_x0000_i1027" type="#_x0000_t75" alt="Earth globe: Asia and Australia with solid fill" style="width:8.2pt;height:8.2pt;visibility:visible;mso-wrap-style:square">
+            <v:imagedata r:id="rId48" o:title=" Asia and Australia with solid fill"/>
             <o:lock v:ext="edit" rotation="t" cropping="t" verticies="t"/>
           </v:shape>
         </w:pict>
@@ -12150,7 +12172,7 @@
                     </pic:cNvPicPr>
                   </pic:nvPicPr>
                   <pic:blipFill>
-                    <a:blip r:embed="rId39"/>
+                    <a:blip r:embed="rId42"/>
                     <a:stretch>
                       <a:fillRect/>
                     </a:stretch>
@@ -12300,7 +12322,7 @@
         <w:tab/>
         <w:t xml:space="preserve">Desrochers, Chris A. Easthope, Caroline Paquette. </w:t>
       </w:r>
-      <w:hyperlink r:id="rId46" w:history="1">
+      <w:hyperlink r:id="rId49" w:history="1">
         <w:r>
           <w:rPr>
             <w:rStyle w:val="Hyperlink"/>
@@ -12445,9 +12467,9 @@
           <w:rFonts w:ascii="Times New Roman" w:hAnsi="Times New Roman" w:cs="Times New Roman"/>
           <w:noProof/>
         </w:rPr>
-        <w:pict w14:anchorId="2BCAB59E">
+        <w:pict w14:anchorId="7F30A6AF">
           <v:shape id="Graphic 7" o:spid="_x0000_i1026" type="#_x0000_t75" alt="Earth globe: Asia and Australia with solid fill" style="width:9.2pt;height:9.2pt;visibility:visible;mso-wrap-style:square">
-            <v:imagedata r:id="rId47" o:title=" Asia and Australia with solid fill"/>
+            <v:imagedata r:id="rId50" o:title=" Asia and Australia with solid fill"/>
             <o:lock v:ext="edit" rotation="t" cropping="t" verticies="t"/>
           </v:shape>
         </w:pict>
@@ -12475,7 +12497,7 @@
                     </pic:cNvPicPr>
                   </pic:nvPicPr>
                   <pic:blipFill>
-                    <a:blip r:embed="rId39"/>
+                    <a:blip r:embed="rId42"/>
                     <a:stretch>
                       <a:fillRect/>
                     </a:stretch>
@@ -12616,7 +12638,7 @@
         <w:tab/>
         <w:t xml:space="preserve">Lajeunesse, Frederike Parent-L’Ecuyer, Caroline Paquette. </w:t>
       </w:r>
-      <w:hyperlink r:id="rId48" w:history="1">
+      <w:hyperlink r:id="rId51" w:history="1">
         <w:r>
           <w:rPr>
             <w:rStyle w:val="Hyperlink"/>
@@ -12923,7 +12945,7 @@
                     </pic:cNvPicPr>
                   </pic:nvPicPr>
                   <pic:blipFill>
-                    <a:blip r:embed="rId49" cstate="print">
+                    <a:blip r:embed="rId52" cstate="print">
                       <a:extLst>
                         <a:ext uri="{28A0092B-C50C-407E-A947-70E740481C1C}">
                           <a14:useLocalDpi xmlns:a14="http://schemas.microsoft.com/office/drawing/2010/main" val="0"/>
@@ -12977,7 +12999,7 @@
                     </pic:cNvPicPr>
                   </pic:nvPicPr>
                   <pic:blipFill>
-                    <a:blip r:embed="rId39"/>
+                    <a:blip r:embed="rId42"/>
                     <a:stretch>
                       <a:fillRect/>
                     </a:stretch>
@@ -13264,7 +13286,7 @@
                     </pic:cNvPicPr>
                   </pic:nvPicPr>
                   <pic:blipFill>
-                    <a:blip r:embed="rId49" cstate="print">
+                    <a:blip r:embed="rId52" cstate="print">
                       <a:extLst>
                         <a:ext uri="{28A0092B-C50C-407E-A947-70E740481C1C}">
                           <a14:useLocalDpi xmlns:a14="http://schemas.microsoft.com/office/drawing/2010/main" val="0"/>
@@ -13318,7 +13340,7 @@
                     </pic:cNvPicPr>
                   </pic:nvPicPr>
                   <pic:blipFill>
-                    <a:blip r:embed="rId39"/>
+                    <a:blip r:embed="rId42"/>
                     <a:stretch>
                       <a:fillRect/>
                     </a:stretch>
@@ -13766,7 +13788,7 @@
                     </pic:cNvPicPr>
                   </pic:nvPicPr>
                   <pic:blipFill>
-                    <a:blip r:embed="rId39"/>
+                    <a:blip r:embed="rId42"/>
                     <a:stretch>
                       <a:fillRect/>
                     </a:stretch>
@@ -14120,7 +14142,7 @@
                     </pic:cNvPicPr>
                   </pic:nvPicPr>
                   <pic:blipFill>
-                    <a:blip r:embed="rId35"/>
+                    <a:blip r:embed="rId38"/>
                     <a:stretch>
                       <a:fillRect/>
                     </a:stretch>
@@ -14163,7 +14185,7 @@
                     </pic:cNvPicPr>
                   </pic:nvPicPr>
                   <pic:blipFill>
-                    <a:blip r:embed="rId49" cstate="print">
+                    <a:blip r:embed="rId52" cstate="print">
                       <a:extLst>
                         <a:ext uri="{28A0092B-C50C-407E-A947-70E740481C1C}">
                           <a14:useLocalDpi xmlns:a14="http://schemas.microsoft.com/office/drawing/2010/main" val="0"/>
@@ -14217,7 +14239,7 @@
                     </pic:cNvPicPr>
                   </pic:nvPicPr>
                   <pic:blipFill>
-                    <a:blip r:embed="rId39"/>
+                    <a:blip r:embed="rId42"/>
                     <a:stretch>
                       <a:fillRect/>
                     </a:stretch>
@@ -14514,7 +14536,7 @@
                     </pic:cNvPicPr>
                   </pic:nvPicPr>
                   <pic:blipFill>
-                    <a:blip r:embed="rId49" cstate="print">
+                    <a:blip r:embed="rId52" cstate="print">
                       <a:extLst>
                         <a:ext uri="{28A0092B-C50C-407E-A947-70E740481C1C}">
                           <a14:useLocalDpi xmlns:a14="http://schemas.microsoft.com/office/drawing/2010/main" val="0"/>
@@ -14568,7 +14590,7 @@
                     </pic:cNvPicPr>
                   </pic:nvPicPr>
                   <pic:blipFill>
-                    <a:blip r:embed="rId39"/>
+                    <a:blip r:embed="rId42"/>
                     <a:stretch>
                       <a:fillRect/>
                     </a:stretch>
@@ -14843,7 +14865,7 @@
                     </pic:cNvPicPr>
                   </pic:nvPicPr>
                   <pic:blipFill>
-                    <a:blip r:embed="rId49" cstate="print">
+                    <a:blip r:embed="rId52" cstate="print">
                       <a:extLst>
                         <a:ext uri="{28A0092B-C50C-407E-A947-70E740481C1C}">
                           <a14:useLocalDpi xmlns:a14="http://schemas.microsoft.com/office/drawing/2010/main" val="0"/>
@@ -14897,7 +14919,7 @@
                     </pic:cNvPicPr>
                   </pic:nvPicPr>
                   <pic:blipFill>
-                    <a:blip r:embed="rId39"/>
+                    <a:blip r:embed="rId42"/>
                     <a:stretch>
                       <a:fillRect/>
                     </a:stretch>
@@ -15207,7 +15229,7 @@
                     </pic:cNvPicPr>
                   </pic:nvPicPr>
                   <pic:blipFill>
-                    <a:blip r:embed="rId39"/>
+                    <a:blip r:embed="rId42"/>
                     <a:stretch>
                       <a:fillRect/>
                     </a:stretch>
@@ -15569,7 +15591,7 @@
                     </pic:cNvPicPr>
                   </pic:nvPicPr>
                   <pic:blipFill>
-                    <a:blip r:embed="rId39"/>
+                    <a:blip r:embed="rId42"/>
                     <a:stretch>
                       <a:fillRect/>
                     </a:stretch>
@@ -15909,7 +15931,7 @@
                     </pic:cNvPicPr>
                   </pic:nvPicPr>
                   <pic:blipFill>
-                    <a:blip r:embed="rId39"/>
+                    <a:blip r:embed="rId42"/>
                     <a:stretch>
                       <a:fillRect/>
                     </a:stretch>
@@ -16244,7 +16266,7 @@
                     </pic:cNvPicPr>
                   </pic:nvPicPr>
                   <pic:blipFill>
-                    <a:blip r:embed="rId39"/>
+                    <a:blip r:embed="rId42"/>
                     <a:stretch>
                       <a:fillRect/>
                     </a:stretch>
@@ -16586,7 +16608,7 @@
                     </pic:cNvPicPr>
                   </pic:nvPicPr>
                   <pic:blipFill>
-                    <a:blip r:embed="rId49" cstate="print">
+                    <a:blip r:embed="rId52" cstate="print">
                       <a:extLst>
                         <a:ext uri="{28A0092B-C50C-407E-A947-70E740481C1C}">
                           <a14:useLocalDpi xmlns:a14="http://schemas.microsoft.com/office/drawing/2010/main" val="0"/>
@@ -16640,7 +16662,7 @@
                     </pic:cNvPicPr>
                   </pic:nvPicPr>
                   <pic:blipFill>
-                    <a:blip r:embed="rId39"/>
+                    <a:blip r:embed="rId42"/>
                     <a:stretch>
                       <a:fillRect/>
                     </a:stretch>
@@ -16922,7 +16944,7 @@
                     </pic:cNvPicPr>
                   </pic:nvPicPr>
                   <pic:blipFill>
-                    <a:blip r:embed="rId49" cstate="print">
+                    <a:blip r:embed="rId52" cstate="print">
                       <a:extLst>
                         <a:ext uri="{28A0092B-C50C-407E-A947-70E740481C1C}">
                           <a14:useLocalDpi xmlns:a14="http://schemas.microsoft.com/office/drawing/2010/main" val="0"/>
@@ -16976,7 +16998,7 @@
                     </pic:cNvPicPr>
                   </pic:nvPicPr>
                   <pic:blipFill>
-                    <a:blip r:embed="rId39"/>
+                    <a:blip r:embed="rId42"/>
                     <a:stretch>
                       <a:fillRect/>
                     </a:stretch>
@@ -17391,7 +17413,7 @@
         </w:rPr>
         <w:t xml:space="preserve"> </w:t>
       </w:r>
-      <w:hyperlink r:id="rId50" w:history="1">
+      <w:hyperlink r:id="rId53" w:history="1">
         <w:r>
           <w:rPr>
             <w:rStyle w:val="Hyperlink"/>
@@ -17539,9 +17561,9 @@
           <w:b/>
           <w:noProof/>
         </w:rPr>
-        <w:pict w14:anchorId="3B1E391E">
-          <v:shape id="Graphic 2" o:spid="_x0000_i1025" type="#_x0000_t75" alt="List with solid fill" style="width:8.45pt;height:9.2pt;visibility:visible" o:gfxdata="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" o:bullet="t">
-            <v:imagedata r:id="rId51" o:title="" cropright="-4096f"/>
+        <w:pict w14:anchorId="60FF983A">
+          <v:shape id="Graphic 2" o:spid="_x0000_i1025" type="#_x0000_t75" alt="List with solid fill" style="width:8.7pt;height:9.2pt;visibility:visible" o:gfxdata="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" o:bullet="t">
+            <v:imagedata r:id="rId54" o:title="" cropright="-4096f"/>
           </v:shape>
         </w:pict>
       </w:r>
@@ -17603,7 +17625,7 @@
         </w:rPr>
         <w:t xml:space="preserve"> </w:t>
       </w:r>
-      <w:hyperlink r:id="rId52" w:history="1">
+      <w:hyperlink r:id="rId55" w:history="1">
         <w:r>
           <w:rPr>
             <w:rStyle w:val="Hyperlink"/>
@@ -18116,7 +18138,7 @@
         </w:rPr>
         <w:t xml:space="preserve">(2023) </w:t>
       </w:r>
-      <w:hyperlink r:id="rId53" w:history="1">
+      <w:hyperlink r:id="rId56" w:history="1">
         <w:r>
           <w:rPr>
             <w:rStyle w:val="Hyperlink"/>
@@ -18306,7 +18328,7 @@
         </w:rPr>
         <w:t xml:space="preserve">(2023) </w:t>
       </w:r>
-      <w:hyperlink r:id="rId54" w:history="1">
+      <w:hyperlink r:id="rId57" w:history="1">
         <w:r>
           <w:rPr>
             <w:rStyle w:val="Hyperlink"/>
@@ -18537,7 +18559,7 @@
         </w:rPr>
         <w:t xml:space="preserve">) </w:t>
       </w:r>
-      <w:hyperlink r:id="rId55" w:history="1">
+      <w:hyperlink r:id="rId58" w:history="1">
         <w:r>
           <w:rPr>
             <w:rStyle w:val="Hyperlink"/>
@@ -19193,7 +19215,7 @@
         </w:rPr>
         <w:tab/>
       </w:r>
-      <w:hyperlink r:id="rId56" w:history="1">
+      <w:hyperlink r:id="rId59" w:history="1">
         <w:r>
           <w:rPr>
             <w:rStyle w:val="Hyperlink"/>
@@ -19317,7 +19339,7 @@
         </w:rPr>
         <w:tab/>
       </w:r>
-      <w:hyperlink r:id="rId57" w:history="1">
+      <w:hyperlink r:id="rId60" w:history="1">
         <w:r>
           <w:rPr>
             <w:rStyle w:val="Hyperlink"/>
@@ -19462,7 +19484,7 @@
         </w:rPr>
         <w:tab/>
       </w:r>
-      <w:hyperlink r:id="rId58" w:history="1">
+      <w:hyperlink r:id="rId61" w:history="1">
         <w:r>
           <w:rPr>
             <w:rStyle w:val="Hyperlink"/>
@@ -24094,8 +24116,8 @@
       </w:pPr>
     </w:p>
     <w:sectPr>
-      <w:footerReference w:type="even" r:id="rId59"/>
-      <w:footerReference w:type="default" r:id="rId60"/>
+      <w:footerReference w:type="even" r:id="rId62"/>
+      <w:footerReference w:type="default" r:id="rId63"/>
       <w:pgSz w:w="12240" w:h="15840"/>
       <w:pgMar w:top="1134" w:right="1134" w:bottom="1134" w:left="1134" w:header="709" w:footer="709" w:gutter="0"/>
       <w:cols w:space="708"/>
@@ -24812,7 +24834,7 @@
   <w:style w:type="paragraph" w:default="1" w:styleId="Normal">
     <w:name w:val="Normal"/>
     <w:qFormat/>
-    <w:rsid w:val="00342C89"/>
+    <w:rsid w:val="002668F3"/>
     <w:rPr>
       <w:lang w:val="en-US"/>
     </w:rPr>

--- a/CV_Cyrille_April_4_2026.docx
+++ b/CV_Cyrille_April_4_2026.docx
@@ -1055,14 +1055,6 @@
           <w:sz w:val="21"/>
           <w:szCs w:val="21"/>
         </w:rPr>
-        <w:t xml:space="preserve">neuroscience-informed </w:t>
-      </w:r>
-      <w:r>
-        <w:rPr>
-          <w:rFonts w:ascii="Times New Roman" w:hAnsi="Times New Roman" w:cs="Times New Roman"/>
-          <w:sz w:val="21"/>
-          <w:szCs w:val="21"/>
-        </w:rPr>
         <w:t xml:space="preserve">teaching and mentoring </w:t>
       </w:r>
       <w:r>
@@ -1150,14 +1142,6 @@
           <w:szCs w:val="21"/>
         </w:rPr>
         <w:t xml:space="preserve"> and, on the other hand, develop innovative </w:t>
-      </w:r>
-      <w:r>
-        <w:rPr>
-          <w:rFonts w:ascii="Times New Roman" w:hAnsi="Times New Roman" w:cs="Times New Roman"/>
-          <w:sz w:val="21"/>
-          <w:szCs w:val="21"/>
-        </w:rPr>
-        <w:t>neuro-</w:t>
       </w:r>
       <w:r>
         <w:rPr>
@@ -2259,10 +2243,12 @@
           <w:szCs w:val="21"/>
         </w:rPr>
         <w:drawing>
-          <wp:inline distT="0" distB="0" distL="0" distR="0" wp14:anchorId="6BDE4AF5" wp14:editId="7631A6A7">
+          <wp:inline distT="0" distB="0" distL="0" distR="0" wp14:anchorId="6BDE4AF5" wp14:editId="6069AB22">
             <wp:extent cx="108000" cy="108000"/>
             <wp:effectExtent l="0" t="0" r="6350" b="6350"/>
-            <wp:docPr id="1561644019" name="Graphic 2" descr="List with solid fill"/>
+            <wp:docPr id="1561644019" name="Graphic 2" descr="List with solid fill">
+              <a:hlinkClick xmlns:a="http://schemas.openxmlformats.org/drawingml/2006/main" r:id="rId30"/>
+            </wp:docPr>
             <wp:cNvGraphicFramePr>
               <a:graphicFrameLocks xmlns:a="http://schemas.openxmlformats.org/drawingml/2006/main" noChangeAspect="1"/>
             </wp:cNvGraphicFramePr>
@@ -2270,7 +2256,9 @@
               <a:graphicData uri="http://schemas.openxmlformats.org/drawingml/2006/picture">
                 <pic:pic xmlns:pic="http://schemas.openxmlformats.org/drawingml/2006/picture">
                   <pic:nvPicPr>
-                    <pic:cNvPr id="1561644019" name="Graphic 2" descr="List with solid fill"/>
+                    <pic:cNvPr id="1561644019" name="Graphic 2" descr="List with solid fill">
+                      <a:hlinkClick r:id="rId30"/>
+                    </pic:cNvPr>
                     <pic:cNvPicPr/>
                   </pic:nvPicPr>
                   <pic:blipFill>
@@ -2324,7 +2312,7 @@
             <wp:extent cx="108000" cy="108000"/>
             <wp:effectExtent l="0" t="0" r="6350" b="6350"/>
             <wp:docPr id="1710957919" name="Graphic 1" descr="Diploma roll with solid fill">
-              <a:hlinkClick xmlns:a="http://schemas.openxmlformats.org/drawingml/2006/main" r:id="rId30"/>
+              <a:hlinkClick xmlns:a="http://schemas.openxmlformats.org/drawingml/2006/main" r:id="rId31"/>
             </wp:docPr>
             <wp:cNvGraphicFramePr>
               <a:graphicFrameLocks xmlns:a="http://schemas.openxmlformats.org/drawingml/2006/main" noChangeAspect="1"/>
@@ -2334,15 +2322,15 @@
                 <pic:pic xmlns:pic="http://schemas.openxmlformats.org/drawingml/2006/picture">
                   <pic:nvPicPr>
                     <pic:cNvPr id="1710957919" name="Graphic 1" descr="Diploma roll with solid fill">
-                      <a:hlinkClick r:id="rId30"/>
+                      <a:hlinkClick r:id="rId31"/>
                     </pic:cNvPr>
                     <pic:cNvPicPr/>
                   </pic:nvPicPr>
                   <pic:blipFill>
-                    <a:blip r:embed="rId31">
+                    <a:blip r:embed="rId32">
                       <a:extLst>
                         <a:ext uri="{96DAC541-7B7A-43D3-8B79-37D633B846F1}">
-                          <asvg:svgBlip xmlns:asvg="http://schemas.microsoft.com/office/drawing/2016/SVG/main" r:embed="rId32"/>
+                          <asvg:svgBlip xmlns:asvg="http://schemas.microsoft.com/office/drawing/2016/SVG/main" r:embed="rId33"/>
                         </a:ext>
                       </a:extLst>
                     </a:blip>
@@ -2704,648 +2692,17 @@
       <w:r>
         <w:rPr>
           <w:rFonts w:ascii="Times New Roman" w:hAnsi="Times New Roman" w:cs="Times New Roman"/>
+          <w:i/>
+          <w:iCs/>
           <w:noProof/>
+          <w:sz w:val="21"/>
+          <w:szCs w:val="21"/>
         </w:rPr>
         <w:drawing>
-          <wp:inline distT="0" distB="0" distL="0" distR="0" wp14:anchorId="592E3720" wp14:editId="5D05BA63">
-            <wp:extent cx="107950" cy="109149"/>
-            <wp:effectExtent l="0" t="0" r="6350" b="5715"/>
-            <wp:docPr id="211905969" name="Graphic 2" descr="List with solid fill"/>
-            <wp:cNvGraphicFramePr>
-              <a:graphicFrameLocks xmlns:a="http://schemas.openxmlformats.org/drawingml/2006/main"/>
-            </wp:cNvGraphicFramePr>
-            <a:graphic xmlns:a="http://schemas.openxmlformats.org/drawingml/2006/main">
-              <a:graphicData uri="http://schemas.openxmlformats.org/drawingml/2006/picture">
-                <pic:pic xmlns:pic="http://schemas.openxmlformats.org/drawingml/2006/picture">
-                  <pic:nvPicPr>
-                    <pic:cNvPr id="1551819358" name="Graphic 2" descr="List with solid fill"/>
-                    <pic:cNvPicPr>
-                      <a:picLocks/>
-                    </pic:cNvPicPr>
-                  </pic:nvPicPr>
-                  <pic:blipFill>
-                    <a:blip r:embed="rId20"/>
-                    <a:stretch>
-                      <a:fillRect/>
-                    </a:stretch>
-                  </pic:blipFill>
-                  <pic:spPr>
-                    <a:xfrm>
-                      <a:off x="0" y="0"/>
-                      <a:ext cx="107950" cy="108585"/>
-                    </a:xfrm>
-                    <a:prstGeom prst="rect">
-                      <a:avLst/>
-                    </a:prstGeom>
-                  </pic:spPr>
-                </pic:pic>
-              </a:graphicData>
-            </a:graphic>
-          </wp:inline>
-        </w:drawing>
-      </w:r>
-      <w:r>
-        <w:rPr>
-          <w:rFonts w:ascii="Times New Roman" w:hAnsi="Times New Roman" w:cs="Times New Roman"/>
-          <w:i/>
-          <w:iCs/>
-          <w:sz w:val="22"/>
-          <w:szCs w:val="22"/>
-        </w:rPr>
-        <w:t xml:space="preserve"> </w:t>
-      </w:r>
-      <w:r>
-        <w:rPr>
-          <w:rFonts w:ascii="Times New Roman" w:hAnsi="Times New Roman" w:cs="Times New Roman"/>
-          <w:noProof/>
-        </w:rPr>
-        <w:drawing>
-          <wp:inline distT="0" distB="0" distL="0" distR="0" wp14:anchorId="3FCC5A28" wp14:editId="26A9E46B">
-            <wp:extent cx="109749" cy="107315"/>
-            <wp:effectExtent l="0" t="0" r="5080" b="0"/>
-            <wp:docPr id="820901350" name="Graphic 1" descr="Diploma roll with solid fill"/>
-            <wp:cNvGraphicFramePr>
-              <a:graphicFrameLocks xmlns:a="http://schemas.openxmlformats.org/drawingml/2006/main"/>
-            </wp:cNvGraphicFramePr>
-            <a:graphic xmlns:a="http://schemas.openxmlformats.org/drawingml/2006/main">
-              <a:graphicData uri="http://schemas.openxmlformats.org/drawingml/2006/picture">
-                <pic:pic xmlns:pic="http://schemas.openxmlformats.org/drawingml/2006/picture">
-                  <pic:nvPicPr>
-                    <pic:cNvPr id="161459671" name="Graphic 1" descr="Diploma roll with solid fill"/>
-                    <pic:cNvPicPr>
-                      <a:picLocks/>
-                    </pic:cNvPicPr>
-                  </pic:nvPicPr>
-                  <pic:blipFill>
-                    <a:blip r:embed="rId18"/>
-                    <a:stretch>
-                      <a:fillRect/>
-                    </a:stretch>
-                  </pic:blipFill>
-                  <pic:spPr>
-                    <a:xfrm>
-                      <a:off x="0" y="0"/>
-                      <a:ext cx="109220" cy="107315"/>
-                    </a:xfrm>
-                    <a:prstGeom prst="rect">
-                      <a:avLst/>
-                    </a:prstGeom>
-                  </pic:spPr>
-                </pic:pic>
-              </a:graphicData>
-            </a:graphic>
-          </wp:inline>
-        </w:drawing>
-      </w:r>
-      <w:r>
-        <w:rPr>
-          <w:rFonts w:ascii="Times New Roman" w:hAnsi="Times New Roman" w:cs="Times New Roman"/>
-          <w:i/>
-          <w:iCs/>
-          <w:sz w:val="22"/>
-          <w:szCs w:val="22"/>
-        </w:rPr>
-        <w:tab/>
-      </w:r>
-      <w:r>
-        <w:rPr>
-          <w:rFonts w:ascii="Times New Roman" w:hAnsi="Times New Roman" w:cs="Times New Roman"/>
-          <w:i/>
-          <w:iCs/>
-          <w:sz w:val="22"/>
-          <w:szCs w:val="22"/>
-        </w:rPr>
-        <w:t>cGPA: 4.0/4.0</w:t>
-      </w:r>
-      <w:r>
-        <w:rPr>
-          <w:rFonts w:ascii="Times New Roman" w:hAnsi="Times New Roman" w:cs="Times New Roman"/>
-          <w:sz w:val="22"/>
-          <w:szCs w:val="22"/>
-        </w:rPr>
-        <w:t xml:space="preserve"> </w:t>
-      </w:r>
-      <w:r>
-        <w:rPr>
-          <w:rFonts w:ascii="Times New Roman" w:hAnsi="Times New Roman" w:cs="Times New Roman"/>
-          <w:i/>
-          <w:iCs/>
-          <w:sz w:val="22"/>
-          <w:szCs w:val="22"/>
-        </w:rPr>
-        <w:t>(summa cum laude)</w:t>
-      </w:r>
-    </w:p>
-    <w:p>
-      <w:pPr>
-        <w:tabs>
-          <w:tab w:val="right" w:pos="1701"/>
-          <w:tab w:val="left" w:pos="1843"/>
-          <w:tab w:val="right" w:pos="9356"/>
-        </w:tabs>
-        <w:spacing w:before="160" w:after="0" w:line="240" w:lineRule="auto"/>
-        <w:rPr>
-          <w:rFonts w:ascii="Times New Roman" w:hAnsi="Times New Roman" w:cs="Times New Roman"/>
-          <w:i/>
-          <w:iCs/>
-          <w:sz w:val="22"/>
-          <w:szCs w:val="22"/>
-        </w:rPr>
-      </w:pPr>
-      <w:r>
-        <w:rPr>
-          <w:rFonts w:ascii="Times New Roman" w:hAnsi="Times New Roman" w:cs="Times New Roman"/>
-          <w:i/>
-          <w:iCs/>
-          <w:sz w:val="22"/>
-          <w:szCs w:val="22"/>
-        </w:rPr>
-        <w:tab/>
-        <w:t>Paris, France</w:t>
-      </w:r>
-      <w:r>
-        <w:rPr>
-          <w:rFonts w:ascii="Times New Roman" w:hAnsi="Times New Roman" w:cs="Times New Roman"/>
-          <w:sz w:val="22"/>
-          <w:szCs w:val="22"/>
-        </w:rPr>
-        <w:tab/>
-      </w:r>
-      <w:r>
-        <w:rPr>
-          <w:rFonts w:ascii="Times New Roman" w:hAnsi="Times New Roman" w:cs="Times New Roman"/>
-          <w:b/>
-          <w:bCs/>
-          <w:sz w:val="22"/>
-          <w:szCs w:val="22"/>
-        </w:rPr>
-        <w:t>University of Paris – Cité</w:t>
-      </w:r>
-    </w:p>
-    <w:p>
-      <w:pPr>
-        <w:tabs>
-          <w:tab w:val="right" w:pos="1701"/>
-          <w:tab w:val="left" w:pos="1843"/>
-          <w:tab w:val="right" w:pos="9356"/>
-        </w:tabs>
-        <w:spacing w:after="0" w:line="240" w:lineRule="auto"/>
-        <w:rPr>
-          <w:rFonts w:ascii="Times New Roman" w:hAnsi="Times New Roman" w:cs="Times New Roman"/>
-          <w:i/>
-          <w:iCs/>
-          <w:sz w:val="22"/>
-          <w:szCs w:val="22"/>
-        </w:rPr>
-      </w:pPr>
-      <w:r>
-        <w:rPr>
-          <w:rFonts w:ascii="Times New Roman" w:hAnsi="Times New Roman" w:cs="Times New Roman"/>
-          <w:i/>
-          <w:iCs/>
-          <w:sz w:val="22"/>
-          <w:szCs w:val="22"/>
-        </w:rPr>
-        <w:tab/>
-      </w:r>
-      <w:r>
-        <w:rPr>
-          <w:rFonts w:ascii="Times New Roman" w:hAnsi="Times New Roman" w:cs="Times New Roman"/>
-          <w:i/>
-          <w:iCs/>
-          <w:sz w:val="22"/>
-          <w:szCs w:val="22"/>
-        </w:rPr>
-        <w:t>2018-</w:t>
-      </w:r>
-      <w:r>
-        <w:rPr>
-          <w:rFonts w:ascii="Times New Roman" w:hAnsi="Times New Roman" w:cs="Times New Roman"/>
-          <w:i/>
-          <w:iCs/>
-          <w:sz w:val="22"/>
-          <w:szCs w:val="22"/>
-        </w:rPr>
-        <w:t>2021</w:t>
-      </w:r>
-      <w:r>
-        <w:rPr>
-          <w:rFonts w:ascii="Times New Roman" w:hAnsi="Times New Roman" w:cs="Times New Roman"/>
-          <w:i/>
-          <w:iCs/>
-          <w:sz w:val="22"/>
-          <w:szCs w:val="22"/>
-        </w:rPr>
-        <w:tab/>
-      </w:r>
-      <w:r>
-        <w:rPr>
-          <w:rFonts w:ascii="Times New Roman" w:hAnsi="Times New Roman" w:cs="Times New Roman"/>
-          <w:sz w:val="22"/>
-          <w:szCs w:val="22"/>
-        </w:rPr>
-        <w:t>B.S</w:t>
-      </w:r>
-      <w:r>
-        <w:rPr>
-          <w:rFonts w:ascii="Times New Roman" w:hAnsi="Times New Roman" w:cs="Times New Roman"/>
-          <w:sz w:val="22"/>
-          <w:szCs w:val="22"/>
-        </w:rPr>
-        <w:t>c</w:t>
-      </w:r>
-      <w:r>
-        <w:rPr>
-          <w:rFonts w:ascii="Times New Roman" w:hAnsi="Times New Roman" w:cs="Times New Roman"/>
-          <w:sz w:val="22"/>
-          <w:szCs w:val="22"/>
-        </w:rPr>
-        <w:t xml:space="preserve">. in Allied Health Sciences </w:t>
-      </w:r>
-      <w:r>
-        <w:rPr>
-          <w:rFonts w:ascii="Times New Roman" w:hAnsi="Times New Roman" w:cs="Times New Roman"/>
-          <w:i/>
-          <w:iCs/>
-          <w:sz w:val="22"/>
-          <w:szCs w:val="22"/>
-        </w:rPr>
-        <w:t>(university title)</w:t>
-      </w:r>
-      <w:r>
-        <w:rPr>
-          <w:rFonts w:ascii="Times New Roman" w:hAnsi="Times New Roman" w:cs="Times New Roman"/>
-          <w:i/>
-          <w:iCs/>
-          <w:sz w:val="22"/>
-          <w:szCs w:val="22"/>
-        </w:rPr>
-        <w:t xml:space="preserve"> </w:t>
-      </w:r>
-      <w:r>
-        <w:rPr>
-          <w:rFonts w:ascii="Times New Roman" w:hAnsi="Times New Roman" w:cs="Times New Roman"/>
-          <w:sz w:val="22"/>
-          <w:szCs w:val="22"/>
-        </w:rPr>
-        <w:t>(project R.01/R.02 below)</w:t>
-      </w:r>
-    </w:p>
-    <w:p>
-      <w:pPr>
-        <w:tabs>
-          <w:tab w:val="right" w:pos="1701"/>
-          <w:tab w:val="left" w:pos="1843"/>
-          <w:tab w:val="right" w:pos="9356"/>
-        </w:tabs>
-        <w:spacing w:after="0" w:line="240" w:lineRule="auto"/>
-        <w:rPr>
-          <w:rFonts w:ascii="Times New Roman" w:hAnsi="Times New Roman" w:cs="Times New Roman"/>
-          <w:sz w:val="22"/>
-          <w:szCs w:val="22"/>
-        </w:rPr>
-      </w:pPr>
-      <w:r>
-        <w:rPr>
-          <w:rFonts w:ascii="Times New Roman" w:hAnsi="Times New Roman" w:cs="Times New Roman"/>
-          <w:i/>
-          <w:iCs/>
-          <w:sz w:val="22"/>
-          <w:szCs w:val="22"/>
-        </w:rPr>
-        <w:tab/>
-      </w:r>
-      <w:r>
-        <w:rPr>
-          <w:rFonts w:ascii="Times New Roman" w:hAnsi="Times New Roman" w:cs="Times New Roman"/>
-          <w:i/>
-          <w:iCs/>
-          <w:sz w:val="22"/>
-          <w:szCs w:val="22"/>
-        </w:rPr>
-        <w:tab/>
-      </w:r>
-      <w:r>
-        <w:rPr>
-          <w:rFonts w:ascii="Times New Roman" w:hAnsi="Times New Roman" w:cs="Times New Roman"/>
-          <w:sz w:val="22"/>
-          <w:szCs w:val="22"/>
-        </w:rPr>
-        <w:t xml:space="preserve">B.Med. in Podiatric Medicine </w:t>
-      </w:r>
-      <w:r>
-        <w:rPr>
-          <w:rFonts w:ascii="Times New Roman" w:hAnsi="Times New Roman" w:cs="Times New Roman"/>
-          <w:i/>
-          <w:iCs/>
-          <w:sz w:val="22"/>
-          <w:szCs w:val="22"/>
-        </w:rPr>
-        <w:t>(clinical degree)</w:t>
-      </w:r>
-    </w:p>
-    <w:p>
-      <w:pPr>
-        <w:tabs>
-          <w:tab w:val="right" w:pos="1701"/>
-          <w:tab w:val="left" w:pos="1843"/>
-          <w:tab w:val="right" w:pos="9356"/>
-        </w:tabs>
-        <w:spacing w:after="0" w:line="240" w:lineRule="auto"/>
-        <w:rPr>
-          <w:rFonts w:ascii="Times New Roman" w:hAnsi="Times New Roman" w:cs="Times New Roman"/>
-          <w:i/>
-          <w:iCs/>
-          <w:sz w:val="22"/>
-          <w:szCs w:val="22"/>
-          <w:lang w:val="fr-CA"/>
-        </w:rPr>
-      </w:pPr>
-      <w:r>
-        <w:rPr>
-          <w:rFonts w:ascii="Times New Roman" w:hAnsi="Times New Roman" w:cs="Times New Roman"/>
-          <w:i/>
-          <w:iCs/>
-          <w:sz w:val="22"/>
-          <w:szCs w:val="22"/>
-        </w:rPr>
-        <w:tab/>
-      </w:r>
-      <w:r>
-        <w:rPr>
-          <w:rFonts w:ascii="Times New Roman" w:hAnsi="Times New Roman" w:cs="Times New Roman"/>
-          <w:noProof/>
-        </w:rPr>
-        <w:drawing>
-          <wp:inline distT="0" distB="0" distL="0" distR="0" wp14:anchorId="52CBFAB7" wp14:editId="765E2BDF">
-            <wp:extent cx="107950" cy="109149"/>
-            <wp:effectExtent l="0" t="0" r="6350" b="5715"/>
-            <wp:docPr id="210751769" name="Graphic 2" descr="List with solid fill"/>
-            <wp:cNvGraphicFramePr>
-              <a:graphicFrameLocks xmlns:a="http://schemas.openxmlformats.org/drawingml/2006/main"/>
-            </wp:cNvGraphicFramePr>
-            <a:graphic xmlns:a="http://schemas.openxmlformats.org/drawingml/2006/main">
-              <a:graphicData uri="http://schemas.openxmlformats.org/drawingml/2006/picture">
-                <pic:pic xmlns:pic="http://schemas.openxmlformats.org/drawingml/2006/picture">
-                  <pic:nvPicPr>
-                    <pic:cNvPr id="1551819358" name="Graphic 2" descr="List with solid fill"/>
-                    <pic:cNvPicPr>
-                      <a:picLocks/>
-                    </pic:cNvPicPr>
-                  </pic:nvPicPr>
-                  <pic:blipFill>
-                    <a:blip r:embed="rId20"/>
-                    <a:stretch>
-                      <a:fillRect/>
-                    </a:stretch>
-                  </pic:blipFill>
-                  <pic:spPr>
-                    <a:xfrm>
-                      <a:off x="0" y="0"/>
-                      <a:ext cx="107950" cy="108585"/>
-                    </a:xfrm>
-                    <a:prstGeom prst="rect">
-                      <a:avLst/>
-                    </a:prstGeom>
-                  </pic:spPr>
-                </pic:pic>
-              </a:graphicData>
-            </a:graphic>
-          </wp:inline>
-        </w:drawing>
-      </w:r>
-      <w:r>
-        <w:rPr>
-          <w:rFonts w:ascii="Times New Roman" w:hAnsi="Times New Roman" w:cs="Times New Roman"/>
-          <w:i/>
-          <w:iCs/>
-          <w:sz w:val="22"/>
-          <w:szCs w:val="22"/>
-          <w:lang w:val="fr-CA"/>
-        </w:rPr>
-        <w:t xml:space="preserve"> </w:t>
-      </w:r>
-      <w:r>
-        <w:rPr>
-          <w:rFonts w:ascii="Times New Roman" w:hAnsi="Times New Roman" w:cs="Times New Roman"/>
-          <w:noProof/>
-        </w:rPr>
-        <w:drawing>
-          <wp:inline distT="0" distB="0" distL="0" distR="0" wp14:anchorId="15C611B6" wp14:editId="6AA224CB">
-            <wp:extent cx="109749" cy="107315"/>
-            <wp:effectExtent l="0" t="0" r="5080" b="0"/>
-            <wp:docPr id="1110054199" name="Graphic 1" descr="Diploma roll with solid fill"/>
-            <wp:cNvGraphicFramePr>
-              <a:graphicFrameLocks xmlns:a="http://schemas.openxmlformats.org/drawingml/2006/main"/>
-            </wp:cNvGraphicFramePr>
-            <a:graphic xmlns:a="http://schemas.openxmlformats.org/drawingml/2006/main">
-              <a:graphicData uri="http://schemas.openxmlformats.org/drawingml/2006/picture">
-                <pic:pic xmlns:pic="http://schemas.openxmlformats.org/drawingml/2006/picture">
-                  <pic:nvPicPr>
-                    <pic:cNvPr id="161459671" name="Graphic 1" descr="Diploma roll with solid fill"/>
-                    <pic:cNvPicPr>
-                      <a:picLocks/>
-                    </pic:cNvPicPr>
-                  </pic:nvPicPr>
-                  <pic:blipFill>
-                    <a:blip r:embed="rId18"/>
-                    <a:stretch>
-                      <a:fillRect/>
-                    </a:stretch>
-                  </pic:blipFill>
-                  <pic:spPr>
-                    <a:xfrm>
-                      <a:off x="0" y="0"/>
-                      <a:ext cx="109220" cy="107315"/>
-                    </a:xfrm>
-                    <a:prstGeom prst="rect">
-                      <a:avLst/>
-                    </a:prstGeom>
-                  </pic:spPr>
-                </pic:pic>
-              </a:graphicData>
-            </a:graphic>
-          </wp:inline>
-        </w:drawing>
-      </w:r>
-      <w:r>
-        <w:rPr>
-          <w:rFonts w:ascii="Times New Roman" w:hAnsi="Times New Roman" w:cs="Times New Roman"/>
-          <w:i/>
-          <w:iCs/>
-          <w:sz w:val="22"/>
-          <w:szCs w:val="22"/>
-          <w:lang w:val="fr-CA"/>
-        </w:rPr>
-        <w:tab/>
-      </w:r>
-      <w:r>
-        <w:rPr>
-          <w:rFonts w:ascii="Times New Roman" w:hAnsi="Times New Roman" w:cs="Times New Roman"/>
-          <w:i/>
-          <w:iCs/>
-          <w:sz w:val="22"/>
-          <w:szCs w:val="22"/>
-          <w:lang w:val="fr-CA"/>
-        </w:rPr>
-        <w:t>cGPA: 3.7/4.0</w:t>
-      </w:r>
-      <w:r>
-        <w:rPr>
-          <w:rFonts w:ascii="Times New Roman" w:hAnsi="Times New Roman" w:cs="Times New Roman"/>
-          <w:i/>
-          <w:iCs/>
-          <w:sz w:val="22"/>
-          <w:szCs w:val="22"/>
-          <w:lang w:val="fr-CA"/>
-        </w:rPr>
-        <w:t xml:space="preserve"> (magna cum laude)</w:t>
-      </w:r>
-    </w:p>
-    <w:p>
-      <w:pPr>
-        <w:tabs>
-          <w:tab w:val="right" w:pos="1701"/>
-          <w:tab w:val="left" w:pos="1843"/>
-          <w:tab w:val="right" w:pos="9356"/>
-        </w:tabs>
-        <w:spacing w:before="240" w:after="240" w:line="240" w:lineRule="auto"/>
-        <w:rPr>
-          <w:rFonts w:ascii="Times New Roman" w:hAnsi="Times New Roman" w:cs="Times New Roman"/>
-          <w:b/>
-          <w:bCs/>
-          <w:sz w:val="28"/>
-          <w:szCs w:val="28"/>
-          <w:lang w:val="fr-CA"/>
-        </w:rPr>
-      </w:pPr>
-      <w:r>
-        <w:rPr>
-          <w:rFonts w:ascii="Times New Roman" w:hAnsi="Times New Roman" w:cs="Times New Roman"/>
-          <w:b/>
-          <w:bCs/>
-          <w:sz w:val="28"/>
-          <w:szCs w:val="28"/>
-          <w:lang w:val="fr-CA"/>
-        </w:rPr>
-        <w:lastRenderedPageBreak/>
-        <w:tab/>
-      </w:r>
-      <w:r>
-        <w:rPr>
-          <w:rFonts w:ascii="Times New Roman" w:hAnsi="Times New Roman" w:cs="Times New Roman"/>
-          <w:b/>
-          <w:bCs/>
-          <w:sz w:val="28"/>
-          <w:szCs w:val="28"/>
-          <w:lang w:val="fr-CA"/>
-        </w:rPr>
-        <w:tab/>
-      </w:r>
-      <w:r>
-        <w:rPr>
-          <w:rFonts w:ascii="Times New Roman" w:hAnsi="Times New Roman" w:cs="Times New Roman"/>
-          <w:b/>
-          <w:bCs/>
-          <w:sz w:val="28"/>
-          <w:szCs w:val="28"/>
-          <w:lang w:val="fr-CA"/>
-        </w:rPr>
-        <w:t>Recognitions</w:t>
-      </w:r>
-    </w:p>
-    <w:p>
-      <w:pPr>
-        <w:tabs>
-          <w:tab w:val="right" w:pos="1701"/>
-          <w:tab w:val="left" w:pos="1843"/>
-          <w:tab w:val="right" w:pos="9356"/>
-        </w:tabs>
-        <w:spacing w:after="0" w:line="240" w:lineRule="auto"/>
-        <w:rPr>
-          <w:rFonts w:ascii="Times New Roman" w:hAnsi="Times New Roman" w:cs="Times New Roman"/>
-          <w:b/>
-          <w:bCs/>
-          <w:sz w:val="22"/>
-          <w:szCs w:val="22"/>
-          <w:lang w:val="fr-CA"/>
-        </w:rPr>
-      </w:pPr>
-      <w:r>
-        <w:rPr>
-          <w:rFonts w:ascii="Times New Roman" w:hAnsi="Times New Roman" w:cs="Times New Roman"/>
-          <w:b/>
-          <w:bCs/>
-          <w:sz w:val="28"/>
-          <w:szCs w:val="28"/>
-          <w:lang w:val="fr-CA"/>
-        </w:rPr>
-        <w:tab/>
-      </w:r>
-      <w:r>
-        <w:rPr>
-          <w:rFonts w:ascii="Times New Roman" w:hAnsi="Times New Roman" w:cs="Times New Roman"/>
-          <w:b/>
-          <w:bCs/>
-          <w:sz w:val="28"/>
-          <w:szCs w:val="28"/>
-          <w:lang w:val="fr-CA"/>
-        </w:rPr>
-        <w:tab/>
-      </w:r>
-      <w:r>
-        <w:rPr>
-          <w:rFonts w:ascii="Times New Roman" w:hAnsi="Times New Roman" w:cs="Times New Roman"/>
-          <w:b/>
-          <w:bCs/>
-          <w:sz w:val="22"/>
-          <w:szCs w:val="22"/>
-          <w:lang w:val="fr-CA"/>
-        </w:rPr>
-        <w:t>Labels:</w:t>
-      </w:r>
-    </w:p>
-    <w:p>
-      <w:pPr>
-        <w:tabs>
-          <w:tab w:val="right" w:pos="1701"/>
-          <w:tab w:val="left" w:pos="1843"/>
-          <w:tab w:val="right" w:pos="9356"/>
-        </w:tabs>
-        <w:spacing w:after="0" w:line="240" w:lineRule="auto"/>
-        <w:rPr>
-          <w:rFonts w:ascii="Times New Roman" w:hAnsi="Times New Roman" w:cs="Times New Roman"/>
-          <w:i/>
-          <w:iCs/>
-          <w:sz w:val="22"/>
-          <w:szCs w:val="22"/>
-        </w:rPr>
-      </w:pPr>
-      <w:r>
-        <w:rPr>
-          <w:rFonts w:ascii="Times New Roman" w:hAnsi="Times New Roman" w:cs="Times New Roman"/>
-          <w:b/>
-          <w:bCs/>
-          <w:sz w:val="22"/>
-          <w:szCs w:val="22"/>
-          <w:lang w:val="fr-CA"/>
-        </w:rPr>
-        <w:tab/>
-      </w:r>
-      <w:r>
-        <w:rPr>
-          <w:rFonts w:ascii="Times New Roman" w:hAnsi="Times New Roman" w:cs="Times New Roman"/>
-          <w:b/>
-          <w:bCs/>
-          <w:noProof/>
-          <w:sz w:val="22"/>
-          <w:szCs w:val="22"/>
-        </w:rPr>
-        <w:drawing>
-          <wp:inline distT="0" distB="0" distL="0" distR="0" wp14:anchorId="247396DD" wp14:editId="7573353E">
+          <wp:inline distT="0" distB="0" distL="0" distR="0" wp14:anchorId="09509753" wp14:editId="1D7036CA">
             <wp:extent cx="108000" cy="108000"/>
             <wp:effectExtent l="0" t="0" r="6350" b="6350"/>
-            <wp:docPr id="841801579" name="Graphic 1" descr="Trophy outline"/>
+            <wp:docPr id="293434303" name="Graphic 2" descr="List with solid fill"/>
             <wp:cNvGraphicFramePr>
               <a:graphicFrameLocks xmlns:a="http://schemas.openxmlformats.org/drawingml/2006/main" noChangeAspect="1"/>
             </wp:cNvGraphicFramePr>
@@ -3353,14 +2710,14 @@
               <a:graphicData uri="http://schemas.openxmlformats.org/drawingml/2006/picture">
                 <pic:pic xmlns:pic="http://schemas.openxmlformats.org/drawingml/2006/picture">
                   <pic:nvPicPr>
-                    <pic:cNvPr id="841801579" name="Graphic 841801579" descr="Trophy outline"/>
+                    <pic:cNvPr id="293434303" name="Graphic 2" descr="List with solid fill"/>
                     <pic:cNvPicPr/>
                   </pic:nvPicPr>
                   <pic:blipFill>
-                    <a:blip r:embed="rId33">
+                    <a:blip r:embed="rId26">
                       <a:extLst>
                         <a:ext uri="{96DAC541-7B7A-43D3-8B79-37D633B846F1}">
-                          <asvg:svgBlip xmlns:asvg="http://schemas.microsoft.com/office/drawing/2016/SVG/main" r:embed="rId34"/>
+                          <asvg:svgBlip xmlns:asvg="http://schemas.microsoft.com/office/drawing/2016/SVG/main" r:embed="rId27"/>
                         </a:ext>
                       </a:extLst>
                     </a:blip>
@@ -3386,6 +2743,671 @@
       <w:r>
         <w:rPr>
           <w:rFonts w:ascii="Times New Roman" w:hAnsi="Times New Roman" w:cs="Times New Roman"/>
+          <w:i/>
+          <w:iCs/>
+          <w:sz w:val="22"/>
+          <w:szCs w:val="22"/>
+        </w:rPr>
+        <w:t xml:space="preserve"> </w:t>
+      </w:r>
+      <w:r>
+        <w:rPr>
+          <w:rFonts w:ascii="Times New Roman" w:hAnsi="Times New Roman" w:cs="Times New Roman"/>
+          <w:b/>
+          <w:bCs/>
+          <w:noProof/>
+          <w:sz w:val="21"/>
+          <w:szCs w:val="21"/>
+        </w:rPr>
+        <w:drawing>
+          <wp:inline distT="0" distB="0" distL="0" distR="0" wp14:anchorId="25E4278D" wp14:editId="5C4DA394">
+            <wp:extent cx="108000" cy="108000"/>
+            <wp:effectExtent l="0" t="0" r="6350" b="6350"/>
+            <wp:docPr id="1811059072" name="Graphic 1" descr="Diploma roll with solid fill">
+              <a:hlinkClick xmlns:a="http://schemas.openxmlformats.org/drawingml/2006/main" r:id="rId34"/>
+            </wp:docPr>
+            <wp:cNvGraphicFramePr>
+              <a:graphicFrameLocks xmlns:a="http://schemas.openxmlformats.org/drawingml/2006/main" noChangeAspect="1"/>
+            </wp:cNvGraphicFramePr>
+            <a:graphic xmlns:a="http://schemas.openxmlformats.org/drawingml/2006/main">
+              <a:graphicData uri="http://schemas.openxmlformats.org/drawingml/2006/picture">
+                <pic:pic xmlns:pic="http://schemas.openxmlformats.org/drawingml/2006/picture">
+                  <pic:nvPicPr>
+                    <pic:cNvPr id="1811059072" name="Graphic 1" descr="Diploma roll with solid fill">
+                      <a:hlinkClick r:id="rId34"/>
+                    </pic:cNvPr>
+                    <pic:cNvPicPr/>
+                  </pic:nvPicPr>
+                  <pic:blipFill>
+                    <a:blip r:embed="rId32">
+                      <a:extLst>
+                        <a:ext uri="{96DAC541-7B7A-43D3-8B79-37D633B846F1}">
+                          <asvg:svgBlip xmlns:asvg="http://schemas.microsoft.com/office/drawing/2016/SVG/main" r:embed="rId33"/>
+                        </a:ext>
+                      </a:extLst>
+                    </a:blip>
+                    <a:stretch>
+                      <a:fillRect/>
+                    </a:stretch>
+                  </pic:blipFill>
+                  <pic:spPr>
+                    <a:xfrm>
+                      <a:off x="0" y="0"/>
+                      <a:ext cx="108000" cy="108000"/>
+                    </a:xfrm>
+                    <a:prstGeom prst="rect">
+                      <a:avLst/>
+                    </a:prstGeom>
+                  </pic:spPr>
+                </pic:pic>
+              </a:graphicData>
+            </a:graphic>
+          </wp:inline>
+        </w:drawing>
+      </w:r>
+      <w:r>
+        <w:rPr>
+          <w:rFonts w:ascii="Times New Roman" w:hAnsi="Times New Roman" w:cs="Times New Roman"/>
+          <w:b/>
+          <w:bCs/>
+          <w:sz w:val="21"/>
+          <w:szCs w:val="21"/>
+        </w:rPr>
+        <w:tab/>
+      </w:r>
+      <w:r>
+        <w:rPr>
+          <w:rFonts w:ascii="Times New Roman" w:hAnsi="Times New Roman" w:cs="Times New Roman"/>
+          <w:i/>
+          <w:iCs/>
+          <w:sz w:val="22"/>
+          <w:szCs w:val="22"/>
+        </w:rPr>
+        <w:t>cGPA: 4.0/4.0</w:t>
+      </w:r>
+      <w:r>
+        <w:rPr>
+          <w:rFonts w:ascii="Times New Roman" w:hAnsi="Times New Roman" w:cs="Times New Roman"/>
+          <w:sz w:val="22"/>
+          <w:szCs w:val="22"/>
+        </w:rPr>
+        <w:t xml:space="preserve"> </w:t>
+      </w:r>
+      <w:r>
+        <w:rPr>
+          <w:rFonts w:ascii="Times New Roman" w:hAnsi="Times New Roman" w:cs="Times New Roman"/>
+          <w:i/>
+          <w:iCs/>
+          <w:sz w:val="22"/>
+          <w:szCs w:val="22"/>
+        </w:rPr>
+        <w:t>(summa cum laude)</w:t>
+      </w:r>
+    </w:p>
+    <w:p>
+      <w:pPr>
+        <w:tabs>
+          <w:tab w:val="right" w:pos="1701"/>
+          <w:tab w:val="left" w:pos="1843"/>
+          <w:tab w:val="right" w:pos="9356"/>
+        </w:tabs>
+        <w:spacing w:before="160" w:after="0" w:line="240" w:lineRule="auto"/>
+        <w:rPr>
+          <w:rFonts w:ascii="Times New Roman" w:hAnsi="Times New Roman" w:cs="Times New Roman"/>
+          <w:i/>
+          <w:iCs/>
+          <w:sz w:val="22"/>
+          <w:szCs w:val="22"/>
+        </w:rPr>
+      </w:pPr>
+      <w:r>
+        <w:rPr>
+          <w:rFonts w:ascii="Times New Roman" w:hAnsi="Times New Roman" w:cs="Times New Roman"/>
+          <w:i/>
+          <w:iCs/>
+          <w:sz w:val="22"/>
+          <w:szCs w:val="22"/>
+        </w:rPr>
+        <w:tab/>
+        <w:t>Paris, France</w:t>
+      </w:r>
+      <w:r>
+        <w:rPr>
+          <w:rFonts w:ascii="Times New Roman" w:hAnsi="Times New Roman" w:cs="Times New Roman"/>
+          <w:sz w:val="22"/>
+          <w:szCs w:val="22"/>
+        </w:rPr>
+        <w:tab/>
+      </w:r>
+      <w:r>
+        <w:rPr>
+          <w:rFonts w:ascii="Times New Roman" w:hAnsi="Times New Roman" w:cs="Times New Roman"/>
+          <w:b/>
+          <w:bCs/>
+          <w:sz w:val="22"/>
+          <w:szCs w:val="22"/>
+        </w:rPr>
+        <w:t>University of Paris – Cité</w:t>
+      </w:r>
+    </w:p>
+    <w:p>
+      <w:pPr>
+        <w:tabs>
+          <w:tab w:val="right" w:pos="1701"/>
+          <w:tab w:val="left" w:pos="1843"/>
+          <w:tab w:val="right" w:pos="9356"/>
+        </w:tabs>
+        <w:spacing w:after="0" w:line="240" w:lineRule="auto"/>
+        <w:rPr>
+          <w:rFonts w:ascii="Times New Roman" w:hAnsi="Times New Roman" w:cs="Times New Roman"/>
+          <w:i/>
+          <w:iCs/>
+          <w:sz w:val="22"/>
+          <w:szCs w:val="22"/>
+        </w:rPr>
+      </w:pPr>
+      <w:r>
+        <w:rPr>
+          <w:rFonts w:ascii="Times New Roman" w:hAnsi="Times New Roman" w:cs="Times New Roman"/>
+          <w:i/>
+          <w:iCs/>
+          <w:sz w:val="22"/>
+          <w:szCs w:val="22"/>
+        </w:rPr>
+        <w:tab/>
+      </w:r>
+      <w:r>
+        <w:rPr>
+          <w:rFonts w:ascii="Times New Roman" w:hAnsi="Times New Roman" w:cs="Times New Roman"/>
+          <w:i/>
+          <w:iCs/>
+          <w:sz w:val="22"/>
+          <w:szCs w:val="22"/>
+        </w:rPr>
+        <w:t>2018-</w:t>
+      </w:r>
+      <w:r>
+        <w:rPr>
+          <w:rFonts w:ascii="Times New Roman" w:hAnsi="Times New Roman" w:cs="Times New Roman"/>
+          <w:i/>
+          <w:iCs/>
+          <w:sz w:val="22"/>
+          <w:szCs w:val="22"/>
+        </w:rPr>
+        <w:t>2021</w:t>
+      </w:r>
+      <w:r>
+        <w:rPr>
+          <w:rFonts w:ascii="Times New Roman" w:hAnsi="Times New Roman" w:cs="Times New Roman"/>
+          <w:i/>
+          <w:iCs/>
+          <w:sz w:val="22"/>
+          <w:szCs w:val="22"/>
+        </w:rPr>
+        <w:tab/>
+      </w:r>
+      <w:r>
+        <w:rPr>
+          <w:rFonts w:ascii="Times New Roman" w:hAnsi="Times New Roman" w:cs="Times New Roman"/>
+          <w:sz w:val="22"/>
+          <w:szCs w:val="22"/>
+        </w:rPr>
+        <w:t>B.S</w:t>
+      </w:r>
+      <w:r>
+        <w:rPr>
+          <w:rFonts w:ascii="Times New Roman" w:hAnsi="Times New Roman" w:cs="Times New Roman"/>
+          <w:sz w:val="22"/>
+          <w:szCs w:val="22"/>
+        </w:rPr>
+        <w:t>c</w:t>
+      </w:r>
+      <w:r>
+        <w:rPr>
+          <w:rFonts w:ascii="Times New Roman" w:hAnsi="Times New Roman" w:cs="Times New Roman"/>
+          <w:sz w:val="22"/>
+          <w:szCs w:val="22"/>
+        </w:rPr>
+        <w:t xml:space="preserve">. in Allied Health Sciences </w:t>
+      </w:r>
+      <w:r>
+        <w:rPr>
+          <w:rFonts w:ascii="Times New Roman" w:hAnsi="Times New Roman" w:cs="Times New Roman"/>
+          <w:i/>
+          <w:iCs/>
+          <w:sz w:val="22"/>
+          <w:szCs w:val="22"/>
+        </w:rPr>
+        <w:t>(university title)</w:t>
+      </w:r>
+      <w:r>
+        <w:rPr>
+          <w:rFonts w:ascii="Times New Roman" w:hAnsi="Times New Roman" w:cs="Times New Roman"/>
+          <w:i/>
+          <w:iCs/>
+          <w:sz w:val="22"/>
+          <w:szCs w:val="22"/>
+        </w:rPr>
+        <w:t xml:space="preserve"> </w:t>
+      </w:r>
+      <w:r>
+        <w:rPr>
+          <w:rFonts w:ascii="Times New Roman" w:hAnsi="Times New Roman" w:cs="Times New Roman"/>
+          <w:sz w:val="22"/>
+          <w:szCs w:val="22"/>
+        </w:rPr>
+        <w:t>(project R.01/R.02 below)</w:t>
+      </w:r>
+    </w:p>
+    <w:p>
+      <w:pPr>
+        <w:tabs>
+          <w:tab w:val="right" w:pos="1701"/>
+          <w:tab w:val="left" w:pos="1843"/>
+          <w:tab w:val="right" w:pos="9356"/>
+        </w:tabs>
+        <w:spacing w:after="0" w:line="240" w:lineRule="auto"/>
+        <w:rPr>
+          <w:rFonts w:ascii="Times New Roman" w:hAnsi="Times New Roman" w:cs="Times New Roman"/>
+          <w:sz w:val="22"/>
+          <w:szCs w:val="22"/>
+        </w:rPr>
+      </w:pPr>
+      <w:r>
+        <w:rPr>
+          <w:rFonts w:ascii="Times New Roman" w:hAnsi="Times New Roman" w:cs="Times New Roman"/>
+          <w:i/>
+          <w:iCs/>
+          <w:sz w:val="22"/>
+          <w:szCs w:val="22"/>
+        </w:rPr>
+        <w:tab/>
+      </w:r>
+      <w:r>
+        <w:rPr>
+          <w:rFonts w:ascii="Times New Roman" w:hAnsi="Times New Roman" w:cs="Times New Roman"/>
+          <w:i/>
+          <w:iCs/>
+          <w:sz w:val="22"/>
+          <w:szCs w:val="22"/>
+        </w:rPr>
+        <w:tab/>
+      </w:r>
+      <w:r>
+        <w:rPr>
+          <w:rFonts w:ascii="Times New Roman" w:hAnsi="Times New Roman" w:cs="Times New Roman"/>
+          <w:sz w:val="22"/>
+          <w:szCs w:val="22"/>
+        </w:rPr>
+        <w:t xml:space="preserve">B.Med. in Podiatric Medicine </w:t>
+      </w:r>
+      <w:r>
+        <w:rPr>
+          <w:rFonts w:ascii="Times New Roman" w:hAnsi="Times New Roman" w:cs="Times New Roman"/>
+          <w:i/>
+          <w:iCs/>
+          <w:sz w:val="22"/>
+          <w:szCs w:val="22"/>
+        </w:rPr>
+        <w:t>(clinical degree)</w:t>
+      </w:r>
+    </w:p>
+    <w:p>
+      <w:pPr>
+        <w:tabs>
+          <w:tab w:val="right" w:pos="1701"/>
+          <w:tab w:val="left" w:pos="1843"/>
+          <w:tab w:val="right" w:pos="9356"/>
+        </w:tabs>
+        <w:spacing w:after="0" w:line="240" w:lineRule="auto"/>
+        <w:rPr>
+          <w:rFonts w:ascii="Times New Roman" w:hAnsi="Times New Roman" w:cs="Times New Roman"/>
+          <w:i/>
+          <w:iCs/>
+          <w:sz w:val="22"/>
+          <w:szCs w:val="22"/>
+          <w:lang w:val="fr-CA"/>
+        </w:rPr>
+      </w:pPr>
+      <w:r>
+        <w:rPr>
+          <w:rFonts w:ascii="Times New Roman" w:hAnsi="Times New Roman" w:cs="Times New Roman"/>
+          <w:i/>
+          <w:iCs/>
+          <w:sz w:val="22"/>
+          <w:szCs w:val="22"/>
+        </w:rPr>
+        <w:tab/>
+      </w:r>
+      <w:r>
+        <w:rPr>
+          <w:rFonts w:ascii="Times New Roman" w:hAnsi="Times New Roman" w:cs="Times New Roman"/>
+          <w:i/>
+          <w:iCs/>
+          <w:noProof/>
+          <w:sz w:val="21"/>
+          <w:szCs w:val="21"/>
+        </w:rPr>
+        <w:drawing>
+          <wp:inline distT="0" distB="0" distL="0" distR="0" wp14:anchorId="29874E77" wp14:editId="46D9F3B0">
+            <wp:extent cx="108000" cy="108000"/>
+            <wp:effectExtent l="0" t="0" r="6350" b="6350"/>
+            <wp:docPr id="1077735343" name="Graphic 2" descr="List with solid fill"/>
+            <wp:cNvGraphicFramePr>
+              <a:graphicFrameLocks xmlns:a="http://schemas.openxmlformats.org/drawingml/2006/main" noChangeAspect="1"/>
+            </wp:cNvGraphicFramePr>
+            <a:graphic xmlns:a="http://schemas.openxmlformats.org/drawingml/2006/main">
+              <a:graphicData uri="http://schemas.openxmlformats.org/drawingml/2006/picture">
+                <pic:pic xmlns:pic="http://schemas.openxmlformats.org/drawingml/2006/picture">
+                  <pic:nvPicPr>
+                    <pic:cNvPr id="293434303" name="Graphic 2" descr="List with solid fill"/>
+                    <pic:cNvPicPr/>
+                  </pic:nvPicPr>
+                  <pic:blipFill>
+                    <a:blip r:embed="rId26">
+                      <a:extLst>
+                        <a:ext uri="{96DAC541-7B7A-43D3-8B79-37D633B846F1}">
+                          <asvg:svgBlip xmlns:asvg="http://schemas.microsoft.com/office/drawing/2016/SVG/main" r:embed="rId27"/>
+                        </a:ext>
+                      </a:extLst>
+                    </a:blip>
+                    <a:stretch>
+                      <a:fillRect/>
+                    </a:stretch>
+                  </pic:blipFill>
+                  <pic:spPr>
+                    <a:xfrm>
+                      <a:off x="0" y="0"/>
+                      <a:ext cx="108000" cy="108000"/>
+                    </a:xfrm>
+                    <a:prstGeom prst="rect">
+                      <a:avLst/>
+                    </a:prstGeom>
+                  </pic:spPr>
+                </pic:pic>
+              </a:graphicData>
+            </a:graphic>
+          </wp:inline>
+        </w:drawing>
+      </w:r>
+      <w:r>
+        <w:rPr>
+          <w:rFonts w:ascii="Times New Roman" w:hAnsi="Times New Roman" w:cs="Times New Roman"/>
+          <w:i/>
+          <w:iCs/>
+          <w:sz w:val="22"/>
+          <w:szCs w:val="22"/>
+        </w:rPr>
+        <w:t xml:space="preserve"> </w:t>
+      </w:r>
+      <w:r>
+        <w:rPr>
+          <w:rFonts w:ascii="Times New Roman" w:hAnsi="Times New Roman" w:cs="Times New Roman"/>
+          <w:b/>
+          <w:bCs/>
+          <w:noProof/>
+          <w:sz w:val="21"/>
+          <w:szCs w:val="21"/>
+        </w:rPr>
+        <w:drawing>
+          <wp:inline distT="0" distB="0" distL="0" distR="0" wp14:anchorId="32667337" wp14:editId="1F5EDB60">
+            <wp:extent cx="108000" cy="108000"/>
+            <wp:effectExtent l="0" t="0" r="6350" b="6350"/>
+            <wp:docPr id="1186395254" name="Graphic 1" descr="Diploma roll with solid fill"/>
+            <wp:cNvGraphicFramePr>
+              <a:graphicFrameLocks xmlns:a="http://schemas.openxmlformats.org/drawingml/2006/main" noChangeAspect="1"/>
+            </wp:cNvGraphicFramePr>
+            <a:graphic xmlns:a="http://schemas.openxmlformats.org/drawingml/2006/main">
+              <a:graphicData uri="http://schemas.openxmlformats.org/drawingml/2006/picture">
+                <pic:pic xmlns:pic="http://schemas.openxmlformats.org/drawingml/2006/picture">
+                  <pic:nvPicPr>
+                    <pic:cNvPr id="1811059072" name="Graphic 1" descr="Diploma roll with solid fill"/>
+                    <pic:cNvPicPr/>
+                  </pic:nvPicPr>
+                  <pic:blipFill>
+                    <a:blip r:embed="rId32">
+                      <a:extLst>
+                        <a:ext uri="{96DAC541-7B7A-43D3-8B79-37D633B846F1}">
+                          <asvg:svgBlip xmlns:asvg="http://schemas.microsoft.com/office/drawing/2016/SVG/main" r:embed="rId33"/>
+                        </a:ext>
+                      </a:extLst>
+                    </a:blip>
+                    <a:stretch>
+                      <a:fillRect/>
+                    </a:stretch>
+                  </pic:blipFill>
+                  <pic:spPr>
+                    <a:xfrm>
+                      <a:off x="0" y="0"/>
+                      <a:ext cx="108000" cy="108000"/>
+                    </a:xfrm>
+                    <a:prstGeom prst="rect">
+                      <a:avLst/>
+                    </a:prstGeom>
+                  </pic:spPr>
+                </pic:pic>
+              </a:graphicData>
+            </a:graphic>
+          </wp:inline>
+        </w:drawing>
+      </w:r>
+      <w:r>
+        <w:rPr>
+          <w:rFonts w:ascii="Times New Roman" w:hAnsi="Times New Roman" w:cs="Times New Roman"/>
+          <w:b/>
+          <w:bCs/>
+          <w:sz w:val="21"/>
+          <w:szCs w:val="21"/>
+        </w:rPr>
+        <w:tab/>
+      </w:r>
+      <w:r>
+        <w:rPr>
+          <w:rFonts w:ascii="Times New Roman" w:hAnsi="Times New Roman" w:cs="Times New Roman"/>
+          <w:i/>
+          <w:iCs/>
+          <w:sz w:val="22"/>
+          <w:szCs w:val="22"/>
+          <w:lang w:val="fr-CA"/>
+        </w:rPr>
+        <w:t>cGPA: 3.7/4.0</w:t>
+      </w:r>
+      <w:r>
+        <w:rPr>
+          <w:rFonts w:ascii="Times New Roman" w:hAnsi="Times New Roman" w:cs="Times New Roman"/>
+          <w:i/>
+          <w:iCs/>
+          <w:sz w:val="22"/>
+          <w:szCs w:val="22"/>
+          <w:lang w:val="fr-CA"/>
+        </w:rPr>
+        <w:t xml:space="preserve"> (magna cum laude)</w:t>
+      </w:r>
+    </w:p>
+    <w:p>
+      <w:pPr>
+        <w:tabs>
+          <w:tab w:val="right" w:pos="1701"/>
+          <w:tab w:val="left" w:pos="1843"/>
+          <w:tab w:val="right" w:pos="9356"/>
+        </w:tabs>
+        <w:spacing w:before="240" w:after="240" w:line="240" w:lineRule="auto"/>
+        <w:rPr>
+          <w:rFonts w:ascii="Times New Roman" w:hAnsi="Times New Roman" w:cs="Times New Roman"/>
+          <w:b/>
+          <w:bCs/>
+          <w:sz w:val="28"/>
+          <w:szCs w:val="28"/>
+          <w:lang w:val="fr-CA"/>
+        </w:rPr>
+      </w:pPr>
+      <w:r>
+        <w:rPr>
+          <w:rFonts w:ascii="Times New Roman" w:hAnsi="Times New Roman" w:cs="Times New Roman"/>
+          <w:b/>
+          <w:bCs/>
+          <w:sz w:val="28"/>
+          <w:szCs w:val="28"/>
+          <w:lang w:val="fr-CA"/>
+        </w:rPr>
+        <w:tab/>
+      </w:r>
+      <w:r>
+        <w:rPr>
+          <w:rFonts w:ascii="Times New Roman" w:hAnsi="Times New Roman" w:cs="Times New Roman"/>
+          <w:b/>
+          <w:bCs/>
+          <w:sz w:val="28"/>
+          <w:szCs w:val="28"/>
+          <w:lang w:val="fr-CA"/>
+        </w:rPr>
+        <w:tab/>
+      </w:r>
+      <w:r>
+        <w:rPr>
+          <w:rFonts w:ascii="Times New Roman" w:hAnsi="Times New Roman" w:cs="Times New Roman"/>
+          <w:b/>
+          <w:bCs/>
+          <w:sz w:val="28"/>
+          <w:szCs w:val="28"/>
+          <w:lang w:val="fr-CA"/>
+        </w:rPr>
+        <w:t>Recognitions</w:t>
+      </w:r>
+    </w:p>
+    <w:p>
+      <w:pPr>
+        <w:tabs>
+          <w:tab w:val="right" w:pos="1701"/>
+          <w:tab w:val="left" w:pos="1843"/>
+          <w:tab w:val="right" w:pos="9356"/>
+        </w:tabs>
+        <w:spacing w:after="0" w:line="240" w:lineRule="auto"/>
+        <w:rPr>
+          <w:rFonts w:ascii="Times New Roman" w:hAnsi="Times New Roman" w:cs="Times New Roman"/>
+          <w:b/>
+          <w:bCs/>
+          <w:sz w:val="22"/>
+          <w:szCs w:val="22"/>
+          <w:lang w:val="fr-CA"/>
+        </w:rPr>
+      </w:pPr>
+      <w:r>
+        <w:rPr>
+          <w:rFonts w:ascii="Times New Roman" w:hAnsi="Times New Roman" w:cs="Times New Roman"/>
+          <w:b/>
+          <w:bCs/>
+          <w:sz w:val="28"/>
+          <w:szCs w:val="28"/>
+          <w:lang w:val="fr-CA"/>
+        </w:rPr>
+        <w:lastRenderedPageBreak/>
+        <w:tab/>
+      </w:r>
+      <w:r>
+        <w:rPr>
+          <w:rFonts w:ascii="Times New Roman" w:hAnsi="Times New Roman" w:cs="Times New Roman"/>
+          <w:b/>
+          <w:bCs/>
+          <w:sz w:val="28"/>
+          <w:szCs w:val="28"/>
+          <w:lang w:val="fr-CA"/>
+        </w:rPr>
+        <w:tab/>
+      </w:r>
+      <w:r>
+        <w:rPr>
+          <w:rFonts w:ascii="Times New Roman" w:hAnsi="Times New Roman" w:cs="Times New Roman"/>
+          <w:b/>
+          <w:bCs/>
+          <w:sz w:val="22"/>
+          <w:szCs w:val="22"/>
+          <w:lang w:val="fr-CA"/>
+        </w:rPr>
+        <w:t>Labels:</w:t>
+      </w:r>
+    </w:p>
+    <w:p>
+      <w:pPr>
+        <w:tabs>
+          <w:tab w:val="right" w:pos="1701"/>
+          <w:tab w:val="left" w:pos="1843"/>
+          <w:tab w:val="right" w:pos="9356"/>
+        </w:tabs>
+        <w:spacing w:after="0" w:line="240" w:lineRule="auto"/>
+        <w:rPr>
+          <w:rFonts w:ascii="Times New Roman" w:hAnsi="Times New Roman" w:cs="Times New Roman"/>
+          <w:i/>
+          <w:iCs/>
+          <w:sz w:val="22"/>
+          <w:szCs w:val="22"/>
+        </w:rPr>
+      </w:pPr>
+      <w:r>
+        <w:rPr>
+          <w:rFonts w:ascii="Times New Roman" w:hAnsi="Times New Roman" w:cs="Times New Roman"/>
+          <w:b/>
+          <w:bCs/>
+          <w:sz w:val="22"/>
+          <w:szCs w:val="22"/>
+          <w:lang w:val="fr-CA"/>
+        </w:rPr>
+        <w:tab/>
+      </w:r>
+      <w:r>
+        <w:rPr>
+          <w:rFonts w:ascii="Times New Roman" w:hAnsi="Times New Roman" w:cs="Times New Roman"/>
+          <w:b/>
+          <w:bCs/>
+          <w:noProof/>
+          <w:sz w:val="22"/>
+          <w:szCs w:val="22"/>
+        </w:rPr>
+        <w:drawing>
+          <wp:inline distT="0" distB="0" distL="0" distR="0" wp14:anchorId="247396DD" wp14:editId="7573353E">
+            <wp:extent cx="108000" cy="108000"/>
+            <wp:effectExtent l="0" t="0" r="6350" b="6350"/>
+            <wp:docPr id="841801579" name="Graphic 1" descr="Trophy outline"/>
+            <wp:cNvGraphicFramePr>
+              <a:graphicFrameLocks xmlns:a="http://schemas.openxmlformats.org/drawingml/2006/main" noChangeAspect="1"/>
+            </wp:cNvGraphicFramePr>
+            <a:graphic xmlns:a="http://schemas.openxmlformats.org/drawingml/2006/main">
+              <a:graphicData uri="http://schemas.openxmlformats.org/drawingml/2006/picture">
+                <pic:pic xmlns:pic="http://schemas.openxmlformats.org/drawingml/2006/picture">
+                  <pic:nvPicPr>
+                    <pic:cNvPr id="841801579" name="Graphic 841801579" descr="Trophy outline"/>
+                    <pic:cNvPicPr/>
+                  </pic:nvPicPr>
+                  <pic:blipFill>
+                    <a:blip r:embed="rId35">
+                      <a:extLst>
+                        <a:ext uri="{96DAC541-7B7A-43D3-8B79-37D633B846F1}">
+                          <asvg:svgBlip xmlns:asvg="http://schemas.microsoft.com/office/drawing/2016/SVG/main" r:embed="rId36"/>
+                        </a:ext>
+                      </a:extLst>
+                    </a:blip>
+                    <a:stretch>
+                      <a:fillRect/>
+                    </a:stretch>
+                  </pic:blipFill>
+                  <pic:spPr>
+                    <a:xfrm>
+                      <a:off x="0" y="0"/>
+                      <a:ext cx="108000" cy="108000"/>
+                    </a:xfrm>
+                    <a:prstGeom prst="rect">
+                      <a:avLst/>
+                    </a:prstGeom>
+                  </pic:spPr>
+                </pic:pic>
+              </a:graphicData>
+            </a:graphic>
+          </wp:inline>
+        </w:drawing>
+      </w:r>
+      <w:r>
+        <w:rPr>
+          <w:rFonts w:ascii="Times New Roman" w:hAnsi="Times New Roman" w:cs="Times New Roman"/>
           <w:b/>
           <w:bCs/>
           <w:sz w:val="22"/>
@@ -3455,10 +3477,10 @@
                     <pic:cNvPicPr/>
                   </pic:nvPicPr>
                   <pic:blipFill>
-                    <a:blip r:embed="rId35">
+                    <a:blip r:embed="rId37">
                       <a:extLst>
                         <a:ext uri="{96DAC541-7B7A-43D3-8B79-37D633B846F1}">
-                          <asvg:svgBlip xmlns:asvg="http://schemas.microsoft.com/office/drawing/2016/SVG/main" r:embed="rId36"/>
+                          <asvg:svgBlip xmlns:asvg="http://schemas.microsoft.com/office/drawing/2016/SVG/main" r:embed="rId38"/>
                         </a:ext>
                       </a:extLst>
                     </a:blip>
@@ -3665,7 +3687,7 @@
                     </pic:cNvPicPr>
                   </pic:nvPicPr>
                   <pic:blipFill>
-                    <a:blip r:embed="rId33"/>
+                    <a:blip r:embed="rId35"/>
                     <a:stretch>
                       <a:fillRect/>
                     </a:stretch>
@@ -3778,7 +3800,7 @@
                     </pic:cNvPicPr>
                   </pic:nvPicPr>
                   <pic:blipFill>
-                    <a:blip r:embed="rId33"/>
+                    <a:blip r:embed="rId35"/>
                     <a:stretch>
                       <a:fillRect/>
                     </a:stretch>
@@ -3883,7 +3905,7 @@
                     </pic:cNvPicPr>
                   </pic:nvPicPr>
                   <pic:blipFill>
-                    <a:blip r:embed="rId33"/>
+                    <a:blip r:embed="rId35"/>
                     <a:stretch>
                       <a:fillRect/>
                     </a:stretch>
@@ -3996,7 +4018,7 @@
                     </pic:cNvPicPr>
                   </pic:nvPicPr>
                   <pic:blipFill>
-                    <a:blip r:embed="rId33"/>
+                    <a:blip r:embed="rId35"/>
                     <a:stretch>
                       <a:fillRect/>
                     </a:stretch>
@@ -4208,7 +4230,7 @@
                     </pic:cNvPicPr>
                   </pic:nvPicPr>
                   <pic:blipFill>
-                    <a:blip r:embed="rId33"/>
+                    <a:blip r:embed="rId35"/>
                     <a:stretch>
                       <a:fillRect/>
                     </a:stretch>
@@ -4365,7 +4387,7 @@
                     </pic:cNvPicPr>
                   </pic:nvPicPr>
                   <pic:blipFill>
-                    <a:blip r:embed="rId33"/>
+                    <a:blip r:embed="rId35"/>
                     <a:stretch>
                       <a:fillRect/>
                     </a:stretch>
@@ -4532,7 +4554,7 @@
                     </pic:cNvPicPr>
                   </pic:nvPicPr>
                   <pic:blipFill>
-                    <a:blip r:embed="rId33"/>
+                    <a:blip r:embed="rId35"/>
                     <a:stretch>
                       <a:fillRect/>
                     </a:stretch>
@@ -4637,7 +4659,7 @@
                     </pic:cNvPicPr>
                   </pic:nvPicPr>
                   <pic:blipFill>
-                    <a:blip r:embed="rId33"/>
+                    <a:blip r:embed="rId35"/>
                     <a:stretch>
                       <a:fillRect/>
                     </a:stretch>
@@ -4742,7 +4764,7 @@
                     </pic:cNvPicPr>
                   </pic:nvPicPr>
                   <pic:blipFill>
-                    <a:blip r:embed="rId33"/>
+                    <a:blip r:embed="rId35"/>
                     <a:stretch>
                       <a:fillRect/>
                     </a:stretch>
@@ -4845,7 +4867,7 @@
           <w:rFonts w:ascii="Times New Roman" w:hAnsi="Times New Roman" w:cs="Times New Roman"/>
           <w:noProof/>
         </w:rPr>
-        <w:pict w14:anchorId="2C025310">
+        <w:pict w14:anchorId="22F29E03">
           <v:shapetype id="_x0000_t75" coordsize="21600,21600" o:spt="75" o:preferrelative="t" path="m@4@5l@4@11@9@11@9@5xe" filled="f" stroked="f">
             <v:stroke joinstyle="miter"/>
             <v:formulas>
@@ -4865,8 +4887,8 @@
             <v:path o:extrusionok="f" gradientshapeok="t" o:connecttype="rect"/>
             <o:lock v:ext="edit" aspectratio="t"/>
           </v:shapetype>
-          <v:shape id="_x0000_i1030" type="#_x0000_t75" alt="Open hand outline" style="width:9.2pt;height:9.2pt;visibility:visible;mso-wrap-style:square">
-            <v:imagedata r:id="rId37" o:title="Open hand outline"/>
+          <v:shape id="_x0000_i1030" type="#_x0000_t75" alt="Open hand outline" style="width:9.05pt;height:9.05pt;visibility:visible;mso-wrap-style:square">
+            <v:imagedata r:id="rId39" o:title="Open hand outline"/>
             <o:lock v:ext="edit" rotation="t" cropping="t" verticies="t"/>
           </v:shape>
         </w:pict>
@@ -5086,7 +5108,7 @@
                     </pic:cNvPicPr>
                   </pic:nvPicPr>
                   <pic:blipFill>
-                    <a:blip r:embed="rId35"/>
+                    <a:blip r:embed="rId37"/>
                     <a:stretch>
                       <a:fillRect/>
                     </a:stretch>
@@ -6185,76 +6207,76 @@
           <w:sz w:val="22"/>
           <w:szCs w:val="22"/>
         </w:rPr>
+        <w:tab/>
+      </w:r>
+      <w:r>
+        <w:rPr>
+          <w:rFonts w:ascii="Times New Roman" w:hAnsi="Times New Roman" w:cs="Times New Roman"/>
+          <w:sz w:val="22"/>
+          <w:szCs w:val="22"/>
+        </w:rPr>
+        <w:tab/>
+      </w:r>
+      <w:r>
+        <w:rPr>
+          <w:rFonts w:ascii="Times New Roman" w:hAnsi="Times New Roman" w:cs="Times New Roman"/>
+          <w:i/>
+          <w:iCs/>
+          <w:sz w:val="22"/>
+          <w:szCs w:val="22"/>
+        </w:rPr>
+        <w:t xml:space="preserve">My main role is to develop content and teach (in collaboration with cognitive neuroscientists </w:t>
+      </w:r>
+      <w:r>
+        <w:rPr>
+          <w:rFonts w:ascii="Times New Roman" w:hAnsi="Times New Roman" w:cs="Times New Roman"/>
+          <w:i/>
+          <w:iCs/>
+          <w:sz w:val="22"/>
+          <w:szCs w:val="22"/>
+        </w:rPr>
+        <w:tab/>
+      </w:r>
+      <w:r>
+        <w:rPr>
+          <w:rFonts w:ascii="Times New Roman" w:hAnsi="Times New Roman" w:cs="Times New Roman"/>
+          <w:i/>
+          <w:iCs/>
+          <w:sz w:val="22"/>
+          <w:szCs w:val="22"/>
+        </w:rPr>
+        <w:tab/>
+        <w:t>and education developers) the basic principles of neuroeducation to</w:t>
+      </w:r>
+      <w:r>
+        <w:rPr>
+          <w:rFonts w:ascii="Times New Roman" w:hAnsi="Times New Roman" w:cs="Times New Roman"/>
+          <w:i/>
+          <w:iCs/>
+          <w:sz w:val="22"/>
+          <w:szCs w:val="22"/>
+        </w:rPr>
+        <w:t xml:space="preserve"> undergraduate</w:t>
+      </w:r>
+      <w:r>
+        <w:rPr>
+          <w:rFonts w:ascii="Times New Roman" w:hAnsi="Times New Roman" w:cs="Times New Roman"/>
+          <w:i/>
+          <w:iCs/>
+          <w:sz w:val="22"/>
+          <w:szCs w:val="22"/>
+        </w:rPr>
+        <w:t xml:space="preserve"> students </w:t>
+      </w:r>
+      <w:r>
+        <w:rPr>
+          <w:rFonts w:ascii="Times New Roman" w:hAnsi="Times New Roman" w:cs="Times New Roman"/>
+          <w:i/>
+          <w:iCs/>
+          <w:sz w:val="22"/>
+          <w:szCs w:val="22"/>
+        </w:rPr>
         <w:lastRenderedPageBreak/>
-        <w:tab/>
-      </w:r>
-      <w:r>
-        <w:rPr>
-          <w:rFonts w:ascii="Times New Roman" w:hAnsi="Times New Roman" w:cs="Times New Roman"/>
-          <w:sz w:val="22"/>
-          <w:szCs w:val="22"/>
-        </w:rPr>
-        <w:tab/>
-      </w:r>
-      <w:r>
-        <w:rPr>
-          <w:rFonts w:ascii="Times New Roman" w:hAnsi="Times New Roman" w:cs="Times New Roman"/>
-          <w:i/>
-          <w:iCs/>
-          <w:sz w:val="22"/>
-          <w:szCs w:val="22"/>
-        </w:rPr>
-        <w:t xml:space="preserve">My main role is to develop content and teach (in collaboration with cognitive neuroscientists </w:t>
-      </w:r>
-      <w:r>
-        <w:rPr>
-          <w:rFonts w:ascii="Times New Roman" w:hAnsi="Times New Roman" w:cs="Times New Roman"/>
-          <w:i/>
-          <w:iCs/>
-          <w:sz w:val="22"/>
-          <w:szCs w:val="22"/>
-        </w:rPr>
-        <w:tab/>
-      </w:r>
-      <w:r>
-        <w:rPr>
-          <w:rFonts w:ascii="Times New Roman" w:hAnsi="Times New Roman" w:cs="Times New Roman"/>
-          <w:i/>
-          <w:iCs/>
-          <w:sz w:val="22"/>
-          <w:szCs w:val="22"/>
-        </w:rPr>
-        <w:tab/>
-        <w:t>and education developers) the basic principles of neuroeducation to</w:t>
-      </w:r>
-      <w:r>
-        <w:rPr>
-          <w:rFonts w:ascii="Times New Roman" w:hAnsi="Times New Roman" w:cs="Times New Roman"/>
-          <w:i/>
-          <w:iCs/>
-          <w:sz w:val="22"/>
-          <w:szCs w:val="22"/>
-        </w:rPr>
-        <w:t xml:space="preserve"> undergraduate</w:t>
-      </w:r>
-      <w:r>
-        <w:rPr>
-          <w:rFonts w:ascii="Times New Roman" w:hAnsi="Times New Roman" w:cs="Times New Roman"/>
-          <w:i/>
-          <w:iCs/>
-          <w:sz w:val="22"/>
-          <w:szCs w:val="22"/>
-        </w:rPr>
-        <w:t xml:space="preserve"> students </w:t>
-      </w:r>
-      <w:r>
-        <w:rPr>
-          <w:rFonts w:ascii="Times New Roman" w:hAnsi="Times New Roman" w:cs="Times New Roman"/>
-          <w:i/>
-          <w:iCs/>
-          <w:sz w:val="22"/>
-          <w:szCs w:val="22"/>
-        </w:rPr>
         <w:tab/>
       </w:r>
       <w:r>
@@ -8338,7 +8360,6 @@
           <w:sz w:val="22"/>
           <w:szCs w:val="22"/>
         </w:rPr>
-        <w:lastRenderedPageBreak/>
         <w:tab/>
       </w:r>
       <w:r>
@@ -8392,6 +8413,7 @@
           <w:sz w:val="22"/>
           <w:szCs w:val="22"/>
         </w:rPr>
+        <w:lastRenderedPageBreak/>
         <w:tab/>
       </w:r>
       <w:r>
@@ -9548,104 +9570,6 @@
                     <pic:cNvPicPr/>
                   </pic:nvPicPr>
                   <pic:blipFill>
-                    <a:blip r:embed="rId38">
-                      <a:extLst>
-                        <a:ext uri="{96DAC541-7B7A-43D3-8B79-37D633B846F1}">
-                          <asvg:svgBlip xmlns:asvg="http://schemas.microsoft.com/office/drawing/2016/SVG/main" r:embed="rId39"/>
-                        </a:ext>
-                      </a:extLst>
-                    </a:blip>
-                    <a:stretch>
-                      <a:fillRect/>
-                    </a:stretch>
-                  </pic:blipFill>
-                  <pic:spPr>
-                    <a:xfrm>
-                      <a:off x="0" y="0"/>
-                      <a:ext cx="108000" cy="108000"/>
-                    </a:xfrm>
-                    <a:prstGeom prst="rect">
-                      <a:avLst/>
-                    </a:prstGeom>
-                  </pic:spPr>
-                </pic:pic>
-              </a:graphicData>
-            </a:graphic>
-          </wp:inline>
-        </w:drawing>
-      </w:r>
-      <w:r>
-        <w:rPr>
-          <w:rFonts w:ascii="Times New Roman" w:hAnsi="Times New Roman" w:cs="Times New Roman"/>
-          <w:b/>
-          <w:bCs/>
-          <w:sz w:val="22"/>
-          <w:szCs w:val="22"/>
-        </w:rPr>
-        <w:tab/>
-      </w:r>
-      <w:r>
-        <w:rPr>
-          <w:rFonts w:ascii="Times New Roman" w:hAnsi="Times New Roman" w:cs="Times New Roman"/>
-          <w:i/>
-          <w:iCs/>
-          <w:sz w:val="22"/>
-          <w:szCs w:val="22"/>
-        </w:rPr>
-        <w:t>Travel Award</w:t>
-      </w:r>
-    </w:p>
-    <w:p>
-      <w:pPr>
-        <w:tabs>
-          <w:tab w:val="right" w:pos="1701"/>
-          <w:tab w:val="left" w:pos="1843"/>
-          <w:tab w:val="right" w:pos="9356"/>
-        </w:tabs>
-        <w:spacing w:after="0" w:line="240" w:lineRule="auto"/>
-        <w:rPr>
-          <w:rFonts w:ascii="Times New Roman" w:hAnsi="Times New Roman" w:cs="Times New Roman"/>
-          <w:i/>
-          <w:iCs/>
-          <w:sz w:val="22"/>
-          <w:szCs w:val="22"/>
-        </w:rPr>
-      </w:pPr>
-      <w:r>
-        <w:rPr>
-          <w:rFonts w:ascii="Times New Roman" w:hAnsi="Times New Roman" w:cs="Times New Roman"/>
-          <w:i/>
-          <w:iCs/>
-          <w:sz w:val="22"/>
-          <w:szCs w:val="22"/>
-        </w:rPr>
-        <w:tab/>
-      </w:r>
-      <w:r>
-        <w:rPr>
-          <w:rFonts w:ascii="Times New Roman" w:hAnsi="Times New Roman" w:cs="Times New Roman"/>
-          <w:b/>
-          <w:bCs/>
-          <w:noProof/>
-          <w:sz w:val="22"/>
-          <w:szCs w:val="22"/>
-        </w:rPr>
-        <w:drawing>
-          <wp:inline distT="0" distB="0" distL="0" distR="0" wp14:anchorId="78712401" wp14:editId="75E3736C">
-            <wp:extent cx="108000" cy="108000"/>
-            <wp:effectExtent l="0" t="0" r="6350" b="6350"/>
-            <wp:docPr id="1266478739" name="Graphic 7" descr="Earth globe: Asia and Australia with solid fill"/>
-            <wp:cNvGraphicFramePr>
-              <a:graphicFrameLocks xmlns:a="http://schemas.openxmlformats.org/drawingml/2006/main" noChangeAspect="1"/>
-            </wp:cNvGraphicFramePr>
-            <a:graphic xmlns:a="http://schemas.openxmlformats.org/drawingml/2006/main">
-              <a:graphicData uri="http://schemas.openxmlformats.org/drawingml/2006/picture">
-                <pic:pic xmlns:pic="http://schemas.openxmlformats.org/drawingml/2006/picture">
-                  <pic:nvPicPr>
-                    <pic:cNvPr id="1266478739" name="Graphic 1266478739" descr="Earth globe: Asia and Australia with solid fill"/>
-                    <pic:cNvPicPr/>
-                  </pic:nvPicPr>
-                  <pic:blipFill>
                     <a:blip r:embed="rId40">
                       <a:extLst>
                         <a:ext uri="{96DAC541-7B7A-43D3-8B79-37D633B846F1}">
@@ -9690,17 +9614,7 @@
           <w:sz w:val="22"/>
           <w:szCs w:val="22"/>
         </w:rPr>
-        <w:t xml:space="preserve">International </w:t>
-      </w:r>
-      <w:r>
-        <w:rPr>
-          <w:rFonts w:ascii="Times New Roman" w:hAnsi="Times New Roman" w:cs="Times New Roman"/>
-          <w:i/>
-          <w:iCs/>
-          <w:sz w:val="22"/>
-          <w:szCs w:val="22"/>
-        </w:rPr>
-        <w:t>Conference</w:t>
+        <w:t>Travel Award</w:t>
       </w:r>
     </w:p>
     <w:p>
@@ -9739,10 +9653,10 @@
           <w:szCs w:val="22"/>
         </w:rPr>
         <w:drawing>
-          <wp:inline distT="0" distB="0" distL="0" distR="0" wp14:anchorId="4394CE01" wp14:editId="1F68DD9B">
+          <wp:inline distT="0" distB="0" distL="0" distR="0" wp14:anchorId="78712401" wp14:editId="75E3736C">
             <wp:extent cx="108000" cy="108000"/>
             <wp:effectExtent l="0" t="0" r="6350" b="6350"/>
-            <wp:docPr id="1652620428" name="Graphic 8" descr="Professor male outline"/>
+            <wp:docPr id="1266478739" name="Graphic 7" descr="Earth globe: Asia and Australia with solid fill"/>
             <wp:cNvGraphicFramePr>
               <a:graphicFrameLocks xmlns:a="http://schemas.openxmlformats.org/drawingml/2006/main" noChangeAspect="1"/>
             </wp:cNvGraphicFramePr>
@@ -9750,7 +9664,7 @@
               <a:graphicData uri="http://schemas.openxmlformats.org/drawingml/2006/picture">
                 <pic:pic xmlns:pic="http://schemas.openxmlformats.org/drawingml/2006/picture">
                   <pic:nvPicPr>
-                    <pic:cNvPr id="1652620428" name="Graphic 1652620428" descr="Professor male outline"/>
+                    <pic:cNvPr id="1266478739" name="Graphic 1266478739" descr="Earth globe: Asia and Australia with solid fill"/>
                     <pic:cNvPicPr/>
                   </pic:nvPicPr>
                   <pic:blipFill>
@@ -9798,6 +9712,114 @@
           <w:sz w:val="22"/>
           <w:szCs w:val="22"/>
         </w:rPr>
+        <w:t xml:space="preserve">International </w:t>
+      </w:r>
+      <w:r>
+        <w:rPr>
+          <w:rFonts w:ascii="Times New Roman" w:hAnsi="Times New Roman" w:cs="Times New Roman"/>
+          <w:i/>
+          <w:iCs/>
+          <w:sz w:val="22"/>
+          <w:szCs w:val="22"/>
+        </w:rPr>
+        <w:t>Conference</w:t>
+      </w:r>
+    </w:p>
+    <w:p>
+      <w:pPr>
+        <w:tabs>
+          <w:tab w:val="right" w:pos="1701"/>
+          <w:tab w:val="left" w:pos="1843"/>
+          <w:tab w:val="right" w:pos="9356"/>
+        </w:tabs>
+        <w:spacing w:after="0" w:line="240" w:lineRule="auto"/>
+        <w:rPr>
+          <w:rFonts w:ascii="Times New Roman" w:hAnsi="Times New Roman" w:cs="Times New Roman"/>
+          <w:i/>
+          <w:iCs/>
+          <w:sz w:val="22"/>
+          <w:szCs w:val="22"/>
+        </w:rPr>
+      </w:pPr>
+      <w:r>
+        <w:rPr>
+          <w:rFonts w:ascii="Times New Roman" w:hAnsi="Times New Roman" w:cs="Times New Roman"/>
+          <w:i/>
+          <w:iCs/>
+          <w:sz w:val="22"/>
+          <w:szCs w:val="22"/>
+        </w:rPr>
+        <w:tab/>
+      </w:r>
+      <w:r>
+        <w:rPr>
+          <w:rFonts w:ascii="Times New Roman" w:hAnsi="Times New Roman" w:cs="Times New Roman"/>
+          <w:b/>
+          <w:bCs/>
+          <w:noProof/>
+          <w:sz w:val="22"/>
+          <w:szCs w:val="22"/>
+        </w:rPr>
+        <w:drawing>
+          <wp:inline distT="0" distB="0" distL="0" distR="0" wp14:anchorId="4394CE01" wp14:editId="1F68DD9B">
+            <wp:extent cx="108000" cy="108000"/>
+            <wp:effectExtent l="0" t="0" r="6350" b="6350"/>
+            <wp:docPr id="1652620428" name="Graphic 8" descr="Professor male outline"/>
+            <wp:cNvGraphicFramePr>
+              <a:graphicFrameLocks xmlns:a="http://schemas.openxmlformats.org/drawingml/2006/main" noChangeAspect="1"/>
+            </wp:cNvGraphicFramePr>
+            <a:graphic xmlns:a="http://schemas.openxmlformats.org/drawingml/2006/main">
+              <a:graphicData uri="http://schemas.openxmlformats.org/drawingml/2006/picture">
+                <pic:pic xmlns:pic="http://schemas.openxmlformats.org/drawingml/2006/picture">
+                  <pic:nvPicPr>
+                    <pic:cNvPr id="1652620428" name="Graphic 1652620428" descr="Professor male outline"/>
+                    <pic:cNvPicPr/>
+                  </pic:nvPicPr>
+                  <pic:blipFill>
+                    <a:blip r:embed="rId44">
+                      <a:extLst>
+                        <a:ext uri="{96DAC541-7B7A-43D3-8B79-37D633B846F1}">
+                          <asvg:svgBlip xmlns:asvg="http://schemas.microsoft.com/office/drawing/2016/SVG/main" r:embed="rId45"/>
+                        </a:ext>
+                      </a:extLst>
+                    </a:blip>
+                    <a:stretch>
+                      <a:fillRect/>
+                    </a:stretch>
+                  </pic:blipFill>
+                  <pic:spPr>
+                    <a:xfrm>
+                      <a:off x="0" y="0"/>
+                      <a:ext cx="108000" cy="108000"/>
+                    </a:xfrm>
+                    <a:prstGeom prst="rect">
+                      <a:avLst/>
+                    </a:prstGeom>
+                  </pic:spPr>
+                </pic:pic>
+              </a:graphicData>
+            </a:graphic>
+          </wp:inline>
+        </w:drawing>
+      </w:r>
+      <w:r>
+        <w:rPr>
+          <w:rFonts w:ascii="Times New Roman" w:hAnsi="Times New Roman" w:cs="Times New Roman"/>
+          <w:b/>
+          <w:bCs/>
+          <w:sz w:val="22"/>
+          <w:szCs w:val="22"/>
+        </w:rPr>
+        <w:tab/>
+      </w:r>
+      <w:r>
+        <w:rPr>
+          <w:rFonts w:ascii="Times New Roman" w:hAnsi="Times New Roman" w:cs="Times New Roman"/>
+          <w:i/>
+          <w:iCs/>
+          <w:sz w:val="22"/>
+          <w:szCs w:val="22"/>
+        </w:rPr>
         <w:t>Peer-reviewed</w:t>
       </w:r>
     </w:p>
@@ -9852,10 +9874,10 @@
                     <pic:cNvPicPr/>
                   </pic:nvPicPr>
                   <pic:blipFill>
-                    <a:blip r:embed="rId44">
+                    <a:blip r:embed="rId46">
                       <a:extLst>
                         <a:ext uri="{96DAC541-7B7A-43D3-8B79-37D633B846F1}">
-                          <asvg:svgBlip xmlns:asvg="http://schemas.microsoft.com/office/drawing/2016/SVG/main" r:embed="rId45"/>
+                          <asvg:svgBlip xmlns:asvg="http://schemas.microsoft.com/office/drawing/2016/SVG/main" r:embed="rId47"/>
                         </a:ext>
                       </a:extLst>
                     </a:blip>
@@ -10131,9 +10153,9 @@
           <w:rFonts w:ascii="Times New Roman" w:hAnsi="Times New Roman" w:cs="Times New Roman"/>
           <w:noProof/>
         </w:rPr>
-        <w:pict w14:anchorId="51BCFCF0">
-          <v:shape id="Graphic 8" o:spid="_x0000_i1029" type="#_x0000_t75" alt="Professor male outline" style="width:9.2pt;height:9.2pt;visibility:visible;mso-wrap-style:square">
-            <v:imagedata r:id="rId46" o:title="Professor male outline"/>
+        <w:pict w14:anchorId="0BB9CDF5">
+          <v:shape id="Graphic 8" o:spid="_x0000_i1029" type="#_x0000_t75" alt="Professor male outline" style="width:9.05pt;height:9.05pt;visibility:visible;mso-wrap-style:square">
+            <v:imagedata r:id="rId48" o:title="Professor male outline"/>
             <o:lock v:ext="edit" rotation="t" cropping="t" verticies="t"/>
           </v:shape>
         </w:pict>
@@ -10354,7 +10376,7 @@
                     </pic:cNvPicPr>
                   </pic:nvPicPr>
                   <pic:blipFill>
-                    <a:blip r:embed="rId42"/>
+                    <a:blip r:embed="rId44"/>
                     <a:stretch>
                       <a:fillRect/>
                     </a:stretch>
@@ -10777,7 +10799,7 @@
                     </pic:cNvPicPr>
                   </pic:nvPicPr>
                   <pic:blipFill>
-                    <a:blip r:embed="rId42"/>
+                    <a:blip r:embed="rId44"/>
                     <a:stretch>
                       <a:fillRect/>
                     </a:stretch>
@@ -11070,7 +11092,6 @@
           <w:sz w:val="22"/>
           <w:szCs w:val="22"/>
         </w:rPr>
-        <w:lastRenderedPageBreak/>
         <w:tab/>
       </w:r>
       <w:r>
@@ -11096,7 +11117,7 @@
                     </pic:cNvPicPr>
                   </pic:nvPicPr>
                   <pic:blipFill>
-                    <a:blip r:embed="rId42"/>
+                    <a:blip r:embed="rId44"/>
                     <a:stretch>
                       <a:fillRect/>
                     </a:stretch>
@@ -11224,7 +11245,7 @@
         </w:rPr>
         <w:t xml:space="preserve"> </w:t>
       </w:r>
-      <w:hyperlink r:id="rId47" w:history="1">
+      <w:hyperlink r:id="rId49" w:history="1">
         <w:r>
           <w:rPr>
             <w:rStyle w:val="Hyperlink"/>
@@ -11478,6 +11499,7 @@
           <w:sz w:val="22"/>
           <w:szCs w:val="22"/>
         </w:rPr>
+        <w:lastRenderedPageBreak/>
         <mc:AlternateContent>
           <mc:Choice Requires="wps">
             <w:drawing>
@@ -11616,9 +11638,9 @@
           <w:rFonts w:ascii="Times New Roman" w:hAnsi="Times New Roman" w:cs="Times New Roman"/>
           <w:noProof/>
         </w:rPr>
-        <w:pict w14:anchorId="434B12EE">
-          <v:shape id="Picture 16" o:spid="_x0000_i1028" type="#_x0000_t75" alt="Earth globe: Asia and Australia with solid fill" style="width:8.2pt;height:8.2pt;visibility:visible;mso-wrap-style:square">
-            <v:imagedata r:id="rId48" o:title=" Asia and Australia with solid fill"/>
+        <w:pict w14:anchorId="194EE108">
+          <v:shape id="Picture 16" o:spid="_x0000_i1028" type="#_x0000_t75" alt="Earth globe: Asia and Australia with solid fill" style="width:8pt;height:8pt;visibility:visible;mso-wrap-style:square">
+            <v:imagedata r:id="rId50" o:title=" Asia and Australia with solid fill"/>
             <o:lock v:ext="edit" rotation="t" cropping="t" verticies="t"/>
           </v:shape>
         </w:pict>
@@ -11646,7 +11668,7 @@
                     </pic:cNvPicPr>
                   </pic:nvPicPr>
                   <pic:blipFill>
-                    <a:blip r:embed="rId42"/>
+                    <a:blip r:embed="rId44"/>
                     <a:stretch>
                       <a:fillRect/>
                     </a:stretch>
@@ -12117,7 +12139,7 @@
                     </pic:cNvPicPr>
                   </pic:nvPicPr>
                   <pic:blipFill>
-                    <a:blip r:embed="rId38"/>
+                    <a:blip r:embed="rId40"/>
                     <a:stretch>
                       <a:fillRect/>
                     </a:stretch>
@@ -12142,9 +12164,9 @@
           <w:rFonts w:ascii="Times New Roman" w:hAnsi="Times New Roman" w:cs="Times New Roman"/>
           <w:noProof/>
         </w:rPr>
-        <w:pict w14:anchorId="621B3974">
-          <v:shape id="Picture 15" o:spid="_x0000_i1027" type="#_x0000_t75" alt="Earth globe: Asia and Australia with solid fill" style="width:8.2pt;height:8.2pt;visibility:visible;mso-wrap-style:square">
-            <v:imagedata r:id="rId48" o:title=" Asia and Australia with solid fill"/>
+        <w:pict w14:anchorId="2A87FA1F">
+          <v:shape id="Picture 15" o:spid="_x0000_i1027" type="#_x0000_t75" alt="Earth globe: Asia and Australia with solid fill" style="width:8pt;height:8pt;visibility:visible;mso-wrap-style:square">
+            <v:imagedata r:id="rId50" o:title=" Asia and Australia with solid fill"/>
             <o:lock v:ext="edit" rotation="t" cropping="t" verticies="t"/>
           </v:shape>
         </w:pict>
@@ -12172,7 +12194,7 @@
                     </pic:cNvPicPr>
                   </pic:nvPicPr>
                   <pic:blipFill>
-                    <a:blip r:embed="rId42"/>
+                    <a:blip r:embed="rId44"/>
                     <a:stretch>
                       <a:fillRect/>
                     </a:stretch>
@@ -12322,7 +12344,7 @@
         <w:tab/>
         <w:t xml:space="preserve">Desrochers, Chris A. Easthope, Caroline Paquette. </w:t>
       </w:r>
-      <w:hyperlink r:id="rId49" w:history="1">
+      <w:hyperlink r:id="rId51" w:history="1">
         <w:r>
           <w:rPr>
             <w:rStyle w:val="Hyperlink"/>
@@ -12467,9 +12489,9 @@
           <w:rFonts w:ascii="Times New Roman" w:hAnsi="Times New Roman" w:cs="Times New Roman"/>
           <w:noProof/>
         </w:rPr>
-        <w:pict w14:anchorId="7F30A6AF">
-          <v:shape id="Graphic 7" o:spid="_x0000_i1026" type="#_x0000_t75" alt="Earth globe: Asia and Australia with solid fill" style="width:9.2pt;height:9.2pt;visibility:visible;mso-wrap-style:square">
-            <v:imagedata r:id="rId50" o:title=" Asia and Australia with solid fill"/>
+        <w:pict w14:anchorId="1F655AD2">
+          <v:shape id="Graphic 7" o:spid="_x0000_i1026" type="#_x0000_t75" alt="Earth globe: Asia and Australia with solid fill" style="width:9.05pt;height:9.05pt;visibility:visible;mso-wrap-style:square">
+            <v:imagedata r:id="rId52" o:title=" Asia and Australia with solid fill"/>
             <o:lock v:ext="edit" rotation="t" cropping="t" verticies="t"/>
           </v:shape>
         </w:pict>
@@ -12497,7 +12519,7 @@
                     </pic:cNvPicPr>
                   </pic:nvPicPr>
                   <pic:blipFill>
-                    <a:blip r:embed="rId42"/>
+                    <a:blip r:embed="rId44"/>
                     <a:stretch>
                       <a:fillRect/>
                     </a:stretch>
@@ -12638,7 +12660,7 @@
         <w:tab/>
         <w:t xml:space="preserve">Lajeunesse, Frederike Parent-L’Ecuyer, Caroline Paquette. </w:t>
       </w:r>
-      <w:hyperlink r:id="rId51" w:history="1">
+      <w:hyperlink r:id="rId53" w:history="1">
         <w:r>
           <w:rPr>
             <w:rStyle w:val="Hyperlink"/>
@@ -12945,7 +12967,7 @@
                     </pic:cNvPicPr>
                   </pic:nvPicPr>
                   <pic:blipFill>
-                    <a:blip r:embed="rId52" cstate="print">
+                    <a:blip r:embed="rId54" cstate="print">
                       <a:extLst>
                         <a:ext uri="{28A0092B-C50C-407E-A947-70E740481C1C}">
                           <a14:useLocalDpi xmlns:a14="http://schemas.microsoft.com/office/drawing/2010/main" val="0"/>
@@ -12999,7 +13021,7 @@
                     </pic:cNvPicPr>
                   </pic:nvPicPr>
                   <pic:blipFill>
-                    <a:blip r:embed="rId42"/>
+                    <a:blip r:embed="rId44"/>
                     <a:stretch>
                       <a:fillRect/>
                     </a:stretch>
@@ -13286,7 +13308,7 @@
                     </pic:cNvPicPr>
                   </pic:nvPicPr>
                   <pic:blipFill>
-                    <a:blip r:embed="rId52" cstate="print">
+                    <a:blip r:embed="rId54" cstate="print">
                       <a:extLst>
                         <a:ext uri="{28A0092B-C50C-407E-A947-70E740481C1C}">
                           <a14:useLocalDpi xmlns:a14="http://schemas.microsoft.com/office/drawing/2010/main" val="0"/>
@@ -13340,7 +13362,7 @@
                     </pic:cNvPicPr>
                   </pic:nvPicPr>
                   <pic:blipFill>
-                    <a:blip r:embed="rId42"/>
+                    <a:blip r:embed="rId44"/>
                     <a:stretch>
                       <a:fillRect/>
                     </a:stretch>
@@ -13788,7 +13810,7 @@
                     </pic:cNvPicPr>
                   </pic:nvPicPr>
                   <pic:blipFill>
-                    <a:blip r:embed="rId42"/>
+                    <a:blip r:embed="rId44"/>
                     <a:stretch>
                       <a:fillRect/>
                     </a:stretch>
@@ -14142,7 +14164,7 @@
                     </pic:cNvPicPr>
                   </pic:nvPicPr>
                   <pic:blipFill>
-                    <a:blip r:embed="rId38"/>
+                    <a:blip r:embed="rId40"/>
                     <a:stretch>
                       <a:fillRect/>
                     </a:stretch>
@@ -14185,7 +14207,7 @@
                     </pic:cNvPicPr>
                   </pic:nvPicPr>
                   <pic:blipFill>
-                    <a:blip r:embed="rId52" cstate="print">
+                    <a:blip r:embed="rId54" cstate="print">
                       <a:extLst>
                         <a:ext uri="{28A0092B-C50C-407E-A947-70E740481C1C}">
                           <a14:useLocalDpi xmlns:a14="http://schemas.microsoft.com/office/drawing/2010/main" val="0"/>
@@ -14239,7 +14261,7 @@
                     </pic:cNvPicPr>
                   </pic:nvPicPr>
                   <pic:blipFill>
-                    <a:blip r:embed="rId42"/>
+                    <a:blip r:embed="rId44"/>
                     <a:stretch>
                       <a:fillRect/>
                     </a:stretch>
@@ -14536,7 +14558,7 @@
                     </pic:cNvPicPr>
                   </pic:nvPicPr>
                   <pic:blipFill>
-                    <a:blip r:embed="rId52" cstate="print">
+                    <a:blip r:embed="rId54" cstate="print">
                       <a:extLst>
                         <a:ext uri="{28A0092B-C50C-407E-A947-70E740481C1C}">
                           <a14:useLocalDpi xmlns:a14="http://schemas.microsoft.com/office/drawing/2010/main" val="0"/>
@@ -14590,7 +14612,7 @@
                     </pic:cNvPicPr>
                   </pic:nvPicPr>
                   <pic:blipFill>
-                    <a:blip r:embed="rId42"/>
+                    <a:blip r:embed="rId44"/>
                     <a:stretch>
                       <a:fillRect/>
                     </a:stretch>
@@ -14865,7 +14887,7 @@
                     </pic:cNvPicPr>
                   </pic:nvPicPr>
                   <pic:blipFill>
-                    <a:blip r:embed="rId52" cstate="print">
+                    <a:blip r:embed="rId54" cstate="print">
                       <a:extLst>
                         <a:ext uri="{28A0092B-C50C-407E-A947-70E740481C1C}">
                           <a14:useLocalDpi xmlns:a14="http://schemas.microsoft.com/office/drawing/2010/main" val="0"/>
@@ -14919,7 +14941,7 @@
                     </pic:cNvPicPr>
                   </pic:nvPicPr>
                   <pic:blipFill>
-                    <a:blip r:embed="rId42"/>
+                    <a:blip r:embed="rId44"/>
                     <a:stretch>
                       <a:fillRect/>
                     </a:stretch>
@@ -15060,7 +15082,6 @@
           <w:sz w:val="22"/>
           <w:szCs w:val="22"/>
         </w:rPr>
-        <w:lastRenderedPageBreak/>
         <w:tab/>
       </w:r>
       <w:r>
@@ -15229,7 +15250,7 @@
                     </pic:cNvPicPr>
                   </pic:nvPicPr>
                   <pic:blipFill>
-                    <a:blip r:embed="rId42"/>
+                    <a:blip r:embed="rId44"/>
                     <a:stretch>
                       <a:fillRect/>
                     </a:stretch>
@@ -15370,6 +15391,7 @@
           <w:sz w:val="22"/>
           <w:szCs w:val="22"/>
         </w:rPr>
+        <w:lastRenderedPageBreak/>
         <w:tab/>
       </w:r>
       <w:r>
@@ -15591,7 +15613,7 @@
                     </pic:cNvPicPr>
                   </pic:nvPicPr>
                   <pic:blipFill>
-                    <a:blip r:embed="rId42"/>
+                    <a:blip r:embed="rId44"/>
                     <a:stretch>
                       <a:fillRect/>
                     </a:stretch>
@@ -15931,7 +15953,7 @@
                     </pic:cNvPicPr>
                   </pic:nvPicPr>
                   <pic:blipFill>
-                    <a:blip r:embed="rId42"/>
+                    <a:blip r:embed="rId44"/>
                     <a:stretch>
                       <a:fillRect/>
                     </a:stretch>
@@ -16266,7 +16288,7 @@
                     </pic:cNvPicPr>
                   </pic:nvPicPr>
                   <pic:blipFill>
-                    <a:blip r:embed="rId42"/>
+                    <a:blip r:embed="rId44"/>
                     <a:stretch>
                       <a:fillRect/>
                     </a:stretch>
@@ -16608,7 +16630,7 @@
                     </pic:cNvPicPr>
                   </pic:nvPicPr>
                   <pic:blipFill>
-                    <a:blip r:embed="rId52" cstate="print">
+                    <a:blip r:embed="rId54" cstate="print">
                       <a:extLst>
                         <a:ext uri="{28A0092B-C50C-407E-A947-70E740481C1C}">
                           <a14:useLocalDpi xmlns:a14="http://schemas.microsoft.com/office/drawing/2010/main" val="0"/>
@@ -16662,7 +16684,7 @@
                     </pic:cNvPicPr>
                   </pic:nvPicPr>
                   <pic:blipFill>
-                    <a:blip r:embed="rId42"/>
+                    <a:blip r:embed="rId44"/>
                     <a:stretch>
                       <a:fillRect/>
                     </a:stretch>
@@ -16944,7 +16966,7 @@
                     </pic:cNvPicPr>
                   </pic:nvPicPr>
                   <pic:blipFill>
-                    <a:blip r:embed="rId52" cstate="print">
+                    <a:blip r:embed="rId54" cstate="print">
                       <a:extLst>
                         <a:ext uri="{28A0092B-C50C-407E-A947-70E740481C1C}">
                           <a14:useLocalDpi xmlns:a14="http://schemas.microsoft.com/office/drawing/2010/main" val="0"/>
@@ -16998,7 +17020,7 @@
                     </pic:cNvPicPr>
                   </pic:nvPicPr>
                   <pic:blipFill>
-                    <a:blip r:embed="rId42"/>
+                    <a:blip r:embed="rId44"/>
                     <a:stretch>
                       <a:fillRect/>
                     </a:stretch>
@@ -17413,218 +17435,6 @@
         </w:rPr>
         <w:t xml:space="preserve"> </w:t>
       </w:r>
-      <w:hyperlink r:id="rId53" w:history="1">
-        <w:r>
-          <w:rPr>
-            <w:rStyle w:val="Hyperlink"/>
-            <w:rFonts w:ascii="Times New Roman" w:hAnsi="Times New Roman" w:cs="Times New Roman"/>
-            <w:color w:val="auto"/>
-            <w:sz w:val="22"/>
-            <w:szCs w:val="22"/>
-            <w:bdr w:val="single" w:sz="4" w:space="0" w:color="60CAF3" w:themeColor="accent4" w:themeTint="99"/>
-          </w:rPr>
-          <w:t>What if walking could help track the progression of Parkinson's disease?</w:t>
-        </w:r>
-      </w:hyperlink>
-      <w:r>
-        <w:rPr>
-          <w:rFonts w:ascii="Times New Roman" w:hAnsi="Times New Roman" w:cs="Times New Roman"/>
-          <w:i/>
-          <w:iCs/>
-          <w:sz w:val="22"/>
-          <w:szCs w:val="22"/>
-        </w:rPr>
-        <w:t xml:space="preserve"> </w:t>
-      </w:r>
-      <w:r>
-        <w:rPr>
-          <w:rFonts w:ascii="Times New Roman" w:hAnsi="Times New Roman" w:cs="Times New Roman"/>
-          <w:i/>
-          <w:iCs/>
-          <w:sz w:val="22"/>
-          <w:szCs w:val="22"/>
-        </w:rPr>
-        <w:tab/>
-      </w:r>
-      <w:r>
-        <w:rPr>
-          <w:rFonts w:ascii="Times New Roman" w:hAnsi="Times New Roman" w:cs="Times New Roman"/>
-          <w:i/>
-          <w:iCs/>
-          <w:sz w:val="22"/>
-          <w:szCs w:val="22"/>
-        </w:rPr>
-        <w:tab/>
-      </w:r>
-      <w:r>
-        <w:rPr>
-          <w:rFonts w:ascii="Times New Roman" w:hAnsi="Times New Roman" w:cs="Times New Roman"/>
-          <w:i/>
-          <w:iCs/>
-          <w:sz w:val="22"/>
-          <w:szCs w:val="22"/>
-        </w:rPr>
-        <w:t xml:space="preserve">TED-like talk at NeuroLingo, Montreal, CA </w:t>
-      </w:r>
-      <w:r>
-        <w:rPr>
-          <w:rFonts w:ascii="Times New Roman" w:hAnsi="Times New Roman" w:cs="Times New Roman"/>
-          <w:i/>
-          <w:iCs/>
-          <w:sz w:val="22"/>
-          <w:szCs w:val="22"/>
-        </w:rPr>
-        <w:t>(</w:t>
-      </w:r>
-      <w:r>
-        <w:rPr>
-          <w:rFonts w:ascii="Times New Roman" w:hAnsi="Times New Roman" w:cs="Times New Roman"/>
-          <w:i/>
-          <w:iCs/>
-          <w:sz w:val="22"/>
-          <w:szCs w:val="22"/>
-        </w:rPr>
-        <w:t xml:space="preserve">Fall </w:t>
-      </w:r>
-      <w:r>
-        <w:rPr>
-          <w:rFonts w:ascii="Times New Roman" w:hAnsi="Times New Roman" w:cs="Times New Roman"/>
-          <w:i/>
-          <w:iCs/>
-          <w:sz w:val="22"/>
-          <w:szCs w:val="22"/>
-        </w:rPr>
-        <w:t>202</w:t>
-      </w:r>
-      <w:r>
-        <w:rPr>
-          <w:rFonts w:ascii="Times New Roman" w:hAnsi="Times New Roman" w:cs="Times New Roman"/>
-          <w:i/>
-          <w:iCs/>
-          <w:sz w:val="22"/>
-          <w:szCs w:val="22"/>
-        </w:rPr>
-        <w:t>4</w:t>
-      </w:r>
-      <w:r>
-        <w:rPr>
-          <w:rFonts w:ascii="Times New Roman" w:hAnsi="Times New Roman" w:cs="Times New Roman"/>
-          <w:i/>
-          <w:iCs/>
-          <w:sz w:val="22"/>
-          <w:szCs w:val="22"/>
-        </w:rPr>
-        <w:t>)</w:t>
-      </w:r>
-      <w:r>
-        <w:rPr>
-          <w:rFonts w:ascii="Times New Roman" w:hAnsi="Times New Roman" w:cs="Times New Roman"/>
-          <w:i/>
-          <w:iCs/>
-          <w:sz w:val="22"/>
-          <w:szCs w:val="22"/>
-        </w:rPr>
-        <w:t xml:space="preserve"> – Knowledge Translation</w:t>
-      </w:r>
-    </w:p>
-    <w:p>
-      <w:pPr>
-        <w:tabs>
-          <w:tab w:val="right" w:pos="1701"/>
-          <w:tab w:val="left" w:pos="1843"/>
-          <w:tab w:val="right" w:pos="9356"/>
-        </w:tabs>
-        <w:spacing w:before="80" w:after="0" w:line="240" w:lineRule="auto"/>
-        <w:jc w:val="both"/>
-        <w:rPr>
-          <w:rFonts w:ascii="Times New Roman" w:hAnsi="Times New Roman" w:cs="Times New Roman"/>
-          <w:i/>
-          <w:iCs/>
-          <w:color w:val="C00000"/>
-          <w:sz w:val="22"/>
-          <w:szCs w:val="22"/>
-        </w:rPr>
-      </w:pPr>
-      <w:r>
-        <w:rPr>
-          <w:rFonts w:ascii="Times New Roman" w:hAnsi="Times New Roman" w:cs="Times New Roman"/>
-          <w:i/>
-          <w:iCs/>
-          <w:sz w:val="22"/>
-          <w:szCs w:val="22"/>
-        </w:rPr>
-        <w:tab/>
-      </w:r>
-      <w:r>
-        <w:rPr>
-          <w:rFonts w:ascii="Times New Roman" w:hAnsi="Times New Roman" w:cs="Times New Roman"/>
-          <w:b/>
-          <w:noProof/>
-        </w:rPr>
-        <w:pict w14:anchorId="60FF983A">
-          <v:shape id="Graphic 2" o:spid="_x0000_i1025" type="#_x0000_t75" alt="List with solid fill" style="width:8.7pt;height:9.2pt;visibility:visible" o:gfxdata="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" o:bullet="t">
-            <v:imagedata r:id="rId54" o:title="" cropright="-4096f"/>
-          </v:shape>
-        </w:pict>
-      </w:r>
-      <w:r>
-        <w:rPr>
-          <w:rFonts w:ascii="Times New Roman" w:hAnsi="Times New Roman" w:cs="Times New Roman"/>
-          <w:i/>
-          <w:iCs/>
-          <w:sz w:val="22"/>
-          <w:szCs w:val="22"/>
-        </w:rPr>
-        <w:t xml:space="preserve"> </w:t>
-      </w:r>
-      <w:r>
-        <w:rPr>
-          <w:rFonts w:ascii="Times New Roman" w:hAnsi="Times New Roman" w:cs="Times New Roman"/>
-          <w:i/>
-          <w:iCs/>
-          <w:sz w:val="22"/>
-          <w:szCs w:val="22"/>
-        </w:rPr>
-        <w:t>T.0</w:t>
-      </w:r>
-      <w:r>
-        <w:rPr>
-          <w:rFonts w:ascii="Times New Roman" w:hAnsi="Times New Roman" w:cs="Times New Roman"/>
-          <w:i/>
-          <w:iCs/>
-          <w:sz w:val="22"/>
-          <w:szCs w:val="22"/>
-        </w:rPr>
-        <w:t>1</w:t>
-      </w:r>
-      <w:r>
-        <w:rPr>
-          <w:rFonts w:ascii="Times New Roman" w:hAnsi="Times New Roman" w:cs="Times New Roman"/>
-          <w:i/>
-          <w:iCs/>
-          <w:sz w:val="22"/>
-          <w:szCs w:val="22"/>
-        </w:rPr>
-        <w:tab/>
-      </w:r>
-      <w:r>
-        <w:rPr>
-          <w:rFonts w:ascii="Times New Roman" w:hAnsi="Times New Roman" w:cs="Times New Roman"/>
-          <w:b/>
-          <w:bCs/>
-          <w:sz w:val="22"/>
-          <w:szCs w:val="22"/>
-        </w:rPr>
-        <w:t>Cyrille E. Mvomo.</w:t>
-      </w:r>
-      <w:r>
-        <w:rPr>
-          <w:rFonts w:ascii="Times New Roman" w:hAnsi="Times New Roman" w:cs="Times New Roman"/>
-          <w:sz w:val="22"/>
-          <w:szCs w:val="22"/>
-        </w:rPr>
-        <w:t xml:space="preserve"> </w:t>
-      </w:r>
       <w:hyperlink r:id="rId55" w:history="1">
         <w:r>
           <w:rPr>
@@ -17676,6 +17486,218 @@
           <w:sz w:val="22"/>
           <w:szCs w:val="22"/>
         </w:rPr>
+        <w:t xml:space="preserve">TED-like talk at NeuroLingo, Montreal, CA </w:t>
+      </w:r>
+      <w:r>
+        <w:rPr>
+          <w:rFonts w:ascii="Times New Roman" w:hAnsi="Times New Roman" w:cs="Times New Roman"/>
+          <w:i/>
+          <w:iCs/>
+          <w:sz w:val="22"/>
+          <w:szCs w:val="22"/>
+        </w:rPr>
+        <w:t>(</w:t>
+      </w:r>
+      <w:r>
+        <w:rPr>
+          <w:rFonts w:ascii="Times New Roman" w:hAnsi="Times New Roman" w:cs="Times New Roman"/>
+          <w:i/>
+          <w:iCs/>
+          <w:sz w:val="22"/>
+          <w:szCs w:val="22"/>
+        </w:rPr>
+        <w:t xml:space="preserve">Fall </w:t>
+      </w:r>
+      <w:r>
+        <w:rPr>
+          <w:rFonts w:ascii="Times New Roman" w:hAnsi="Times New Roman" w:cs="Times New Roman"/>
+          <w:i/>
+          <w:iCs/>
+          <w:sz w:val="22"/>
+          <w:szCs w:val="22"/>
+        </w:rPr>
+        <w:t>202</w:t>
+      </w:r>
+      <w:r>
+        <w:rPr>
+          <w:rFonts w:ascii="Times New Roman" w:hAnsi="Times New Roman" w:cs="Times New Roman"/>
+          <w:i/>
+          <w:iCs/>
+          <w:sz w:val="22"/>
+          <w:szCs w:val="22"/>
+        </w:rPr>
+        <w:t>4</w:t>
+      </w:r>
+      <w:r>
+        <w:rPr>
+          <w:rFonts w:ascii="Times New Roman" w:hAnsi="Times New Roman" w:cs="Times New Roman"/>
+          <w:i/>
+          <w:iCs/>
+          <w:sz w:val="22"/>
+          <w:szCs w:val="22"/>
+        </w:rPr>
+        <w:t>)</w:t>
+      </w:r>
+      <w:r>
+        <w:rPr>
+          <w:rFonts w:ascii="Times New Roman" w:hAnsi="Times New Roman" w:cs="Times New Roman"/>
+          <w:i/>
+          <w:iCs/>
+          <w:sz w:val="22"/>
+          <w:szCs w:val="22"/>
+        </w:rPr>
+        <w:t xml:space="preserve"> – Knowledge Translation</w:t>
+      </w:r>
+    </w:p>
+    <w:p>
+      <w:pPr>
+        <w:tabs>
+          <w:tab w:val="right" w:pos="1701"/>
+          <w:tab w:val="left" w:pos="1843"/>
+          <w:tab w:val="right" w:pos="9356"/>
+        </w:tabs>
+        <w:spacing w:before="80" w:after="0" w:line="240" w:lineRule="auto"/>
+        <w:jc w:val="both"/>
+        <w:rPr>
+          <w:rFonts w:ascii="Times New Roman" w:hAnsi="Times New Roman" w:cs="Times New Roman"/>
+          <w:i/>
+          <w:iCs/>
+          <w:color w:val="C00000"/>
+          <w:sz w:val="22"/>
+          <w:szCs w:val="22"/>
+        </w:rPr>
+      </w:pPr>
+      <w:r>
+        <w:rPr>
+          <w:rFonts w:ascii="Times New Roman" w:hAnsi="Times New Roman" w:cs="Times New Roman"/>
+          <w:i/>
+          <w:iCs/>
+          <w:sz w:val="22"/>
+          <w:szCs w:val="22"/>
+        </w:rPr>
+        <w:tab/>
+      </w:r>
+      <w:r>
+        <w:rPr>
+          <w:rFonts w:ascii="Times New Roman" w:hAnsi="Times New Roman" w:cs="Times New Roman"/>
+          <w:b/>
+          <w:noProof/>
+        </w:rPr>
+        <w:pict w14:anchorId="04C93196">
+          <v:shape id="Graphic 2" o:spid="_x0000_i1025" type="#_x0000_t75" alt="List with solid fill" style="width:8.55pt;height:9.05pt;visibility:visible" o:gfxdata="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" o:bullet="t">
+            <v:imagedata r:id="rId56" o:title="" cropright="-4096f"/>
+          </v:shape>
+        </w:pict>
+      </w:r>
+      <w:r>
+        <w:rPr>
+          <w:rFonts w:ascii="Times New Roman" w:hAnsi="Times New Roman" w:cs="Times New Roman"/>
+          <w:i/>
+          <w:iCs/>
+          <w:sz w:val="22"/>
+          <w:szCs w:val="22"/>
+        </w:rPr>
+        <w:t xml:space="preserve"> </w:t>
+      </w:r>
+      <w:r>
+        <w:rPr>
+          <w:rFonts w:ascii="Times New Roman" w:hAnsi="Times New Roman" w:cs="Times New Roman"/>
+          <w:i/>
+          <w:iCs/>
+          <w:sz w:val="22"/>
+          <w:szCs w:val="22"/>
+        </w:rPr>
+        <w:t>T.0</w:t>
+      </w:r>
+      <w:r>
+        <w:rPr>
+          <w:rFonts w:ascii="Times New Roman" w:hAnsi="Times New Roman" w:cs="Times New Roman"/>
+          <w:i/>
+          <w:iCs/>
+          <w:sz w:val="22"/>
+          <w:szCs w:val="22"/>
+        </w:rPr>
+        <w:t>1</w:t>
+      </w:r>
+      <w:r>
+        <w:rPr>
+          <w:rFonts w:ascii="Times New Roman" w:hAnsi="Times New Roman" w:cs="Times New Roman"/>
+          <w:i/>
+          <w:iCs/>
+          <w:sz w:val="22"/>
+          <w:szCs w:val="22"/>
+        </w:rPr>
+        <w:tab/>
+      </w:r>
+      <w:r>
+        <w:rPr>
+          <w:rFonts w:ascii="Times New Roman" w:hAnsi="Times New Roman" w:cs="Times New Roman"/>
+          <w:b/>
+          <w:bCs/>
+          <w:sz w:val="22"/>
+          <w:szCs w:val="22"/>
+        </w:rPr>
+        <w:t>Cyrille E. Mvomo.</w:t>
+      </w:r>
+      <w:r>
+        <w:rPr>
+          <w:rFonts w:ascii="Times New Roman" w:hAnsi="Times New Roman" w:cs="Times New Roman"/>
+          <w:sz w:val="22"/>
+          <w:szCs w:val="22"/>
+        </w:rPr>
+        <w:t xml:space="preserve"> </w:t>
+      </w:r>
+      <w:hyperlink r:id="rId57" w:history="1">
+        <w:r>
+          <w:rPr>
+            <w:rStyle w:val="Hyperlink"/>
+            <w:rFonts w:ascii="Times New Roman" w:hAnsi="Times New Roman" w:cs="Times New Roman"/>
+            <w:color w:val="auto"/>
+            <w:sz w:val="22"/>
+            <w:szCs w:val="22"/>
+            <w:bdr w:val="single" w:sz="4" w:space="0" w:color="60CAF3" w:themeColor="accent4" w:themeTint="99"/>
+          </w:rPr>
+          <w:t>What if walking could help track the progression of Parkinson's disease?</w:t>
+        </w:r>
+      </w:hyperlink>
+      <w:r>
+        <w:rPr>
+          <w:rFonts w:ascii="Times New Roman" w:hAnsi="Times New Roman" w:cs="Times New Roman"/>
+          <w:i/>
+          <w:iCs/>
+          <w:sz w:val="22"/>
+          <w:szCs w:val="22"/>
+        </w:rPr>
+        <w:t xml:space="preserve"> </w:t>
+      </w:r>
+      <w:r>
+        <w:rPr>
+          <w:rFonts w:ascii="Times New Roman" w:hAnsi="Times New Roman" w:cs="Times New Roman"/>
+          <w:i/>
+          <w:iCs/>
+          <w:sz w:val="22"/>
+          <w:szCs w:val="22"/>
+        </w:rPr>
+        <w:tab/>
+      </w:r>
+      <w:r>
+        <w:rPr>
+          <w:rFonts w:ascii="Times New Roman" w:hAnsi="Times New Roman" w:cs="Times New Roman"/>
+          <w:i/>
+          <w:iCs/>
+          <w:sz w:val="22"/>
+          <w:szCs w:val="22"/>
+        </w:rPr>
+        <w:tab/>
+      </w:r>
+      <w:r>
+        <w:rPr>
+          <w:rFonts w:ascii="Times New Roman" w:hAnsi="Times New Roman" w:cs="Times New Roman"/>
+          <w:i/>
+          <w:iCs/>
+          <w:sz w:val="22"/>
+          <w:szCs w:val="22"/>
+        </w:rPr>
         <w:t>3-minutes thesis</w:t>
       </w:r>
       <w:r>
@@ -18138,7 +18160,7 @@
         </w:rPr>
         <w:t xml:space="preserve">(2023) </w:t>
       </w:r>
-      <w:hyperlink r:id="rId56" w:history="1">
+      <w:hyperlink r:id="rId58" w:history="1">
         <w:r>
           <w:rPr>
             <w:rStyle w:val="Hyperlink"/>
@@ -18328,7 +18350,7 @@
         </w:rPr>
         <w:t xml:space="preserve">(2023) </w:t>
       </w:r>
-      <w:hyperlink r:id="rId57" w:history="1">
+      <w:hyperlink r:id="rId59" w:history="1">
         <w:r>
           <w:rPr>
             <w:rStyle w:val="Hyperlink"/>
@@ -18502,7 +18524,6 @@
           <w:sz w:val="22"/>
           <w:szCs w:val="22"/>
         </w:rPr>
-        <w:lastRenderedPageBreak/>
         <w:tab/>
       </w:r>
       <w:r>
@@ -18559,7 +18580,7 @@
         </w:rPr>
         <w:t xml:space="preserve">) </w:t>
       </w:r>
-      <w:hyperlink r:id="rId58" w:history="1">
+      <w:hyperlink r:id="rId60" w:history="1">
         <w:r>
           <w:rPr>
             <w:rStyle w:val="Hyperlink"/>
@@ -18883,6 +18904,7 @@
           <w:sz w:val="22"/>
           <w:szCs w:val="22"/>
         </w:rPr>
+        <w:lastRenderedPageBreak/>
         <w:tab/>
       </w:r>
       <w:r>
@@ -19215,7 +19237,7 @@
         </w:rPr>
         <w:tab/>
       </w:r>
-      <w:hyperlink r:id="rId59" w:history="1">
+      <w:hyperlink r:id="rId61" w:history="1">
         <w:r>
           <w:rPr>
             <w:rStyle w:val="Hyperlink"/>
@@ -19339,7 +19361,7 @@
         </w:rPr>
         <w:tab/>
       </w:r>
-      <w:hyperlink r:id="rId60" w:history="1">
+      <w:hyperlink r:id="rId62" w:history="1">
         <w:r>
           <w:rPr>
             <w:rStyle w:val="Hyperlink"/>
@@ -19484,7 +19506,7 @@
         </w:rPr>
         <w:tab/>
       </w:r>
-      <w:hyperlink r:id="rId61" w:history="1">
+      <w:hyperlink r:id="rId63" w:history="1">
         <w:r>
           <w:rPr>
             <w:rStyle w:val="Hyperlink"/>
@@ -21245,7 +21267,6 @@
           <w:sz w:val="22"/>
           <w:szCs w:val="22"/>
         </w:rPr>
-        <w:lastRenderedPageBreak/>
         <w:tab/>
       </w:r>
       <w:r>
@@ -21680,6 +21701,7 @@
           <w:sz w:val="22"/>
           <w:szCs w:val="22"/>
         </w:rPr>
+        <w:lastRenderedPageBreak/>
         <w:tab/>
       </w:r>
       <w:r>
@@ -23703,7 +23725,6 @@
           <w:sz w:val="28"/>
           <w:szCs w:val="28"/>
         </w:rPr>
-        <w:lastRenderedPageBreak/>
         <w:tab/>
       </w:r>
       <w:r>
@@ -24116,8 +24137,8 @@
       </w:pPr>
     </w:p>
     <w:sectPr>
-      <w:footerReference w:type="even" r:id="rId62"/>
-      <w:footerReference w:type="default" r:id="rId63"/>
+      <w:footerReference w:type="even" r:id="rId64"/>
+      <w:footerReference w:type="default" r:id="rId65"/>
       <w:pgSz w:w="12240" w:h="15840"/>
       <w:pgMar w:top="1134" w:right="1134" w:bottom="1134" w:left="1134" w:header="709" w:footer="709" w:gutter="0"/>
       <w:cols w:space="708"/>
@@ -24834,7 +24855,7 @@
   <w:style w:type="paragraph" w:default="1" w:styleId="Normal">
     <w:name w:val="Normal"/>
     <w:qFormat/>
-    <w:rsid w:val="002668F3"/>
+    <w:rsid w:val="005A2C1B"/>
     <w:rPr>
       <w:lang w:val="en-US"/>
     </w:rPr>

--- a/CV_Cyrille_April_4_2026.docx
+++ b/CV_Cyrille_April_4_2026.docx
@@ -477,10 +477,10 @@
                                     <pic:cNvPicPr/>
                                   </pic:nvPicPr>
                                   <pic:blipFill>
-                                    <a:blip r:embed="rId7">
+                                    <a:blip r:embed="rId16">
                                       <a:extLst>
                                         <a:ext uri="{96DAC541-7B7A-43D3-8B79-37D633B846F1}">
-                                          <asvg:svgBlip xmlns:asvg="http://schemas.microsoft.com/office/drawing/2016/SVG/main" r:embed="rId8"/>
+                                          <asvg:svgBlip xmlns:asvg="http://schemas.microsoft.com/office/drawing/2016/SVG/main" r:embed="rId17"/>
                                         </a:ext>
                                       </a:extLst>
                                     </a:blip>
@@ -549,10 +549,10 @@
                                     <pic:cNvPicPr/>
                                   </pic:nvPicPr>
                                   <pic:blipFill>
-                                    <a:blip r:embed="rId9">
+                                    <a:blip r:embed="rId18">
                                       <a:extLst>
                                         <a:ext uri="{96DAC541-7B7A-43D3-8B79-37D633B846F1}">
-                                          <asvg:svgBlip xmlns:asvg="http://schemas.microsoft.com/office/drawing/2016/SVG/main" r:embed="rId10"/>
+                                          <asvg:svgBlip xmlns:asvg="http://schemas.microsoft.com/office/drawing/2016/SVG/main" r:embed="rId19"/>
                                         </a:ext>
                                       </a:extLst>
                                     </a:blip>
@@ -583,7 +583,7 @@
                         </w:rPr>
                         <w:t xml:space="preserve"> </w:t>
                       </w:r>
-                      <w:hyperlink r:id="rId16" w:history="1">
+                      <w:hyperlink r:id="rId20" w:history="1">
                         <w:r>
                           <w:rPr>
                             <w:rStyle w:val="Hyperlink"/>
@@ -627,10 +627,10 @@
                                     <pic:cNvPicPr/>
                                   </pic:nvPicPr>
                                   <pic:blipFill rotWithShape="1">
-                                    <a:blip r:embed="rId12">
+                                    <a:blip r:embed="rId21">
                                       <a:extLst>
                                         <a:ext uri="{96DAC541-7B7A-43D3-8B79-37D633B846F1}">
-                                          <asvg:svgBlip xmlns:asvg="http://schemas.microsoft.com/office/drawing/2016/SVG/main" r:embed="rId13"/>
+                                          <asvg:svgBlip xmlns:asvg="http://schemas.microsoft.com/office/drawing/2016/SVG/main" r:embed="rId22"/>
                                         </a:ext>
                                       </a:extLst>
                                     </a:blip>
@@ -701,10 +701,10 @@
                                     <pic:cNvPicPr/>
                                   </pic:nvPicPr>
                                   <pic:blipFill>
-                                    <a:blip r:embed="rId14">
+                                    <a:blip r:embed="rId23">
                                       <a:extLst>
                                         <a:ext uri="{96DAC541-7B7A-43D3-8B79-37D633B846F1}">
-                                          <asvg:svgBlip xmlns:asvg="http://schemas.microsoft.com/office/drawing/2016/SVG/main" r:embed="rId15"/>
+                                          <asvg:svgBlip xmlns:asvg="http://schemas.microsoft.com/office/drawing/2016/SVG/main" r:embed="rId24"/>
                                         </a:ext>
                                       </a:extLst>
                                     </a:blip>
@@ -1214,25 +1214,9 @@
           <w:sz w:val="21"/>
           <w:szCs w:val="21"/>
         </w:rPr>
-        <w:t xml:space="preserve">discover Cyrille’s </w:t>
-      </w:r>
-      <w:r>
-        <w:rPr>
-          <w:rFonts w:ascii="Times New Roman" w:hAnsi="Times New Roman" w:cs="Times New Roman"/>
-          <w:sz w:val="21"/>
-          <w:szCs w:val="21"/>
-        </w:rPr>
-        <w:t>vision</w:t>
-      </w:r>
-      <w:r>
-        <w:rPr>
-          <w:rFonts w:ascii="Times New Roman" w:hAnsi="Times New Roman" w:cs="Times New Roman"/>
-          <w:sz w:val="21"/>
-          <w:szCs w:val="21"/>
-        </w:rPr>
-        <w:t xml:space="preserve">, visit: </w:t>
-      </w:r>
-      <w:hyperlink r:id="rId17" w:history="1">
+        <w:t xml:space="preserve">discover Cyrille, visit: </w:t>
+      </w:r>
+      <w:hyperlink r:id="rId25" w:history="1">
         <w:r>
           <w:rPr>
             <w:rStyle w:val="Hyperlink"/>
@@ -1384,10 +1368,10 @@
                     <pic:cNvPicPr/>
                   </pic:nvPicPr>
                   <pic:blipFill>
-                    <a:blip r:embed="rId18">
+                    <a:blip r:embed="rId26">
                       <a:extLst>
                         <a:ext uri="{96DAC541-7B7A-43D3-8B79-37D633B846F1}">
-                          <asvg:svgBlip xmlns:asvg="http://schemas.microsoft.com/office/drawing/2016/SVG/main" r:embed="rId19"/>
+                          <asvg:svgBlip xmlns:asvg="http://schemas.microsoft.com/office/drawing/2016/SVG/main" r:embed="rId27"/>
                         </a:ext>
                       </a:extLst>
                     </a:blip>
@@ -1492,10 +1476,10 @@
                     <pic:cNvPicPr/>
                   </pic:nvPicPr>
                   <pic:blipFill>
-                    <a:blip r:embed="rId20">
+                    <a:blip r:embed="rId28">
                       <a:extLst>
                         <a:ext uri="{96DAC541-7B7A-43D3-8B79-37D633B846F1}">
-                          <asvg:svgBlip xmlns:asvg="http://schemas.microsoft.com/office/drawing/2016/SVG/main" r:embed="rId21"/>
+                          <asvg:svgBlip xmlns:asvg="http://schemas.microsoft.com/office/drawing/2016/SVG/main" r:embed="rId29"/>
                         </a:ext>
                       </a:extLst>
                     </a:blip>
@@ -1809,7 +1793,7 @@
         </w:rPr>
         <w:t xml:space="preserve">Committee: </w:t>
       </w:r>
-      <w:hyperlink r:id="rId22" w:history="1">
+      <w:hyperlink r:id="rId30" w:history="1">
         <w:r>
           <w:rPr>
             <w:rStyle w:val="Hyperlink"/>
@@ -1841,7 +1825,7 @@
         </w:rPr>
         <w:t xml:space="preserve">, </w:t>
       </w:r>
-      <w:hyperlink r:id="rId23" w:history="1">
+      <w:hyperlink r:id="rId31" w:history="1">
         <w:r>
           <w:rPr>
             <w:rStyle w:val="Hyperlink"/>
@@ -1881,7 +1865,7 @@
         </w:rPr>
         <w:t xml:space="preserve"> </w:t>
       </w:r>
-      <w:hyperlink r:id="rId24" w:history="1">
+      <w:hyperlink r:id="rId32" w:history="1">
         <w:r>
           <w:rPr>
             <w:rStyle w:val="Hyperlink"/>
@@ -1944,7 +1928,7 @@
             <wp:extent cx="108000" cy="108000"/>
             <wp:effectExtent l="0" t="0" r="6350" b="6350"/>
             <wp:docPr id="1195055233" name="Graphic 2" descr="List with solid fill">
-              <a:hlinkClick xmlns:a="http://schemas.openxmlformats.org/drawingml/2006/main" r:id="rId25"/>
+              <a:hlinkClick xmlns:a="http://schemas.openxmlformats.org/drawingml/2006/main" r:id="rId33"/>
             </wp:docPr>
             <wp:cNvGraphicFramePr>
               <a:graphicFrameLocks xmlns:a="http://schemas.openxmlformats.org/drawingml/2006/main" noChangeAspect="1"/>
@@ -1954,15 +1938,15 @@
                 <pic:pic xmlns:pic="http://schemas.openxmlformats.org/drawingml/2006/picture">
                   <pic:nvPicPr>
                     <pic:cNvPr id="1195055233" name="Graphic 2" descr="List with solid fill">
-                      <a:hlinkClick r:id="rId25"/>
+                      <a:hlinkClick r:id="rId33"/>
                     </pic:cNvPr>
                     <pic:cNvPicPr/>
                   </pic:nvPicPr>
                   <pic:blipFill>
-                    <a:blip r:embed="rId26">
+                    <a:blip r:embed="rId34">
                       <a:extLst>
                         <a:ext uri="{96DAC541-7B7A-43D3-8B79-37D633B846F1}">
-                          <asvg:svgBlip xmlns:asvg="http://schemas.microsoft.com/office/drawing/2016/SVG/main" r:embed="rId27"/>
+                          <asvg:svgBlip xmlns:asvg="http://schemas.microsoft.com/office/drawing/2016/SVG/main" r:embed="rId35"/>
                         </a:ext>
                       </a:extLst>
                     </a:blip>
@@ -2061,17 +2045,7 @@
           <w:sz w:val="22"/>
           <w:szCs w:val="22"/>
         </w:rPr>
-        <w:t>Swiss Fed</w:t>
-      </w:r>
-      <w:r>
-        <w:rPr>
-          <w:rFonts w:ascii="Times New Roman" w:hAnsi="Times New Roman" w:cs="Times New Roman"/>
-          <w:b/>
-          <w:bCs/>
-          <w:sz w:val="22"/>
-          <w:szCs w:val="22"/>
-        </w:rPr>
-        <w:t>eral Institute of Technology in Lausanne (EPFL)</w:t>
+        <w:t>Swiss Federal Institute of Technology in Lausanne (EPFL)</w:t>
       </w:r>
     </w:p>
     <w:p>
@@ -2115,7 +2089,15 @@
           <w:sz w:val="22"/>
           <w:szCs w:val="22"/>
         </w:rPr>
-        <w:t xml:space="preserve">Visiting Student in Bioengineering </w:t>
+        <w:t>Visiting Student in Bioengineering</w:t>
+      </w:r>
+      <w:r>
+        <w:rPr>
+          <w:rFonts w:ascii="Times New Roman" w:hAnsi="Times New Roman" w:cs="Times New Roman"/>
+          <w:sz w:val="22"/>
+          <w:szCs w:val="22"/>
+        </w:rPr>
+        <w:t xml:space="preserve"> – Robotics </w:t>
       </w:r>
       <w:r>
         <w:rPr>
@@ -2172,7 +2154,7 @@
         </w:rPr>
         <w:t xml:space="preserve">: </w:t>
       </w:r>
-      <w:hyperlink r:id="rId28" w:history="1">
+      <w:hyperlink r:id="rId36" w:history="1">
         <w:r>
           <w:rPr>
             <w:rStyle w:val="Hyperlink"/>
@@ -2193,7 +2175,7 @@
         </w:rPr>
         <w:t xml:space="preserve"> and </w:t>
       </w:r>
-      <w:hyperlink r:id="rId29" w:history="1">
+      <w:hyperlink r:id="rId37" w:history="1">
         <w:r>
           <w:rPr>
             <w:rStyle w:val="Hyperlink"/>
@@ -2247,7 +2229,7 @@
             <wp:extent cx="108000" cy="108000"/>
             <wp:effectExtent l="0" t="0" r="6350" b="6350"/>
             <wp:docPr id="1561644019" name="Graphic 2" descr="List with solid fill">
-              <a:hlinkClick xmlns:a="http://schemas.openxmlformats.org/drawingml/2006/main" r:id="rId30"/>
+              <a:hlinkClick xmlns:a="http://schemas.openxmlformats.org/drawingml/2006/main" r:id="rId38"/>
             </wp:docPr>
             <wp:cNvGraphicFramePr>
               <a:graphicFrameLocks xmlns:a="http://schemas.openxmlformats.org/drawingml/2006/main" noChangeAspect="1"/>
@@ -2257,15 +2239,15 @@
                 <pic:pic xmlns:pic="http://schemas.openxmlformats.org/drawingml/2006/picture">
                   <pic:nvPicPr>
                     <pic:cNvPr id="1561644019" name="Graphic 2" descr="List with solid fill">
-                      <a:hlinkClick r:id="rId30"/>
+                      <a:hlinkClick r:id="rId38"/>
                     </pic:cNvPr>
                     <pic:cNvPicPr/>
                   </pic:nvPicPr>
                   <pic:blipFill>
-                    <a:blip r:embed="rId26">
+                    <a:blip r:embed="rId34">
                       <a:extLst>
                         <a:ext uri="{96DAC541-7B7A-43D3-8B79-37D633B846F1}">
-                          <asvg:svgBlip xmlns:asvg="http://schemas.microsoft.com/office/drawing/2016/SVG/main" r:embed="rId27"/>
+                          <asvg:svgBlip xmlns:asvg="http://schemas.microsoft.com/office/drawing/2016/SVG/main" r:embed="rId35"/>
                         </a:ext>
                       </a:extLst>
                     </a:blip>
@@ -2312,7 +2294,7 @@
             <wp:extent cx="108000" cy="108000"/>
             <wp:effectExtent l="0" t="0" r="6350" b="6350"/>
             <wp:docPr id="1710957919" name="Graphic 1" descr="Diploma roll with solid fill">
-              <a:hlinkClick xmlns:a="http://schemas.openxmlformats.org/drawingml/2006/main" r:id="rId31"/>
+              <a:hlinkClick xmlns:a="http://schemas.openxmlformats.org/drawingml/2006/main" r:id="rId39"/>
             </wp:docPr>
             <wp:cNvGraphicFramePr>
               <a:graphicFrameLocks xmlns:a="http://schemas.openxmlformats.org/drawingml/2006/main" noChangeAspect="1"/>
@@ -2322,15 +2304,15 @@
                 <pic:pic xmlns:pic="http://schemas.openxmlformats.org/drawingml/2006/picture">
                   <pic:nvPicPr>
                     <pic:cNvPr id="1710957919" name="Graphic 1" descr="Diploma roll with solid fill">
-                      <a:hlinkClick r:id="rId31"/>
+                      <a:hlinkClick r:id="rId39"/>
                     </pic:cNvPr>
                     <pic:cNvPicPr/>
                   </pic:nvPicPr>
                   <pic:blipFill>
-                    <a:blip r:embed="rId32">
+                    <a:blip r:embed="rId40">
                       <a:extLst>
                         <a:ext uri="{96DAC541-7B7A-43D3-8B79-37D633B846F1}">
-                          <asvg:svgBlip xmlns:asvg="http://schemas.microsoft.com/office/drawing/2016/SVG/main" r:embed="rId33"/>
+                          <asvg:svgBlip xmlns:asvg="http://schemas.microsoft.com/office/drawing/2016/SVG/main" r:embed="rId41"/>
                         </a:ext>
                       </a:extLst>
                     </a:blip>
@@ -2699,10 +2681,12 @@
           <w:szCs w:val="21"/>
         </w:rPr>
         <w:drawing>
-          <wp:inline distT="0" distB="0" distL="0" distR="0" wp14:anchorId="09509753" wp14:editId="1D7036CA">
+          <wp:inline distT="0" distB="0" distL="0" distR="0" wp14:anchorId="09509753" wp14:editId="43A42DB5">
             <wp:extent cx="108000" cy="108000"/>
             <wp:effectExtent l="0" t="0" r="6350" b="6350"/>
-            <wp:docPr id="293434303" name="Graphic 2" descr="List with solid fill"/>
+            <wp:docPr id="293434303" name="Graphic 2" descr="List with solid fill">
+              <a:hlinkClick xmlns:a="http://schemas.openxmlformats.org/drawingml/2006/main" r:id="rId42"/>
+            </wp:docPr>
             <wp:cNvGraphicFramePr>
               <a:graphicFrameLocks xmlns:a="http://schemas.openxmlformats.org/drawingml/2006/main" noChangeAspect="1"/>
             </wp:cNvGraphicFramePr>
@@ -2710,14 +2694,16 @@
               <a:graphicData uri="http://schemas.openxmlformats.org/drawingml/2006/picture">
                 <pic:pic xmlns:pic="http://schemas.openxmlformats.org/drawingml/2006/picture">
                   <pic:nvPicPr>
-                    <pic:cNvPr id="293434303" name="Graphic 2" descr="List with solid fill"/>
+                    <pic:cNvPr id="293434303" name="Graphic 2" descr="List with solid fill">
+                      <a:hlinkClick r:id="rId42"/>
+                    </pic:cNvPr>
                     <pic:cNvPicPr/>
                   </pic:nvPicPr>
                   <pic:blipFill>
-                    <a:blip r:embed="rId26">
+                    <a:blip r:embed="rId34">
                       <a:extLst>
                         <a:ext uri="{96DAC541-7B7A-43D3-8B79-37D633B846F1}">
-                          <asvg:svgBlip xmlns:asvg="http://schemas.microsoft.com/office/drawing/2016/SVG/main" r:embed="rId27"/>
+                          <asvg:svgBlip xmlns:asvg="http://schemas.microsoft.com/office/drawing/2016/SVG/main" r:embed="rId35"/>
                         </a:ext>
                       </a:extLst>
                     </a:blip>
@@ -2764,7 +2750,7 @@
             <wp:extent cx="108000" cy="108000"/>
             <wp:effectExtent l="0" t="0" r="6350" b="6350"/>
             <wp:docPr id="1811059072" name="Graphic 1" descr="Diploma roll with solid fill">
-              <a:hlinkClick xmlns:a="http://schemas.openxmlformats.org/drawingml/2006/main" r:id="rId34"/>
+              <a:hlinkClick xmlns:a="http://schemas.openxmlformats.org/drawingml/2006/main" r:id="rId43"/>
             </wp:docPr>
             <wp:cNvGraphicFramePr>
               <a:graphicFrameLocks xmlns:a="http://schemas.openxmlformats.org/drawingml/2006/main" noChangeAspect="1"/>
@@ -2774,15 +2760,15 @@
                 <pic:pic xmlns:pic="http://schemas.openxmlformats.org/drawingml/2006/picture">
                   <pic:nvPicPr>
                     <pic:cNvPr id="1811059072" name="Graphic 1" descr="Diploma roll with solid fill">
-                      <a:hlinkClick r:id="rId34"/>
+                      <a:hlinkClick r:id="rId43"/>
                     </pic:cNvPr>
                     <pic:cNvPicPr/>
                   </pic:nvPicPr>
                   <pic:blipFill>
-                    <a:blip r:embed="rId32">
+                    <a:blip r:embed="rId40">
                       <a:extLst>
                         <a:ext uri="{96DAC541-7B7A-43D3-8B79-37D633B846F1}">
-                          <asvg:svgBlip xmlns:asvg="http://schemas.microsoft.com/office/drawing/2016/SVG/main" r:embed="rId33"/>
+                          <asvg:svgBlip xmlns:asvg="http://schemas.microsoft.com/office/drawing/2016/SVG/main" r:embed="rId41"/>
                         </a:ext>
                       </a:extLst>
                     </a:blip>
@@ -2968,7 +2954,7 @@
           <w:sz w:val="22"/>
           <w:szCs w:val="22"/>
         </w:rPr>
-        <w:t xml:space="preserve">. in Allied Health Sciences </w:t>
+        <w:t xml:space="preserve">. in Allied Health </w:t>
       </w:r>
       <w:r>
         <w:rPr>
@@ -3049,7 +3035,27 @@
           <w:sz w:val="22"/>
           <w:szCs w:val="22"/>
         </w:rPr>
-        <w:t>(clinical degree)</w:t>
+        <w:t xml:space="preserve">(clinical </w:t>
+      </w:r>
+      <w:r>
+        <w:rPr>
+          <w:rFonts w:ascii="Times New Roman" w:hAnsi="Times New Roman" w:cs="Times New Roman"/>
+          <w:i/>
+          <w:iCs/>
+          <w:sz w:val="22"/>
+          <w:szCs w:val="22"/>
+        </w:rPr>
+        <w:t>title</w:t>
+      </w:r>
+      <w:r>
+        <w:rPr>
+          <w:rFonts w:ascii="Times New Roman" w:hAnsi="Times New Roman" w:cs="Times New Roman"/>
+          <w:i/>
+          <w:iCs/>
+          <w:sz w:val="22"/>
+          <w:szCs w:val="22"/>
+        </w:rPr>
+        <w:t>)</w:t>
       </w:r>
     </w:p>
     <w:p>
@@ -3089,10 +3095,12 @@
           <w:szCs w:val="21"/>
         </w:rPr>
         <w:drawing>
-          <wp:inline distT="0" distB="0" distL="0" distR="0" wp14:anchorId="29874E77" wp14:editId="46D9F3B0">
+          <wp:inline distT="0" distB="0" distL="0" distR="0" wp14:anchorId="29874E77" wp14:editId="4B100AC7">
             <wp:extent cx="108000" cy="108000"/>
             <wp:effectExtent l="0" t="0" r="6350" b="6350"/>
-            <wp:docPr id="1077735343" name="Graphic 2" descr="List with solid fill"/>
+            <wp:docPr id="1077735343" name="Graphic 2" descr="List with solid fill">
+              <a:hlinkClick xmlns:a="http://schemas.openxmlformats.org/drawingml/2006/main" r:id="rId44"/>
+            </wp:docPr>
             <wp:cNvGraphicFramePr>
               <a:graphicFrameLocks xmlns:a="http://schemas.openxmlformats.org/drawingml/2006/main" noChangeAspect="1"/>
             </wp:cNvGraphicFramePr>
@@ -3100,14 +3108,16 @@
               <a:graphicData uri="http://schemas.openxmlformats.org/drawingml/2006/picture">
                 <pic:pic xmlns:pic="http://schemas.openxmlformats.org/drawingml/2006/picture">
                   <pic:nvPicPr>
-                    <pic:cNvPr id="293434303" name="Graphic 2" descr="List with solid fill"/>
+                    <pic:cNvPr id="1077735343" name="Graphic 2" descr="List with solid fill">
+                      <a:hlinkClick r:id="rId44"/>
+                    </pic:cNvPr>
                     <pic:cNvPicPr/>
                   </pic:nvPicPr>
                   <pic:blipFill>
-                    <a:blip r:embed="rId26">
+                    <a:blip r:embed="rId34">
                       <a:extLst>
                         <a:ext uri="{96DAC541-7B7A-43D3-8B79-37D633B846F1}">
-                          <asvg:svgBlip xmlns:asvg="http://schemas.microsoft.com/office/drawing/2016/SVG/main" r:embed="rId27"/>
+                          <asvg:svgBlip xmlns:asvg="http://schemas.microsoft.com/office/drawing/2016/SVG/main" r:embed="rId35"/>
                         </a:ext>
                       </a:extLst>
                     </a:blip>
@@ -3137,6 +3147,7 @@
           <w:iCs/>
           <w:sz w:val="22"/>
           <w:szCs w:val="22"/>
+          <w:lang w:val="fr-CA"/>
         </w:rPr>
         <w:t xml:space="preserve"> </w:t>
       </w:r>
@@ -3150,10 +3161,12 @@
           <w:szCs w:val="21"/>
         </w:rPr>
         <w:drawing>
-          <wp:inline distT="0" distB="0" distL="0" distR="0" wp14:anchorId="32667337" wp14:editId="1F5EDB60">
+          <wp:inline distT="0" distB="0" distL="0" distR="0" wp14:anchorId="32667337" wp14:editId="0C7A4E07">
             <wp:extent cx="108000" cy="108000"/>
             <wp:effectExtent l="0" t="0" r="6350" b="6350"/>
-            <wp:docPr id="1186395254" name="Graphic 1" descr="Diploma roll with solid fill"/>
+            <wp:docPr id="1186395254" name="Graphic 1" descr="Diploma roll with solid fill">
+              <a:hlinkClick xmlns:a="http://schemas.openxmlformats.org/drawingml/2006/main" r:id="rId45"/>
+            </wp:docPr>
             <wp:cNvGraphicFramePr>
               <a:graphicFrameLocks xmlns:a="http://schemas.openxmlformats.org/drawingml/2006/main" noChangeAspect="1"/>
             </wp:cNvGraphicFramePr>
@@ -3161,14 +3174,16 @@
               <a:graphicData uri="http://schemas.openxmlformats.org/drawingml/2006/picture">
                 <pic:pic xmlns:pic="http://schemas.openxmlformats.org/drawingml/2006/picture">
                   <pic:nvPicPr>
-                    <pic:cNvPr id="1811059072" name="Graphic 1" descr="Diploma roll with solid fill"/>
+                    <pic:cNvPr id="1186395254" name="Graphic 1" descr="Diploma roll with solid fill">
+                      <a:hlinkClick r:id="rId45"/>
+                    </pic:cNvPr>
                     <pic:cNvPicPr/>
                   </pic:nvPicPr>
                   <pic:blipFill>
-                    <a:blip r:embed="rId32">
+                    <a:blip r:embed="rId40">
                       <a:extLst>
                         <a:ext uri="{96DAC541-7B7A-43D3-8B79-37D633B846F1}">
-                          <asvg:svgBlip xmlns:asvg="http://schemas.microsoft.com/office/drawing/2016/SVG/main" r:embed="rId33"/>
+                          <asvg:svgBlip xmlns:asvg="http://schemas.microsoft.com/office/drawing/2016/SVG/main" r:embed="rId41"/>
                         </a:ext>
                       </a:extLst>
                     </a:blip>
@@ -3198,6 +3213,7 @@
           <w:bCs/>
           <w:sz w:val="21"/>
           <w:szCs w:val="21"/>
+          <w:lang w:val="fr-CA"/>
         </w:rPr>
         <w:tab/>
       </w:r>
@@ -3379,10 +3395,10 @@
                     <pic:cNvPicPr/>
                   </pic:nvPicPr>
                   <pic:blipFill>
-                    <a:blip r:embed="rId35">
+                    <a:blip r:embed="rId46">
                       <a:extLst>
                         <a:ext uri="{96DAC541-7B7A-43D3-8B79-37D633B846F1}">
-                          <asvg:svgBlip xmlns:asvg="http://schemas.microsoft.com/office/drawing/2016/SVG/main" r:embed="rId36"/>
+                          <asvg:svgBlip xmlns:asvg="http://schemas.microsoft.com/office/drawing/2016/SVG/main" r:embed="rId47"/>
                         </a:ext>
                       </a:extLst>
                     </a:blip>
@@ -3477,10 +3493,10 @@
                     <pic:cNvPicPr/>
                   </pic:nvPicPr>
                   <pic:blipFill>
-                    <a:blip r:embed="rId37">
+                    <a:blip r:embed="rId48">
                       <a:extLst>
                         <a:ext uri="{96DAC541-7B7A-43D3-8B79-37D633B846F1}">
-                          <asvg:svgBlip xmlns:asvg="http://schemas.microsoft.com/office/drawing/2016/SVG/main" r:embed="rId38"/>
+                          <asvg:svgBlip xmlns:asvg="http://schemas.microsoft.com/office/drawing/2016/SVG/main" r:embed="rId49"/>
                         </a:ext>
                       </a:extLst>
                     </a:blip>
@@ -3687,7 +3703,7 @@
                     </pic:cNvPicPr>
                   </pic:nvPicPr>
                   <pic:blipFill>
-                    <a:blip r:embed="rId35"/>
+                    <a:blip r:embed="rId46"/>
                     <a:stretch>
                       <a:fillRect/>
                     </a:stretch>
@@ -3800,7 +3816,7 @@
                     </pic:cNvPicPr>
                   </pic:nvPicPr>
                   <pic:blipFill>
-                    <a:blip r:embed="rId35"/>
+                    <a:blip r:embed="rId46"/>
                     <a:stretch>
                       <a:fillRect/>
                     </a:stretch>
@@ -3905,7 +3921,7 @@
                     </pic:cNvPicPr>
                   </pic:nvPicPr>
                   <pic:blipFill>
-                    <a:blip r:embed="rId35"/>
+                    <a:blip r:embed="rId46"/>
                     <a:stretch>
                       <a:fillRect/>
                     </a:stretch>
@@ -4018,7 +4034,7 @@
                     </pic:cNvPicPr>
                   </pic:nvPicPr>
                   <pic:blipFill>
-                    <a:blip r:embed="rId35"/>
+                    <a:blip r:embed="rId46"/>
                     <a:stretch>
                       <a:fillRect/>
                     </a:stretch>
@@ -4230,7 +4246,7 @@
                     </pic:cNvPicPr>
                   </pic:nvPicPr>
                   <pic:blipFill>
-                    <a:blip r:embed="rId35"/>
+                    <a:blip r:embed="rId46"/>
                     <a:stretch>
                       <a:fillRect/>
                     </a:stretch>
@@ -4387,7 +4403,7 @@
                     </pic:cNvPicPr>
                   </pic:nvPicPr>
                   <pic:blipFill>
-                    <a:blip r:embed="rId35"/>
+                    <a:blip r:embed="rId46"/>
                     <a:stretch>
                       <a:fillRect/>
                     </a:stretch>
@@ -4554,7 +4570,7 @@
                     </pic:cNvPicPr>
                   </pic:nvPicPr>
                   <pic:blipFill>
-                    <a:blip r:embed="rId35"/>
+                    <a:blip r:embed="rId46"/>
                     <a:stretch>
                       <a:fillRect/>
                     </a:stretch>
@@ -4659,7 +4675,7 @@
                     </pic:cNvPicPr>
                   </pic:nvPicPr>
                   <pic:blipFill>
-                    <a:blip r:embed="rId35"/>
+                    <a:blip r:embed="rId46"/>
                     <a:stretch>
                       <a:fillRect/>
                     </a:stretch>
@@ -4764,7 +4780,7 @@
                     </pic:cNvPicPr>
                   </pic:nvPicPr>
                   <pic:blipFill>
-                    <a:blip r:embed="rId35"/>
+                    <a:blip r:embed="rId46"/>
                     <a:stretch>
                       <a:fillRect/>
                     </a:stretch>
@@ -4867,7 +4883,7 @@
           <w:rFonts w:ascii="Times New Roman" w:hAnsi="Times New Roman" w:cs="Times New Roman"/>
           <w:noProof/>
         </w:rPr>
-        <w:pict w14:anchorId="22F29E03">
+        <w:pict w14:anchorId="7B59AA35">
           <v:shapetype id="_x0000_t75" coordsize="21600,21600" o:spt="75" o:preferrelative="t" path="m@4@5l@4@11@9@11@9@5xe" filled="f" stroked="f">
             <v:stroke joinstyle="miter"/>
             <v:formulas>
@@ -4887,8 +4903,8 @@
             <v:path o:extrusionok="f" gradientshapeok="t" o:connecttype="rect"/>
             <o:lock v:ext="edit" aspectratio="t"/>
           </v:shapetype>
-          <v:shape id="_x0000_i1030" type="#_x0000_t75" alt="Open hand outline" style="width:9.05pt;height:9.05pt;visibility:visible;mso-wrap-style:square">
-            <v:imagedata r:id="rId39" o:title="Open hand outline"/>
+          <v:shape id="_x0000_i1030" type="#_x0000_t75" alt="Open hand outline" style="width:8.8pt;height:8.8pt;visibility:visible;mso-wrap-style:square">
+            <v:imagedata r:id="rId50" o:title="Open hand outline"/>
             <o:lock v:ext="edit" rotation="t" cropping="t" verticies="t"/>
           </v:shape>
         </w:pict>
@@ -5108,7 +5124,7 @@
                     </pic:cNvPicPr>
                   </pic:nvPicPr>
                   <pic:blipFill>
-                    <a:blip r:embed="rId37"/>
+                    <a:blip r:embed="rId48"/>
                     <a:stretch>
                       <a:fillRect/>
                     </a:stretch>
@@ -9570,10 +9586,10 @@
                     <pic:cNvPicPr/>
                   </pic:nvPicPr>
                   <pic:blipFill>
-                    <a:blip r:embed="rId40">
+                    <a:blip r:embed="rId51">
                       <a:extLst>
                         <a:ext uri="{96DAC541-7B7A-43D3-8B79-37D633B846F1}">
-                          <asvg:svgBlip xmlns:asvg="http://schemas.microsoft.com/office/drawing/2016/SVG/main" r:embed="rId41"/>
+                          <asvg:svgBlip xmlns:asvg="http://schemas.microsoft.com/office/drawing/2016/SVG/main" r:embed="rId52"/>
                         </a:ext>
                       </a:extLst>
                     </a:blip>
@@ -9668,10 +9684,10 @@
                     <pic:cNvPicPr/>
                   </pic:nvPicPr>
                   <pic:blipFill>
-                    <a:blip r:embed="rId42">
+                    <a:blip r:embed="rId53">
                       <a:extLst>
                         <a:ext uri="{96DAC541-7B7A-43D3-8B79-37D633B846F1}">
-                          <asvg:svgBlip xmlns:asvg="http://schemas.microsoft.com/office/drawing/2016/SVG/main" r:embed="rId43"/>
+                          <asvg:svgBlip xmlns:asvg="http://schemas.microsoft.com/office/drawing/2016/SVG/main" r:embed="rId54"/>
                         </a:ext>
                       </a:extLst>
                     </a:blip>
@@ -9776,10 +9792,10 @@
                     <pic:cNvPicPr/>
                   </pic:nvPicPr>
                   <pic:blipFill>
-                    <a:blip r:embed="rId44">
+                    <a:blip r:embed="rId55">
                       <a:extLst>
                         <a:ext uri="{96DAC541-7B7A-43D3-8B79-37D633B846F1}">
-                          <asvg:svgBlip xmlns:asvg="http://schemas.microsoft.com/office/drawing/2016/SVG/main" r:embed="rId45"/>
+                          <asvg:svgBlip xmlns:asvg="http://schemas.microsoft.com/office/drawing/2016/SVG/main" r:embed="rId56"/>
                         </a:ext>
                       </a:extLst>
                     </a:blip>
@@ -9874,10 +9890,10 @@
                     <pic:cNvPicPr/>
                   </pic:nvPicPr>
                   <pic:blipFill>
-                    <a:blip r:embed="rId46">
+                    <a:blip r:embed="rId57">
                       <a:extLst>
                         <a:ext uri="{96DAC541-7B7A-43D3-8B79-37D633B846F1}">
-                          <asvg:svgBlip xmlns:asvg="http://schemas.microsoft.com/office/drawing/2016/SVG/main" r:embed="rId47"/>
+                          <asvg:svgBlip xmlns:asvg="http://schemas.microsoft.com/office/drawing/2016/SVG/main" r:embed="rId58"/>
                         </a:ext>
                       </a:extLst>
                     </a:blip>
@@ -10153,9 +10169,9 @@
           <w:rFonts w:ascii="Times New Roman" w:hAnsi="Times New Roman" w:cs="Times New Roman"/>
           <w:noProof/>
         </w:rPr>
-        <w:pict w14:anchorId="0BB9CDF5">
-          <v:shape id="Graphic 8" o:spid="_x0000_i1029" type="#_x0000_t75" alt="Professor male outline" style="width:9.05pt;height:9.05pt;visibility:visible;mso-wrap-style:square">
-            <v:imagedata r:id="rId48" o:title="Professor male outline"/>
+        <w:pict w14:anchorId="284A1A3B">
+          <v:shape id="Graphic 8" o:spid="_x0000_i1029" type="#_x0000_t75" alt="Professor male outline" style="width:8.8pt;height:8.8pt;visibility:visible;mso-wrap-style:square">
+            <v:imagedata r:id="rId59" o:title="Professor male outline"/>
             <o:lock v:ext="edit" rotation="t" cropping="t" verticies="t"/>
           </v:shape>
         </w:pict>
@@ -10376,7 +10392,7 @@
                     </pic:cNvPicPr>
                   </pic:nvPicPr>
                   <pic:blipFill>
-                    <a:blip r:embed="rId44"/>
+                    <a:blip r:embed="rId55"/>
                     <a:stretch>
                       <a:fillRect/>
                     </a:stretch>
@@ -10799,7 +10815,7 @@
                     </pic:cNvPicPr>
                   </pic:nvPicPr>
                   <pic:blipFill>
-                    <a:blip r:embed="rId44"/>
+                    <a:blip r:embed="rId55"/>
                     <a:stretch>
                       <a:fillRect/>
                     </a:stretch>
@@ -11117,7 +11133,7 @@
                     </pic:cNvPicPr>
                   </pic:nvPicPr>
                   <pic:blipFill>
-                    <a:blip r:embed="rId44"/>
+                    <a:blip r:embed="rId55"/>
                     <a:stretch>
                       <a:fillRect/>
                     </a:stretch>
@@ -11245,7 +11261,7 @@
         </w:rPr>
         <w:t xml:space="preserve"> </w:t>
       </w:r>
-      <w:hyperlink r:id="rId49" w:history="1">
+      <w:hyperlink r:id="rId60" w:history="1">
         <w:r>
           <w:rPr>
             <w:rStyle w:val="Hyperlink"/>
@@ -11638,9 +11654,9 @@
           <w:rFonts w:ascii="Times New Roman" w:hAnsi="Times New Roman" w:cs="Times New Roman"/>
           <w:noProof/>
         </w:rPr>
-        <w:pict w14:anchorId="194EE108">
-          <v:shape id="Picture 16" o:spid="_x0000_i1028" type="#_x0000_t75" alt="Earth globe: Asia and Australia with solid fill" style="width:8pt;height:8pt;visibility:visible;mso-wrap-style:square">
-            <v:imagedata r:id="rId50" o:title=" Asia and Australia with solid fill"/>
+        <w:pict w14:anchorId="4726033D">
+          <v:shape id="Picture 16" o:spid="_x0000_i1028" type="#_x0000_t75" alt="Earth globe: Asia and Australia with solid fill" style="width:8.1pt;height:8.1pt;visibility:visible;mso-wrap-style:square">
+            <v:imagedata r:id="rId61" o:title=" Asia and Australia with solid fill"/>
             <o:lock v:ext="edit" rotation="t" cropping="t" verticies="t"/>
           </v:shape>
         </w:pict>
@@ -11668,7 +11684,7 @@
                     </pic:cNvPicPr>
                   </pic:nvPicPr>
                   <pic:blipFill>
-                    <a:blip r:embed="rId44"/>
+                    <a:blip r:embed="rId55"/>
                     <a:stretch>
                       <a:fillRect/>
                     </a:stretch>
@@ -12139,7 +12155,7 @@
                     </pic:cNvPicPr>
                   </pic:nvPicPr>
                   <pic:blipFill>
-                    <a:blip r:embed="rId40"/>
+                    <a:blip r:embed="rId51"/>
                     <a:stretch>
                       <a:fillRect/>
                     </a:stretch>
@@ -12164,9 +12180,9 @@
           <w:rFonts w:ascii="Times New Roman" w:hAnsi="Times New Roman" w:cs="Times New Roman"/>
           <w:noProof/>
         </w:rPr>
-        <w:pict w14:anchorId="2A87FA1F">
-          <v:shape id="Picture 15" o:spid="_x0000_i1027" type="#_x0000_t75" alt="Earth globe: Asia and Australia with solid fill" style="width:8pt;height:8pt;visibility:visible;mso-wrap-style:square">
-            <v:imagedata r:id="rId50" o:title=" Asia and Australia with solid fill"/>
+        <w:pict w14:anchorId="67609561">
+          <v:shape id="Picture 15" o:spid="_x0000_i1027" type="#_x0000_t75" alt="Earth globe: Asia and Australia with solid fill" style="width:8.1pt;height:8.1pt;visibility:visible;mso-wrap-style:square">
+            <v:imagedata r:id="rId61" o:title=" Asia and Australia with solid fill"/>
             <o:lock v:ext="edit" rotation="t" cropping="t" verticies="t"/>
           </v:shape>
         </w:pict>
@@ -12194,7 +12210,7 @@
                     </pic:cNvPicPr>
                   </pic:nvPicPr>
                   <pic:blipFill>
-                    <a:blip r:embed="rId44"/>
+                    <a:blip r:embed="rId55"/>
                     <a:stretch>
                       <a:fillRect/>
                     </a:stretch>
@@ -12344,7 +12360,7 @@
         <w:tab/>
         <w:t xml:space="preserve">Desrochers, Chris A. Easthope, Caroline Paquette. </w:t>
       </w:r>
-      <w:hyperlink r:id="rId51" w:history="1">
+      <w:hyperlink r:id="rId62" w:history="1">
         <w:r>
           <w:rPr>
             <w:rStyle w:val="Hyperlink"/>
@@ -12489,9 +12505,9 @@
           <w:rFonts w:ascii="Times New Roman" w:hAnsi="Times New Roman" w:cs="Times New Roman"/>
           <w:noProof/>
         </w:rPr>
-        <w:pict w14:anchorId="1F655AD2">
-          <v:shape id="Graphic 7" o:spid="_x0000_i1026" type="#_x0000_t75" alt="Earth globe: Asia and Australia with solid fill" style="width:9.05pt;height:9.05pt;visibility:visible;mso-wrap-style:square">
-            <v:imagedata r:id="rId52" o:title=" Asia and Australia with solid fill"/>
+        <w:pict w14:anchorId="17557DD2">
+          <v:shape id="Graphic 7" o:spid="_x0000_i1026" type="#_x0000_t75" alt="Earth globe: Asia and Australia with solid fill" style="width:8.8pt;height:8.8pt;visibility:visible;mso-wrap-style:square">
+            <v:imagedata r:id="rId63" o:title=" Asia and Australia with solid fill"/>
             <o:lock v:ext="edit" rotation="t" cropping="t" verticies="t"/>
           </v:shape>
         </w:pict>
@@ -12519,7 +12535,7 @@
                     </pic:cNvPicPr>
                   </pic:nvPicPr>
                   <pic:blipFill>
-                    <a:blip r:embed="rId44"/>
+                    <a:blip r:embed="rId55"/>
                     <a:stretch>
                       <a:fillRect/>
                     </a:stretch>
@@ -12660,7 +12676,7 @@
         <w:tab/>
         <w:t xml:space="preserve">Lajeunesse, Frederike Parent-L’Ecuyer, Caroline Paquette. </w:t>
       </w:r>
-      <w:hyperlink r:id="rId53" w:history="1">
+      <w:hyperlink r:id="rId64" w:history="1">
         <w:r>
           <w:rPr>
             <w:rStyle w:val="Hyperlink"/>
@@ -12967,7 +12983,7 @@
                     </pic:cNvPicPr>
                   </pic:nvPicPr>
                   <pic:blipFill>
-                    <a:blip r:embed="rId54" cstate="print">
+                    <a:blip r:embed="rId65" cstate="print">
                       <a:extLst>
                         <a:ext uri="{28A0092B-C50C-407E-A947-70E740481C1C}">
                           <a14:useLocalDpi xmlns:a14="http://schemas.microsoft.com/office/drawing/2010/main" val="0"/>
@@ -13021,7 +13037,7 @@
                     </pic:cNvPicPr>
                   </pic:nvPicPr>
                   <pic:blipFill>
-                    <a:blip r:embed="rId44"/>
+                    <a:blip r:embed="rId55"/>
                     <a:stretch>
                       <a:fillRect/>
                     </a:stretch>
@@ -13308,7 +13324,7 @@
                     </pic:cNvPicPr>
                   </pic:nvPicPr>
                   <pic:blipFill>
-                    <a:blip r:embed="rId54" cstate="print">
+                    <a:blip r:embed="rId65" cstate="print">
                       <a:extLst>
                         <a:ext uri="{28A0092B-C50C-407E-A947-70E740481C1C}">
                           <a14:useLocalDpi xmlns:a14="http://schemas.microsoft.com/office/drawing/2010/main" val="0"/>
@@ -13362,7 +13378,7 @@
                     </pic:cNvPicPr>
                   </pic:nvPicPr>
                   <pic:blipFill>
-                    <a:blip r:embed="rId44"/>
+                    <a:blip r:embed="rId55"/>
                     <a:stretch>
                       <a:fillRect/>
                     </a:stretch>
@@ -13810,7 +13826,7 @@
                     </pic:cNvPicPr>
                   </pic:nvPicPr>
                   <pic:blipFill>
-                    <a:blip r:embed="rId44"/>
+                    <a:blip r:embed="rId55"/>
                     <a:stretch>
                       <a:fillRect/>
                     </a:stretch>
@@ -14164,7 +14180,7 @@
                     </pic:cNvPicPr>
                   </pic:nvPicPr>
                   <pic:blipFill>
-                    <a:blip r:embed="rId40"/>
+                    <a:blip r:embed="rId51"/>
                     <a:stretch>
                       <a:fillRect/>
                     </a:stretch>
@@ -14207,7 +14223,7 @@
                     </pic:cNvPicPr>
                   </pic:nvPicPr>
                   <pic:blipFill>
-                    <a:blip r:embed="rId54" cstate="print">
+                    <a:blip r:embed="rId65" cstate="print">
                       <a:extLst>
                         <a:ext uri="{28A0092B-C50C-407E-A947-70E740481C1C}">
                           <a14:useLocalDpi xmlns:a14="http://schemas.microsoft.com/office/drawing/2010/main" val="0"/>
@@ -14261,7 +14277,7 @@
                     </pic:cNvPicPr>
                   </pic:nvPicPr>
                   <pic:blipFill>
-                    <a:blip r:embed="rId44"/>
+                    <a:blip r:embed="rId55"/>
                     <a:stretch>
                       <a:fillRect/>
                     </a:stretch>
@@ -14558,7 +14574,7 @@
                     </pic:cNvPicPr>
                   </pic:nvPicPr>
                   <pic:blipFill>
-                    <a:blip r:embed="rId54" cstate="print">
+                    <a:blip r:embed="rId65" cstate="print">
                       <a:extLst>
                         <a:ext uri="{28A0092B-C50C-407E-A947-70E740481C1C}">
                           <a14:useLocalDpi xmlns:a14="http://schemas.microsoft.com/office/drawing/2010/main" val="0"/>
@@ -14612,7 +14628,7 @@
                     </pic:cNvPicPr>
                   </pic:nvPicPr>
                   <pic:blipFill>
-                    <a:blip r:embed="rId44"/>
+                    <a:blip r:embed="rId55"/>
                     <a:stretch>
                       <a:fillRect/>
                     </a:stretch>
@@ -14887,7 +14903,7 @@
                     </pic:cNvPicPr>
                   </pic:nvPicPr>
                   <pic:blipFill>
-                    <a:blip r:embed="rId54" cstate="print">
+                    <a:blip r:embed="rId65" cstate="print">
                       <a:extLst>
                         <a:ext uri="{28A0092B-C50C-407E-A947-70E740481C1C}">
                           <a14:useLocalDpi xmlns:a14="http://schemas.microsoft.com/office/drawing/2010/main" val="0"/>
@@ -14941,7 +14957,7 @@
                     </pic:cNvPicPr>
                   </pic:nvPicPr>
                   <pic:blipFill>
-                    <a:blip r:embed="rId44"/>
+                    <a:blip r:embed="rId55"/>
                     <a:stretch>
                       <a:fillRect/>
                     </a:stretch>
@@ -15250,7 +15266,7 @@
                     </pic:cNvPicPr>
                   </pic:nvPicPr>
                   <pic:blipFill>
-                    <a:blip r:embed="rId44"/>
+                    <a:blip r:embed="rId55"/>
                     <a:stretch>
                       <a:fillRect/>
                     </a:stretch>
@@ -15613,7 +15629,7 @@
                     </pic:cNvPicPr>
                   </pic:nvPicPr>
                   <pic:blipFill>
-                    <a:blip r:embed="rId44"/>
+                    <a:blip r:embed="rId55"/>
                     <a:stretch>
                       <a:fillRect/>
                     </a:stretch>
@@ -15953,7 +15969,7 @@
                     </pic:cNvPicPr>
                   </pic:nvPicPr>
                   <pic:blipFill>
-                    <a:blip r:embed="rId44"/>
+                    <a:blip r:embed="rId55"/>
                     <a:stretch>
                       <a:fillRect/>
                     </a:stretch>
@@ -16288,7 +16304,7 @@
                     </pic:cNvPicPr>
                   </pic:nvPicPr>
                   <pic:blipFill>
-                    <a:blip r:embed="rId44"/>
+                    <a:blip r:embed="rId55"/>
                     <a:stretch>
                       <a:fillRect/>
                     </a:stretch>
@@ -16630,7 +16646,7 @@
                     </pic:cNvPicPr>
                   </pic:nvPicPr>
                   <pic:blipFill>
-                    <a:blip r:embed="rId54" cstate="print">
+                    <a:blip r:embed="rId65" cstate="print">
                       <a:extLst>
                         <a:ext uri="{28A0092B-C50C-407E-A947-70E740481C1C}">
                           <a14:useLocalDpi xmlns:a14="http://schemas.microsoft.com/office/drawing/2010/main" val="0"/>
@@ -16684,7 +16700,7 @@
                     </pic:cNvPicPr>
                   </pic:nvPicPr>
                   <pic:blipFill>
-                    <a:blip r:embed="rId44"/>
+                    <a:blip r:embed="rId55"/>
                     <a:stretch>
                       <a:fillRect/>
                     </a:stretch>
@@ -16966,7 +16982,7 @@
                     </pic:cNvPicPr>
                   </pic:nvPicPr>
                   <pic:blipFill>
-                    <a:blip r:embed="rId54" cstate="print">
+                    <a:blip r:embed="rId65" cstate="print">
                       <a:extLst>
                         <a:ext uri="{28A0092B-C50C-407E-A947-70E740481C1C}">
                           <a14:useLocalDpi xmlns:a14="http://schemas.microsoft.com/office/drawing/2010/main" val="0"/>
@@ -17020,7 +17036,7 @@
                     </pic:cNvPicPr>
                   </pic:nvPicPr>
                   <pic:blipFill>
-                    <a:blip r:embed="rId44"/>
+                    <a:blip r:embed="rId55"/>
                     <a:stretch>
                       <a:fillRect/>
                     </a:stretch>
@@ -17435,7 +17451,7 @@
         </w:rPr>
         <w:t xml:space="preserve"> </w:t>
       </w:r>
-      <w:hyperlink r:id="rId55" w:history="1">
+      <w:hyperlink r:id="rId66" w:history="1">
         <w:r>
           <w:rPr>
             <w:rStyle w:val="Hyperlink"/>
@@ -17583,9 +17599,10 @@
           <w:b/>
           <w:noProof/>
         </w:rPr>
-        <w:pict w14:anchorId="04C93196">
-          <v:shape id="Graphic 2" o:spid="_x0000_i1025" type="#_x0000_t75" alt="List with solid fill" style="width:8.55pt;height:9.05pt;visibility:visible" o:gfxdata="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" o:bullet="t">
-            <v:imagedata r:id="rId56" o:title="" cropright="-4096f"/>
+        <w:pict w14:anchorId="2362070B">
+          <v:shape id="Graphic 2" o:spid="_x0000_i1025" type="#_x0000_t75" alt="List with solid fill" style="width:8.8pt;height:8.8pt;visibility:visible;mso-wrap-style:square">
+            <v:imagedata r:id="rId67" o:title="List with solid fill" cropright="-4096f"/>
+            <o:lock v:ext="edit" rotation="t" cropping="t" verticies="t"/>
           </v:shape>
         </w:pict>
       </w:r>
@@ -17647,7 +17664,7 @@
         </w:rPr>
         <w:t xml:space="preserve"> </w:t>
       </w:r>
-      <w:hyperlink r:id="rId57" w:history="1">
+      <w:hyperlink r:id="rId68" w:history="1">
         <w:r>
           <w:rPr>
             <w:rStyle w:val="Hyperlink"/>
@@ -18160,7 +18177,7 @@
         </w:rPr>
         <w:t xml:space="preserve">(2023) </w:t>
       </w:r>
-      <w:hyperlink r:id="rId58" w:history="1">
+      <w:hyperlink r:id="rId69" w:history="1">
         <w:r>
           <w:rPr>
             <w:rStyle w:val="Hyperlink"/>
@@ -18350,7 +18367,7 @@
         </w:rPr>
         <w:t xml:space="preserve">(2023) </w:t>
       </w:r>
-      <w:hyperlink r:id="rId59" w:history="1">
+      <w:hyperlink r:id="rId70" w:history="1">
         <w:r>
           <w:rPr>
             <w:rStyle w:val="Hyperlink"/>
@@ -18515,7 +18532,7 @@
           <w:rFonts w:ascii="Times New Roman" w:hAnsi="Times New Roman" w:cs="Times New Roman"/>
           <w:sz w:val="22"/>
           <w:szCs w:val="22"/>
-          <w:lang w:val="fr-CA"/>
+          <w:lang w:val="en-CA"/>
         </w:rPr>
       </w:pPr>
       <w:r>
@@ -18580,7 +18597,7 @@
         </w:rPr>
         <w:t xml:space="preserve">) </w:t>
       </w:r>
-      <w:hyperlink r:id="rId60" w:history="1">
+      <w:hyperlink r:id="rId71" w:history="1">
         <w:r>
           <w:rPr>
             <w:rStyle w:val="Hyperlink"/>
@@ -18713,7 +18730,7 @@
           <w:rFonts w:ascii="Times New Roman" w:hAnsi="Times New Roman" w:cs="Times New Roman"/>
           <w:sz w:val="22"/>
           <w:szCs w:val="22"/>
-          <w:lang w:val="fr-CA"/>
+          <w:lang w:val="en-CA"/>
         </w:rPr>
         <w:t xml:space="preserve">semester </w:t>
       </w:r>
@@ -18722,7 +18739,7 @@
           <w:rFonts w:ascii="Times New Roman" w:hAnsi="Times New Roman" w:cs="Times New Roman"/>
           <w:sz w:val="22"/>
           <w:szCs w:val="22"/>
-          <w:lang w:val="fr-CA"/>
+          <w:lang w:val="en-CA"/>
         </w:rPr>
         <w:t xml:space="preserve">project, Paris &amp; </w:t>
       </w:r>
@@ -18731,7 +18748,7 @@
           <w:rFonts w:ascii="Times New Roman" w:hAnsi="Times New Roman" w:cs="Times New Roman"/>
           <w:sz w:val="22"/>
           <w:szCs w:val="22"/>
-          <w:lang w:val="fr-CA"/>
+          <w:lang w:val="en-CA"/>
         </w:rPr>
         <w:t>Vitznau</w:t>
       </w:r>
@@ -18740,7 +18757,7 @@
           <w:rFonts w:ascii="Times New Roman" w:hAnsi="Times New Roman" w:cs="Times New Roman"/>
           <w:sz w:val="22"/>
           <w:szCs w:val="22"/>
-          <w:lang w:val="fr-CA"/>
+          <w:lang w:val="en-CA"/>
         </w:rPr>
         <w:t>, FR &amp; CH</w:t>
       </w:r>
@@ -18764,18 +18781,18 @@
           <w:rFonts w:ascii="Times New Roman" w:hAnsi="Times New Roman" w:cs="Times New Roman"/>
           <w:sz w:val="22"/>
           <w:szCs w:val="22"/>
-          <w:lang w:val="fr-CA"/>
-        </w:rPr>
-        <w:tab/>
-      </w:r>
-      <w:r>
-        <w:rPr>
-          <w:rFonts w:ascii="Times New Roman" w:hAnsi="Times New Roman" w:cs="Times New Roman"/>
-          <w:i/>
-          <w:iCs/>
-          <w:sz w:val="22"/>
-          <w:szCs w:val="22"/>
-          <w:lang w:val="fr-CA"/>
+          <w:lang w:val="en-CA"/>
+        </w:rPr>
+        <w:tab/>
+      </w:r>
+      <w:r>
+        <w:rPr>
+          <w:rFonts w:ascii="Times New Roman" w:hAnsi="Times New Roman" w:cs="Times New Roman"/>
+          <w:i/>
+          <w:iCs/>
+          <w:sz w:val="22"/>
+          <w:szCs w:val="22"/>
+          <w:lang w:val="en-CA"/>
         </w:rPr>
         <w:t>R.0</w:t>
       </w:r>
@@ -18786,7 +18803,7 @@
           <w:iCs/>
           <w:sz w:val="22"/>
           <w:szCs w:val="22"/>
-          <w:lang w:val="fr-CA"/>
+          <w:lang w:val="en-CA"/>
         </w:rPr>
         <w:t>2</w:t>
       </w:r>
@@ -18797,7 +18814,7 @@
           <w:iCs/>
           <w:sz w:val="22"/>
           <w:szCs w:val="22"/>
-          <w:lang w:val="fr-CA"/>
+          <w:lang w:val="en-CA"/>
         </w:rPr>
         <w:tab/>
       </w:r>
@@ -18808,7 +18825,7 @@
           <w:bCs/>
           <w:sz w:val="22"/>
           <w:szCs w:val="22"/>
-          <w:lang w:val="fr-CA"/>
+          <w:lang w:val="en-CA"/>
         </w:rPr>
         <w:t xml:space="preserve">Cyrille E. Mvomo. </w:t>
       </w:r>
@@ -19237,7 +19254,7 @@
         </w:rPr>
         <w:tab/>
       </w:r>
-      <w:hyperlink r:id="rId61" w:history="1">
+      <w:hyperlink r:id="rId72" w:history="1">
         <w:r>
           <w:rPr>
             <w:rStyle w:val="Hyperlink"/>
@@ -19361,7 +19378,7 @@
         </w:rPr>
         <w:tab/>
       </w:r>
-      <w:hyperlink r:id="rId62" w:history="1">
+      <w:hyperlink r:id="rId73" w:history="1">
         <w:r>
           <w:rPr>
             <w:rStyle w:val="Hyperlink"/>
@@ -19506,7 +19523,7 @@
         </w:rPr>
         <w:tab/>
       </w:r>
-      <w:hyperlink r:id="rId63" w:history="1">
+      <w:hyperlink r:id="rId74" w:history="1">
         <w:r>
           <w:rPr>
             <w:rStyle w:val="Hyperlink"/>
@@ -24137,8 +24154,8 @@
       </w:pPr>
     </w:p>
     <w:sectPr>
-      <w:footerReference w:type="even" r:id="rId64"/>
-      <w:footerReference w:type="default" r:id="rId65"/>
+      <w:footerReference w:type="even" r:id="rId75"/>
+      <w:footerReference w:type="default" r:id="rId76"/>
       <w:pgSz w:w="12240" w:h="15840"/>
       <w:pgMar w:top="1134" w:right="1134" w:bottom="1134" w:left="1134" w:header="709" w:footer="709" w:gutter="0"/>
       <w:cols w:space="708"/>
@@ -25062,6 +25079,7 @@
   <w:style w:type="character" w:default="1" w:styleId="DefaultParagraphFont">
     <w:name w:val="Default Paragraph Font"/>
     <w:uiPriority w:val="1"/>
+    <w:semiHidden/>
     <w:unhideWhenUsed/>
   </w:style>
   <w:style w:type="table" w:default="1" w:styleId="TableNormal">

--- a/CV_Cyrille_April_4_2026.docx
+++ b/CV_Cyrille_April_4_2026.docx
@@ -12743,7 +12743,7 @@
           <w:tab w:val="left" w:pos="2268"/>
           <w:tab w:val="right" w:pos="9356"/>
         </w:tabs>
-        <w:spacing w:before="120" w:after="0" w:line="240" w:lineRule="auto"/>
+        <w:spacing w:before="120" w:after="240" w:line="240" w:lineRule="auto"/>
         <w:ind w:left="1843"/>
         <w:jc w:val="both"/>
         <w:rPr>
@@ -12773,43 +12773,6 @@
           <w:szCs w:val="21"/>
         </w:rPr>
         <w:t>27 publications, including 9 journal articles (1 published, 2 under review, 1 submitted, 5 in preparation), 2 conference papers (1 published, 1 under review), 4 abstracts (2 published, 2 under review), 1 book chapter contribution (under review), and 14 conference posters (11 presented, 3 under review). Topics include the use of data science, neuroscience, and wearable technologies to advance the understanding and management of mobility dysfunction in healthy and pathological ageing.</w:t>
-      </w:r>
-    </w:p>
-    <w:p>
-      <w:pPr>
-        <w:tabs>
-          <w:tab w:val="right" w:pos="1701"/>
-          <w:tab w:val="left" w:pos="1843"/>
-          <w:tab w:val="right" w:pos="9356"/>
-        </w:tabs>
-        <w:spacing w:after="0" w:line="240" w:lineRule="auto"/>
-        <w:rPr>
-          <w:rFonts w:ascii="Times New Roman" w:hAnsi="Times New Roman" w:cs="Times New Roman"/>
-          <w:b/>
-          <w:bCs/>
-          <w:sz w:val="21"/>
-          <w:szCs w:val="21"/>
-        </w:rPr>
-      </w:pPr>
-      <w:r>
-        <w:rPr>
-          <w:rFonts w:ascii="Times New Roman" w:hAnsi="Times New Roman" w:cs="Times New Roman"/>
-          <w:b/>
-          <w:bCs/>
-          <w:sz w:val="21"/>
-          <w:szCs w:val="21"/>
-        </w:rPr>
-        <w:tab/>
-      </w:r>
-      <w:r>
-        <w:rPr>
-          <w:rFonts w:ascii="Times New Roman" w:hAnsi="Times New Roman" w:cs="Times New Roman"/>
-          <w:b/>
-          <w:bCs/>
-          <w:sz w:val="21"/>
-          <w:szCs w:val="21"/>
-        </w:rPr>
-        <w:tab/>
       </w:r>
     </w:p>
     <w:p>
@@ -14005,7 +13968,38 @@
           <w:szCs w:val="21"/>
           <w:lang w:val="en-CA"/>
         </w:rPr>
-        <w:t>[submission by April 30 for Nir Giladi Special Issue]</w:t>
+        <w:t>[</w:t>
+      </w:r>
+      <w:hyperlink r:id="rId68" w:history="1">
+        <w:r>
+          <w:rPr>
+            <w:rStyle w:val="Hyperlink"/>
+            <w:rFonts w:ascii="Times New Roman" w:hAnsi="Times New Roman" w:cs="Times New Roman"/>
+            <w:b/>
+            <w:bCs/>
+            <w:i/>
+            <w:iCs/>
+            <w:color w:val="C00000"/>
+            <w:sz w:val="21"/>
+            <w:szCs w:val="21"/>
+            <w:u w:val="none"/>
+            <w:lang w:val="en-CA"/>
+          </w:rPr>
+          <w:t>submission by April 30 for Nir Giladi Special Issue</w:t>
+        </w:r>
+      </w:hyperlink>
+      <w:r>
+        <w:rPr>
+          <w:rFonts w:ascii="Times New Roman" w:hAnsi="Times New Roman" w:cs="Times New Roman"/>
+          <w:b/>
+          <w:bCs/>
+          <w:i/>
+          <w:iCs/>
+          <w:sz w:val="21"/>
+          <w:szCs w:val="21"/>
+          <w:lang w:val="en-CA"/>
+        </w:rPr>
+        <w:t>]</w:t>
       </w:r>
     </w:p>
     <w:p>
@@ -14498,34 +14492,7 @@
           <w:szCs w:val="21"/>
           <w:lang w:val="en-CA"/>
         </w:rPr>
-        <w:t xml:space="preserve">, </w:t>
-      </w:r>
-      <w:r>
-        <w:rPr>
-          <w:rFonts w:ascii="Times New Roman" w:hAnsi="Times New Roman" w:cs="Times New Roman"/>
-          <w:sz w:val="21"/>
-          <w:szCs w:val="21"/>
-          <w:lang w:val="en-CA"/>
-        </w:rPr>
-        <w:t xml:space="preserve">Valerie Gibson, Chris </w:t>
-      </w:r>
-      <w:r>
-        <w:rPr>
-          <w:rFonts w:ascii="Times New Roman" w:hAnsi="Times New Roman" w:cs="Times New Roman"/>
-          <w:sz w:val="21"/>
-          <w:szCs w:val="21"/>
-          <w:lang w:val="en-CA"/>
-        </w:rPr>
-        <w:t>Easthope Awai</w:t>
-      </w:r>
-      <w:r>
-        <w:rPr>
-          <w:rFonts w:ascii="Times New Roman" w:hAnsi="Times New Roman" w:cs="Times New Roman"/>
-          <w:sz w:val="21"/>
-          <w:szCs w:val="21"/>
-          <w:lang w:val="en-CA"/>
-        </w:rPr>
-        <w:t xml:space="preserve">, Parag Chitnis, </w:t>
+        <w:t xml:space="preserve">, Valerie Gibson, Chris Easthope Awai, Parag Chitnis, </w:t>
       </w:r>
       <w:r>
         <w:rPr>
@@ -14584,6 +14551,22 @@
         </w:rPr>
         <w:t xml:space="preserve"> (2026). </w:t>
       </w:r>
+      <w:hyperlink r:id="rId69" w:history="1">
+        <w:r>
+          <w:rPr>
+            <w:rStyle w:val="Hyperlink"/>
+            <w:rFonts w:ascii="Times New Roman" w:hAnsi="Times New Roman" w:cs="Times New Roman"/>
+            <w:i/>
+            <w:iCs/>
+            <w:color w:val="C00000"/>
+            <w:sz w:val="21"/>
+            <w:szCs w:val="21"/>
+            <w:u w:val="none"/>
+            <w:lang w:val="en-CA"/>
+          </w:rPr>
+          <w:t>Under review in Physical Medicine &amp; Rehabilitation Journal (PM&amp;R)</w:t>
+        </w:r>
+      </w:hyperlink>
       <w:r>
         <w:rPr>
           <w:rFonts w:ascii="Times New Roman" w:hAnsi="Times New Roman" w:cs="Times New Roman"/>
@@ -14593,6 +14576,231 @@
           <w:szCs w:val="21"/>
           <w:lang w:val="en-CA"/>
         </w:rPr>
+        <w:t xml:space="preserve"> (2026 impact factor 2.8).</w:t>
+      </w:r>
+    </w:p>
+    <w:p>
+      <w:pPr>
+        <w:tabs>
+          <w:tab w:val="right" w:pos="1701"/>
+          <w:tab w:val="left" w:pos="1843"/>
+          <w:tab w:val="right" w:pos="9356"/>
+        </w:tabs>
+        <w:spacing w:before="80" w:after="0" w:line="240" w:lineRule="auto"/>
+        <w:ind w:left="1843" w:hanging="1843"/>
+        <w:jc w:val="both"/>
+        <w:rPr>
+          <w:rFonts w:ascii="Times New Roman" w:hAnsi="Times New Roman" w:cs="Times New Roman"/>
+          <w:i/>
+          <w:iCs/>
+          <w:sz w:val="21"/>
+          <w:szCs w:val="21"/>
+          <w:lang w:val="en-CA"/>
+        </w:rPr>
+      </w:pPr>
+      <w:r>
+        <w:rPr>
+          <w:rFonts w:ascii="Times New Roman" w:hAnsi="Times New Roman" w:cs="Times New Roman"/>
+          <w:b/>
+          <w:bCs/>
+          <w:sz w:val="21"/>
+          <w:szCs w:val="21"/>
+        </w:rPr>
+        <w:tab/>
+      </w:r>
+      <w:r>
+        <w:rPr>
+          <w:rFonts w:ascii="Times New Roman" w:hAnsi="Times New Roman" w:cs="Times New Roman"/>
+          <w:i/>
+          <w:iCs/>
+          <w:sz w:val="21"/>
+          <w:szCs w:val="21"/>
+          <w:lang w:val="fr-CA"/>
+        </w:rPr>
+        <w:t>J.</w:t>
+      </w:r>
+      <w:r>
+        <w:rPr>
+          <w:rFonts w:ascii="Times New Roman" w:hAnsi="Times New Roman" w:cs="Times New Roman"/>
+          <w:i/>
+          <w:iCs/>
+          <w:sz w:val="21"/>
+          <w:szCs w:val="21"/>
+          <w:lang w:val="fr-CA"/>
+        </w:rPr>
+        <w:t>3</w:t>
+      </w:r>
+      <w:r>
+        <w:rPr>
+          <w:rFonts w:ascii="Times New Roman" w:hAnsi="Times New Roman" w:cs="Times New Roman"/>
+          <w:b/>
+          <w:bCs/>
+          <w:sz w:val="21"/>
+          <w:szCs w:val="21"/>
+          <w:lang w:val="fr-CA"/>
+        </w:rPr>
+        <w:tab/>
+      </w:r>
+      <w:r>
+        <w:rPr>
+          <w:rFonts w:ascii="Times New Roman" w:hAnsi="Times New Roman" w:cs="Times New Roman"/>
+          <w:b/>
+          <w:bCs/>
+          <w:sz w:val="21"/>
+          <w:szCs w:val="21"/>
+          <w:lang w:val="fr-CA"/>
+        </w:rPr>
+        <w:t>Cyrille E. Mvomo</w:t>
+      </w:r>
+      <w:r>
+        <w:rPr>
+          <w:rFonts w:ascii="Times New Roman" w:hAnsi="Times New Roman" w:cs="Times New Roman"/>
+          <w:sz w:val="21"/>
+          <w:szCs w:val="21"/>
+          <w:lang w:val="fr-CA"/>
+        </w:rPr>
+        <w:t xml:space="preserve">, Jordan Bedime, </w:t>
+      </w:r>
+      <w:r>
+        <w:rPr>
+          <w:rFonts w:ascii="Times New Roman" w:hAnsi="Times New Roman" w:cs="Times New Roman"/>
+          <w:sz w:val="21"/>
+          <w:szCs w:val="21"/>
+          <w:u w:val="single"/>
+          <w:lang w:val="fr-CA"/>
+        </w:rPr>
+        <w:t>Dahlia Leibovich</w:t>
+      </w:r>
+      <w:r>
+        <w:rPr>
+          <w:rFonts w:ascii="Times New Roman" w:hAnsi="Times New Roman" w:cs="Times New Roman"/>
+          <w:sz w:val="21"/>
+          <w:szCs w:val="21"/>
+          <w:lang w:val="fr-CA"/>
+        </w:rPr>
+        <w:t xml:space="preserve">, </w:t>
+      </w:r>
+      <w:r>
+        <w:rPr>
+          <w:rFonts w:ascii="Times New Roman" w:hAnsi="Times New Roman" w:cs="Times New Roman"/>
+          <w:sz w:val="21"/>
+          <w:szCs w:val="21"/>
+          <w:u w:val="single"/>
+          <w:lang w:val="fr-CA"/>
+        </w:rPr>
+        <w:t>Clara Guedes</w:t>
+      </w:r>
+      <w:r>
+        <w:rPr>
+          <w:rFonts w:ascii="Times New Roman" w:hAnsi="Times New Roman" w:cs="Times New Roman"/>
+          <w:sz w:val="21"/>
+          <w:szCs w:val="21"/>
+          <w:lang w:val="fr-CA"/>
+        </w:rPr>
+        <w:t>,</w:t>
+      </w:r>
+      <w:r>
+        <w:rPr>
+          <w:rFonts w:ascii="Times New Roman" w:hAnsi="Times New Roman" w:cs="Times New Roman"/>
+          <w:sz w:val="21"/>
+          <w:szCs w:val="21"/>
+          <w:lang w:val="fr-CA"/>
+        </w:rPr>
+        <w:t xml:space="preserve"> </w:t>
+      </w:r>
+      <w:r>
+        <w:rPr>
+          <w:rFonts w:ascii="Times New Roman" w:hAnsi="Times New Roman" w:cs="Times New Roman"/>
+          <w:sz w:val="21"/>
+          <w:szCs w:val="21"/>
+          <w:lang w:val="fr-CA"/>
+        </w:rPr>
+        <w:t>Alexandra</w:t>
+      </w:r>
+      <w:r>
+        <w:rPr>
+          <w:rFonts w:ascii="Times New Roman" w:hAnsi="Times New Roman" w:cs="Times New Roman"/>
+          <w:sz w:val="21"/>
+          <w:szCs w:val="21"/>
+          <w:lang w:val="fr-CA"/>
+        </w:rPr>
+        <w:t xml:space="preserve"> </w:t>
+      </w:r>
+      <w:r>
+        <w:rPr>
+          <w:rFonts w:ascii="Times New Roman" w:hAnsi="Times New Roman" w:cs="Times New Roman"/>
+          <w:sz w:val="21"/>
+          <w:szCs w:val="21"/>
+          <w:lang w:val="fr-CA"/>
+        </w:rPr>
+        <w:t>Potvin-</w:t>
+      </w:r>
+      <w:r>
+        <w:rPr>
+          <w:rFonts w:ascii="Times New Roman" w:hAnsi="Times New Roman" w:cs="Times New Roman"/>
+          <w:sz w:val="21"/>
+          <w:szCs w:val="21"/>
+          <w:lang w:val="fr-CA"/>
+        </w:rPr>
+        <w:tab/>
+        <w:t>Desrochers, Philippe C. Dixon, Chris Easthope Awai, Caroline Paquette.</w:t>
+      </w:r>
+      <w:r>
+        <w:rPr>
+          <w:rFonts w:ascii="Times New Roman" w:hAnsi="Times New Roman" w:cs="Times New Roman"/>
+          <w:b/>
+          <w:bCs/>
+          <w:sz w:val="21"/>
+          <w:szCs w:val="21"/>
+          <w:lang w:val="fr-CA"/>
+        </w:rPr>
+        <w:t xml:space="preserve"> </w:t>
+      </w:r>
+      <w:r>
+        <w:rPr>
+          <w:rFonts w:ascii="Times New Roman" w:hAnsi="Times New Roman" w:cs="Times New Roman"/>
+          <w:sz w:val="21"/>
+          <w:szCs w:val="21"/>
+          <w:lang w:val="en-CA"/>
+        </w:rPr>
+        <w:t>“</w:t>
+      </w:r>
+      <w:r>
+        <w:rPr>
+          <w:rFonts w:ascii="Times New Roman" w:hAnsi="Times New Roman" w:cs="Times New Roman"/>
+          <w:sz w:val="21"/>
+          <w:szCs w:val="21"/>
+          <w:lang w:val="en-CA"/>
+        </w:rPr>
+        <w:t>Gait-Related Digital Mobility Outcomes in Parkinson’s Disease: New Insights into Convergent Validity?</w:t>
+      </w:r>
+      <w:r>
+        <w:rPr>
+          <w:rFonts w:ascii="Times New Roman" w:hAnsi="Times New Roman" w:cs="Times New Roman"/>
+          <w:sz w:val="21"/>
+          <w:szCs w:val="21"/>
+          <w:lang w:val="en-CA"/>
+        </w:rPr>
+        <w:t>”.</w:t>
+      </w:r>
+      <w:r>
+        <w:rPr>
+          <w:rFonts w:ascii="Times New Roman" w:hAnsi="Times New Roman" w:cs="Times New Roman"/>
+          <w:sz w:val="21"/>
+          <w:szCs w:val="21"/>
+          <w:lang w:val="en-CA"/>
+        </w:rPr>
+        <w:t xml:space="preserve"> (2026). </w:t>
+      </w:r>
+      <w:r>
+        <w:rPr>
+          <w:rFonts w:ascii="Times New Roman" w:hAnsi="Times New Roman" w:cs="Times New Roman"/>
+          <w:i/>
+          <w:iCs/>
+          <w:sz w:val="21"/>
+          <w:szCs w:val="21"/>
+          <w:lang w:val="en-CA"/>
+        </w:rPr>
         <w:t>Under review</w:t>
       </w:r>
       <w:r>
@@ -14626,7 +14834,7 @@
           <w:szCs w:val="21"/>
           <w:lang w:val="en-CA"/>
         </w:rPr>
-        <w:t>Physical Medicine &amp; Rehabilitation Journal</w:t>
+        <w:t>IEEE Transactions on Biomedical Engineering</w:t>
       </w:r>
       <w:r>
         <w:rPr>
@@ -14648,7 +14856,7 @@
           <w:szCs w:val="21"/>
           <w:lang w:val="en-CA"/>
         </w:rPr>
-        <w:t>PM&amp;R</w:t>
+        <w:t>TBME</w:t>
       </w:r>
       <w:r>
         <w:rPr>
@@ -14681,7 +14889,7 @@
           <w:szCs w:val="21"/>
           <w:lang w:val="en-CA"/>
         </w:rPr>
-        <w:t>2</w:t>
+        <w:t>4.5</w:t>
       </w:r>
       <w:r>
         <w:rPr>
@@ -14692,29 +14900,55 @@
           <w:szCs w:val="21"/>
           <w:lang w:val="en-CA"/>
         </w:rPr>
-        <w:t>.</w:t>
-      </w:r>
-      <w:r>
-        <w:rPr>
-          <w:rFonts w:ascii="Times New Roman" w:hAnsi="Times New Roman" w:cs="Times New Roman"/>
-          <w:i/>
-          <w:iCs/>
-          <w:sz w:val="21"/>
-          <w:szCs w:val="21"/>
-          <w:lang w:val="en-CA"/>
-        </w:rPr>
-        <w:t>8</w:t>
-      </w:r>
-      <w:r>
-        <w:rPr>
-          <w:rFonts w:ascii="Times New Roman" w:hAnsi="Times New Roman" w:cs="Times New Roman"/>
-          <w:i/>
-          <w:iCs/>
-          <w:sz w:val="21"/>
-          <w:szCs w:val="21"/>
-          <w:lang w:val="en-CA"/>
-        </w:rPr>
-        <w:t xml:space="preserve">). </w:t>
+        <w:t>).</w:t>
+      </w:r>
+      <w:r>
+        <w:rPr>
+          <w:rFonts w:ascii="Times New Roman" w:hAnsi="Times New Roman" w:cs="Times New Roman"/>
+          <w:b/>
+          <w:bCs/>
+          <w:i/>
+          <w:iCs/>
+          <w:sz w:val="21"/>
+          <w:szCs w:val="21"/>
+        </w:rPr>
+        <w:t xml:space="preserve"> </w:t>
+      </w:r>
+      <w:r>
+        <w:rPr>
+          <w:rFonts w:ascii="Times New Roman" w:hAnsi="Times New Roman" w:cs="Times New Roman"/>
+          <w:b/>
+          <w:bCs/>
+          <w:i/>
+          <w:iCs/>
+          <w:sz w:val="21"/>
+          <w:szCs w:val="21"/>
+        </w:rPr>
+        <w:t>[</w:t>
+      </w:r>
+      <w:r>
+        <w:rPr>
+          <w:rFonts w:ascii="Times New Roman" w:hAnsi="Times New Roman" w:cs="Times New Roman"/>
+          <w:b/>
+          <w:bCs/>
+          <w:i/>
+          <w:iCs/>
+          <w:sz w:val="21"/>
+          <w:szCs w:val="21"/>
+        </w:rPr>
+        <w:t>Invited contribution to the BHI’25 Special Issue</w:t>
+      </w:r>
+      <w:r>
+        <w:rPr>
+          <w:rFonts w:ascii="Times New Roman" w:hAnsi="Times New Roman" w:cs="Times New Roman"/>
+          <w:b/>
+          <w:bCs/>
+          <w:i/>
+          <w:iCs/>
+          <w:sz w:val="21"/>
+          <w:szCs w:val="21"/>
+        </w:rPr>
+        <w:t>]</w:t>
       </w:r>
     </w:p>
     <w:p>
@@ -14984,7 +15218,7 @@
                     </pic:cNvPicPr>
                   </pic:nvPicPr>
                   <pic:blipFill>
-                    <a:blip r:embed="rId68"/>
+                    <a:blip r:embed="rId70"/>
                     <a:stretch>
                       <a:fillRect/>
                     </a:stretch>
@@ -15684,7 +15918,7 @@
                     </pic:cNvPicPr>
                   </pic:nvPicPr>
                   <pic:blipFill>
-                    <a:blip r:embed="rId68"/>
+                    <a:blip r:embed="rId70"/>
                     <a:stretch>
                       <a:fillRect/>
                     </a:stretch>
@@ -15812,7 +16046,7 @@
         </w:rPr>
         <w:t xml:space="preserve"> </w:t>
       </w:r>
-      <w:hyperlink r:id="rId69" w:history="1">
+      <w:hyperlink r:id="rId71" w:history="1">
         <w:r>
           <w:rPr>
             <w:rStyle w:val="Hyperlink"/>
@@ -16200,7 +16434,7 @@
           <w:sz w:val="21"/>
           <w:szCs w:val="21"/>
         </w:rPr>
-        <w:pict w14:anchorId="0A270670">
+        <w:pict w14:anchorId="7FCC1B6D">
           <v:shapetype id="_x0000_t75" coordsize="21600,21600" o:spt="75" o:preferrelative="t" path="m@4@5l@4@11@9@11@9@5xe" filled="f" stroked="f">
             <v:stroke joinstyle="miter"/>
             <v:formulas>
@@ -16220,8 +16454,8 @@
             <v:path o:extrusionok="f" gradientshapeok="t" o:connecttype="rect"/>
             <o:lock v:ext="edit" aspectratio="t"/>
           </v:shapetype>
-          <v:shape id="Picture 21" o:spid="_x0000_i1028" type="#_x0000_t75" alt="Earth globe: Asia and Australia with solid fill" style="width:8.3pt;height:8.3pt;visibility:visible;mso-wrap-style:square">
-            <v:imagedata r:id="rId70" o:title=" Asia and Australia with solid fill"/>
+          <v:shape id="Picture 21" o:spid="_x0000_i1028" type="#_x0000_t75" alt="Earth globe: Asia and Australia with solid fill" style="width:8.05pt;height:8.05pt;visibility:visible;mso-wrap-style:square">
+            <v:imagedata r:id="rId72" o:title=" Asia and Australia with solid fill"/>
             <o:lock v:ext="edit" rotation="t" cropping="t" verticies="t"/>
           </v:shape>
         </w:pict>
@@ -16251,7 +16485,7 @@
                     </pic:cNvPicPr>
                   </pic:nvPicPr>
                   <pic:blipFill>
-                    <a:blip r:embed="rId68"/>
+                    <a:blip r:embed="rId70"/>
                     <a:stretch>
                       <a:fillRect/>
                     </a:stretch>
@@ -16547,6 +16781,7 @@
           <w:sz w:val="21"/>
           <w:szCs w:val="21"/>
         </w:rPr>
+        <w:lastRenderedPageBreak/>
         <mc:AlternateContent>
           <mc:Choice Requires="wps">
             <w:drawing>
@@ -16742,7 +16977,7 @@
                     </pic:cNvPicPr>
                   </pic:nvPicPr>
                   <pic:blipFill>
-                    <a:blip r:embed="rId71"/>
+                    <a:blip r:embed="rId73"/>
                     <a:stretch>
                       <a:fillRect/>
                     </a:stretch>
@@ -16769,9 +17004,9 @@
           <w:sz w:val="21"/>
           <w:szCs w:val="21"/>
         </w:rPr>
-        <w:pict w14:anchorId="68835E49">
-          <v:shape id="Picture 20" o:spid="_x0000_i1027" type="#_x0000_t75" alt="Earth globe: Asia and Australia with solid fill" style="width:8.3pt;height:8.3pt;visibility:visible;mso-wrap-style:square">
-            <v:imagedata r:id="rId70" o:title=" Asia and Australia with solid fill"/>
+        <w:pict w14:anchorId="5AD56CD0">
+          <v:shape id="Picture 20" o:spid="_x0000_i1027" type="#_x0000_t75" alt="Earth globe: Asia and Australia with solid fill" style="width:8.05pt;height:8.05pt;visibility:visible;mso-wrap-style:square">
+            <v:imagedata r:id="rId72" o:title=" Asia and Australia with solid fill"/>
             <o:lock v:ext="edit" rotation="t" cropping="t" verticies="t"/>
           </v:shape>
         </w:pict>
@@ -16801,7 +17036,7 @@
                     </pic:cNvPicPr>
                   </pic:nvPicPr>
                   <pic:blipFill>
-                    <a:blip r:embed="rId68"/>
+                    <a:blip r:embed="rId70"/>
                     <a:stretch>
                       <a:fillRect/>
                     </a:stretch>
@@ -16951,7 +17186,7 @@
         <w:tab/>
         <w:t xml:space="preserve">Desrochers, Chris A. Easthope, Caroline Paquette. </w:t>
       </w:r>
-      <w:hyperlink r:id="rId72" w:history="1">
+      <w:hyperlink r:id="rId74" w:history="1">
         <w:r>
           <w:rPr>
             <w:rStyle w:val="Hyperlink"/>
@@ -16982,7 +17217,6 @@
             <w:szCs w:val="21"/>
             <w:u w:val="none"/>
           </w:rPr>
-          <w:lastRenderedPageBreak/>
           <w:tab/>
         </w:r>
         <w:r>
@@ -17099,9 +17333,9 @@
           <w:sz w:val="21"/>
           <w:szCs w:val="21"/>
         </w:rPr>
-        <w:pict w14:anchorId="0D25EBF4">
-          <v:shape id="Graphic 7" o:spid="_x0000_i1026" type="#_x0000_t75" alt="Earth globe: Asia and Australia with solid fill" style="width:9.4pt;height:9.4pt;visibility:visible;mso-wrap-style:square">
-            <v:imagedata r:id="rId73" o:title=" Asia and Australia with solid fill"/>
+        <w:pict w14:anchorId="657D6F36">
+          <v:shape id="Graphic 7" o:spid="_x0000_i1026" type="#_x0000_t75" alt="Earth globe: Asia and Australia with solid fill" style="width:9.2pt;height:9.2pt;visibility:visible;mso-wrap-style:square">
+            <v:imagedata r:id="rId75" o:title=" Asia and Australia with solid fill"/>
             <o:lock v:ext="edit" rotation="t" cropping="t" verticies="t"/>
           </v:shape>
         </w:pict>
@@ -17131,7 +17365,7 @@
                     </pic:cNvPicPr>
                   </pic:nvPicPr>
                   <pic:blipFill>
-                    <a:blip r:embed="rId68"/>
+                    <a:blip r:embed="rId70"/>
                     <a:stretch>
                       <a:fillRect/>
                     </a:stretch>
@@ -17272,7 +17506,7 @@
         <w:tab/>
         <w:t xml:space="preserve">Lajeunesse, Frederike Parent-L’Ecuyer, Caroline Paquette. </w:t>
       </w:r>
-      <w:hyperlink r:id="rId74" w:history="1">
+      <w:hyperlink r:id="rId76" w:history="1">
         <w:r>
           <w:rPr>
             <w:rStyle w:val="Hyperlink"/>
@@ -17573,7 +17807,7 @@
                     </pic:cNvPicPr>
                   </pic:nvPicPr>
                   <pic:blipFill>
-                    <a:blip r:embed="rId75" cstate="print">
+                    <a:blip r:embed="rId77" cstate="print">
                       <a:extLst>
                         <a:ext uri="{28A0092B-C50C-407E-A947-70E740481C1C}">
                           <a14:useLocalDpi xmlns:a14="http://schemas.microsoft.com/office/drawing/2010/main" val="0"/>
@@ -17629,7 +17863,7 @@
                     </pic:cNvPicPr>
                   </pic:nvPicPr>
                   <pic:blipFill>
-                    <a:blip r:embed="rId68"/>
+                    <a:blip r:embed="rId70"/>
                     <a:stretch>
                       <a:fillRect/>
                     </a:stretch>
@@ -17936,7 +18170,7 @@
                     </pic:cNvPicPr>
                   </pic:nvPicPr>
                   <pic:blipFill>
-                    <a:blip r:embed="rId75" cstate="print">
+                    <a:blip r:embed="rId77" cstate="print">
                       <a:extLst>
                         <a:ext uri="{28A0092B-C50C-407E-A947-70E740481C1C}">
                           <a14:useLocalDpi xmlns:a14="http://schemas.microsoft.com/office/drawing/2010/main" val="0"/>
@@ -17992,7 +18226,7 @@
                     </pic:cNvPicPr>
                   </pic:nvPicPr>
                   <pic:blipFill>
-                    <a:blip r:embed="rId68"/>
+                    <a:blip r:embed="rId70"/>
                     <a:stretch>
                       <a:fillRect/>
                     </a:stretch>
@@ -18442,7 +18676,7 @@
                     </pic:cNvPicPr>
                   </pic:nvPicPr>
                   <pic:blipFill>
-                    <a:blip r:embed="rId68"/>
+                    <a:blip r:embed="rId70"/>
                     <a:stretch>
                       <a:fillRect/>
                     </a:stretch>
@@ -18798,7 +19032,7 @@
                     </pic:cNvPicPr>
                   </pic:nvPicPr>
                   <pic:blipFill>
-                    <a:blip r:embed="rId71"/>
+                    <a:blip r:embed="rId73"/>
                     <a:stretch>
                       <a:fillRect/>
                     </a:stretch>
@@ -18843,7 +19077,7 @@
                     </pic:cNvPicPr>
                   </pic:nvPicPr>
                   <pic:blipFill>
-                    <a:blip r:embed="rId75" cstate="print">
+                    <a:blip r:embed="rId77" cstate="print">
                       <a:extLst>
                         <a:ext uri="{28A0092B-C50C-407E-A947-70E740481C1C}">
                           <a14:useLocalDpi xmlns:a14="http://schemas.microsoft.com/office/drawing/2010/main" val="0"/>
@@ -18899,7 +19133,7 @@
                     </pic:cNvPicPr>
                   </pic:nvPicPr>
                   <pic:blipFill>
-                    <a:blip r:embed="rId68"/>
+                    <a:blip r:embed="rId70"/>
                     <a:stretch>
                       <a:fillRect/>
                     </a:stretch>
@@ -19198,7 +19432,7 @@
                     </pic:cNvPicPr>
                   </pic:nvPicPr>
                   <pic:blipFill>
-                    <a:blip r:embed="rId75" cstate="print">
+                    <a:blip r:embed="rId77" cstate="print">
                       <a:extLst>
                         <a:ext uri="{28A0092B-C50C-407E-A947-70E740481C1C}">
                           <a14:useLocalDpi xmlns:a14="http://schemas.microsoft.com/office/drawing/2010/main" val="0"/>
@@ -19254,7 +19488,7 @@
                     </pic:cNvPicPr>
                   </pic:nvPicPr>
                   <pic:blipFill>
-                    <a:blip r:embed="rId68"/>
+                    <a:blip r:embed="rId70"/>
                     <a:stretch>
                       <a:fillRect/>
                     </a:stretch>
@@ -19531,7 +19765,7 @@
                     </pic:cNvPicPr>
                   </pic:nvPicPr>
                   <pic:blipFill>
-                    <a:blip r:embed="rId75" cstate="print">
+                    <a:blip r:embed="rId77" cstate="print">
                       <a:extLst>
                         <a:ext uri="{28A0092B-C50C-407E-A947-70E740481C1C}">
                           <a14:useLocalDpi xmlns:a14="http://schemas.microsoft.com/office/drawing/2010/main" val="0"/>
@@ -19587,7 +19821,7 @@
                     </pic:cNvPicPr>
                   </pic:nvPicPr>
                   <pic:blipFill>
-                    <a:blip r:embed="rId68"/>
+                    <a:blip r:embed="rId70"/>
                     <a:stretch>
                       <a:fillRect/>
                     </a:stretch>
@@ -19898,7 +20132,7 @@
                     </pic:cNvPicPr>
                   </pic:nvPicPr>
                   <pic:blipFill>
-                    <a:blip r:embed="rId68"/>
+                    <a:blip r:embed="rId70"/>
                     <a:stretch>
                       <a:fillRect/>
                     </a:stretch>
@@ -20262,7 +20496,7 @@
                     </pic:cNvPicPr>
                   </pic:nvPicPr>
                   <pic:blipFill>
-                    <a:blip r:embed="rId68"/>
+                    <a:blip r:embed="rId70"/>
                     <a:stretch>
                       <a:fillRect/>
                     </a:stretch>
@@ -20604,7 +20838,7 @@
                     </pic:cNvPicPr>
                   </pic:nvPicPr>
                   <pic:blipFill>
-                    <a:blip r:embed="rId68"/>
+                    <a:blip r:embed="rId70"/>
                     <a:stretch>
                       <a:fillRect/>
                     </a:stretch>
@@ -20914,6 +21148,7 @@
           <w:szCs w:val="21"/>
           <w:lang w:val="fr-CA"/>
         </w:rPr>
+        <w:lastRenderedPageBreak/>
         <w:tab/>
       </w:r>
       <w:r>
@@ -20941,7 +21176,7 @@
                     </pic:cNvPicPr>
                   </pic:nvPicPr>
                   <pic:blipFill>
-                    <a:blip r:embed="rId68"/>
+                    <a:blip r:embed="rId70"/>
                     <a:stretch>
                       <a:fillRect/>
                     </a:stretch>
@@ -21258,7 +21493,6 @@
           <w:sz w:val="21"/>
           <w:szCs w:val="21"/>
         </w:rPr>
-        <w:lastRenderedPageBreak/>
         <w:tab/>
       </w:r>
       <w:r>
@@ -21286,7 +21520,7 @@
                     </pic:cNvPicPr>
                   </pic:nvPicPr>
                   <pic:blipFill>
-                    <a:blip r:embed="rId75" cstate="print">
+                    <a:blip r:embed="rId77" cstate="print">
                       <a:extLst>
                         <a:ext uri="{28A0092B-C50C-407E-A947-70E740481C1C}">
                           <a14:useLocalDpi xmlns:a14="http://schemas.microsoft.com/office/drawing/2010/main" val="0"/>
@@ -21342,7 +21576,7 @@
                     </pic:cNvPicPr>
                   </pic:nvPicPr>
                   <pic:blipFill>
-                    <a:blip r:embed="rId68"/>
+                    <a:blip r:embed="rId70"/>
                     <a:stretch>
                       <a:fillRect/>
                     </a:stretch>
@@ -21626,7 +21860,7 @@
                     </pic:cNvPicPr>
                   </pic:nvPicPr>
                   <pic:blipFill>
-                    <a:blip r:embed="rId75" cstate="print">
+                    <a:blip r:embed="rId77" cstate="print">
                       <a:extLst>
                         <a:ext uri="{28A0092B-C50C-407E-A947-70E740481C1C}">
                           <a14:useLocalDpi xmlns:a14="http://schemas.microsoft.com/office/drawing/2010/main" val="0"/>
@@ -21682,7 +21916,7 @@
                     </pic:cNvPicPr>
                   </pic:nvPicPr>
                   <pic:blipFill>
-                    <a:blip r:embed="rId68"/>
+                    <a:blip r:embed="rId70"/>
                     <a:stretch>
                       <a:fillRect/>
                     </a:stretch>
@@ -22097,220 +22331,6 @@
         </w:rPr>
         <w:t xml:space="preserve"> </w:t>
       </w:r>
-      <w:hyperlink r:id="rId76" w:history="1">
-        <w:r>
-          <w:rPr>
-            <w:rStyle w:val="Hyperlink"/>
-            <w:rFonts w:ascii="Times New Roman" w:hAnsi="Times New Roman" w:cs="Times New Roman"/>
-            <w:color w:val="auto"/>
-            <w:sz w:val="22"/>
-            <w:szCs w:val="22"/>
-            <w:bdr w:val="single" w:sz="4" w:space="0" w:color="60CAF3" w:themeColor="accent4" w:themeTint="99"/>
-          </w:rPr>
-          <w:t>What if walking could help track the progression of Parkinson's disease?</w:t>
-        </w:r>
-      </w:hyperlink>
-      <w:r>
-        <w:rPr>
-          <w:rFonts w:ascii="Times New Roman" w:hAnsi="Times New Roman" w:cs="Times New Roman"/>
-          <w:i/>
-          <w:iCs/>
-          <w:sz w:val="22"/>
-          <w:szCs w:val="22"/>
-        </w:rPr>
-        <w:t xml:space="preserve"> </w:t>
-      </w:r>
-      <w:r>
-        <w:rPr>
-          <w:rFonts w:ascii="Times New Roman" w:hAnsi="Times New Roman" w:cs="Times New Roman"/>
-          <w:i/>
-          <w:iCs/>
-          <w:sz w:val="22"/>
-          <w:szCs w:val="22"/>
-        </w:rPr>
-        <w:tab/>
-      </w:r>
-      <w:r>
-        <w:rPr>
-          <w:rFonts w:ascii="Times New Roman" w:hAnsi="Times New Roman" w:cs="Times New Roman"/>
-          <w:i/>
-          <w:iCs/>
-          <w:sz w:val="22"/>
-          <w:szCs w:val="22"/>
-        </w:rPr>
-        <w:tab/>
-      </w:r>
-      <w:r>
-        <w:rPr>
-          <w:rFonts w:ascii="Times New Roman" w:hAnsi="Times New Roman" w:cs="Times New Roman"/>
-          <w:i/>
-          <w:iCs/>
-          <w:sz w:val="22"/>
-          <w:szCs w:val="22"/>
-        </w:rPr>
-        <w:t xml:space="preserve">TED-like talk at NeuroLingo, Montreal, CA </w:t>
-      </w:r>
-      <w:r>
-        <w:rPr>
-          <w:rFonts w:ascii="Times New Roman" w:hAnsi="Times New Roman" w:cs="Times New Roman"/>
-          <w:i/>
-          <w:iCs/>
-          <w:sz w:val="22"/>
-          <w:szCs w:val="22"/>
-        </w:rPr>
-        <w:t>(</w:t>
-      </w:r>
-      <w:r>
-        <w:rPr>
-          <w:rFonts w:ascii="Times New Roman" w:hAnsi="Times New Roman" w:cs="Times New Roman"/>
-          <w:i/>
-          <w:iCs/>
-          <w:sz w:val="22"/>
-          <w:szCs w:val="22"/>
-        </w:rPr>
-        <w:t xml:space="preserve">Fall </w:t>
-      </w:r>
-      <w:r>
-        <w:rPr>
-          <w:rFonts w:ascii="Times New Roman" w:hAnsi="Times New Roman" w:cs="Times New Roman"/>
-          <w:i/>
-          <w:iCs/>
-          <w:sz w:val="22"/>
-          <w:szCs w:val="22"/>
-        </w:rPr>
-        <w:t>202</w:t>
-      </w:r>
-      <w:r>
-        <w:rPr>
-          <w:rFonts w:ascii="Times New Roman" w:hAnsi="Times New Roman" w:cs="Times New Roman"/>
-          <w:i/>
-          <w:iCs/>
-          <w:sz w:val="22"/>
-          <w:szCs w:val="22"/>
-        </w:rPr>
-        <w:t>4</w:t>
-      </w:r>
-      <w:r>
-        <w:rPr>
-          <w:rFonts w:ascii="Times New Roman" w:hAnsi="Times New Roman" w:cs="Times New Roman"/>
-          <w:i/>
-          <w:iCs/>
-          <w:sz w:val="22"/>
-          <w:szCs w:val="22"/>
-        </w:rPr>
-        <w:t>)</w:t>
-      </w:r>
-      <w:r>
-        <w:rPr>
-          <w:rFonts w:ascii="Times New Roman" w:hAnsi="Times New Roman" w:cs="Times New Roman"/>
-          <w:i/>
-          <w:iCs/>
-          <w:sz w:val="22"/>
-          <w:szCs w:val="22"/>
-        </w:rPr>
-        <w:t xml:space="preserve"> – Knowledge Translation</w:t>
-      </w:r>
-    </w:p>
-    <w:p>
-      <w:pPr>
-        <w:tabs>
-          <w:tab w:val="right" w:pos="1701"/>
-          <w:tab w:val="left" w:pos="1843"/>
-          <w:tab w:val="right" w:pos="9356"/>
-        </w:tabs>
-        <w:spacing w:before="80" w:after="0" w:line="240" w:lineRule="auto"/>
-        <w:jc w:val="both"/>
-        <w:rPr>
-          <w:rFonts w:ascii="Times New Roman" w:hAnsi="Times New Roman" w:cs="Times New Roman"/>
-          <w:i/>
-          <w:iCs/>
-          <w:color w:val="C00000"/>
-          <w:sz w:val="22"/>
-          <w:szCs w:val="22"/>
-        </w:rPr>
-      </w:pPr>
-      <w:r>
-        <w:rPr>
-          <w:rFonts w:ascii="Times New Roman" w:hAnsi="Times New Roman" w:cs="Times New Roman"/>
-          <w:i/>
-          <w:iCs/>
-          <w:sz w:val="22"/>
-          <w:szCs w:val="22"/>
-        </w:rPr>
-        <w:tab/>
-      </w:r>
-      <w:r>
-        <w:rPr>
-          <w:rFonts w:ascii="Times New Roman" w:hAnsi="Times New Roman" w:cs="Times New Roman"/>
-          <w:b/>
-          <w:i/>
-          <w:noProof/>
-        </w:rPr>
-        <w:pict w14:anchorId="4217C925">
-          <v:shape id="Graphic 2" o:spid="_x0000_i1025" type="#_x0000_t75" alt="House with solid fill" style="width:9.4pt;height:9.4pt;visibility:visible;mso-wrap-style:square">
-            <v:imagedata r:id="rId77" o:title="House with solid fill"/>
-            <o:lock v:ext="edit" rotation="t" cropping="t" verticies="t"/>
-          </v:shape>
-        </w:pict>
-      </w:r>
-      <w:r>
-        <w:rPr>
-          <w:rFonts w:ascii="Times New Roman" w:hAnsi="Times New Roman" w:cs="Times New Roman"/>
-          <w:i/>
-          <w:iCs/>
-          <w:sz w:val="22"/>
-          <w:szCs w:val="22"/>
-        </w:rPr>
-        <w:t xml:space="preserve"> </w:t>
-      </w:r>
-      <w:r>
-        <w:rPr>
-          <w:rFonts w:ascii="Times New Roman" w:hAnsi="Times New Roman" w:cs="Times New Roman"/>
-          <w:i/>
-          <w:iCs/>
-          <w:sz w:val="22"/>
-          <w:szCs w:val="22"/>
-        </w:rPr>
-        <w:t>T.0</w:t>
-      </w:r>
-      <w:r>
-        <w:rPr>
-          <w:rFonts w:ascii="Times New Roman" w:hAnsi="Times New Roman" w:cs="Times New Roman"/>
-          <w:i/>
-          <w:iCs/>
-          <w:sz w:val="22"/>
-          <w:szCs w:val="22"/>
-        </w:rPr>
-        <w:t>1</w:t>
-      </w:r>
-      <w:r>
-        <w:rPr>
-          <w:rFonts w:ascii="Times New Roman" w:hAnsi="Times New Roman" w:cs="Times New Roman"/>
-          <w:i/>
-          <w:iCs/>
-          <w:sz w:val="22"/>
-          <w:szCs w:val="22"/>
-        </w:rPr>
-        <w:tab/>
-      </w:r>
-      <w:r>
-        <w:rPr>
-          <w:rFonts w:ascii="Times New Roman" w:hAnsi="Times New Roman" w:cs="Times New Roman"/>
-          <w:b/>
-          <w:bCs/>
-          <w:sz w:val="22"/>
-          <w:szCs w:val="22"/>
-        </w:rPr>
-        <w:t>Cyrille E. Mvomo.</w:t>
-      </w:r>
-      <w:r>
-        <w:rPr>
-          <w:rFonts w:ascii="Times New Roman" w:hAnsi="Times New Roman" w:cs="Times New Roman"/>
-          <w:sz w:val="22"/>
-          <w:szCs w:val="22"/>
-        </w:rPr>
-        <w:t xml:space="preserve"> </w:t>
-      </w:r>
       <w:hyperlink r:id="rId78" w:history="1">
         <w:r>
           <w:rPr>
@@ -22362,6 +22382,220 @@
           <w:sz w:val="22"/>
           <w:szCs w:val="22"/>
         </w:rPr>
+        <w:t xml:space="preserve">TED-like talk at NeuroLingo, Montreal, CA </w:t>
+      </w:r>
+      <w:r>
+        <w:rPr>
+          <w:rFonts w:ascii="Times New Roman" w:hAnsi="Times New Roman" w:cs="Times New Roman"/>
+          <w:i/>
+          <w:iCs/>
+          <w:sz w:val="22"/>
+          <w:szCs w:val="22"/>
+        </w:rPr>
+        <w:t>(</w:t>
+      </w:r>
+      <w:r>
+        <w:rPr>
+          <w:rFonts w:ascii="Times New Roman" w:hAnsi="Times New Roman" w:cs="Times New Roman"/>
+          <w:i/>
+          <w:iCs/>
+          <w:sz w:val="22"/>
+          <w:szCs w:val="22"/>
+        </w:rPr>
+        <w:t xml:space="preserve">Fall </w:t>
+      </w:r>
+      <w:r>
+        <w:rPr>
+          <w:rFonts w:ascii="Times New Roman" w:hAnsi="Times New Roman" w:cs="Times New Roman"/>
+          <w:i/>
+          <w:iCs/>
+          <w:sz w:val="22"/>
+          <w:szCs w:val="22"/>
+        </w:rPr>
+        <w:t>202</w:t>
+      </w:r>
+      <w:r>
+        <w:rPr>
+          <w:rFonts w:ascii="Times New Roman" w:hAnsi="Times New Roman" w:cs="Times New Roman"/>
+          <w:i/>
+          <w:iCs/>
+          <w:sz w:val="22"/>
+          <w:szCs w:val="22"/>
+        </w:rPr>
+        <w:t>4</w:t>
+      </w:r>
+      <w:r>
+        <w:rPr>
+          <w:rFonts w:ascii="Times New Roman" w:hAnsi="Times New Roman" w:cs="Times New Roman"/>
+          <w:i/>
+          <w:iCs/>
+          <w:sz w:val="22"/>
+          <w:szCs w:val="22"/>
+        </w:rPr>
+        <w:t>)</w:t>
+      </w:r>
+      <w:r>
+        <w:rPr>
+          <w:rFonts w:ascii="Times New Roman" w:hAnsi="Times New Roman" w:cs="Times New Roman"/>
+          <w:i/>
+          <w:iCs/>
+          <w:sz w:val="22"/>
+          <w:szCs w:val="22"/>
+        </w:rPr>
+        <w:t xml:space="preserve"> – Knowledge Translation</w:t>
+      </w:r>
+    </w:p>
+    <w:p>
+      <w:pPr>
+        <w:tabs>
+          <w:tab w:val="right" w:pos="1701"/>
+          <w:tab w:val="left" w:pos="1843"/>
+          <w:tab w:val="right" w:pos="9356"/>
+        </w:tabs>
+        <w:spacing w:before="80" w:after="0" w:line="240" w:lineRule="auto"/>
+        <w:jc w:val="both"/>
+        <w:rPr>
+          <w:rFonts w:ascii="Times New Roman" w:hAnsi="Times New Roman" w:cs="Times New Roman"/>
+          <w:i/>
+          <w:iCs/>
+          <w:color w:val="C00000"/>
+          <w:sz w:val="22"/>
+          <w:szCs w:val="22"/>
+        </w:rPr>
+      </w:pPr>
+      <w:r>
+        <w:rPr>
+          <w:rFonts w:ascii="Times New Roman" w:hAnsi="Times New Roman" w:cs="Times New Roman"/>
+          <w:i/>
+          <w:iCs/>
+          <w:sz w:val="22"/>
+          <w:szCs w:val="22"/>
+        </w:rPr>
+        <w:tab/>
+      </w:r>
+      <w:r>
+        <w:rPr>
+          <w:rFonts w:ascii="Times New Roman" w:hAnsi="Times New Roman" w:cs="Times New Roman"/>
+          <w:b/>
+          <w:i/>
+          <w:noProof/>
+        </w:rPr>
+        <w:pict w14:anchorId="0412A514">
+          <v:shape id="Graphic 2" o:spid="_x0000_i1025" type="#_x0000_t75" alt="House with solid fill" style="width:9.2pt;height:9.2pt;visibility:visible;mso-wrap-style:square">
+            <v:imagedata r:id="rId79" o:title="House with solid fill"/>
+            <o:lock v:ext="edit" rotation="t" cropping="t" verticies="t"/>
+          </v:shape>
+        </w:pict>
+      </w:r>
+      <w:r>
+        <w:rPr>
+          <w:rFonts w:ascii="Times New Roman" w:hAnsi="Times New Roman" w:cs="Times New Roman"/>
+          <w:i/>
+          <w:iCs/>
+          <w:sz w:val="22"/>
+          <w:szCs w:val="22"/>
+        </w:rPr>
+        <w:t xml:space="preserve"> </w:t>
+      </w:r>
+      <w:r>
+        <w:rPr>
+          <w:rFonts w:ascii="Times New Roman" w:hAnsi="Times New Roman" w:cs="Times New Roman"/>
+          <w:i/>
+          <w:iCs/>
+          <w:sz w:val="22"/>
+          <w:szCs w:val="22"/>
+        </w:rPr>
+        <w:t>T.0</w:t>
+      </w:r>
+      <w:r>
+        <w:rPr>
+          <w:rFonts w:ascii="Times New Roman" w:hAnsi="Times New Roman" w:cs="Times New Roman"/>
+          <w:i/>
+          <w:iCs/>
+          <w:sz w:val="22"/>
+          <w:szCs w:val="22"/>
+        </w:rPr>
+        <w:t>1</w:t>
+      </w:r>
+      <w:r>
+        <w:rPr>
+          <w:rFonts w:ascii="Times New Roman" w:hAnsi="Times New Roman" w:cs="Times New Roman"/>
+          <w:i/>
+          <w:iCs/>
+          <w:sz w:val="22"/>
+          <w:szCs w:val="22"/>
+        </w:rPr>
+        <w:tab/>
+      </w:r>
+      <w:r>
+        <w:rPr>
+          <w:rFonts w:ascii="Times New Roman" w:hAnsi="Times New Roman" w:cs="Times New Roman"/>
+          <w:b/>
+          <w:bCs/>
+          <w:sz w:val="22"/>
+          <w:szCs w:val="22"/>
+        </w:rPr>
+        <w:t>Cyrille E. Mvomo.</w:t>
+      </w:r>
+      <w:r>
+        <w:rPr>
+          <w:rFonts w:ascii="Times New Roman" w:hAnsi="Times New Roman" w:cs="Times New Roman"/>
+          <w:sz w:val="22"/>
+          <w:szCs w:val="22"/>
+        </w:rPr>
+        <w:t xml:space="preserve"> </w:t>
+      </w:r>
+      <w:hyperlink r:id="rId80" w:history="1">
+        <w:r>
+          <w:rPr>
+            <w:rStyle w:val="Hyperlink"/>
+            <w:rFonts w:ascii="Times New Roman" w:hAnsi="Times New Roman" w:cs="Times New Roman"/>
+            <w:color w:val="auto"/>
+            <w:sz w:val="22"/>
+            <w:szCs w:val="22"/>
+            <w:bdr w:val="single" w:sz="4" w:space="0" w:color="60CAF3" w:themeColor="accent4" w:themeTint="99"/>
+          </w:rPr>
+          <w:t>What if walking could help track the progression of Parkinson's disease?</w:t>
+        </w:r>
+      </w:hyperlink>
+      <w:r>
+        <w:rPr>
+          <w:rFonts w:ascii="Times New Roman" w:hAnsi="Times New Roman" w:cs="Times New Roman"/>
+          <w:i/>
+          <w:iCs/>
+          <w:sz w:val="22"/>
+          <w:szCs w:val="22"/>
+        </w:rPr>
+        <w:t xml:space="preserve"> </w:t>
+      </w:r>
+      <w:r>
+        <w:rPr>
+          <w:rFonts w:ascii="Times New Roman" w:hAnsi="Times New Roman" w:cs="Times New Roman"/>
+          <w:i/>
+          <w:iCs/>
+          <w:sz w:val="22"/>
+          <w:szCs w:val="22"/>
+        </w:rPr>
+        <w:tab/>
+      </w:r>
+      <w:r>
+        <w:rPr>
+          <w:rFonts w:ascii="Times New Roman" w:hAnsi="Times New Roman" w:cs="Times New Roman"/>
+          <w:i/>
+          <w:iCs/>
+          <w:sz w:val="22"/>
+          <w:szCs w:val="22"/>
+        </w:rPr>
+        <w:tab/>
+      </w:r>
+      <w:r>
+        <w:rPr>
+          <w:rFonts w:ascii="Times New Roman" w:hAnsi="Times New Roman" w:cs="Times New Roman"/>
+          <w:i/>
+          <w:iCs/>
+          <w:sz w:val="22"/>
+          <w:szCs w:val="22"/>
+        </w:rPr>
         <w:t>3-minutes thesis</w:t>
       </w:r>
       <w:r>
@@ -22824,7 +23058,7 @@
         </w:rPr>
         <w:t xml:space="preserve">(2023) </w:t>
       </w:r>
-      <w:hyperlink r:id="rId79" w:history="1">
+      <w:hyperlink r:id="rId81" w:history="1">
         <w:r>
           <w:rPr>
             <w:rStyle w:val="Hyperlink"/>
@@ -23014,7 +23248,7 @@
         </w:rPr>
         <w:t xml:space="preserve">(2023) </w:t>
       </w:r>
-      <w:hyperlink r:id="rId80" w:history="1">
+      <w:hyperlink r:id="rId82" w:history="1">
         <w:r>
           <w:rPr>
             <w:rStyle w:val="Hyperlink"/>
@@ -23243,7 +23477,7 @@
         </w:rPr>
         <w:t xml:space="preserve">) </w:t>
       </w:r>
-      <w:hyperlink r:id="rId81" w:history="1">
+      <w:hyperlink r:id="rId83" w:history="1">
         <w:r>
           <w:rPr>
             <w:rStyle w:val="Hyperlink"/>
@@ -23883,7 +24117,7 @@
         </w:rPr>
         <w:tab/>
       </w:r>
-      <w:hyperlink r:id="rId82" w:history="1">
+      <w:hyperlink r:id="rId84" w:history="1">
         <w:r>
           <w:rPr>
             <w:rStyle w:val="Hyperlink"/>
@@ -24007,7 +24241,7 @@
         </w:rPr>
         <w:tab/>
       </w:r>
-      <w:hyperlink r:id="rId83" w:history="1">
+      <w:hyperlink r:id="rId85" w:history="1">
         <w:r>
           <w:rPr>
             <w:rStyle w:val="Hyperlink"/>
@@ -24152,7 +24386,7 @@
         </w:rPr>
         <w:tab/>
       </w:r>
-      <w:hyperlink r:id="rId84" w:history="1">
+      <w:hyperlink r:id="rId86" w:history="1">
         <w:r>
           <w:rPr>
             <w:rStyle w:val="Hyperlink"/>
@@ -24202,6 +24436,7 @@
           <w:sz w:val="22"/>
           <w:szCs w:val="22"/>
         </w:rPr>
+        <w:lastRenderedPageBreak/>
         <mc:AlternateContent>
           <mc:Choice Requires="wps">
             <w:drawing>
@@ -24367,7 +24602,6 @@
           <w:sz w:val="22"/>
           <w:szCs w:val="22"/>
         </w:rPr>
-        <w:lastRenderedPageBreak/>
         <w:tab/>
       </w:r>
       <w:r>
@@ -26781,6 +27015,7 @@
           <w:sz w:val="22"/>
           <w:szCs w:val="22"/>
         </w:rPr>
+        <w:lastRenderedPageBreak/>
         <w:tab/>
       </w:r>
       <w:r>
@@ -26955,7 +27190,6 @@
           <w:sz w:val="22"/>
           <w:szCs w:val="22"/>
         </w:rPr>
-        <w:lastRenderedPageBreak/>
         <w:tab/>
       </w:r>
       <w:r>
@@ -28784,8 +29018,8 @@
       </w:pPr>
     </w:p>
     <w:sectPr>
-      <w:footerReference w:type="even" r:id="rId85"/>
-      <w:footerReference w:type="default" r:id="rId86"/>
+      <w:footerReference w:type="even" r:id="rId87"/>
+      <w:footerReference w:type="default" r:id="rId88"/>
       <w:pgSz w:w="12240" w:h="15840"/>
       <w:pgMar w:top="1134" w:right="1134" w:bottom="1134" w:left="1134" w:header="709" w:footer="709" w:gutter="0"/>
       <w:cols w:space="708"/>

--- a/CV_Cyrille_April_4_2026.docx
+++ b/CV_Cyrille_April_4_2026.docx
@@ -13985,9 +13985,23 @@
             <w:u w:val="none"/>
             <w:lang w:val="en-CA"/>
           </w:rPr>
-          <w:t>submission by April 30 for Nir Giladi Special Issue</w:t>
+          <w:t>submission by April 30 for Giladi Special Issue</w:t>
         </w:r>
       </w:hyperlink>
+      <w:r>
+        <w:rPr>
+          <w:rFonts w:ascii="Times New Roman" w:hAnsi="Times New Roman" w:cs="Times New Roman"/>
+          <w:b/>
+          <w:bCs/>
+          <w:i/>
+          <w:iCs/>
+          <w:color w:val="C00000"/>
+          <w:sz w:val="21"/>
+          <w:szCs w:val="21"/>
+          <w:lang w:val="en-CA"/>
+        </w:rPr>
+        <w:t xml:space="preserve"> (extended deadline)</w:t>
+      </w:r>
       <w:r>
         <w:rPr>
           <w:rFonts w:ascii="Times New Roman" w:hAnsi="Times New Roman" w:cs="Times New Roman"/>
@@ -14617,18 +14631,7 @@
           <w:szCs w:val="21"/>
           <w:lang w:val="fr-CA"/>
         </w:rPr>
-        <w:t>J.</w:t>
-      </w:r>
-      <w:r>
-        <w:rPr>
-          <w:rFonts w:ascii="Times New Roman" w:hAnsi="Times New Roman" w:cs="Times New Roman"/>
-          <w:i/>
-          <w:iCs/>
-          <w:sz w:val="21"/>
-          <w:szCs w:val="21"/>
-          <w:lang w:val="fr-CA"/>
-        </w:rPr>
-        <w:t>3</w:t>
+        <w:t>J.3</w:t>
       </w:r>
       <w:r>
         <w:rPr>
@@ -14792,6 +14795,22 @@
         </w:rPr>
         <w:t xml:space="preserve"> (2026). </w:t>
       </w:r>
+      <w:hyperlink r:id="rId70" w:history="1">
+        <w:r>
+          <w:rPr>
+            <w:rStyle w:val="Hyperlink"/>
+            <w:rFonts w:ascii="Times New Roman" w:hAnsi="Times New Roman" w:cs="Times New Roman"/>
+            <w:i/>
+            <w:iCs/>
+            <w:color w:val="C00000"/>
+            <w:sz w:val="21"/>
+            <w:szCs w:val="21"/>
+            <w:u w:val="none"/>
+            <w:lang w:val="en-CA"/>
+          </w:rPr>
+          <w:t>Under review in IEEE Transactions on Biomedical Engineering (TBME)</w:t>
+        </w:r>
+      </w:hyperlink>
       <w:r>
         <w:rPr>
           <w:rFonts w:ascii="Times New Roman" w:hAnsi="Times New Roman" w:cs="Times New Roman"/>
@@ -14801,6 +14820,313 @@
           <w:szCs w:val="21"/>
           <w:lang w:val="en-CA"/>
         </w:rPr>
+        <w:t xml:space="preserve"> (2026 impact factor 4.5).</w:t>
+      </w:r>
+      <w:r>
+        <w:rPr>
+          <w:rFonts w:ascii="Times New Roman" w:hAnsi="Times New Roman" w:cs="Times New Roman"/>
+          <w:i/>
+          <w:iCs/>
+          <w:sz w:val="21"/>
+          <w:szCs w:val="21"/>
+          <w:lang w:val="en-CA"/>
+        </w:rPr>
+        <w:t xml:space="preserve"> </w:t>
+      </w:r>
+      <w:r>
+        <w:rPr>
+          <w:rFonts w:ascii="Times New Roman" w:hAnsi="Times New Roman" w:cs="Times New Roman"/>
+          <w:i/>
+          <w:iCs/>
+          <w:color w:val="C00000"/>
+          <w:sz w:val="21"/>
+          <w:szCs w:val="21"/>
+          <w:lang w:val="en-CA"/>
+        </w:rPr>
+        <w:fldChar w:fldCharType="begin"/>
+      </w:r>
+      <w:r>
+        <w:rPr>
+          <w:rFonts w:ascii="Times New Roman" w:hAnsi="Times New Roman" w:cs="Times New Roman"/>
+          <w:i/>
+          <w:iCs/>
+          <w:color w:val="C00000"/>
+          <w:sz w:val="21"/>
+          <w:szCs w:val="21"/>
+          <w:lang w:val="en-CA"/>
+        </w:rPr>
+        <w:instrText>HYPERLINK "https://www.medrxiv.org/content/10.64898/2026.03.07.26347847v1"</w:instrText>
+      </w:r>
+      <w:r>
+        <w:rPr>
+          <w:rFonts w:ascii="Times New Roman" w:hAnsi="Times New Roman" w:cs="Times New Roman"/>
+          <w:i/>
+          <w:iCs/>
+          <w:color w:val="C00000"/>
+          <w:sz w:val="21"/>
+          <w:szCs w:val="21"/>
+          <w:lang w:val="en-CA"/>
+        </w:rPr>
+      </w:r>
+      <w:r>
+        <w:rPr>
+          <w:rFonts w:ascii="Times New Roman" w:hAnsi="Times New Roman" w:cs="Times New Roman"/>
+          <w:i/>
+          <w:iCs/>
+          <w:color w:val="C00000"/>
+          <w:sz w:val="21"/>
+          <w:szCs w:val="21"/>
+          <w:lang w:val="en-CA"/>
+        </w:rPr>
+        <w:fldChar w:fldCharType="separate"/>
+      </w:r>
+      <w:r>
+        <w:rPr>
+          <w:rStyle w:val="Hyperlink"/>
+          <w:rFonts w:ascii="Times New Roman" w:hAnsi="Times New Roman" w:cs="Times New Roman"/>
+          <w:i/>
+          <w:iCs/>
+          <w:color w:val="C00000"/>
+          <w:sz w:val="21"/>
+          <w:szCs w:val="21"/>
+          <w:u w:val="none"/>
+          <w:lang w:val="en-CA"/>
+        </w:rPr>
+        <w:t>DOI: 10.64898/2026.03.07.26347847</w:t>
+      </w:r>
+      <w:r>
+        <w:rPr>
+          <w:rFonts w:ascii="Times New Roman" w:hAnsi="Times New Roman" w:cs="Times New Roman"/>
+          <w:i/>
+          <w:iCs/>
+          <w:color w:val="C00000"/>
+          <w:sz w:val="21"/>
+          <w:szCs w:val="21"/>
+          <w:lang w:val="en-CA"/>
+        </w:rPr>
+        <w:fldChar w:fldCharType="end"/>
+      </w:r>
+      <w:r>
+        <w:rPr>
+          <w:rFonts w:ascii="Times New Roman" w:hAnsi="Times New Roman" w:cs="Times New Roman"/>
+          <w:b/>
+          <w:bCs/>
+          <w:i/>
+          <w:iCs/>
+          <w:color w:val="C00000"/>
+          <w:sz w:val="21"/>
+          <w:szCs w:val="21"/>
+        </w:rPr>
+        <w:t xml:space="preserve"> </w:t>
+      </w:r>
+      <w:r>
+        <w:rPr>
+          <w:rFonts w:ascii="Times New Roman" w:hAnsi="Times New Roman" w:cs="Times New Roman"/>
+          <w:b/>
+          <w:bCs/>
+          <w:i/>
+          <w:iCs/>
+          <w:sz w:val="21"/>
+          <w:szCs w:val="21"/>
+        </w:rPr>
+        <w:t>[</w:t>
+      </w:r>
+      <w:hyperlink r:id="rId71" w:history="1">
+        <w:r>
+          <w:rPr>
+            <w:rStyle w:val="Hyperlink"/>
+            <w:rFonts w:ascii="Times New Roman" w:hAnsi="Times New Roman" w:cs="Times New Roman"/>
+            <w:b/>
+            <w:bCs/>
+            <w:i/>
+            <w:iCs/>
+            <w:color w:val="C00000"/>
+            <w:sz w:val="21"/>
+            <w:szCs w:val="21"/>
+            <w:u w:val="none"/>
+          </w:rPr>
+          <w:t>Invited contribution to the BHI’25 Special Issue</w:t>
+        </w:r>
+      </w:hyperlink>
+      <w:r>
+        <w:rPr>
+          <w:rFonts w:ascii="Times New Roman" w:hAnsi="Times New Roman" w:cs="Times New Roman"/>
+          <w:b/>
+          <w:bCs/>
+          <w:i/>
+          <w:iCs/>
+          <w:sz w:val="21"/>
+          <w:szCs w:val="21"/>
+        </w:rPr>
+        <w:t>]</w:t>
+      </w:r>
+    </w:p>
+    <w:p>
+      <w:pPr>
+        <w:tabs>
+          <w:tab w:val="right" w:pos="1701"/>
+          <w:tab w:val="left" w:pos="1843"/>
+          <w:tab w:val="right" w:pos="9356"/>
+        </w:tabs>
+        <w:spacing w:before="80" w:after="0" w:line="240" w:lineRule="auto"/>
+        <w:ind w:left="1843" w:hanging="1843"/>
+        <w:jc w:val="both"/>
+        <w:rPr>
+          <w:rFonts w:ascii="Times New Roman" w:hAnsi="Times New Roman" w:cs="Times New Roman"/>
+          <w:i/>
+          <w:iCs/>
+          <w:sz w:val="21"/>
+          <w:szCs w:val="21"/>
+          <w:lang w:val="en-CA"/>
+        </w:rPr>
+      </w:pPr>
+      <w:r>
+        <w:rPr>
+          <w:rFonts w:ascii="Times New Roman" w:hAnsi="Times New Roman" w:cs="Times New Roman"/>
+          <w:b/>
+          <w:bCs/>
+          <w:sz w:val="21"/>
+          <w:szCs w:val="21"/>
+        </w:rPr>
+        <w:tab/>
+      </w:r>
+      <w:r>
+        <w:rPr>
+          <w:rFonts w:ascii="Times New Roman" w:hAnsi="Times New Roman" w:cs="Times New Roman"/>
+          <w:i/>
+          <w:iCs/>
+          <w:sz w:val="21"/>
+          <w:szCs w:val="21"/>
+        </w:rPr>
+        <w:t>J.</w:t>
+      </w:r>
+      <w:r>
+        <w:rPr>
+          <w:rFonts w:ascii="Times New Roman" w:hAnsi="Times New Roman" w:cs="Times New Roman"/>
+          <w:i/>
+          <w:iCs/>
+          <w:sz w:val="21"/>
+          <w:szCs w:val="21"/>
+        </w:rPr>
+        <w:t>2</w:t>
+      </w:r>
+      <w:r>
+        <w:rPr>
+          <w:rFonts w:ascii="Times New Roman" w:hAnsi="Times New Roman" w:cs="Times New Roman"/>
+          <w:b/>
+          <w:bCs/>
+          <w:sz w:val="21"/>
+          <w:szCs w:val="21"/>
+        </w:rPr>
+        <w:tab/>
+        <w:t>Cyrille E. Mvomo</w:t>
+      </w:r>
+      <w:r>
+        <w:rPr>
+          <w:rFonts w:ascii="Times New Roman" w:hAnsi="Times New Roman" w:cs="Times New Roman"/>
+          <w:sz w:val="21"/>
+          <w:szCs w:val="21"/>
+        </w:rPr>
+        <w:t xml:space="preserve">, Jordan Bedime, </w:t>
+      </w:r>
+      <w:r>
+        <w:rPr>
+          <w:rFonts w:ascii="Times New Roman" w:hAnsi="Times New Roman" w:cs="Times New Roman"/>
+          <w:sz w:val="21"/>
+          <w:szCs w:val="21"/>
+          <w:u w:val="single"/>
+        </w:rPr>
+        <w:t>Dahlia Leibovich</w:t>
+      </w:r>
+      <w:r>
+        <w:rPr>
+          <w:rFonts w:ascii="Times New Roman" w:hAnsi="Times New Roman" w:cs="Times New Roman"/>
+          <w:sz w:val="21"/>
+          <w:szCs w:val="21"/>
+        </w:rPr>
+        <w:t xml:space="preserve">, </w:t>
+      </w:r>
+      <w:r>
+        <w:rPr>
+          <w:rFonts w:ascii="Times New Roman" w:hAnsi="Times New Roman" w:cs="Times New Roman"/>
+          <w:sz w:val="21"/>
+          <w:szCs w:val="21"/>
+          <w:u w:val="single"/>
+        </w:rPr>
+        <w:t>Clara Guedes</w:t>
+      </w:r>
+      <w:r>
+        <w:rPr>
+          <w:rFonts w:ascii="Times New Roman" w:hAnsi="Times New Roman" w:cs="Times New Roman"/>
+          <w:sz w:val="21"/>
+          <w:szCs w:val="21"/>
+        </w:rPr>
+        <w:t>, Alexandra Potvin-</w:t>
+      </w:r>
+      <w:r>
+        <w:rPr>
+          <w:rFonts w:ascii="Times New Roman" w:hAnsi="Times New Roman" w:cs="Times New Roman"/>
+          <w:sz w:val="21"/>
+          <w:szCs w:val="21"/>
+        </w:rPr>
+        <w:tab/>
+        <w:t>Desrochers, Philippe C. Dixon, Chris Easthope Awai, Caroline Paquette.</w:t>
+      </w:r>
+      <w:r>
+        <w:rPr>
+          <w:rFonts w:ascii="Times New Roman" w:hAnsi="Times New Roman" w:cs="Times New Roman"/>
+          <w:b/>
+          <w:bCs/>
+          <w:sz w:val="21"/>
+          <w:szCs w:val="21"/>
+        </w:rPr>
+        <w:t xml:space="preserve"> </w:t>
+      </w:r>
+      <w:r>
+        <w:rPr>
+          <w:rFonts w:ascii="Times New Roman" w:hAnsi="Times New Roman" w:cs="Times New Roman"/>
+          <w:sz w:val="21"/>
+          <w:szCs w:val="21"/>
+          <w:lang w:val="en-CA"/>
+        </w:rPr>
+        <w:t>“</w:t>
+      </w:r>
+      <w:r>
+        <w:rPr>
+          <w:rFonts w:ascii="Times New Roman" w:hAnsi="Times New Roman" w:cs="Times New Roman"/>
+          <w:sz w:val="21"/>
+          <w:szCs w:val="21"/>
+          <w:lang w:val="en-CA"/>
+        </w:rPr>
+        <w:t>Gait-Related Digital Mobility Outcomes in Parkinson’s Disease: New Insights into Convergent Validity?</w:t>
+      </w:r>
+      <w:r>
+        <w:rPr>
+          <w:rFonts w:ascii="Times New Roman" w:hAnsi="Times New Roman" w:cs="Times New Roman"/>
+          <w:sz w:val="21"/>
+          <w:szCs w:val="21"/>
+          <w:lang w:val="en-CA"/>
+        </w:rPr>
+        <w:t>”.</w:t>
+      </w:r>
+      <w:r>
+        <w:rPr>
+          <w:rFonts w:ascii="Times New Roman" w:hAnsi="Times New Roman" w:cs="Times New Roman"/>
+          <w:sz w:val="21"/>
+          <w:szCs w:val="21"/>
+          <w:lang w:val="en-CA"/>
+        </w:rPr>
+        <w:t xml:space="preserve"> (2026). </w:t>
+      </w:r>
+      <w:r>
+        <w:rPr>
+          <w:rFonts w:ascii="Times New Roman" w:hAnsi="Times New Roman" w:cs="Times New Roman"/>
+          <w:i/>
+          <w:iCs/>
+          <w:sz w:val="21"/>
+          <w:szCs w:val="21"/>
+          <w:lang w:val="en-CA"/>
+        </w:rPr>
         <w:t>Under review</w:t>
       </w:r>
       <w:r>
@@ -14878,29 +15204,7 @@
           <w:szCs w:val="21"/>
           <w:lang w:val="en-CA"/>
         </w:rPr>
-        <w:t xml:space="preserve"> (2026 impact factor </w:t>
-      </w:r>
-      <w:r>
-        <w:rPr>
-          <w:rFonts w:ascii="Times New Roman" w:hAnsi="Times New Roman" w:cs="Times New Roman"/>
-          <w:i/>
-          <w:iCs/>
-          <w:sz w:val="21"/>
-          <w:szCs w:val="21"/>
-          <w:lang w:val="en-CA"/>
-        </w:rPr>
-        <w:t>4.5</w:t>
-      </w:r>
-      <w:r>
-        <w:rPr>
-          <w:rFonts w:ascii="Times New Roman" w:hAnsi="Times New Roman" w:cs="Times New Roman"/>
-          <w:i/>
-          <w:iCs/>
-          <w:sz w:val="21"/>
-          <w:szCs w:val="21"/>
-          <w:lang w:val="en-CA"/>
-        </w:rPr>
-        <w:t>).</w:t>
+        <w:t xml:space="preserve"> (2026 impact factor 4.5).</w:t>
       </w:r>
       <w:r>
         <w:rPr>
@@ -15218,7 +15522,7 @@
                     </pic:cNvPicPr>
                   </pic:nvPicPr>
                   <pic:blipFill>
-                    <a:blip r:embed="rId70"/>
+                    <a:blip r:embed="rId72"/>
                     <a:stretch>
                       <a:fillRect/>
                     </a:stretch>
@@ -15918,7 +16222,7 @@
                     </pic:cNvPicPr>
                   </pic:nvPicPr>
                   <pic:blipFill>
-                    <a:blip r:embed="rId70"/>
+                    <a:blip r:embed="rId72"/>
                     <a:stretch>
                       <a:fillRect/>
                     </a:stretch>
@@ -16046,7 +16350,7 @@
         </w:rPr>
         <w:t xml:space="preserve"> </w:t>
       </w:r>
-      <w:hyperlink r:id="rId71" w:history="1">
+      <w:hyperlink r:id="rId73" w:history="1">
         <w:r>
           <w:rPr>
             <w:rStyle w:val="Hyperlink"/>
@@ -16425,6 +16729,7 @@
           <w:sz w:val="21"/>
           <w:szCs w:val="21"/>
         </w:rPr>
+        <w:lastRenderedPageBreak/>
         <w:tab/>
       </w:r>
       <w:r>
@@ -16434,7 +16739,7 @@
           <w:sz w:val="21"/>
           <w:szCs w:val="21"/>
         </w:rPr>
-        <w:pict w14:anchorId="7FCC1B6D">
+        <w:pict w14:anchorId="7E39439E">
           <v:shapetype id="_x0000_t75" coordsize="21600,21600" o:spt="75" o:preferrelative="t" path="m@4@5l@4@11@9@11@9@5xe" filled="f" stroked="f">
             <v:stroke joinstyle="miter"/>
             <v:formulas>
@@ -16454,8 +16759,8 @@
             <v:path o:extrusionok="f" gradientshapeok="t" o:connecttype="rect"/>
             <o:lock v:ext="edit" aspectratio="t"/>
           </v:shapetype>
-          <v:shape id="Picture 21" o:spid="_x0000_i1028" type="#_x0000_t75" alt="Earth globe: Asia and Australia with solid fill" style="width:8.05pt;height:8.05pt;visibility:visible;mso-wrap-style:square">
-            <v:imagedata r:id="rId72" o:title=" Asia and Australia with solid fill"/>
+          <v:shape id="Picture 21" o:spid="_x0000_i1028" type="#_x0000_t75" alt="Earth globe: Asia and Australia with solid fill" style="width:7.9pt;height:7.9pt;visibility:visible;mso-wrap-style:square">
+            <v:imagedata r:id="rId74" o:title=" Asia and Australia with solid fill"/>
             <o:lock v:ext="edit" rotation="t" cropping="t" verticies="t"/>
           </v:shape>
         </w:pict>
@@ -16485,7 +16790,7 @@
                     </pic:cNvPicPr>
                   </pic:nvPicPr>
                   <pic:blipFill>
-                    <a:blip r:embed="rId70"/>
+                    <a:blip r:embed="rId72"/>
                     <a:stretch>
                       <a:fillRect/>
                     </a:stretch>
@@ -16781,7 +17086,6 @@
           <w:sz w:val="21"/>
           <w:szCs w:val="21"/>
         </w:rPr>
-        <w:lastRenderedPageBreak/>
         <mc:AlternateContent>
           <mc:Choice Requires="wps">
             <w:drawing>
@@ -16977,7 +17281,7 @@
                     </pic:cNvPicPr>
                   </pic:nvPicPr>
                   <pic:blipFill>
-                    <a:blip r:embed="rId73"/>
+                    <a:blip r:embed="rId75"/>
                     <a:stretch>
                       <a:fillRect/>
                     </a:stretch>
@@ -17004,9 +17308,9 @@
           <w:sz w:val="21"/>
           <w:szCs w:val="21"/>
         </w:rPr>
-        <w:pict w14:anchorId="5AD56CD0">
-          <v:shape id="Picture 20" o:spid="_x0000_i1027" type="#_x0000_t75" alt="Earth globe: Asia and Australia with solid fill" style="width:8.05pt;height:8.05pt;visibility:visible;mso-wrap-style:square">
-            <v:imagedata r:id="rId72" o:title=" Asia and Australia with solid fill"/>
+        <w:pict w14:anchorId="33D4CE4E">
+          <v:shape id="Picture 20" o:spid="_x0000_i1027" type="#_x0000_t75" alt="Earth globe: Asia and Australia with solid fill" style="width:7.9pt;height:7.9pt;visibility:visible;mso-wrap-style:square">
+            <v:imagedata r:id="rId74" o:title=" Asia and Australia with solid fill"/>
             <o:lock v:ext="edit" rotation="t" cropping="t" verticies="t"/>
           </v:shape>
         </w:pict>
@@ -17036,7 +17340,7 @@
                     </pic:cNvPicPr>
                   </pic:nvPicPr>
                   <pic:blipFill>
-                    <a:blip r:embed="rId70"/>
+                    <a:blip r:embed="rId72"/>
                     <a:stretch>
                       <a:fillRect/>
                     </a:stretch>
@@ -17186,7 +17490,7 @@
         <w:tab/>
         <w:t xml:space="preserve">Desrochers, Chris A. Easthope, Caroline Paquette. </w:t>
       </w:r>
-      <w:hyperlink r:id="rId74" w:history="1">
+      <w:hyperlink r:id="rId76" w:history="1">
         <w:r>
           <w:rPr>
             <w:rStyle w:val="Hyperlink"/>
@@ -17333,9 +17637,9 @@
           <w:sz w:val="21"/>
           <w:szCs w:val="21"/>
         </w:rPr>
-        <w:pict w14:anchorId="657D6F36">
-          <v:shape id="Graphic 7" o:spid="_x0000_i1026" type="#_x0000_t75" alt="Earth globe: Asia and Australia with solid fill" style="width:9.2pt;height:9.2pt;visibility:visible;mso-wrap-style:square">
-            <v:imagedata r:id="rId75" o:title=" Asia and Australia with solid fill"/>
+        <w:pict w14:anchorId="00D2B383">
+          <v:shape id="Graphic 7" o:spid="_x0000_i1026" type="#_x0000_t75" alt="Earth globe: Asia and Australia with solid fill" style="width:9.35pt;height:9.35pt;visibility:visible;mso-wrap-style:square">
+            <v:imagedata r:id="rId77" o:title=" Asia and Australia with solid fill"/>
             <o:lock v:ext="edit" rotation="t" cropping="t" verticies="t"/>
           </v:shape>
         </w:pict>
@@ -17365,7 +17669,7 @@
                     </pic:cNvPicPr>
                   </pic:nvPicPr>
                   <pic:blipFill>
-                    <a:blip r:embed="rId70"/>
+                    <a:blip r:embed="rId72"/>
                     <a:stretch>
                       <a:fillRect/>
                     </a:stretch>
@@ -17506,7 +17810,7 @@
         <w:tab/>
         <w:t xml:space="preserve">Lajeunesse, Frederike Parent-L’Ecuyer, Caroline Paquette. </w:t>
       </w:r>
-      <w:hyperlink r:id="rId76" w:history="1">
+      <w:hyperlink r:id="rId78" w:history="1">
         <w:r>
           <w:rPr>
             <w:rStyle w:val="Hyperlink"/>
@@ -17807,7 +18111,7 @@
                     </pic:cNvPicPr>
                   </pic:nvPicPr>
                   <pic:blipFill>
-                    <a:blip r:embed="rId77" cstate="print">
+                    <a:blip r:embed="rId79" cstate="print">
                       <a:extLst>
                         <a:ext uri="{28A0092B-C50C-407E-A947-70E740481C1C}">
                           <a14:useLocalDpi xmlns:a14="http://schemas.microsoft.com/office/drawing/2010/main" val="0"/>
@@ -17863,7 +18167,7 @@
                     </pic:cNvPicPr>
                   </pic:nvPicPr>
                   <pic:blipFill>
-                    <a:blip r:embed="rId70"/>
+                    <a:blip r:embed="rId72"/>
                     <a:stretch>
                       <a:fillRect/>
                     </a:stretch>
@@ -18170,7 +18474,7 @@
                     </pic:cNvPicPr>
                   </pic:nvPicPr>
                   <pic:blipFill>
-                    <a:blip r:embed="rId77" cstate="print">
+                    <a:blip r:embed="rId79" cstate="print">
                       <a:extLst>
                         <a:ext uri="{28A0092B-C50C-407E-A947-70E740481C1C}">
                           <a14:useLocalDpi xmlns:a14="http://schemas.microsoft.com/office/drawing/2010/main" val="0"/>
@@ -18226,7 +18530,7 @@
                     </pic:cNvPicPr>
                   </pic:nvPicPr>
                   <pic:blipFill>
-                    <a:blip r:embed="rId70"/>
+                    <a:blip r:embed="rId72"/>
                     <a:stretch>
                       <a:fillRect/>
                     </a:stretch>
@@ -18676,7 +18980,7 @@
                     </pic:cNvPicPr>
                   </pic:nvPicPr>
                   <pic:blipFill>
-                    <a:blip r:embed="rId70"/>
+                    <a:blip r:embed="rId72"/>
                     <a:stretch>
                       <a:fillRect/>
                     </a:stretch>
@@ -19032,7 +19336,7 @@
                     </pic:cNvPicPr>
                   </pic:nvPicPr>
                   <pic:blipFill>
-                    <a:blip r:embed="rId73"/>
+                    <a:blip r:embed="rId75"/>
                     <a:stretch>
                       <a:fillRect/>
                     </a:stretch>
@@ -19077,7 +19381,7 @@
                     </pic:cNvPicPr>
                   </pic:nvPicPr>
                   <pic:blipFill>
-                    <a:blip r:embed="rId77" cstate="print">
+                    <a:blip r:embed="rId79" cstate="print">
                       <a:extLst>
                         <a:ext uri="{28A0092B-C50C-407E-A947-70E740481C1C}">
                           <a14:useLocalDpi xmlns:a14="http://schemas.microsoft.com/office/drawing/2010/main" val="0"/>
@@ -19133,7 +19437,7 @@
                     </pic:cNvPicPr>
                   </pic:nvPicPr>
                   <pic:blipFill>
-                    <a:blip r:embed="rId70"/>
+                    <a:blip r:embed="rId72"/>
                     <a:stretch>
                       <a:fillRect/>
                     </a:stretch>
@@ -19432,7 +19736,7 @@
                     </pic:cNvPicPr>
                   </pic:nvPicPr>
                   <pic:blipFill>
-                    <a:blip r:embed="rId77" cstate="print">
+                    <a:blip r:embed="rId79" cstate="print">
                       <a:extLst>
                         <a:ext uri="{28A0092B-C50C-407E-A947-70E740481C1C}">
                           <a14:useLocalDpi xmlns:a14="http://schemas.microsoft.com/office/drawing/2010/main" val="0"/>
@@ -19488,7 +19792,7 @@
                     </pic:cNvPicPr>
                   </pic:nvPicPr>
                   <pic:blipFill>
-                    <a:blip r:embed="rId70"/>
+                    <a:blip r:embed="rId72"/>
                     <a:stretch>
                       <a:fillRect/>
                     </a:stretch>
@@ -19765,7 +20069,7 @@
                     </pic:cNvPicPr>
                   </pic:nvPicPr>
                   <pic:blipFill>
-                    <a:blip r:embed="rId77" cstate="print">
+                    <a:blip r:embed="rId79" cstate="print">
                       <a:extLst>
                         <a:ext uri="{28A0092B-C50C-407E-A947-70E740481C1C}">
                           <a14:useLocalDpi xmlns:a14="http://schemas.microsoft.com/office/drawing/2010/main" val="0"/>
@@ -19821,7 +20125,7 @@
                     </pic:cNvPicPr>
                   </pic:nvPicPr>
                   <pic:blipFill>
-                    <a:blip r:embed="rId70"/>
+                    <a:blip r:embed="rId72"/>
                     <a:stretch>
                       <a:fillRect/>
                     </a:stretch>
@@ -20132,7 +20436,7 @@
                     </pic:cNvPicPr>
                   </pic:nvPicPr>
                   <pic:blipFill>
-                    <a:blip r:embed="rId70"/>
+                    <a:blip r:embed="rId72"/>
                     <a:stretch>
                       <a:fillRect/>
                     </a:stretch>
@@ -20496,7 +20800,7 @@
                     </pic:cNvPicPr>
                   </pic:nvPicPr>
                   <pic:blipFill>
-                    <a:blip r:embed="rId70"/>
+                    <a:blip r:embed="rId72"/>
                     <a:stretch>
                       <a:fillRect/>
                     </a:stretch>
@@ -20801,6 +21105,7 @@
           <w:sz w:val="21"/>
           <w:szCs w:val="21"/>
         </w:rPr>
+        <w:lastRenderedPageBreak/>
         <w:tab/>
       </w:r>
       <w:r>
@@ -20838,7 +21143,7 @@
                     </pic:cNvPicPr>
                   </pic:nvPicPr>
                   <pic:blipFill>
-                    <a:blip r:embed="rId70"/>
+                    <a:blip r:embed="rId72"/>
                     <a:stretch>
                       <a:fillRect/>
                     </a:stretch>
@@ -21148,7 +21453,6 @@
           <w:szCs w:val="21"/>
           <w:lang w:val="fr-CA"/>
         </w:rPr>
-        <w:lastRenderedPageBreak/>
         <w:tab/>
       </w:r>
       <w:r>
@@ -21176,7 +21480,7 @@
                     </pic:cNvPicPr>
                   </pic:nvPicPr>
                   <pic:blipFill>
-                    <a:blip r:embed="rId70"/>
+                    <a:blip r:embed="rId72"/>
                     <a:stretch>
                       <a:fillRect/>
                     </a:stretch>
@@ -21520,7 +21824,7 @@
                     </pic:cNvPicPr>
                   </pic:nvPicPr>
                   <pic:blipFill>
-                    <a:blip r:embed="rId77" cstate="print">
+                    <a:blip r:embed="rId79" cstate="print">
                       <a:extLst>
                         <a:ext uri="{28A0092B-C50C-407E-A947-70E740481C1C}">
                           <a14:useLocalDpi xmlns:a14="http://schemas.microsoft.com/office/drawing/2010/main" val="0"/>
@@ -21576,7 +21880,7 @@
                     </pic:cNvPicPr>
                   </pic:nvPicPr>
                   <pic:blipFill>
-                    <a:blip r:embed="rId70"/>
+                    <a:blip r:embed="rId72"/>
                     <a:stretch>
                       <a:fillRect/>
                     </a:stretch>
@@ -21860,7 +22164,7 @@
                     </pic:cNvPicPr>
                   </pic:nvPicPr>
                   <pic:blipFill>
-                    <a:blip r:embed="rId77" cstate="print">
+                    <a:blip r:embed="rId79" cstate="print">
                       <a:extLst>
                         <a:ext uri="{28A0092B-C50C-407E-A947-70E740481C1C}">
                           <a14:useLocalDpi xmlns:a14="http://schemas.microsoft.com/office/drawing/2010/main" val="0"/>
@@ -21916,7 +22220,7 @@
                     </pic:cNvPicPr>
                   </pic:nvPicPr>
                   <pic:blipFill>
-                    <a:blip r:embed="rId70"/>
+                    <a:blip r:embed="rId72"/>
                     <a:stretch>
                       <a:fillRect/>
                     </a:stretch>
@@ -22331,220 +22635,6 @@
         </w:rPr>
         <w:t xml:space="preserve"> </w:t>
       </w:r>
-      <w:hyperlink r:id="rId78" w:history="1">
-        <w:r>
-          <w:rPr>
-            <w:rStyle w:val="Hyperlink"/>
-            <w:rFonts w:ascii="Times New Roman" w:hAnsi="Times New Roman" w:cs="Times New Roman"/>
-            <w:color w:val="auto"/>
-            <w:sz w:val="22"/>
-            <w:szCs w:val="22"/>
-            <w:bdr w:val="single" w:sz="4" w:space="0" w:color="60CAF3" w:themeColor="accent4" w:themeTint="99"/>
-          </w:rPr>
-          <w:t>What if walking could help track the progression of Parkinson's disease?</w:t>
-        </w:r>
-      </w:hyperlink>
-      <w:r>
-        <w:rPr>
-          <w:rFonts w:ascii="Times New Roman" w:hAnsi="Times New Roman" w:cs="Times New Roman"/>
-          <w:i/>
-          <w:iCs/>
-          <w:sz w:val="22"/>
-          <w:szCs w:val="22"/>
-        </w:rPr>
-        <w:t xml:space="preserve"> </w:t>
-      </w:r>
-      <w:r>
-        <w:rPr>
-          <w:rFonts w:ascii="Times New Roman" w:hAnsi="Times New Roman" w:cs="Times New Roman"/>
-          <w:i/>
-          <w:iCs/>
-          <w:sz w:val="22"/>
-          <w:szCs w:val="22"/>
-        </w:rPr>
-        <w:tab/>
-      </w:r>
-      <w:r>
-        <w:rPr>
-          <w:rFonts w:ascii="Times New Roman" w:hAnsi="Times New Roman" w:cs="Times New Roman"/>
-          <w:i/>
-          <w:iCs/>
-          <w:sz w:val="22"/>
-          <w:szCs w:val="22"/>
-        </w:rPr>
-        <w:tab/>
-      </w:r>
-      <w:r>
-        <w:rPr>
-          <w:rFonts w:ascii="Times New Roman" w:hAnsi="Times New Roman" w:cs="Times New Roman"/>
-          <w:i/>
-          <w:iCs/>
-          <w:sz w:val="22"/>
-          <w:szCs w:val="22"/>
-        </w:rPr>
-        <w:t xml:space="preserve">TED-like talk at NeuroLingo, Montreal, CA </w:t>
-      </w:r>
-      <w:r>
-        <w:rPr>
-          <w:rFonts w:ascii="Times New Roman" w:hAnsi="Times New Roman" w:cs="Times New Roman"/>
-          <w:i/>
-          <w:iCs/>
-          <w:sz w:val="22"/>
-          <w:szCs w:val="22"/>
-        </w:rPr>
-        <w:t>(</w:t>
-      </w:r>
-      <w:r>
-        <w:rPr>
-          <w:rFonts w:ascii="Times New Roman" w:hAnsi="Times New Roman" w:cs="Times New Roman"/>
-          <w:i/>
-          <w:iCs/>
-          <w:sz w:val="22"/>
-          <w:szCs w:val="22"/>
-        </w:rPr>
-        <w:t xml:space="preserve">Fall </w:t>
-      </w:r>
-      <w:r>
-        <w:rPr>
-          <w:rFonts w:ascii="Times New Roman" w:hAnsi="Times New Roman" w:cs="Times New Roman"/>
-          <w:i/>
-          <w:iCs/>
-          <w:sz w:val="22"/>
-          <w:szCs w:val="22"/>
-        </w:rPr>
-        <w:t>202</w:t>
-      </w:r>
-      <w:r>
-        <w:rPr>
-          <w:rFonts w:ascii="Times New Roman" w:hAnsi="Times New Roman" w:cs="Times New Roman"/>
-          <w:i/>
-          <w:iCs/>
-          <w:sz w:val="22"/>
-          <w:szCs w:val="22"/>
-        </w:rPr>
-        <w:t>4</w:t>
-      </w:r>
-      <w:r>
-        <w:rPr>
-          <w:rFonts w:ascii="Times New Roman" w:hAnsi="Times New Roman" w:cs="Times New Roman"/>
-          <w:i/>
-          <w:iCs/>
-          <w:sz w:val="22"/>
-          <w:szCs w:val="22"/>
-        </w:rPr>
-        <w:t>)</w:t>
-      </w:r>
-      <w:r>
-        <w:rPr>
-          <w:rFonts w:ascii="Times New Roman" w:hAnsi="Times New Roman" w:cs="Times New Roman"/>
-          <w:i/>
-          <w:iCs/>
-          <w:sz w:val="22"/>
-          <w:szCs w:val="22"/>
-        </w:rPr>
-        <w:t xml:space="preserve"> – Knowledge Translation</w:t>
-      </w:r>
-    </w:p>
-    <w:p>
-      <w:pPr>
-        <w:tabs>
-          <w:tab w:val="right" w:pos="1701"/>
-          <w:tab w:val="left" w:pos="1843"/>
-          <w:tab w:val="right" w:pos="9356"/>
-        </w:tabs>
-        <w:spacing w:before="80" w:after="0" w:line="240" w:lineRule="auto"/>
-        <w:jc w:val="both"/>
-        <w:rPr>
-          <w:rFonts w:ascii="Times New Roman" w:hAnsi="Times New Roman" w:cs="Times New Roman"/>
-          <w:i/>
-          <w:iCs/>
-          <w:color w:val="C00000"/>
-          <w:sz w:val="22"/>
-          <w:szCs w:val="22"/>
-        </w:rPr>
-      </w:pPr>
-      <w:r>
-        <w:rPr>
-          <w:rFonts w:ascii="Times New Roman" w:hAnsi="Times New Roman" w:cs="Times New Roman"/>
-          <w:i/>
-          <w:iCs/>
-          <w:sz w:val="22"/>
-          <w:szCs w:val="22"/>
-        </w:rPr>
-        <w:tab/>
-      </w:r>
-      <w:r>
-        <w:rPr>
-          <w:rFonts w:ascii="Times New Roman" w:hAnsi="Times New Roman" w:cs="Times New Roman"/>
-          <w:b/>
-          <w:i/>
-          <w:noProof/>
-        </w:rPr>
-        <w:pict w14:anchorId="0412A514">
-          <v:shape id="Graphic 2" o:spid="_x0000_i1025" type="#_x0000_t75" alt="House with solid fill" style="width:9.2pt;height:9.2pt;visibility:visible;mso-wrap-style:square">
-            <v:imagedata r:id="rId79" o:title="House with solid fill"/>
-            <o:lock v:ext="edit" rotation="t" cropping="t" verticies="t"/>
-          </v:shape>
-        </w:pict>
-      </w:r>
-      <w:r>
-        <w:rPr>
-          <w:rFonts w:ascii="Times New Roman" w:hAnsi="Times New Roman" w:cs="Times New Roman"/>
-          <w:i/>
-          <w:iCs/>
-          <w:sz w:val="22"/>
-          <w:szCs w:val="22"/>
-        </w:rPr>
-        <w:t xml:space="preserve"> </w:t>
-      </w:r>
-      <w:r>
-        <w:rPr>
-          <w:rFonts w:ascii="Times New Roman" w:hAnsi="Times New Roman" w:cs="Times New Roman"/>
-          <w:i/>
-          <w:iCs/>
-          <w:sz w:val="22"/>
-          <w:szCs w:val="22"/>
-        </w:rPr>
-        <w:t>T.0</w:t>
-      </w:r>
-      <w:r>
-        <w:rPr>
-          <w:rFonts w:ascii="Times New Roman" w:hAnsi="Times New Roman" w:cs="Times New Roman"/>
-          <w:i/>
-          <w:iCs/>
-          <w:sz w:val="22"/>
-          <w:szCs w:val="22"/>
-        </w:rPr>
-        <w:t>1</w:t>
-      </w:r>
-      <w:r>
-        <w:rPr>
-          <w:rFonts w:ascii="Times New Roman" w:hAnsi="Times New Roman" w:cs="Times New Roman"/>
-          <w:i/>
-          <w:iCs/>
-          <w:sz w:val="22"/>
-          <w:szCs w:val="22"/>
-        </w:rPr>
-        <w:tab/>
-      </w:r>
-      <w:r>
-        <w:rPr>
-          <w:rFonts w:ascii="Times New Roman" w:hAnsi="Times New Roman" w:cs="Times New Roman"/>
-          <w:b/>
-          <w:bCs/>
-          <w:sz w:val="22"/>
-          <w:szCs w:val="22"/>
-        </w:rPr>
-        <w:t>Cyrille E. Mvomo.</w:t>
-      </w:r>
-      <w:r>
-        <w:rPr>
-          <w:rFonts w:ascii="Times New Roman" w:hAnsi="Times New Roman" w:cs="Times New Roman"/>
-          <w:sz w:val="22"/>
-          <w:szCs w:val="22"/>
-        </w:rPr>
-        <w:t xml:space="preserve"> </w:t>
-      </w:r>
       <w:hyperlink r:id="rId80" w:history="1">
         <w:r>
           <w:rPr>
@@ -22596,6 +22686,220 @@
           <w:sz w:val="22"/>
           <w:szCs w:val="22"/>
         </w:rPr>
+        <w:t xml:space="preserve">TED-like talk at NeuroLingo, Montreal, CA </w:t>
+      </w:r>
+      <w:r>
+        <w:rPr>
+          <w:rFonts w:ascii="Times New Roman" w:hAnsi="Times New Roman" w:cs="Times New Roman"/>
+          <w:i/>
+          <w:iCs/>
+          <w:sz w:val="22"/>
+          <w:szCs w:val="22"/>
+        </w:rPr>
+        <w:t>(</w:t>
+      </w:r>
+      <w:r>
+        <w:rPr>
+          <w:rFonts w:ascii="Times New Roman" w:hAnsi="Times New Roman" w:cs="Times New Roman"/>
+          <w:i/>
+          <w:iCs/>
+          <w:sz w:val="22"/>
+          <w:szCs w:val="22"/>
+        </w:rPr>
+        <w:t xml:space="preserve">Fall </w:t>
+      </w:r>
+      <w:r>
+        <w:rPr>
+          <w:rFonts w:ascii="Times New Roman" w:hAnsi="Times New Roman" w:cs="Times New Roman"/>
+          <w:i/>
+          <w:iCs/>
+          <w:sz w:val="22"/>
+          <w:szCs w:val="22"/>
+        </w:rPr>
+        <w:t>202</w:t>
+      </w:r>
+      <w:r>
+        <w:rPr>
+          <w:rFonts w:ascii="Times New Roman" w:hAnsi="Times New Roman" w:cs="Times New Roman"/>
+          <w:i/>
+          <w:iCs/>
+          <w:sz w:val="22"/>
+          <w:szCs w:val="22"/>
+        </w:rPr>
+        <w:t>4</w:t>
+      </w:r>
+      <w:r>
+        <w:rPr>
+          <w:rFonts w:ascii="Times New Roman" w:hAnsi="Times New Roman" w:cs="Times New Roman"/>
+          <w:i/>
+          <w:iCs/>
+          <w:sz w:val="22"/>
+          <w:szCs w:val="22"/>
+        </w:rPr>
+        <w:t>)</w:t>
+      </w:r>
+      <w:r>
+        <w:rPr>
+          <w:rFonts w:ascii="Times New Roman" w:hAnsi="Times New Roman" w:cs="Times New Roman"/>
+          <w:i/>
+          <w:iCs/>
+          <w:sz w:val="22"/>
+          <w:szCs w:val="22"/>
+        </w:rPr>
+        <w:t xml:space="preserve"> – Knowledge Translation</w:t>
+      </w:r>
+    </w:p>
+    <w:p>
+      <w:pPr>
+        <w:tabs>
+          <w:tab w:val="right" w:pos="1701"/>
+          <w:tab w:val="left" w:pos="1843"/>
+          <w:tab w:val="right" w:pos="9356"/>
+        </w:tabs>
+        <w:spacing w:before="80" w:after="0" w:line="240" w:lineRule="auto"/>
+        <w:jc w:val="both"/>
+        <w:rPr>
+          <w:rFonts w:ascii="Times New Roman" w:hAnsi="Times New Roman" w:cs="Times New Roman"/>
+          <w:i/>
+          <w:iCs/>
+          <w:color w:val="C00000"/>
+          <w:sz w:val="22"/>
+          <w:szCs w:val="22"/>
+        </w:rPr>
+      </w:pPr>
+      <w:r>
+        <w:rPr>
+          <w:rFonts w:ascii="Times New Roman" w:hAnsi="Times New Roman" w:cs="Times New Roman"/>
+          <w:i/>
+          <w:iCs/>
+          <w:sz w:val="22"/>
+          <w:szCs w:val="22"/>
+        </w:rPr>
+        <w:tab/>
+      </w:r>
+      <w:r>
+        <w:rPr>
+          <w:rFonts w:ascii="Times New Roman" w:hAnsi="Times New Roman" w:cs="Times New Roman"/>
+          <w:b/>
+          <w:i/>
+          <w:noProof/>
+        </w:rPr>
+        <w:pict w14:anchorId="7F2E2B18">
+          <v:shape id="Graphic 2" o:spid="_x0000_i1025" type="#_x0000_t75" alt="House with solid fill" style="width:9.35pt;height:9.35pt;visibility:visible;mso-wrap-style:square">
+            <v:imagedata r:id="rId81" o:title="House with solid fill"/>
+            <o:lock v:ext="edit" rotation="t" cropping="t" verticies="t"/>
+          </v:shape>
+        </w:pict>
+      </w:r>
+      <w:r>
+        <w:rPr>
+          <w:rFonts w:ascii="Times New Roman" w:hAnsi="Times New Roman" w:cs="Times New Roman"/>
+          <w:i/>
+          <w:iCs/>
+          <w:sz w:val="22"/>
+          <w:szCs w:val="22"/>
+        </w:rPr>
+        <w:t xml:space="preserve"> </w:t>
+      </w:r>
+      <w:r>
+        <w:rPr>
+          <w:rFonts w:ascii="Times New Roman" w:hAnsi="Times New Roman" w:cs="Times New Roman"/>
+          <w:i/>
+          <w:iCs/>
+          <w:sz w:val="22"/>
+          <w:szCs w:val="22"/>
+        </w:rPr>
+        <w:t>T.0</w:t>
+      </w:r>
+      <w:r>
+        <w:rPr>
+          <w:rFonts w:ascii="Times New Roman" w:hAnsi="Times New Roman" w:cs="Times New Roman"/>
+          <w:i/>
+          <w:iCs/>
+          <w:sz w:val="22"/>
+          <w:szCs w:val="22"/>
+        </w:rPr>
+        <w:t>1</w:t>
+      </w:r>
+      <w:r>
+        <w:rPr>
+          <w:rFonts w:ascii="Times New Roman" w:hAnsi="Times New Roman" w:cs="Times New Roman"/>
+          <w:i/>
+          <w:iCs/>
+          <w:sz w:val="22"/>
+          <w:szCs w:val="22"/>
+        </w:rPr>
+        <w:tab/>
+      </w:r>
+      <w:r>
+        <w:rPr>
+          <w:rFonts w:ascii="Times New Roman" w:hAnsi="Times New Roman" w:cs="Times New Roman"/>
+          <w:b/>
+          <w:bCs/>
+          <w:sz w:val="22"/>
+          <w:szCs w:val="22"/>
+        </w:rPr>
+        <w:t>Cyrille E. Mvomo.</w:t>
+      </w:r>
+      <w:r>
+        <w:rPr>
+          <w:rFonts w:ascii="Times New Roman" w:hAnsi="Times New Roman" w:cs="Times New Roman"/>
+          <w:sz w:val="22"/>
+          <w:szCs w:val="22"/>
+        </w:rPr>
+        <w:t xml:space="preserve"> </w:t>
+      </w:r>
+      <w:hyperlink r:id="rId82" w:history="1">
+        <w:r>
+          <w:rPr>
+            <w:rStyle w:val="Hyperlink"/>
+            <w:rFonts w:ascii="Times New Roman" w:hAnsi="Times New Roman" w:cs="Times New Roman"/>
+            <w:color w:val="auto"/>
+            <w:sz w:val="22"/>
+            <w:szCs w:val="22"/>
+            <w:bdr w:val="single" w:sz="4" w:space="0" w:color="60CAF3" w:themeColor="accent4" w:themeTint="99"/>
+          </w:rPr>
+          <w:t>What if walking could help track the progression of Parkinson's disease?</w:t>
+        </w:r>
+      </w:hyperlink>
+      <w:r>
+        <w:rPr>
+          <w:rFonts w:ascii="Times New Roman" w:hAnsi="Times New Roman" w:cs="Times New Roman"/>
+          <w:i/>
+          <w:iCs/>
+          <w:sz w:val="22"/>
+          <w:szCs w:val="22"/>
+        </w:rPr>
+        <w:t xml:space="preserve"> </w:t>
+      </w:r>
+      <w:r>
+        <w:rPr>
+          <w:rFonts w:ascii="Times New Roman" w:hAnsi="Times New Roman" w:cs="Times New Roman"/>
+          <w:i/>
+          <w:iCs/>
+          <w:sz w:val="22"/>
+          <w:szCs w:val="22"/>
+        </w:rPr>
+        <w:tab/>
+      </w:r>
+      <w:r>
+        <w:rPr>
+          <w:rFonts w:ascii="Times New Roman" w:hAnsi="Times New Roman" w:cs="Times New Roman"/>
+          <w:i/>
+          <w:iCs/>
+          <w:sz w:val="22"/>
+          <w:szCs w:val="22"/>
+        </w:rPr>
+        <w:tab/>
+      </w:r>
+      <w:r>
+        <w:rPr>
+          <w:rFonts w:ascii="Times New Roman" w:hAnsi="Times New Roman" w:cs="Times New Roman"/>
+          <w:i/>
+          <w:iCs/>
+          <w:sz w:val="22"/>
+          <w:szCs w:val="22"/>
+        </w:rPr>
         <w:t>3-minutes thesis</w:t>
       </w:r>
       <w:r>
@@ -23058,7 +23362,7 @@
         </w:rPr>
         <w:t xml:space="preserve">(2023) </w:t>
       </w:r>
-      <w:hyperlink r:id="rId81" w:history="1">
+      <w:hyperlink r:id="rId83" w:history="1">
         <w:r>
           <w:rPr>
             <w:rStyle w:val="Hyperlink"/>
@@ -23248,7 +23552,7 @@
         </w:rPr>
         <w:t xml:space="preserve">(2023) </w:t>
       </w:r>
-      <w:hyperlink r:id="rId82" w:history="1">
+      <w:hyperlink r:id="rId84" w:history="1">
         <w:r>
           <w:rPr>
             <w:rStyle w:val="Hyperlink"/>
@@ -23477,7 +23781,7 @@
         </w:rPr>
         <w:t xml:space="preserve">) </w:t>
       </w:r>
-      <w:hyperlink r:id="rId83" w:history="1">
+      <w:hyperlink r:id="rId85" w:history="1">
         <w:r>
           <w:rPr>
             <w:rStyle w:val="Hyperlink"/>
@@ -24117,7 +24421,7 @@
         </w:rPr>
         <w:tab/>
       </w:r>
-      <w:hyperlink r:id="rId84" w:history="1">
+      <w:hyperlink r:id="rId86" w:history="1">
         <w:r>
           <w:rPr>
             <w:rStyle w:val="Hyperlink"/>
@@ -24209,6 +24513,7 @@
           <w:sz w:val="22"/>
           <w:szCs w:val="22"/>
         </w:rPr>
+        <w:lastRenderedPageBreak/>
         <w:tab/>
       </w:r>
       <w:r>
@@ -24241,7 +24546,7 @@
         </w:rPr>
         <w:tab/>
       </w:r>
-      <w:hyperlink r:id="rId85" w:history="1">
+      <w:hyperlink r:id="rId87" w:history="1">
         <w:r>
           <w:rPr>
             <w:rStyle w:val="Hyperlink"/>
@@ -24386,7 +24691,7 @@
         </w:rPr>
         <w:tab/>
       </w:r>
-      <w:hyperlink r:id="rId86" w:history="1">
+      <w:hyperlink r:id="rId88" w:history="1">
         <w:r>
           <w:rPr>
             <w:rStyle w:val="Hyperlink"/>
@@ -24436,7 +24741,6 @@
           <w:sz w:val="22"/>
           <w:szCs w:val="22"/>
         </w:rPr>
-        <w:lastRenderedPageBreak/>
         <mc:AlternateContent>
           <mc:Choice Requires="wps">
             <w:drawing>
@@ -27015,7 +27319,6 @@
           <w:sz w:val="22"/>
           <w:szCs w:val="22"/>
         </w:rPr>
-        <w:lastRenderedPageBreak/>
         <w:tab/>
       </w:r>
       <w:r>
@@ -29018,8 +29321,8 @@
       </w:pPr>
     </w:p>
     <w:sectPr>
-      <w:footerReference w:type="even" r:id="rId87"/>
-      <w:footerReference w:type="default" r:id="rId88"/>
+      <w:footerReference w:type="even" r:id="rId89"/>
+      <w:footerReference w:type="default" r:id="rId90"/>
       <w:pgSz w:w="12240" w:h="15840"/>
       <w:pgMar w:top="1134" w:right="1134" w:bottom="1134" w:left="1134" w:header="709" w:footer="709" w:gutter="0"/>
       <w:cols w:space="708"/>
